--- a/ProjetXLS/JournalDeBord/LivreDeBord-PageGarde.docx
+++ b/ProjetXLS/JournalDeBord/LivreDeBord-PageGarde.docx
@@ -1829,6 +1829,32 @@
               </w:rPr>
               <w:t>Polochon 2</w:t>
             </w:r>
+          </w:p>
+          <w:p>
+            <w:pPr>
+              <w:jc w:val="center"/>
+              <w:rPr>
+                <w:b/>
+                <w:bCs/>
+                <w:color w:val="2E74B5" w:themeColor="accent5" w:themeShade="BF"/>
+                <w:sz w:val="56"/>
+                <w:szCs w:val="56"/>
+                <w:lang w:val="fr-FR"/>
+              </w:rPr>
+            </w:pPr>
+          </w:p>
+          <w:p>
+            <w:pPr>
+              <w:jc w:val="center"/>
+              <w:rPr>
+                <w:b/>
+                <w:bCs/>
+                <w:color w:val="2E74B5" w:themeColor="accent5" w:themeShade="BF"/>
+                <w:sz w:val="56"/>
+                <w:szCs w:val="56"/>
+                <w:lang w:val="fr-FR"/>
+              </w:rPr>
+            </w:pPr>
           </w:p>
           <w:p>
             <w:pPr>

--- a/ProjetXLS/JournalDeBord/LivreDeBord-PageGarde.docx
+++ b/ProjetXLS/JournalDeBord/LivreDeBord-PageGarde.docx
@@ -1,11 +1,12 @@
 
 <file path=word/document.xml><?xml version="1.0" encoding="utf-8"?>
-<w:document xmlns:wpc="http://schemas.microsoft.com/office/word/2010/wordprocessingCanvas" xmlns:cx="http://schemas.microsoft.com/office/drawing/2014/chartex" xmlns:cx1="http://schemas.microsoft.com/office/drawing/2015/9/8/chartex" xmlns:cx2="http://schemas.microsoft.com/office/drawing/2015/10/21/chartex" xmlns:cx3="http://schemas.microsoft.com/office/drawing/2016/5/9/chartex" xmlns:cx4="http://schemas.microsoft.com/office/drawing/2016/5/10/chartex" xmlns:cx5="http://schemas.microsoft.com/office/drawing/2016/5/11/chartex" xmlns:cx6="http://schemas.microsoft.com/office/drawing/2016/5/12/chartex" xmlns:cx7="http://schemas.microsoft.com/office/drawing/2016/5/13/chartex" xmlns:cx8="http://schemas.microsoft.com/office/drawing/2016/5/14/chartex" xmlns:mc="http://schemas.openxmlformats.org/markup-compatibility/2006" xmlns:aink="http://schemas.microsoft.com/office/drawing/2016/ink" xmlns:am3d="http://schemas.microsoft.com/office/drawing/2017/model3d" xmlns:o="urn:schemas-microsoft-com:office:office" xmlns:r="http://schemas.openxmlformats.org/officeDocument/2006/relationships" xmlns:m="http://schemas.openxmlformats.org/officeDocument/2006/math" xmlns:v="urn:schemas-microsoft-com:vml" xmlns:wp14="http://schemas.microsoft.com/office/word/2010/wordprocessingDrawing" xmlns:wp="http://schemas.openxmlformats.org/drawingml/2006/wordprocessingDrawing" xmlns:w10="urn:schemas-microsoft-com:office:word" xmlns:w="http://schemas.openxmlformats.org/wordprocessingml/2006/main" xmlns:w14="http://schemas.microsoft.com/office/word/2010/wordml" xmlns:w15="http://schemas.microsoft.com/office/word/2012/wordml" xmlns:w16cex="http://schemas.microsoft.com/office/word/2018/wordml/cex" xmlns:w16cid="http://schemas.microsoft.com/office/word/2016/wordml/cid" xmlns:w16="http://schemas.microsoft.com/office/word/2018/wordml" xmlns:w16sdtdh="http://schemas.microsoft.com/office/word/2020/wordml/sdtdatahash" xmlns:w16se="http://schemas.microsoft.com/office/word/2015/wordml/symex" xmlns:wpg="http://schemas.microsoft.com/office/word/2010/wordprocessingGroup" xmlns:wpi="http://schemas.microsoft.com/office/word/2010/wordprocessingInk" xmlns:wne="http://schemas.microsoft.com/office/word/2006/wordml" xmlns:wps="http://schemas.microsoft.com/office/word/2010/wordprocessingShape" mc:Ignorable="w14 w15 w16se w16cid w16 w16cex w16sdtdh wp14">
+<w:document xmlns:wpc="http://schemas.microsoft.com/office/word/2010/wordprocessingCanvas" xmlns:cx="http://schemas.microsoft.com/office/drawing/2014/chartex" xmlns:cx1="http://schemas.microsoft.com/office/drawing/2015/9/8/chartex" xmlns:cx2="http://schemas.microsoft.com/office/drawing/2015/10/21/chartex" xmlns:cx3="http://schemas.microsoft.com/office/drawing/2016/5/9/chartex" xmlns:cx4="http://schemas.microsoft.com/office/drawing/2016/5/10/chartex" xmlns:cx5="http://schemas.microsoft.com/office/drawing/2016/5/11/chartex" xmlns:cx6="http://schemas.microsoft.com/office/drawing/2016/5/12/chartex" xmlns:cx7="http://schemas.microsoft.com/office/drawing/2016/5/13/chartex" xmlns:cx8="http://schemas.microsoft.com/office/drawing/2016/5/14/chartex" xmlns:mc="http://schemas.openxmlformats.org/markup-compatibility/2006" xmlns:aink="http://schemas.microsoft.com/office/drawing/2016/ink" xmlns:am3d="http://schemas.microsoft.com/office/drawing/2017/model3d" xmlns:o="urn:schemas-microsoft-com:office:office" xmlns:oel="http://schemas.microsoft.com/office/2019/extlst" xmlns:r="http://schemas.openxmlformats.org/officeDocument/2006/relationships" xmlns:m="http://schemas.openxmlformats.org/officeDocument/2006/math" xmlns:v="urn:schemas-microsoft-com:vml" xmlns:wp14="http://schemas.microsoft.com/office/word/2010/wordprocessingDrawing" xmlns:wp="http://schemas.openxmlformats.org/drawingml/2006/wordprocessingDrawing" xmlns:w10="urn:schemas-microsoft-com:office:word" xmlns:w="http://schemas.openxmlformats.org/wordprocessingml/2006/main" xmlns:w14="http://schemas.microsoft.com/office/word/2010/wordml" xmlns:w15="http://schemas.microsoft.com/office/word/2012/wordml" xmlns:w16cex="http://schemas.microsoft.com/office/word/2018/wordml/cex" xmlns:w16cid="http://schemas.microsoft.com/office/word/2016/wordml/cid" xmlns:w16="http://schemas.microsoft.com/office/word/2018/wordml" xmlns:w16du="http://schemas.microsoft.com/office/word/2023/wordml/word16du" xmlns:w16sdtdh="http://schemas.microsoft.com/office/word/2020/wordml/sdtdatahash" xmlns:w16sdtfl="http://schemas.microsoft.com/office/word/2024/wordml/sdtformatlock" xmlns:w16se="http://schemas.microsoft.com/office/word/2015/wordml/symex" xmlns:wpg="http://schemas.microsoft.com/office/word/2010/wordprocessingGroup" xmlns:wpi="http://schemas.microsoft.com/office/word/2010/wordprocessingInk" xmlns:wne="http://schemas.microsoft.com/office/word/2006/wordml" xmlns:wps="http://schemas.microsoft.com/office/word/2010/wordprocessingShape" mc:Ignorable="w14 w15 w16se w16cid w16 w16cex w16sdtdh w16sdtfl w16du wp14">
   <w:body>
     <w:p>
       <w:pPr>
         <w:jc w:val="center"/>
         <w:rPr>
+          <w:rFonts w:ascii="Roboto" w:hAnsi="Roboto"/>
           <w:lang w:val="fr-FR"/>
         </w:rPr>
       </w:pPr>
@@ -14,11 +15,13 @@
       <w:pPr>
         <w:jc w:val="center"/>
         <w:rPr>
-          <w:lang w:val="fr-FR"/>
-        </w:rPr>
-      </w:pPr>
-      <w:r>
-        <w:rPr>
+          <w:rFonts w:ascii="Roboto" w:hAnsi="Roboto"/>
+          <w:lang w:val="fr-FR"/>
+        </w:rPr>
+      </w:pPr>
+      <w:r>
+        <w:rPr>
+          <w:rFonts w:ascii="Roboto" w:hAnsi="Roboto"/>
           <w:noProof/>
           <w:lang w:val="fr-FR"/>
         </w:rPr>
@@ -76,13 +79,14 @@
       <w:pPr>
         <w:jc w:val="center"/>
         <w:rPr>
+          <w:rFonts w:ascii="Roboto" w:hAnsi="Roboto"/>
           <w:lang w:val="fr-FR"/>
         </w:rPr>
       </w:pPr>
     </w:p>
     <w:tbl>
       <w:tblPr>
-        <w:tblStyle w:val="TableGrid"/>
+        <w:tblStyle w:val="Grilledutableau"/>
         <w:tblW w:w="11074" w:type="dxa"/>
         <w:tblLook w:val="04A0" w:firstRow="1" w:lastRow="0" w:firstColumn="1" w:lastColumn="0" w:noHBand="0" w:noVBand="1"/>
       </w:tblPr>
@@ -116,6 +120,7 @@
             <w:pPr>
               <w:jc w:val="center"/>
               <w:rPr>
+                <w:rFonts w:ascii="Roboto" w:hAnsi="Roboto"/>
                 <w:b/>
                 <w:bCs/>
                 <w:color w:val="2E74B5" w:themeColor="accent5" w:themeShade="BF"/>
@@ -126,6 +131,7 @@
             </w:pPr>
             <w:r>
               <w:rPr>
+                <w:rFonts w:ascii="Roboto" w:hAnsi="Roboto"/>
                 <w:b/>
                 <w:bCs/>
                 <w:color w:val="2E74B5" w:themeColor="accent5" w:themeShade="BF"/>
@@ -140,6 +146,7 @@
             <w:pPr>
               <w:jc w:val="center"/>
               <w:rPr>
+                <w:rFonts w:ascii="Roboto" w:hAnsi="Roboto"/>
                 <w:b/>
                 <w:bCs/>
                 <w:lang w:val="fr-FR"/>
@@ -170,7 +177,7 @@
             <w:pPr>
               <w:jc w:val="center"/>
               <w:rPr>
-                <w:rFonts w:ascii="Times New Roman" w:hAnsi="Times New Roman" w:cs="Times New Roman"/>
+                <w:rFonts w:ascii="Roboto" w:hAnsi="Roboto" w:cs="Times New Roman"/>
                 <w:b/>
                 <w:bCs/>
                 <w:color w:val="2E74B5" w:themeColor="accent5" w:themeShade="BF"/>
@@ -182,7 +189,7 @@
             <w:pPr>
               <w:jc w:val="center"/>
               <w:rPr>
-                <w:rFonts w:ascii="Times New Roman" w:hAnsi="Times New Roman" w:cs="Times New Roman"/>
+                <w:rFonts w:ascii="Roboto" w:hAnsi="Roboto" w:cs="Times New Roman"/>
                 <w:b/>
                 <w:bCs/>
                 <w:color w:val="2E74B5" w:themeColor="accent5" w:themeShade="BF"/>
@@ -194,7 +201,7 @@
             <w:pPr>
               <w:jc w:val="center"/>
               <w:rPr>
-                <w:rFonts w:ascii="Times New Roman" w:hAnsi="Times New Roman" w:cs="Times New Roman"/>
+                <w:rFonts w:ascii="Roboto" w:hAnsi="Roboto" w:cs="Times New Roman"/>
                 <w:b/>
                 <w:bCs/>
                 <w:color w:val="2E74B5" w:themeColor="accent5" w:themeShade="BF"/>
@@ -206,7 +213,7 @@
             <w:pPr>
               <w:jc w:val="center"/>
               <w:rPr>
-                <w:rFonts w:ascii="Times New Roman" w:hAnsi="Times New Roman" w:cs="Times New Roman"/>
+                <w:rFonts w:ascii="Roboto" w:hAnsi="Roboto" w:cs="Times New Roman"/>
                 <w:b/>
                 <w:bCs/>
                 <w:color w:val="2E74B5" w:themeColor="accent5" w:themeShade="BF"/>
@@ -218,7 +225,7 @@
             <w:pPr>
               <w:jc w:val="center"/>
               <w:rPr>
-                <w:rFonts w:ascii="Times New Roman" w:hAnsi="Times New Roman" w:cs="Times New Roman"/>
+                <w:rFonts w:ascii="Roboto" w:hAnsi="Roboto" w:cs="Times New Roman"/>
                 <w:b/>
                 <w:bCs/>
                 <w:color w:val="2E74B5" w:themeColor="accent5" w:themeShade="BF"/>
@@ -230,7 +237,7 @@
             <w:pPr>
               <w:jc w:val="center"/>
               <w:rPr>
-                <w:rFonts w:ascii="Times New Roman" w:hAnsi="Times New Roman" w:cs="Times New Roman"/>
+                <w:rFonts w:ascii="Roboto" w:hAnsi="Roboto" w:cs="Times New Roman"/>
                 <w:b/>
                 <w:bCs/>
                 <w:color w:val="2E74B5" w:themeColor="accent5" w:themeShade="BF"/>
@@ -242,7 +249,7 @@
             <w:pPr>
               <w:jc w:val="center"/>
               <w:rPr>
-                <w:rFonts w:ascii="Times New Roman" w:hAnsi="Times New Roman" w:cs="Times New Roman"/>
+                <w:rFonts w:ascii="Roboto" w:hAnsi="Roboto" w:cs="Times New Roman"/>
                 <w:b/>
                 <w:bCs/>
                 <w:color w:val="2E74B5" w:themeColor="accent5" w:themeShade="BF"/>
@@ -271,29 +278,35 @@
             <w:pPr>
               <w:jc w:val="right"/>
               <w:rPr>
-                <w:rFonts w:ascii="Times New Roman" w:hAnsi="Times New Roman" w:cs="Times New Roman"/>
-                <w:color w:val="2E74B5" w:themeColor="accent5" w:themeShade="BF"/>
-                <w:sz w:val="28"/>
-                <w:szCs w:val="28"/>
-                <w:lang w:val="fr-FR"/>
-              </w:rPr>
-            </w:pPr>
-            <w:r>
-              <w:rPr>
-                <w:rFonts w:ascii="Times New Roman" w:hAnsi="Times New Roman" w:cs="Times New Roman"/>
-                <w:color w:val="2E74B5" w:themeColor="accent5" w:themeShade="BF"/>
-                <w:sz w:val="28"/>
-                <w:szCs w:val="28"/>
+                <w:rFonts w:ascii="Roboto" w:hAnsi="Roboto" w:cs="Times New Roman"/>
+                <w:b/>
+                <w:bCs/>
+                <w:color w:val="2E74B5" w:themeColor="accent5" w:themeShade="BF"/>
+                <w:sz w:val="24"/>
+                <w:szCs w:val="24"/>
+                <w:lang w:val="fr-FR"/>
+              </w:rPr>
+            </w:pPr>
+            <w:r>
+              <w:rPr>
+                <w:rFonts w:ascii="Roboto" w:hAnsi="Roboto" w:cs="Times New Roman"/>
+                <w:b/>
+                <w:bCs/>
+                <w:color w:val="2E74B5" w:themeColor="accent5" w:themeShade="BF"/>
+                <w:sz w:val="24"/>
+                <w:szCs w:val="24"/>
                 <w:lang w:val="fr-FR"/>
               </w:rPr>
               <w:t xml:space="preserve">Nom du </w:t>
             </w:r>
             <w:r>
               <w:rPr>
-                <w:rFonts w:ascii="Times New Roman" w:hAnsi="Times New Roman" w:cs="Times New Roman"/>
-                <w:color w:val="2E74B5" w:themeColor="accent5" w:themeShade="BF"/>
-                <w:sz w:val="28"/>
-                <w:szCs w:val="28"/>
+                <w:rFonts w:ascii="Roboto" w:hAnsi="Roboto" w:cs="Times New Roman"/>
+                <w:b/>
+                <w:bCs/>
+                <w:color w:val="2E74B5" w:themeColor="accent5" w:themeShade="BF"/>
+                <w:sz w:val="24"/>
+                <w:szCs w:val="24"/>
                 <w:lang w:val="fr-FR"/>
               </w:rPr>
               <w:t>bateau :</w:t>
@@ -316,20 +329,24 @@
                 <w:tab w:val="left" w:leader="dot" w:pos="2355"/>
               </w:tabs>
               <w:rPr>
-                <w:rFonts w:ascii="Times New Roman" w:hAnsi="Times New Roman" w:cs="Times New Roman"/>
-                <w:color w:val="2E74B5" w:themeColor="accent5" w:themeShade="BF"/>
-                <w:sz w:val="28"/>
-                <w:szCs w:val="28"/>
+                <w:rFonts w:ascii="Roboto" w:hAnsi="Roboto" w:cs="Times New Roman"/>
+                <w:b/>
+                <w:bCs/>
+                <w:color w:val="2E74B5" w:themeColor="accent5" w:themeShade="BF"/>
+                <w:sz w:val="24"/>
+                <w:szCs w:val="24"/>
                 <w:vertAlign w:val="subscript"/>
                 <w:lang w:val="fr-FR"/>
               </w:rPr>
             </w:pPr>
             <w:r>
               <w:rPr>
-                <w:rFonts w:ascii="Times New Roman" w:hAnsi="Times New Roman" w:cs="Times New Roman"/>
+                <w:rFonts w:ascii="Roboto" w:hAnsi="Roboto" w:cs="Times New Roman"/>
+                <w:b/>
+                <w:bCs/>
                 <w:color w:val="DEEAF6" w:themeColor="accent5" w:themeTint="33"/>
-                <w:sz w:val="28"/>
-                <w:szCs w:val="28"/>
+                <w:sz w:val="24"/>
+                <w:szCs w:val="24"/>
                 <w:vertAlign w:val="subscript"/>
                 <w:lang w:val="fr-FR"/>
               </w:rPr>
@@ -351,19 +368,23 @@
             <w:pPr>
               <w:jc w:val="right"/>
               <w:rPr>
-                <w:rFonts w:ascii="Times New Roman" w:hAnsi="Times New Roman" w:cs="Times New Roman"/>
-                <w:color w:val="2E74B5" w:themeColor="accent5" w:themeShade="BF"/>
-                <w:sz w:val="28"/>
-                <w:szCs w:val="28"/>
-                <w:lang w:val="fr-FR"/>
-              </w:rPr>
-            </w:pPr>
-            <w:r>
-              <w:rPr>
-                <w:rFonts w:ascii="Times New Roman" w:hAnsi="Times New Roman" w:cs="Times New Roman"/>
-                <w:color w:val="2E74B5" w:themeColor="accent5" w:themeShade="BF"/>
-                <w:sz w:val="28"/>
-                <w:szCs w:val="28"/>
+                <w:rFonts w:ascii="Roboto" w:hAnsi="Roboto" w:cs="Times New Roman"/>
+                <w:b/>
+                <w:bCs/>
+                <w:color w:val="2E74B5" w:themeColor="accent5" w:themeShade="BF"/>
+                <w:sz w:val="24"/>
+                <w:szCs w:val="24"/>
+                <w:lang w:val="fr-FR"/>
+              </w:rPr>
+            </w:pPr>
+            <w:r>
+              <w:rPr>
+                <w:rFonts w:ascii="Roboto" w:hAnsi="Roboto" w:cs="Times New Roman"/>
+                <w:b/>
+                <w:bCs/>
+                <w:color w:val="2E74B5" w:themeColor="accent5" w:themeShade="BF"/>
+                <w:sz w:val="24"/>
+                <w:szCs w:val="24"/>
                 <w:lang w:val="fr-FR"/>
               </w:rPr>
               <w:t>Propriétaire :</w:t>
@@ -385,19 +406,23 @@
             <w:pPr>
               <w:jc w:val="center"/>
               <w:rPr>
-                <w:rFonts w:ascii="Times New Roman" w:hAnsi="Times New Roman" w:cs="Times New Roman"/>
-                <w:color w:val="2E74B5" w:themeColor="accent5" w:themeShade="BF"/>
-                <w:sz w:val="28"/>
-                <w:szCs w:val="28"/>
-                <w:lang w:val="fr-FR"/>
-              </w:rPr>
-            </w:pPr>
-            <w:r>
-              <w:rPr>
-                <w:rFonts w:ascii="Times New Roman" w:hAnsi="Times New Roman" w:cs="Times New Roman"/>
+                <w:rFonts w:ascii="Roboto" w:hAnsi="Roboto" w:cs="Times New Roman"/>
+                <w:b/>
+                <w:bCs/>
+                <w:color w:val="2E74B5" w:themeColor="accent5" w:themeShade="BF"/>
+                <w:sz w:val="24"/>
+                <w:szCs w:val="24"/>
+                <w:lang w:val="fr-FR"/>
+              </w:rPr>
+            </w:pPr>
+            <w:r>
+              <w:rPr>
+                <w:rFonts w:ascii="Roboto" w:hAnsi="Roboto" w:cs="Times New Roman"/>
+                <w:b/>
+                <w:bCs/>
                 <w:color w:val="DEEAF6" w:themeColor="accent5" w:themeTint="33"/>
-                <w:sz w:val="28"/>
-                <w:szCs w:val="28"/>
+                <w:sz w:val="24"/>
+                <w:szCs w:val="24"/>
                 <w:vertAlign w:val="subscript"/>
                 <w:lang w:val="fr-FR"/>
               </w:rPr>
@@ -425,29 +450,35 @@
             <w:pPr>
               <w:jc w:val="right"/>
               <w:rPr>
-                <w:rFonts w:ascii="Times New Roman" w:hAnsi="Times New Roman" w:cs="Times New Roman"/>
-                <w:color w:val="2E74B5" w:themeColor="accent5" w:themeShade="BF"/>
-                <w:sz w:val="28"/>
-                <w:szCs w:val="28"/>
-                <w:lang w:val="fr-FR"/>
-              </w:rPr>
-            </w:pPr>
-            <w:r>
-              <w:rPr>
-                <w:rFonts w:ascii="Times New Roman" w:hAnsi="Times New Roman" w:cs="Times New Roman"/>
-                <w:color w:val="2E74B5" w:themeColor="accent5" w:themeShade="BF"/>
-                <w:sz w:val="28"/>
-                <w:szCs w:val="28"/>
+                <w:rFonts w:ascii="Roboto" w:hAnsi="Roboto" w:cs="Times New Roman"/>
+                <w:b/>
+                <w:bCs/>
+                <w:color w:val="2E74B5" w:themeColor="accent5" w:themeShade="BF"/>
+                <w:sz w:val="24"/>
+                <w:szCs w:val="24"/>
+                <w:lang w:val="fr-FR"/>
+              </w:rPr>
+            </w:pPr>
+            <w:r>
+              <w:rPr>
+                <w:rFonts w:ascii="Roboto" w:hAnsi="Roboto" w:cs="Times New Roman"/>
+                <w:b/>
+                <w:bCs/>
+                <w:color w:val="2E74B5" w:themeColor="accent5" w:themeShade="BF"/>
+                <w:sz w:val="24"/>
+                <w:szCs w:val="24"/>
                 <w:lang w:val="fr-FR"/>
               </w:rPr>
               <w:t xml:space="preserve">Port </w:t>
             </w:r>
             <w:r>
               <w:rPr>
-                <w:rFonts w:ascii="Times New Roman" w:hAnsi="Times New Roman" w:cs="Times New Roman"/>
-                <w:color w:val="2E74B5" w:themeColor="accent5" w:themeShade="BF"/>
-                <w:sz w:val="28"/>
-                <w:szCs w:val="28"/>
+                <w:rFonts w:ascii="Roboto" w:hAnsi="Roboto" w:cs="Times New Roman"/>
+                <w:b/>
+                <w:bCs/>
+                <w:color w:val="2E74B5" w:themeColor="accent5" w:themeShade="BF"/>
+                <w:sz w:val="24"/>
+                <w:szCs w:val="24"/>
                 <w:lang w:val="fr-FR"/>
               </w:rPr>
               <w:t>d’attache :</w:t>
@@ -471,19 +502,23 @@
               </w:tabs>
               <w:jc w:val="center"/>
               <w:rPr>
-                <w:rFonts w:ascii="Times New Roman" w:hAnsi="Times New Roman" w:cs="Times New Roman"/>
-                <w:color w:val="2E74B5" w:themeColor="accent5" w:themeShade="BF"/>
-                <w:sz w:val="28"/>
-                <w:szCs w:val="28"/>
-                <w:lang w:val="fr-FR"/>
-              </w:rPr>
-            </w:pPr>
-            <w:r>
-              <w:rPr>
-                <w:rFonts w:ascii="Times New Roman" w:hAnsi="Times New Roman" w:cs="Times New Roman"/>
+                <w:rFonts w:ascii="Roboto" w:hAnsi="Roboto" w:cs="Times New Roman"/>
+                <w:b/>
+                <w:bCs/>
+                <w:color w:val="2E74B5" w:themeColor="accent5" w:themeShade="BF"/>
+                <w:sz w:val="24"/>
+                <w:szCs w:val="24"/>
+                <w:lang w:val="fr-FR"/>
+              </w:rPr>
+            </w:pPr>
+            <w:r>
+              <w:rPr>
+                <w:rFonts w:ascii="Roboto" w:hAnsi="Roboto" w:cs="Times New Roman"/>
+                <w:b/>
+                <w:bCs/>
                 <w:color w:val="DEEAF6" w:themeColor="accent5" w:themeTint="33"/>
-                <w:sz w:val="28"/>
-                <w:szCs w:val="28"/>
+                <w:sz w:val="24"/>
+                <w:szCs w:val="24"/>
                 <w:vertAlign w:val="subscript"/>
                 <w:lang w:val="fr-FR"/>
               </w:rPr>
@@ -505,19 +540,23 @@
             <w:pPr>
               <w:jc w:val="right"/>
               <w:rPr>
-                <w:rFonts w:ascii="Times New Roman" w:hAnsi="Times New Roman" w:cs="Times New Roman"/>
-                <w:color w:val="2E74B5" w:themeColor="accent5" w:themeShade="BF"/>
-                <w:sz w:val="28"/>
-                <w:szCs w:val="28"/>
-                <w:lang w:val="fr-FR"/>
-              </w:rPr>
-            </w:pPr>
-            <w:r>
-              <w:rPr>
-                <w:rFonts w:ascii="Times New Roman" w:hAnsi="Times New Roman" w:cs="Times New Roman"/>
-                <w:color w:val="2E74B5" w:themeColor="accent5" w:themeShade="BF"/>
-                <w:sz w:val="28"/>
-                <w:szCs w:val="28"/>
+                <w:rFonts w:ascii="Roboto" w:hAnsi="Roboto" w:cs="Times New Roman"/>
+                <w:b/>
+                <w:bCs/>
+                <w:color w:val="2E74B5" w:themeColor="accent5" w:themeShade="BF"/>
+                <w:sz w:val="24"/>
+                <w:szCs w:val="24"/>
+                <w:lang w:val="fr-FR"/>
+              </w:rPr>
+            </w:pPr>
+            <w:r>
+              <w:rPr>
+                <w:rFonts w:ascii="Roboto" w:hAnsi="Roboto" w:cs="Times New Roman"/>
+                <w:b/>
+                <w:bCs/>
+                <w:color w:val="2E74B5" w:themeColor="accent5" w:themeShade="BF"/>
+                <w:sz w:val="24"/>
+                <w:szCs w:val="24"/>
                 <w:lang w:val="fr-FR"/>
               </w:rPr>
               <w:t>Téléphone :</w:t>
@@ -539,19 +578,23 @@
             <w:pPr>
               <w:jc w:val="center"/>
               <w:rPr>
-                <w:rFonts w:ascii="Times New Roman" w:hAnsi="Times New Roman" w:cs="Times New Roman"/>
-                <w:color w:val="2E74B5" w:themeColor="accent5" w:themeShade="BF"/>
-                <w:sz w:val="28"/>
-                <w:szCs w:val="28"/>
-                <w:lang w:val="fr-FR"/>
-              </w:rPr>
-            </w:pPr>
-            <w:r>
-              <w:rPr>
-                <w:rFonts w:ascii="Times New Roman" w:hAnsi="Times New Roman" w:cs="Times New Roman"/>
+                <w:rFonts w:ascii="Roboto" w:hAnsi="Roboto" w:cs="Times New Roman"/>
+                <w:b/>
+                <w:bCs/>
+                <w:color w:val="2E74B5" w:themeColor="accent5" w:themeShade="BF"/>
+                <w:sz w:val="24"/>
+                <w:szCs w:val="24"/>
+                <w:lang w:val="fr-FR"/>
+              </w:rPr>
+            </w:pPr>
+            <w:r>
+              <w:rPr>
+                <w:rFonts w:ascii="Roboto" w:hAnsi="Roboto" w:cs="Times New Roman"/>
+                <w:b/>
+                <w:bCs/>
                 <w:color w:val="DEEAF6" w:themeColor="accent5" w:themeTint="33"/>
-                <w:sz w:val="28"/>
-                <w:szCs w:val="28"/>
+                <w:sz w:val="24"/>
+                <w:szCs w:val="24"/>
                 <w:vertAlign w:val="subscript"/>
                 <w:lang w:val="fr-FR"/>
               </w:rPr>
@@ -579,29 +622,35 @@
             <w:pPr>
               <w:jc w:val="right"/>
               <w:rPr>
-                <w:rFonts w:ascii="Times New Roman" w:hAnsi="Times New Roman" w:cs="Times New Roman"/>
-                <w:color w:val="2E74B5" w:themeColor="accent5" w:themeShade="BF"/>
-                <w:sz w:val="28"/>
-                <w:szCs w:val="28"/>
-                <w:lang w:val="fr-FR"/>
-              </w:rPr>
-            </w:pPr>
-            <w:r>
-              <w:rPr>
-                <w:rFonts w:ascii="Times New Roman" w:hAnsi="Times New Roman" w:cs="Times New Roman"/>
-                <w:color w:val="2E74B5" w:themeColor="accent5" w:themeShade="BF"/>
-                <w:sz w:val="28"/>
-                <w:szCs w:val="28"/>
+                <w:rFonts w:ascii="Roboto" w:hAnsi="Roboto" w:cs="Times New Roman"/>
+                <w:b/>
+                <w:bCs/>
+                <w:color w:val="2E74B5" w:themeColor="accent5" w:themeShade="BF"/>
+                <w:sz w:val="24"/>
+                <w:szCs w:val="24"/>
+                <w:lang w:val="fr-FR"/>
+              </w:rPr>
+            </w:pPr>
+            <w:r>
+              <w:rPr>
+                <w:rFonts w:ascii="Roboto" w:hAnsi="Roboto" w:cs="Times New Roman"/>
+                <w:b/>
+                <w:bCs/>
+                <w:color w:val="2E74B5" w:themeColor="accent5" w:themeShade="BF"/>
+                <w:sz w:val="24"/>
+                <w:szCs w:val="24"/>
                 <w:lang w:val="fr-FR"/>
               </w:rPr>
               <w:t>N° immatriculation</w:t>
             </w:r>
             <w:r>
               <w:rPr>
-                <w:rFonts w:ascii="Times New Roman" w:hAnsi="Times New Roman" w:cs="Times New Roman"/>
-                <w:color w:val="2E74B5" w:themeColor="accent5" w:themeShade="BF"/>
-                <w:sz w:val="28"/>
-                <w:szCs w:val="28"/>
+                <w:rFonts w:ascii="Roboto" w:hAnsi="Roboto" w:cs="Times New Roman"/>
+                <w:b/>
+                <w:bCs/>
+                <w:color w:val="2E74B5" w:themeColor="accent5" w:themeShade="BF"/>
+                <w:sz w:val="24"/>
+                <w:szCs w:val="24"/>
                 <w:lang w:val="fr-FR"/>
               </w:rPr>
               <w:t> :</w:t>
@@ -625,19 +674,23 @@
               </w:tabs>
               <w:jc w:val="center"/>
               <w:rPr>
-                <w:rFonts w:ascii="Times New Roman" w:hAnsi="Times New Roman" w:cs="Times New Roman"/>
-                <w:color w:val="2E74B5" w:themeColor="accent5" w:themeShade="BF"/>
-                <w:sz w:val="28"/>
-                <w:szCs w:val="28"/>
-                <w:lang w:val="fr-FR"/>
-              </w:rPr>
-            </w:pPr>
-            <w:r>
-              <w:rPr>
-                <w:rFonts w:ascii="Times New Roman" w:hAnsi="Times New Roman" w:cs="Times New Roman"/>
+                <w:rFonts w:ascii="Roboto" w:hAnsi="Roboto" w:cs="Times New Roman"/>
+                <w:b/>
+                <w:bCs/>
+                <w:color w:val="2E74B5" w:themeColor="accent5" w:themeShade="BF"/>
+                <w:sz w:val="24"/>
+                <w:szCs w:val="24"/>
+                <w:lang w:val="fr-FR"/>
+              </w:rPr>
+            </w:pPr>
+            <w:r>
+              <w:rPr>
+                <w:rFonts w:ascii="Roboto" w:hAnsi="Roboto" w:cs="Times New Roman"/>
+                <w:b/>
+                <w:bCs/>
                 <w:color w:val="DEEAF6" w:themeColor="accent5" w:themeTint="33"/>
-                <w:sz w:val="28"/>
-                <w:szCs w:val="28"/>
+                <w:sz w:val="24"/>
+                <w:szCs w:val="24"/>
                 <w:vertAlign w:val="subscript"/>
                 <w:lang w:val="fr-FR"/>
               </w:rPr>
@@ -659,19 +712,23 @@
             <w:pPr>
               <w:jc w:val="right"/>
               <w:rPr>
-                <w:rFonts w:ascii="Times New Roman" w:hAnsi="Times New Roman" w:cs="Times New Roman"/>
-                <w:color w:val="2E74B5" w:themeColor="accent5" w:themeShade="BF"/>
-                <w:sz w:val="28"/>
-                <w:szCs w:val="28"/>
-                <w:lang w:val="fr-FR"/>
-              </w:rPr>
-            </w:pPr>
-            <w:r>
-              <w:rPr>
-                <w:rFonts w:ascii="Times New Roman" w:hAnsi="Times New Roman" w:cs="Times New Roman"/>
-                <w:color w:val="2E74B5" w:themeColor="accent5" w:themeShade="BF"/>
-                <w:sz w:val="28"/>
-                <w:szCs w:val="28"/>
+                <w:rFonts w:ascii="Roboto" w:hAnsi="Roboto" w:cs="Times New Roman"/>
+                <w:b/>
+                <w:bCs/>
+                <w:color w:val="2E74B5" w:themeColor="accent5" w:themeShade="BF"/>
+                <w:sz w:val="24"/>
+                <w:szCs w:val="24"/>
+                <w:lang w:val="fr-FR"/>
+              </w:rPr>
+            </w:pPr>
+            <w:r>
+              <w:rPr>
+                <w:rFonts w:ascii="Roboto" w:hAnsi="Roboto" w:cs="Times New Roman"/>
+                <w:b/>
+                <w:bCs/>
+                <w:color w:val="2E74B5" w:themeColor="accent5" w:themeShade="BF"/>
+                <w:sz w:val="24"/>
+                <w:szCs w:val="24"/>
                 <w:lang w:val="fr-FR"/>
               </w:rPr>
               <w:t>Assurance :</w:t>
@@ -693,19 +750,23 @@
             <w:pPr>
               <w:jc w:val="center"/>
               <w:rPr>
-                <w:rFonts w:ascii="Times New Roman" w:hAnsi="Times New Roman" w:cs="Times New Roman"/>
-                <w:color w:val="2E74B5" w:themeColor="accent5" w:themeShade="BF"/>
-                <w:sz w:val="28"/>
-                <w:szCs w:val="28"/>
-                <w:lang w:val="fr-FR"/>
-              </w:rPr>
-            </w:pPr>
-            <w:r>
-              <w:rPr>
-                <w:rFonts w:ascii="Times New Roman" w:hAnsi="Times New Roman" w:cs="Times New Roman"/>
+                <w:rFonts w:ascii="Roboto" w:hAnsi="Roboto" w:cs="Times New Roman"/>
+                <w:b/>
+                <w:bCs/>
+                <w:color w:val="2E74B5" w:themeColor="accent5" w:themeShade="BF"/>
+                <w:sz w:val="24"/>
+                <w:szCs w:val="24"/>
+                <w:lang w:val="fr-FR"/>
+              </w:rPr>
+            </w:pPr>
+            <w:r>
+              <w:rPr>
+                <w:rFonts w:ascii="Roboto" w:hAnsi="Roboto" w:cs="Times New Roman"/>
+                <w:b/>
+                <w:bCs/>
                 <w:color w:val="DEEAF6" w:themeColor="accent5" w:themeTint="33"/>
-                <w:sz w:val="28"/>
-                <w:szCs w:val="28"/>
+                <w:sz w:val="24"/>
+                <w:szCs w:val="24"/>
                 <w:vertAlign w:val="subscript"/>
                 <w:lang w:val="fr-FR"/>
               </w:rPr>
@@ -733,29 +794,35 @@
             <w:pPr>
               <w:jc w:val="right"/>
               <w:rPr>
-                <w:rFonts w:ascii="Times New Roman" w:hAnsi="Times New Roman" w:cs="Times New Roman"/>
-                <w:color w:val="2E74B5" w:themeColor="accent5" w:themeShade="BF"/>
-                <w:sz w:val="28"/>
-                <w:szCs w:val="28"/>
-                <w:lang w:val="fr-FR"/>
-              </w:rPr>
-            </w:pPr>
-            <w:r>
-              <w:rPr>
-                <w:rFonts w:ascii="Times New Roman" w:hAnsi="Times New Roman" w:cs="Times New Roman"/>
-                <w:color w:val="2E74B5" w:themeColor="accent5" w:themeShade="BF"/>
-                <w:sz w:val="28"/>
-                <w:szCs w:val="28"/>
+                <w:rFonts w:ascii="Roboto" w:hAnsi="Roboto" w:cs="Times New Roman"/>
+                <w:b/>
+                <w:bCs/>
+                <w:color w:val="2E74B5" w:themeColor="accent5" w:themeShade="BF"/>
+                <w:sz w:val="24"/>
+                <w:szCs w:val="24"/>
+                <w:lang w:val="fr-FR"/>
+              </w:rPr>
+            </w:pPr>
+            <w:r>
+              <w:rPr>
+                <w:rFonts w:ascii="Roboto" w:hAnsi="Roboto" w:cs="Times New Roman"/>
+                <w:b/>
+                <w:bCs/>
+                <w:color w:val="2E74B5" w:themeColor="accent5" w:themeShade="BF"/>
+                <w:sz w:val="24"/>
+                <w:szCs w:val="24"/>
                 <w:lang w:val="fr-FR"/>
               </w:rPr>
               <w:t>Indicatif VHF</w:t>
             </w:r>
             <w:r>
               <w:rPr>
-                <w:rFonts w:ascii="Times New Roman" w:hAnsi="Times New Roman" w:cs="Times New Roman"/>
-                <w:color w:val="2E74B5" w:themeColor="accent5" w:themeShade="BF"/>
-                <w:sz w:val="28"/>
-                <w:szCs w:val="28"/>
+                <w:rFonts w:ascii="Roboto" w:hAnsi="Roboto" w:cs="Times New Roman"/>
+                <w:b/>
+                <w:bCs/>
+                <w:color w:val="2E74B5" w:themeColor="accent5" w:themeShade="BF"/>
+                <w:sz w:val="24"/>
+                <w:szCs w:val="24"/>
                 <w:lang w:val="fr-FR"/>
               </w:rPr>
               <w:t> :</w:t>
@@ -779,19 +846,23 @@
               </w:tabs>
               <w:jc w:val="center"/>
               <w:rPr>
-                <w:rFonts w:ascii="Times New Roman" w:hAnsi="Times New Roman" w:cs="Times New Roman"/>
-                <w:color w:val="2E74B5" w:themeColor="accent5" w:themeShade="BF"/>
-                <w:sz w:val="28"/>
-                <w:szCs w:val="28"/>
-                <w:lang w:val="fr-FR"/>
-              </w:rPr>
-            </w:pPr>
-            <w:r>
-              <w:rPr>
-                <w:rFonts w:ascii="Times New Roman" w:hAnsi="Times New Roman" w:cs="Times New Roman"/>
+                <w:rFonts w:ascii="Roboto" w:hAnsi="Roboto" w:cs="Times New Roman"/>
+                <w:b/>
+                <w:bCs/>
+                <w:color w:val="2E74B5" w:themeColor="accent5" w:themeShade="BF"/>
+                <w:sz w:val="24"/>
+                <w:szCs w:val="24"/>
+                <w:lang w:val="fr-FR"/>
+              </w:rPr>
+            </w:pPr>
+            <w:r>
+              <w:rPr>
+                <w:rFonts w:ascii="Roboto" w:hAnsi="Roboto" w:cs="Times New Roman"/>
+                <w:b/>
+                <w:bCs/>
                 <w:color w:val="DEEAF6" w:themeColor="accent5" w:themeTint="33"/>
-                <w:sz w:val="28"/>
-                <w:szCs w:val="28"/>
+                <w:sz w:val="24"/>
+                <w:szCs w:val="24"/>
                 <w:vertAlign w:val="subscript"/>
                 <w:lang w:val="fr-FR"/>
               </w:rPr>
@@ -813,29 +884,35 @@
             <w:pPr>
               <w:jc w:val="right"/>
               <w:rPr>
-                <w:rFonts w:ascii="Times New Roman" w:hAnsi="Times New Roman" w:cs="Times New Roman"/>
-                <w:color w:val="2E74B5" w:themeColor="accent5" w:themeShade="BF"/>
-                <w:sz w:val="28"/>
-                <w:szCs w:val="28"/>
-                <w:lang w:val="fr-FR"/>
-              </w:rPr>
-            </w:pPr>
-            <w:r>
-              <w:rPr>
-                <w:rFonts w:ascii="Times New Roman" w:hAnsi="Times New Roman" w:cs="Times New Roman"/>
-                <w:color w:val="2E74B5" w:themeColor="accent5" w:themeShade="BF"/>
-                <w:sz w:val="28"/>
-                <w:szCs w:val="28"/>
+                <w:rFonts w:ascii="Roboto" w:hAnsi="Roboto" w:cs="Times New Roman"/>
+                <w:b/>
+                <w:bCs/>
+                <w:color w:val="2E74B5" w:themeColor="accent5" w:themeShade="BF"/>
+                <w:sz w:val="24"/>
+                <w:szCs w:val="24"/>
+                <w:lang w:val="fr-FR"/>
+              </w:rPr>
+            </w:pPr>
+            <w:r>
+              <w:rPr>
+                <w:rFonts w:ascii="Roboto" w:hAnsi="Roboto" w:cs="Times New Roman"/>
+                <w:b/>
+                <w:bCs/>
+                <w:color w:val="2E74B5" w:themeColor="accent5" w:themeShade="BF"/>
+                <w:sz w:val="24"/>
+                <w:szCs w:val="24"/>
                 <w:lang w:val="fr-FR"/>
               </w:rPr>
               <w:t xml:space="preserve">Longueur </w:t>
             </w:r>
             <w:r>
               <w:rPr>
-                <w:rFonts w:ascii="Times New Roman" w:hAnsi="Times New Roman" w:cs="Times New Roman"/>
-                <w:color w:val="2E74B5" w:themeColor="accent5" w:themeShade="BF"/>
-                <w:sz w:val="28"/>
-                <w:szCs w:val="28"/>
+                <w:rFonts w:ascii="Roboto" w:hAnsi="Roboto" w:cs="Times New Roman"/>
+                <w:b/>
+                <w:bCs/>
+                <w:color w:val="2E74B5" w:themeColor="accent5" w:themeShade="BF"/>
+                <w:sz w:val="24"/>
+                <w:szCs w:val="24"/>
                 <w:lang w:val="fr-FR"/>
               </w:rPr>
               <w:t>H.T. :</w:t>
@@ -857,19 +934,23 @@
             <w:pPr>
               <w:jc w:val="center"/>
               <w:rPr>
-                <w:rFonts w:ascii="Times New Roman" w:hAnsi="Times New Roman" w:cs="Times New Roman"/>
-                <w:color w:val="2E74B5" w:themeColor="accent5" w:themeShade="BF"/>
-                <w:sz w:val="28"/>
-                <w:szCs w:val="28"/>
-                <w:lang w:val="fr-FR"/>
-              </w:rPr>
-            </w:pPr>
-            <w:r>
-              <w:rPr>
-                <w:rFonts w:ascii="Times New Roman" w:hAnsi="Times New Roman" w:cs="Times New Roman"/>
+                <w:rFonts w:ascii="Roboto" w:hAnsi="Roboto" w:cs="Times New Roman"/>
+                <w:b/>
+                <w:bCs/>
+                <w:color w:val="2E74B5" w:themeColor="accent5" w:themeShade="BF"/>
+                <w:sz w:val="24"/>
+                <w:szCs w:val="24"/>
+                <w:lang w:val="fr-FR"/>
+              </w:rPr>
+            </w:pPr>
+            <w:r>
+              <w:rPr>
+                <w:rFonts w:ascii="Roboto" w:hAnsi="Roboto" w:cs="Times New Roman"/>
+                <w:b/>
+                <w:bCs/>
                 <w:color w:val="DEEAF6" w:themeColor="accent5" w:themeTint="33"/>
-                <w:sz w:val="28"/>
-                <w:szCs w:val="28"/>
+                <w:sz w:val="24"/>
+                <w:szCs w:val="24"/>
                 <w:vertAlign w:val="subscript"/>
                 <w:lang w:val="fr-FR"/>
               </w:rPr>
@@ -897,29 +978,35 @@
             <w:pPr>
               <w:jc w:val="right"/>
               <w:rPr>
-                <w:rFonts w:ascii="Times New Roman" w:hAnsi="Times New Roman" w:cs="Times New Roman"/>
-                <w:color w:val="2E74B5" w:themeColor="accent5" w:themeShade="BF"/>
-                <w:sz w:val="28"/>
-                <w:szCs w:val="28"/>
-                <w:lang w:val="fr-FR"/>
-              </w:rPr>
-            </w:pPr>
-            <w:r>
-              <w:rPr>
-                <w:rFonts w:ascii="Times New Roman" w:hAnsi="Times New Roman" w:cs="Times New Roman"/>
-                <w:color w:val="2E74B5" w:themeColor="accent5" w:themeShade="BF"/>
-                <w:sz w:val="28"/>
-                <w:szCs w:val="28"/>
+                <w:rFonts w:ascii="Roboto" w:hAnsi="Roboto" w:cs="Times New Roman"/>
+                <w:b/>
+                <w:bCs/>
+                <w:color w:val="2E74B5" w:themeColor="accent5" w:themeShade="BF"/>
+                <w:sz w:val="24"/>
+                <w:szCs w:val="24"/>
+                <w:lang w:val="fr-FR"/>
+              </w:rPr>
+            </w:pPr>
+            <w:r>
+              <w:rPr>
+                <w:rFonts w:ascii="Roboto" w:hAnsi="Roboto" w:cs="Times New Roman"/>
+                <w:b/>
+                <w:bCs/>
+                <w:color w:val="2E74B5" w:themeColor="accent5" w:themeShade="BF"/>
+                <w:sz w:val="24"/>
+                <w:szCs w:val="24"/>
                 <w:lang w:val="fr-FR"/>
               </w:rPr>
               <w:t>MMSI</w:t>
             </w:r>
             <w:r>
               <w:rPr>
-                <w:rFonts w:ascii="Times New Roman" w:hAnsi="Times New Roman" w:cs="Times New Roman"/>
-                <w:color w:val="2E74B5" w:themeColor="accent5" w:themeShade="BF"/>
-                <w:sz w:val="28"/>
-                <w:szCs w:val="28"/>
+                <w:rFonts w:ascii="Roboto" w:hAnsi="Roboto" w:cs="Times New Roman"/>
+                <w:b/>
+                <w:bCs/>
+                <w:color w:val="2E74B5" w:themeColor="accent5" w:themeShade="BF"/>
+                <w:sz w:val="24"/>
+                <w:szCs w:val="24"/>
                 <w:lang w:val="fr-FR"/>
               </w:rPr>
               <w:t> :</w:t>
@@ -943,19 +1030,23 @@
               </w:tabs>
               <w:jc w:val="center"/>
               <w:rPr>
-                <w:rFonts w:ascii="Times New Roman" w:hAnsi="Times New Roman" w:cs="Times New Roman"/>
-                <w:color w:val="2E74B5" w:themeColor="accent5" w:themeShade="BF"/>
-                <w:sz w:val="28"/>
-                <w:szCs w:val="28"/>
-                <w:lang w:val="fr-FR"/>
-              </w:rPr>
-            </w:pPr>
-            <w:r>
-              <w:rPr>
-                <w:rFonts w:ascii="Times New Roman" w:hAnsi="Times New Roman" w:cs="Times New Roman"/>
+                <w:rFonts w:ascii="Roboto" w:hAnsi="Roboto" w:cs="Times New Roman"/>
+                <w:b/>
+                <w:bCs/>
+                <w:color w:val="2E74B5" w:themeColor="accent5" w:themeShade="BF"/>
+                <w:sz w:val="24"/>
+                <w:szCs w:val="24"/>
+                <w:lang w:val="fr-FR"/>
+              </w:rPr>
+            </w:pPr>
+            <w:r>
+              <w:rPr>
+                <w:rFonts w:ascii="Roboto" w:hAnsi="Roboto" w:cs="Times New Roman"/>
+                <w:b/>
+                <w:bCs/>
                 <w:color w:val="DEEAF6" w:themeColor="accent5" w:themeTint="33"/>
-                <w:sz w:val="28"/>
-                <w:szCs w:val="28"/>
+                <w:sz w:val="24"/>
+                <w:szCs w:val="24"/>
                 <w:vertAlign w:val="subscript"/>
                 <w:lang w:val="fr-FR"/>
               </w:rPr>
@@ -977,29 +1068,35 @@
             <w:pPr>
               <w:jc w:val="right"/>
               <w:rPr>
-                <w:rFonts w:ascii="Times New Roman" w:hAnsi="Times New Roman" w:cs="Times New Roman"/>
-                <w:color w:val="2E74B5" w:themeColor="accent5" w:themeShade="BF"/>
-                <w:sz w:val="28"/>
-                <w:szCs w:val="28"/>
-                <w:lang w:val="fr-FR"/>
-              </w:rPr>
-            </w:pPr>
-            <w:r>
-              <w:rPr>
-                <w:rFonts w:ascii="Times New Roman" w:hAnsi="Times New Roman" w:cs="Times New Roman"/>
-                <w:color w:val="2E74B5" w:themeColor="accent5" w:themeShade="BF"/>
-                <w:sz w:val="28"/>
-                <w:szCs w:val="28"/>
+                <w:rFonts w:ascii="Roboto" w:hAnsi="Roboto" w:cs="Times New Roman"/>
+                <w:b/>
+                <w:bCs/>
+                <w:color w:val="2E74B5" w:themeColor="accent5" w:themeShade="BF"/>
+                <w:sz w:val="24"/>
+                <w:szCs w:val="24"/>
+                <w:lang w:val="fr-FR"/>
+              </w:rPr>
+            </w:pPr>
+            <w:r>
+              <w:rPr>
+                <w:rFonts w:ascii="Roboto" w:hAnsi="Roboto" w:cs="Times New Roman"/>
+                <w:b/>
+                <w:bCs/>
+                <w:color w:val="2E74B5" w:themeColor="accent5" w:themeShade="BF"/>
+                <w:sz w:val="24"/>
+                <w:szCs w:val="24"/>
                 <w:lang w:val="fr-FR"/>
               </w:rPr>
               <w:t>Maître</w:t>
             </w:r>
             <w:r>
               <w:rPr>
-                <w:rFonts w:ascii="Times New Roman" w:hAnsi="Times New Roman" w:cs="Times New Roman"/>
-                <w:color w:val="2E74B5" w:themeColor="accent5" w:themeShade="BF"/>
-                <w:sz w:val="28"/>
-                <w:szCs w:val="28"/>
+                <w:rFonts w:ascii="Roboto" w:hAnsi="Roboto" w:cs="Times New Roman"/>
+                <w:b/>
+                <w:bCs/>
+                <w:color w:val="2E74B5" w:themeColor="accent5" w:themeShade="BF"/>
+                <w:sz w:val="24"/>
+                <w:szCs w:val="24"/>
                 <w:lang w:val="fr-FR"/>
               </w:rPr>
               <w:t>-bau :</w:t>
@@ -1021,19 +1118,23 @@
             <w:pPr>
               <w:jc w:val="center"/>
               <w:rPr>
-                <w:rFonts w:ascii="Times New Roman" w:hAnsi="Times New Roman" w:cs="Times New Roman"/>
-                <w:color w:val="2E74B5" w:themeColor="accent5" w:themeShade="BF"/>
-                <w:sz w:val="28"/>
-                <w:szCs w:val="28"/>
-                <w:lang w:val="fr-FR"/>
-              </w:rPr>
-            </w:pPr>
-            <w:r>
-              <w:rPr>
-                <w:rFonts w:ascii="Times New Roman" w:hAnsi="Times New Roman" w:cs="Times New Roman"/>
+                <w:rFonts w:ascii="Roboto" w:hAnsi="Roboto" w:cs="Times New Roman"/>
+                <w:b/>
+                <w:bCs/>
+                <w:color w:val="2E74B5" w:themeColor="accent5" w:themeShade="BF"/>
+                <w:sz w:val="24"/>
+                <w:szCs w:val="24"/>
+                <w:lang w:val="fr-FR"/>
+              </w:rPr>
+            </w:pPr>
+            <w:r>
+              <w:rPr>
+                <w:rFonts w:ascii="Roboto" w:hAnsi="Roboto" w:cs="Times New Roman"/>
+                <w:b/>
+                <w:bCs/>
                 <w:color w:val="DEEAF6" w:themeColor="accent5" w:themeTint="33"/>
-                <w:sz w:val="28"/>
-                <w:szCs w:val="28"/>
+                <w:sz w:val="24"/>
+                <w:szCs w:val="24"/>
                 <w:vertAlign w:val="subscript"/>
                 <w:lang w:val="fr-FR"/>
               </w:rPr>
@@ -1061,10 +1162,12 @@
             <w:pPr>
               <w:jc w:val="center"/>
               <w:rPr>
-                <w:rFonts w:ascii="Times New Roman" w:hAnsi="Times New Roman" w:cs="Times New Roman"/>
-                <w:color w:val="2E74B5" w:themeColor="accent5" w:themeShade="BF"/>
-                <w:sz w:val="28"/>
-                <w:szCs w:val="28"/>
+                <w:rFonts w:ascii="Roboto" w:hAnsi="Roboto" w:cs="Times New Roman"/>
+                <w:b/>
+                <w:bCs/>
+                <w:color w:val="2E74B5" w:themeColor="accent5" w:themeShade="BF"/>
+                <w:sz w:val="24"/>
+                <w:szCs w:val="24"/>
                 <w:lang w:val="fr-FR"/>
               </w:rPr>
             </w:pPr>
@@ -1084,10 +1187,12 @@
             <w:pPr>
               <w:jc w:val="center"/>
               <w:rPr>
-                <w:rFonts w:ascii="Times New Roman" w:hAnsi="Times New Roman" w:cs="Times New Roman"/>
-                <w:color w:val="2E74B5" w:themeColor="accent5" w:themeShade="BF"/>
-                <w:sz w:val="28"/>
-                <w:szCs w:val="28"/>
+                <w:rFonts w:ascii="Roboto" w:hAnsi="Roboto" w:cs="Times New Roman"/>
+                <w:b/>
+                <w:bCs/>
+                <w:color w:val="2E74B5" w:themeColor="accent5" w:themeShade="BF"/>
+                <w:sz w:val="24"/>
+                <w:szCs w:val="24"/>
                 <w:lang w:val="fr-FR"/>
               </w:rPr>
             </w:pPr>
@@ -1107,29 +1212,35 @@
             <w:pPr>
               <w:jc w:val="right"/>
               <w:rPr>
-                <w:rFonts w:ascii="Times New Roman" w:hAnsi="Times New Roman" w:cs="Times New Roman"/>
-                <w:color w:val="2E74B5" w:themeColor="accent5" w:themeShade="BF"/>
-                <w:sz w:val="28"/>
-                <w:szCs w:val="28"/>
-                <w:lang w:val="fr-FR"/>
-              </w:rPr>
-            </w:pPr>
-            <w:r>
-              <w:rPr>
-                <w:rFonts w:ascii="Times New Roman" w:hAnsi="Times New Roman" w:cs="Times New Roman"/>
-                <w:color w:val="2E74B5" w:themeColor="accent5" w:themeShade="BF"/>
-                <w:sz w:val="28"/>
-                <w:szCs w:val="28"/>
+                <w:rFonts w:ascii="Roboto" w:hAnsi="Roboto" w:cs="Times New Roman"/>
+                <w:b/>
+                <w:bCs/>
+                <w:color w:val="2E74B5" w:themeColor="accent5" w:themeShade="BF"/>
+                <w:sz w:val="24"/>
+                <w:szCs w:val="24"/>
+                <w:lang w:val="fr-FR"/>
+              </w:rPr>
+            </w:pPr>
+            <w:r>
+              <w:rPr>
+                <w:rFonts w:ascii="Roboto" w:hAnsi="Roboto" w:cs="Times New Roman"/>
+                <w:b/>
+                <w:bCs/>
+                <w:color w:val="2E74B5" w:themeColor="accent5" w:themeShade="BF"/>
+                <w:sz w:val="24"/>
+                <w:szCs w:val="24"/>
                 <w:lang w:val="fr-FR"/>
               </w:rPr>
               <w:t xml:space="preserve">Tirant </w:t>
             </w:r>
             <w:r>
               <w:rPr>
-                <w:rFonts w:ascii="Times New Roman" w:hAnsi="Times New Roman" w:cs="Times New Roman"/>
-                <w:color w:val="2E74B5" w:themeColor="accent5" w:themeShade="BF"/>
-                <w:sz w:val="28"/>
-                <w:szCs w:val="28"/>
+                <w:rFonts w:ascii="Roboto" w:hAnsi="Roboto" w:cs="Times New Roman"/>
+                <w:b/>
+                <w:bCs/>
+                <w:color w:val="2E74B5" w:themeColor="accent5" w:themeShade="BF"/>
+                <w:sz w:val="24"/>
+                <w:szCs w:val="24"/>
                 <w:lang w:val="fr-FR"/>
               </w:rPr>
               <w:t>d’eau :</w:t>
@@ -1151,19 +1262,23 @@
             <w:pPr>
               <w:jc w:val="center"/>
               <w:rPr>
-                <w:rFonts w:ascii="Times New Roman" w:hAnsi="Times New Roman" w:cs="Times New Roman"/>
-                <w:color w:val="2E74B5" w:themeColor="accent5" w:themeShade="BF"/>
-                <w:sz w:val="28"/>
-                <w:szCs w:val="28"/>
-                <w:lang w:val="fr-FR"/>
-              </w:rPr>
-            </w:pPr>
-            <w:r>
-              <w:rPr>
-                <w:rFonts w:ascii="Times New Roman" w:hAnsi="Times New Roman" w:cs="Times New Roman"/>
+                <w:rFonts w:ascii="Roboto" w:hAnsi="Roboto" w:cs="Times New Roman"/>
+                <w:b/>
+                <w:bCs/>
+                <w:color w:val="2E74B5" w:themeColor="accent5" w:themeShade="BF"/>
+                <w:sz w:val="24"/>
+                <w:szCs w:val="24"/>
+                <w:lang w:val="fr-FR"/>
+              </w:rPr>
+            </w:pPr>
+            <w:r>
+              <w:rPr>
+                <w:rFonts w:ascii="Roboto" w:hAnsi="Roboto" w:cs="Times New Roman"/>
+                <w:b/>
+                <w:bCs/>
                 <w:color w:val="DEEAF6" w:themeColor="accent5" w:themeTint="33"/>
-                <w:sz w:val="28"/>
-                <w:szCs w:val="28"/>
+                <w:sz w:val="24"/>
+                <w:szCs w:val="24"/>
                 <w:vertAlign w:val="subscript"/>
                 <w:lang w:val="fr-FR"/>
               </w:rPr>
@@ -1188,10 +1303,12 @@
             <w:pPr>
               <w:jc w:val="center"/>
               <w:rPr>
-                <w:rFonts w:ascii="Times New Roman" w:hAnsi="Times New Roman" w:cs="Times New Roman"/>
-                <w:color w:val="2E74B5" w:themeColor="accent5" w:themeShade="BF"/>
-                <w:sz w:val="28"/>
-                <w:szCs w:val="28"/>
+                <w:rFonts w:ascii="Roboto" w:hAnsi="Roboto" w:cs="Times New Roman"/>
+                <w:b/>
+                <w:bCs/>
+                <w:color w:val="2E74B5" w:themeColor="accent5" w:themeShade="BF"/>
+                <w:sz w:val="24"/>
+                <w:szCs w:val="24"/>
                 <w:lang w:val="fr-FR"/>
               </w:rPr>
             </w:pPr>
@@ -1211,10 +1328,12 @@
             <w:pPr>
               <w:jc w:val="center"/>
               <w:rPr>
-                <w:rFonts w:ascii="Times New Roman" w:hAnsi="Times New Roman" w:cs="Times New Roman"/>
-                <w:color w:val="2E74B5" w:themeColor="accent5" w:themeShade="BF"/>
-                <w:sz w:val="28"/>
-                <w:szCs w:val="28"/>
+                <w:rFonts w:ascii="Roboto" w:hAnsi="Roboto" w:cs="Times New Roman"/>
+                <w:b/>
+                <w:bCs/>
+                <w:color w:val="2E74B5" w:themeColor="accent5" w:themeShade="BF"/>
+                <w:sz w:val="24"/>
+                <w:szCs w:val="24"/>
                 <w:lang w:val="fr-FR"/>
               </w:rPr>
             </w:pPr>
@@ -1234,29 +1353,35 @@
             <w:pPr>
               <w:jc w:val="right"/>
               <w:rPr>
-                <w:rFonts w:ascii="Times New Roman" w:hAnsi="Times New Roman" w:cs="Times New Roman"/>
-                <w:color w:val="2E74B5" w:themeColor="accent5" w:themeShade="BF"/>
-                <w:sz w:val="28"/>
-                <w:szCs w:val="28"/>
-                <w:lang w:val="fr-FR"/>
-              </w:rPr>
-            </w:pPr>
-            <w:r>
-              <w:rPr>
-                <w:rFonts w:ascii="Times New Roman" w:hAnsi="Times New Roman" w:cs="Times New Roman"/>
-                <w:color w:val="2E74B5" w:themeColor="accent5" w:themeShade="BF"/>
-                <w:sz w:val="28"/>
-                <w:szCs w:val="28"/>
+                <w:rFonts w:ascii="Roboto" w:hAnsi="Roboto" w:cs="Times New Roman"/>
+                <w:b/>
+                <w:bCs/>
+                <w:color w:val="2E74B5" w:themeColor="accent5" w:themeShade="BF"/>
+                <w:sz w:val="24"/>
+                <w:szCs w:val="24"/>
+                <w:lang w:val="fr-FR"/>
+              </w:rPr>
+            </w:pPr>
+            <w:r>
+              <w:rPr>
+                <w:rFonts w:ascii="Roboto" w:hAnsi="Roboto" w:cs="Times New Roman"/>
+                <w:b/>
+                <w:bCs/>
+                <w:color w:val="2E74B5" w:themeColor="accent5" w:themeShade="BF"/>
+                <w:sz w:val="24"/>
+                <w:szCs w:val="24"/>
                 <w:lang w:val="fr-FR"/>
               </w:rPr>
               <w:t xml:space="preserve">Tirant </w:t>
             </w:r>
             <w:r>
               <w:rPr>
-                <w:rFonts w:ascii="Times New Roman" w:hAnsi="Times New Roman" w:cs="Times New Roman"/>
-                <w:color w:val="2E74B5" w:themeColor="accent5" w:themeShade="BF"/>
-                <w:sz w:val="28"/>
-                <w:szCs w:val="28"/>
+                <w:rFonts w:ascii="Roboto" w:hAnsi="Roboto" w:cs="Times New Roman"/>
+                <w:b/>
+                <w:bCs/>
+                <w:color w:val="2E74B5" w:themeColor="accent5" w:themeShade="BF"/>
+                <w:sz w:val="24"/>
+                <w:szCs w:val="24"/>
                 <w:lang w:val="fr-FR"/>
               </w:rPr>
               <w:t>d’air :</w:t>
@@ -1278,19 +1403,23 @@
             <w:pPr>
               <w:jc w:val="center"/>
               <w:rPr>
-                <w:rFonts w:ascii="Times New Roman" w:hAnsi="Times New Roman" w:cs="Times New Roman"/>
-                <w:color w:val="2E74B5" w:themeColor="accent5" w:themeShade="BF"/>
-                <w:sz w:val="28"/>
-                <w:szCs w:val="28"/>
-                <w:lang w:val="fr-FR"/>
-              </w:rPr>
-            </w:pPr>
-            <w:r>
-              <w:rPr>
-                <w:rFonts w:ascii="Times New Roman" w:hAnsi="Times New Roman" w:cs="Times New Roman"/>
+                <w:rFonts w:ascii="Roboto" w:hAnsi="Roboto" w:cs="Times New Roman"/>
+                <w:b/>
+                <w:bCs/>
+                <w:color w:val="2E74B5" w:themeColor="accent5" w:themeShade="BF"/>
+                <w:sz w:val="24"/>
+                <w:szCs w:val="24"/>
+                <w:lang w:val="fr-FR"/>
+              </w:rPr>
+            </w:pPr>
+            <w:r>
+              <w:rPr>
+                <w:rFonts w:ascii="Roboto" w:hAnsi="Roboto" w:cs="Times New Roman"/>
+                <w:b/>
+                <w:bCs/>
                 <w:color w:val="DEEAF6" w:themeColor="accent5" w:themeTint="33"/>
-                <w:sz w:val="28"/>
-                <w:szCs w:val="28"/>
+                <w:sz w:val="24"/>
+                <w:szCs w:val="24"/>
                 <w:vertAlign w:val="subscript"/>
                 <w:lang w:val="fr-FR"/>
               </w:rPr>
@@ -1304,7 +1433,7 @@
       <w:pPr>
         <w:jc w:val="center"/>
         <w:rPr>
-          <w:rFonts w:ascii="Times New Roman" w:hAnsi="Times New Roman" w:cs="Times New Roman"/>
+          <w:rFonts w:ascii="Roboto" w:hAnsi="Roboto" w:cs="Times New Roman"/>
           <w:color w:val="2E74B5" w:themeColor="accent5" w:themeShade="BF"/>
           <w:lang w:val="fr-FR"/>
         </w:rPr>
@@ -1313,14 +1442,14 @@
     <w:p>
       <w:pPr>
         <w:rPr>
-          <w:rFonts w:ascii="Times New Roman" w:hAnsi="Times New Roman" w:cs="Times New Roman"/>
-          <w:color w:val="2E74B5" w:themeColor="accent5" w:themeShade="BF"/>
-          <w:lang w:val="fr-FR"/>
-        </w:rPr>
-      </w:pPr>
-      <w:r>
-        <w:rPr>
-          <w:rFonts w:ascii="Times New Roman" w:hAnsi="Times New Roman" w:cs="Times New Roman"/>
+          <w:rFonts w:ascii="Roboto" w:hAnsi="Roboto" w:cs="Times New Roman"/>
+          <w:color w:val="2E74B5" w:themeColor="accent5" w:themeShade="BF"/>
+          <w:lang w:val="fr-FR"/>
+        </w:rPr>
+      </w:pPr>
+      <w:r>
+        <w:rPr>
+          <w:rFonts w:ascii="Roboto" w:hAnsi="Roboto" w:cs="Times New Roman"/>
           <w:color w:val="2E74B5" w:themeColor="accent5" w:themeShade="BF"/>
           <w:lang w:val="fr-FR"/>
         </w:rPr>
@@ -1329,24 +1458,23 @@
     </w:p>
     <w:p>
       <w:pPr>
-        <w:ind w:left="90" w:hanging="90"/>
-        <w:jc w:val="center"/>
-        <w:rPr>
-          <w:rFonts w:ascii="Times New Roman" w:hAnsi="Times New Roman" w:cs="Times New Roman"/>
-          <w:color w:val="2E74B5" w:themeColor="accent5" w:themeShade="BF"/>
-          <w:lang w:val="fr-FR"/>
-        </w:rPr>
-      </w:pPr>
-      <w:r>
-        <w:rPr>
+        <w:rPr>
+          <w:rFonts w:ascii="Roboto" w:hAnsi="Roboto" w:cs="Times New Roman"/>
+          <w:color w:val="2E74B5" w:themeColor="accent5" w:themeShade="BF"/>
+          <w:lang w:val="fr-FR"/>
+        </w:rPr>
+      </w:pPr>
+      <w:r>
+        <w:rPr>
+          <w:rFonts w:ascii="Roboto" w:hAnsi="Roboto"/>
           <w:noProof/>
         </w:rPr>
         <w:lastRenderedPageBreak/>
         <w:drawing>
-          <wp:inline distT="0" distB="0" distL="0" distR="0" wp14:anchorId="620A7FB7" wp14:editId="711F92C3">
-            <wp:extent cx="7487920" cy="333375"/>
-            <wp:effectExtent l="0" t="0" r="0" b="9525"/>
-            <wp:docPr id="2" name="Picture 1">
+          <wp:inline distT="0" distB="0" distL="0" distR="0" wp14:anchorId="4E5F74E5" wp14:editId="49994DCC">
+            <wp:extent cx="7217410" cy="321331"/>
+            <wp:effectExtent l="0" t="0" r="2540" b="2540"/>
+            <wp:docPr id="961897715" name="Picture 1">
               <a:extLst xmlns:a="http://schemas.openxmlformats.org/drawingml/2006/main">
                 <a:ext uri="{FF2B5EF4-FFF2-40B4-BE49-F238E27FC236}">
                   <a16:creationId xmlns:a16="http://schemas.microsoft.com/office/drawing/2014/main" id="{2F1D6D53-1699-4292-B7CD-CC8E083F8A96}"/>
@@ -1379,7 +1507,7 @@
                   <pic:spPr bwMode="auto">
                     <a:xfrm>
                       <a:off x="0" y="0"/>
-                      <a:ext cx="7499879" cy="333907"/>
+                      <a:ext cx="7217410" cy="321331"/>
                     </a:xfrm>
                     <a:prstGeom prst="rect">
                       <a:avLst/>
@@ -1402,45 +1530,45 @@
     </w:p>
     <w:tbl>
       <w:tblPr>
-        <w:tblStyle w:val="TableGrid"/>
+        <w:tblStyle w:val="Grilledutableau"/>
         <w:tblW w:w="0" w:type="auto"/>
-        <w:tblInd w:w="90" w:type="dxa"/>
         <w:tblBorders>
-          <w:top w:val="none" w:sz="0" w:space="0" w:color="auto"/>
+          <w:top w:val="dashed" w:sz="4" w:space="0" w:color="4472C4" w:themeColor="accent1"/>
           <w:left w:val="none" w:sz="0" w:space="0" w:color="auto"/>
-          <w:bottom w:val="none" w:sz="0" w:space="0" w:color="auto"/>
+          <w:bottom w:val="dashed" w:sz="4" w:space="0" w:color="4472C4" w:themeColor="accent1"/>
           <w:right w:val="none" w:sz="0" w:space="0" w:color="auto"/>
-          <w:insideH w:val="none" w:sz="0" w:space="0" w:color="auto"/>
-          <w:insideV w:val="none" w:sz="0" w:space="0" w:color="auto"/>
+          <w:insideH w:val="dashed" w:sz="4" w:space="0" w:color="4472C4" w:themeColor="accent1"/>
         </w:tblBorders>
         <w:tblLook w:val="04A0" w:firstRow="1" w:lastRow="0" w:firstColumn="1" w:lastColumn="0" w:noHBand="0" w:noVBand="1"/>
       </w:tblPr>
       <w:tblGrid>
-        <w:gridCol w:w="11276"/>
+        <w:gridCol w:w="1317"/>
+        <w:gridCol w:w="10049"/>
       </w:tblGrid>
       <w:tr>
         <w:tc>
           <w:tcPr>
-            <w:tcW w:w="11690" w:type="dxa"/>
+            <w:tcW w:w="11366" w:type="dxa"/>
+            <w:gridSpan w:val="2"/>
           </w:tcPr>
           <w:p>
             <w:pPr>
-              <w:jc w:val="center"/>
-              <w:rPr>
-                <w:rFonts w:ascii="Times New Roman" w:hAnsi="Times New Roman" w:cs="Times New Roman"/>
-                <w:color w:val="2E74B5" w:themeColor="accent5" w:themeShade="BF"/>
-                <w:lang w:val="fr-FR"/>
-              </w:rPr>
-            </w:pPr>
-            <w:r>
-              <w:rPr>
+              <w:rPr>
+                <w:rFonts w:ascii="Roboto" w:hAnsi="Roboto" w:cs="Times New Roman"/>
+                <w:color w:val="2E74B5" w:themeColor="accent5" w:themeShade="BF"/>
+                <w:lang w:val="fr-FR"/>
+              </w:rPr>
+            </w:pPr>
+            <w:r>
+              <w:rPr>
+                <w:rFonts w:ascii="Roboto" w:hAnsi="Roboto"/>
                 <w:noProof/>
               </w:rPr>
               <w:drawing>
-                <wp:inline distT="0" distB="0" distL="0" distR="0" wp14:anchorId="2FA77235" wp14:editId="3AE90FBB">
-                  <wp:extent cx="6905133" cy="2266134"/>
-                  <wp:effectExtent l="0" t="0" r="0" b="1270"/>
-                  <wp:docPr id="5" name="Picture 1">
+                <wp:inline distT="0" distB="0" distL="0" distR="0" wp14:anchorId="1EE13A99" wp14:editId="4191CCC2">
+                  <wp:extent cx="6903750" cy="1147313"/>
+                  <wp:effectExtent l="0" t="0" r="0" b="0"/>
+                  <wp:docPr id="549213391" name="Picture 1">
                     <a:extLst xmlns:a="http://schemas.openxmlformats.org/drawingml/2006/main">
                       <a:ext uri="{FF2B5EF4-FFF2-40B4-BE49-F238E27FC236}">
                         <a16:creationId xmlns:a16="http://schemas.microsoft.com/office/drawing/2014/main" id="{2F1D6D53-1699-4292-B7CD-CC8E083F8A96}"/>
@@ -1467,13 +1595,15 @@
                         </pic:nvPicPr>
                         <pic:blipFill rotWithShape="1">
                           <a:blip r:embed="rId7"/>
-                          <a:srcRect t="16505"/>
-                          <a:stretch/>
+                          <a:srcRect t="16505" b="41214"/>
+                          <a:stretch>
+                            <a:fillRect/>
+                          </a:stretch>
                         </pic:blipFill>
                         <pic:spPr bwMode="auto">
                           <a:xfrm>
                             <a:off x="0" y="0"/>
-                            <a:ext cx="6940544" cy="2277755"/>
+                            <a:ext cx="6940544" cy="1153428"/>
                           </a:xfrm>
                           <a:prstGeom prst="rect">
                             <a:avLst/>
@@ -1494,41 +1624,514 @@
               </w:drawing>
             </w:r>
           </w:p>
+          <w:p>
+            <w:pPr>
+              <w:rPr>
+                <w:rFonts w:ascii="Roboto" w:hAnsi="Roboto" w:cs="Times New Roman"/>
+                <w:color w:val="2E74B5" w:themeColor="accent5" w:themeShade="BF"/>
+                <w:lang w:val="fr-FR"/>
+              </w:rPr>
+            </w:pPr>
+          </w:p>
         </w:tc>
       </w:tr>
       <w:tr>
         <w:tc>
           <w:tcPr>
-            <w:tcW w:w="11690" w:type="dxa"/>
+            <w:tcW w:w="11366" w:type="dxa"/>
+            <w:gridSpan w:val="2"/>
+            <w:tcBorders>
+              <w:bottom w:val="dashed" w:sz="4" w:space="0" w:color="4472C4" w:themeColor="accent1"/>
+            </w:tcBorders>
           </w:tcPr>
           <w:p>
             <w:pPr>
+              <w:rPr>
+                <w:rFonts w:ascii="Roboto" w:hAnsi="Roboto" w:cs="Times New Roman"/>
+                <w:color w:val="2E74B5" w:themeColor="accent5" w:themeShade="BF"/>
+                <w:lang w:val="fr-FR"/>
+              </w:rPr>
+            </w:pPr>
+            <w:r>
+              <w:rPr>
+                <w:rFonts w:ascii="Roboto" w:hAnsi="Roboto"/>
+                <w:noProof/>
+              </w:rPr>
+              <w:drawing>
+                <wp:inline distT="0" distB="0" distL="0" distR="0" wp14:anchorId="31A90F22" wp14:editId="4FD69858">
+                  <wp:extent cx="6902932" cy="1068019"/>
+                  <wp:effectExtent l="0" t="0" r="0" b="0"/>
+                  <wp:docPr id="1100992507" name="Picture 1">
+                    <a:extLst xmlns:a="http://schemas.openxmlformats.org/drawingml/2006/main">
+                      <a:ext uri="{FF2B5EF4-FFF2-40B4-BE49-F238E27FC236}">
+                        <a16:creationId xmlns:a16="http://schemas.microsoft.com/office/drawing/2014/main" id="{2F1D6D53-1699-4292-B7CD-CC8E083F8A96}"/>
+                      </a:ext>
+                    </a:extLst>
+                  </wp:docPr>
+                  <wp:cNvGraphicFramePr>
+                    <a:graphicFrameLocks xmlns:a="http://schemas.openxmlformats.org/drawingml/2006/main" noChangeAspect="1"/>
+                  </wp:cNvGraphicFramePr>
+                  <a:graphic xmlns:a="http://schemas.openxmlformats.org/drawingml/2006/main">
+                    <a:graphicData uri="http://schemas.openxmlformats.org/drawingml/2006/picture">
+                      <pic:pic xmlns:pic="http://schemas.openxmlformats.org/drawingml/2006/picture">
+                        <pic:nvPicPr>
+                          <pic:cNvPr id="2" name="Picture 1">
+                            <a:extLst>
+                              <a:ext uri="{FF2B5EF4-FFF2-40B4-BE49-F238E27FC236}">
+                                <a16:creationId xmlns:a16="http://schemas.microsoft.com/office/drawing/2014/main" id="{2F1D6D53-1699-4292-B7CD-CC8E083F8A96}"/>
+                              </a:ext>
+                            </a:extLst>
+                          </pic:cNvPr>
+                          <pic:cNvPicPr>
+                            <a:picLocks noChangeAspect="1"/>
+                          </pic:cNvPicPr>
+                        </pic:nvPicPr>
+                        <pic:blipFill rotWithShape="1">
+                          <a:blip r:embed="rId7"/>
+                          <a:srcRect t="62601" b="-1964"/>
+                          <a:stretch>
+                            <a:fillRect/>
+                          </a:stretch>
+                        </pic:blipFill>
+                        <pic:spPr bwMode="auto">
+                          <a:xfrm>
+                            <a:off x="0" y="0"/>
+                            <a:ext cx="6940544" cy="1073838"/>
+                          </a:xfrm>
+                          <a:prstGeom prst="rect">
+                            <a:avLst/>
+                          </a:prstGeom>
+                          <a:ln>
+                            <a:noFill/>
+                          </a:ln>
+                          <a:extLst>
+                            <a:ext uri="{53640926-AAD7-44D8-BBD7-CCE9431645EC}">
+                              <a14:shadowObscured xmlns:a14="http://schemas.microsoft.com/office/drawing/2010/main"/>
+                            </a:ext>
+                          </a:extLst>
+                        </pic:spPr>
+                      </pic:pic>
+                    </a:graphicData>
+                  </a:graphic>
+                </wp:inline>
+              </w:drawing>
+            </w:r>
+          </w:p>
+          <w:p>
+            <w:pPr>
               <w:jc w:val="center"/>
               <w:rPr>
-                <w:rFonts w:ascii="Times New Roman" w:hAnsi="Times New Roman" w:cs="Times New Roman"/>
-                <w:color w:val="2E74B5" w:themeColor="accent5" w:themeShade="BF"/>
-                <w:lang w:val="fr-FR"/>
-              </w:rPr>
-            </w:pPr>
-          </w:p>
-          <w:p>
-            <w:pPr>
-              <w:jc w:val="center"/>
-              <w:rPr>
-                <w:rFonts w:ascii="Times New Roman" w:hAnsi="Times New Roman" w:cs="Times New Roman"/>
-                <w:color w:val="2E74B5" w:themeColor="accent5" w:themeShade="BF"/>
-                <w:lang w:val="fr-FR"/>
-              </w:rPr>
-            </w:pPr>
-            <w:r>
-              <w:rPr>
+                <w:rFonts w:ascii="Roboto" w:hAnsi="Roboto"/>
                 <w:noProof/>
+                <w:color w:val="2F5496" w:themeColor="accent1" w:themeShade="BF"/>
+                <w:lang w:val="fr-FR"/>
+              </w:rPr>
+            </w:pPr>
+            <w:r>
+              <w:rPr>
+                <w:rFonts w:ascii="Roboto" w:hAnsi="Roboto"/>
+                <w:noProof/>
+                <w:color w:val="2F5496" w:themeColor="accent1" w:themeShade="BF"/>
+                <w:lang w:val="fr-FR"/>
+              </w:rPr>
+              <w:t xml:space="preserve">Spi asymetrique  &gt;  gennaker </w:t>
+            </w:r>
+            <w:r>
+              <w:rPr>
+                <w:rFonts w:ascii="Roboto" w:hAnsi="Roboto"/>
+                <w:noProof/>
+                <w:color w:val="2F5496" w:themeColor="accent1" w:themeShade="BF"/>
+                <w:lang w:val="fr-FR"/>
+              </w:rPr>
+              <w:t>(code H)</w:t>
+            </w:r>
+            <w:r>
+              <w:rPr>
+                <w:rFonts w:ascii="Roboto" w:hAnsi="Roboto"/>
+                <w:noProof/>
+                <w:color w:val="2F5496" w:themeColor="accent1" w:themeShade="BF"/>
+                <w:lang w:val="fr-FR"/>
+              </w:rPr>
+              <w:t xml:space="preserve"> &gt; </w:t>
+            </w:r>
+            <w:r>
+              <w:rPr>
+                <w:rFonts w:ascii="Roboto" w:hAnsi="Roboto"/>
+                <w:noProof/>
+                <w:color w:val="2F5496" w:themeColor="accent1" w:themeShade="BF"/>
+                <w:lang w:val="fr-FR"/>
+              </w:rPr>
+              <w:t xml:space="preserve">code 0 &gt; </w:t>
+            </w:r>
+            <w:r>
+              <w:rPr>
+                <w:rFonts w:ascii="Roboto" w:hAnsi="Roboto"/>
+                <w:noProof/>
+                <w:color w:val="2F5496" w:themeColor="accent1" w:themeShade="BF"/>
+                <w:lang w:val="fr-FR"/>
+              </w:rPr>
+              <w:t xml:space="preserve"> reacher  &gt;  génois  &gt;  yankee  &gt;  foc  &gt;  solent  &gt;  tourmentin</w:t>
+            </w:r>
+          </w:p>
+          <w:p>
+            <w:pPr>
+              <w:rPr>
+                <w:rFonts w:ascii="Roboto" w:hAnsi="Roboto" w:cs="Times New Roman"/>
+                <w:color w:val="2E74B5" w:themeColor="accent5" w:themeShade="BF"/>
+                <w:lang w:val="fr-FR"/>
+              </w:rPr>
+            </w:pPr>
+          </w:p>
+        </w:tc>
+      </w:tr>
+      <w:tr>
+        <w:tc>
+          <w:tcPr>
+            <w:tcW w:w="1317" w:type="dxa"/>
+            <w:tcBorders>
+              <w:right w:val="dashed" w:sz="2" w:space="0" w:color="4472C4" w:themeColor="accent1"/>
+            </w:tcBorders>
+          </w:tcPr>
+          <w:p>
+            <w:pPr>
+              <w:rPr>
+                <w:rFonts w:ascii="Roboto" w:hAnsi="Roboto" w:cs="Times New Roman"/>
+                <w:color w:val="2E74B5" w:themeColor="accent5" w:themeShade="BF"/>
+                <w:lang w:val="fr-FR"/>
+              </w:rPr>
+            </w:pPr>
+          </w:p>
+          <w:p>
+            <w:pPr>
+              <w:rPr>
+                <w:rFonts w:ascii="Roboto" w:hAnsi="Roboto" w:cs="Times New Roman"/>
+                <w:color w:val="2E74B5" w:themeColor="accent5" w:themeShade="BF"/>
+                <w:lang w:val="fr-FR"/>
+              </w:rPr>
+            </w:pPr>
+            <w:r>
+              <w:rPr>
+                <w:rFonts w:ascii="Roboto" w:hAnsi="Roboto" w:cs="Times New Roman"/>
+                <w:noProof/>
+                <w:color w:val="2E74B5" w:themeColor="accent5" w:themeShade="BF"/>
+                <w:lang w:val="fr-FR"/>
               </w:rPr>
               <w:drawing>
-                <wp:inline distT="0" distB="0" distL="0" distR="0" wp14:anchorId="33EE4865" wp14:editId="5FCCBC3B">
-                  <wp:extent cx="6922135" cy="2665563"/>
-                  <wp:effectExtent l="0" t="0" r="0" b="1905"/>
-                  <wp:docPr id="3" name="Picture 2">
+                <wp:inline distT="0" distB="0" distL="0" distR="0" wp14:anchorId="6437D491" wp14:editId="4F036302">
+                  <wp:extent cx="658368" cy="163641"/>
+                  <wp:effectExtent l="0" t="0" r="0" b="8255"/>
+                  <wp:docPr id="603481595" name="Image 1"/>
+                  <wp:cNvGraphicFramePr>
+                    <a:graphicFrameLocks xmlns:a="http://schemas.openxmlformats.org/drawingml/2006/main" noChangeAspect="1"/>
+                  </wp:cNvGraphicFramePr>
+                  <a:graphic xmlns:a="http://schemas.openxmlformats.org/drawingml/2006/main">
+                    <a:graphicData uri="http://schemas.openxmlformats.org/drawingml/2006/picture">
+                      <pic:pic xmlns:pic="http://schemas.openxmlformats.org/drawingml/2006/picture">
+                        <pic:nvPicPr>
+                          <pic:cNvPr id="603481595" name=""/>
+                          <pic:cNvPicPr/>
+                        </pic:nvPicPr>
+                        <pic:blipFill>
+                          <a:blip r:embed="rId8"/>
+                          <a:stretch>
+                            <a:fillRect/>
+                          </a:stretch>
+                        </pic:blipFill>
+                        <pic:spPr>
+                          <a:xfrm>
+                            <a:off x="0" y="0"/>
+                            <a:ext cx="827604" cy="205706"/>
+                          </a:xfrm>
+                          <a:prstGeom prst="rect">
+                            <a:avLst/>
+                          </a:prstGeom>
+                        </pic:spPr>
+                      </pic:pic>
+                    </a:graphicData>
+                  </a:graphic>
+                </wp:inline>
+              </w:drawing>
+            </w:r>
+          </w:p>
+          <w:p>
+            <w:pPr>
+              <w:rPr>
+                <w:rFonts w:ascii="Roboto" w:hAnsi="Roboto" w:cs="Times New Roman"/>
+                <w:color w:val="2E74B5" w:themeColor="accent5" w:themeShade="BF"/>
+                <w:lang w:val="fr-FR"/>
+              </w:rPr>
+            </w:pPr>
+            <w:r>
+              <w:rPr>
+                <w:rFonts w:ascii="Roboto" w:hAnsi="Roboto" w:cs="Times New Roman"/>
+                <w:noProof/>
+                <w:color w:val="2E74B5" w:themeColor="accent5" w:themeShade="BF"/>
+                <w:lang w:val="fr-FR"/>
+              </w:rPr>
+              <w:drawing>
+                <wp:inline distT="0" distB="0" distL="0" distR="0" wp14:anchorId="25833D2C" wp14:editId="41088DF9">
+                  <wp:extent cx="709574" cy="230720"/>
+                  <wp:effectExtent l="0" t="0" r="0" b="0"/>
+                  <wp:docPr id="644412935" name="Image 1"/>
+                  <wp:cNvGraphicFramePr>
+                    <a:graphicFrameLocks xmlns:a="http://schemas.openxmlformats.org/drawingml/2006/main" noChangeAspect="1"/>
+                  </wp:cNvGraphicFramePr>
+                  <a:graphic xmlns:a="http://schemas.openxmlformats.org/drawingml/2006/main">
+                    <a:graphicData uri="http://schemas.openxmlformats.org/drawingml/2006/picture">
+                      <pic:pic xmlns:pic="http://schemas.openxmlformats.org/drawingml/2006/picture">
+                        <pic:nvPicPr>
+                          <pic:cNvPr id="644412935" name=""/>
+                          <pic:cNvPicPr/>
+                        </pic:nvPicPr>
+                        <pic:blipFill>
+                          <a:blip r:embed="rId9"/>
+                          <a:stretch>
+                            <a:fillRect/>
+                          </a:stretch>
+                        </pic:blipFill>
+                        <pic:spPr>
+                          <a:xfrm>
+                            <a:off x="0" y="0"/>
+                            <a:ext cx="752659" cy="244729"/>
+                          </a:xfrm>
+                          <a:prstGeom prst="rect">
+                            <a:avLst/>
+                          </a:prstGeom>
+                        </pic:spPr>
+                      </pic:pic>
+                    </a:graphicData>
+                  </a:graphic>
+                </wp:inline>
+              </w:drawing>
+            </w:r>
+          </w:p>
+          <w:p>
+            <w:pPr>
+              <w:rPr>
+                <w:rFonts w:ascii="Roboto" w:hAnsi="Roboto" w:cs="Times New Roman"/>
+                <w:color w:val="2E74B5" w:themeColor="accent5" w:themeShade="BF"/>
+                <w:lang w:val="fr-FR"/>
+              </w:rPr>
+            </w:pPr>
+            <w:r>
+              <w:rPr>
+                <w:rFonts w:ascii="Roboto" w:hAnsi="Roboto" w:cs="Times New Roman"/>
+                <w:noProof/>
+                <w:color w:val="2E74B5" w:themeColor="accent5" w:themeShade="BF"/>
+                <w:lang w:val="fr-FR"/>
+              </w:rPr>
+              <w:drawing>
+                <wp:inline distT="0" distB="0" distL="0" distR="0" wp14:anchorId="6019B12E" wp14:editId="3EAAFDD6">
+                  <wp:extent cx="713537" cy="256699"/>
+                  <wp:effectExtent l="0" t="0" r="0" b="0"/>
+                  <wp:docPr id="1707915679" name="Image 1"/>
+                  <wp:cNvGraphicFramePr>
+                    <a:graphicFrameLocks xmlns:a="http://schemas.openxmlformats.org/drawingml/2006/main" noChangeAspect="1"/>
+                  </wp:cNvGraphicFramePr>
+                  <a:graphic xmlns:a="http://schemas.openxmlformats.org/drawingml/2006/main">
+                    <a:graphicData uri="http://schemas.openxmlformats.org/drawingml/2006/picture">
+                      <pic:pic xmlns:pic="http://schemas.openxmlformats.org/drawingml/2006/picture">
+                        <pic:nvPicPr>
+                          <pic:cNvPr id="1707915679" name=""/>
+                          <pic:cNvPicPr/>
+                        </pic:nvPicPr>
+                        <pic:blipFill>
+                          <a:blip r:embed="rId10"/>
+                          <a:stretch>
+                            <a:fillRect/>
+                          </a:stretch>
+                        </pic:blipFill>
+                        <pic:spPr>
+                          <a:xfrm>
+                            <a:off x="0" y="0"/>
+                            <a:ext cx="753703" cy="271149"/>
+                          </a:xfrm>
+                          <a:prstGeom prst="rect">
+                            <a:avLst/>
+                          </a:prstGeom>
+                        </pic:spPr>
+                      </pic:pic>
+                    </a:graphicData>
+                  </a:graphic>
+                </wp:inline>
+              </w:drawing>
+            </w:r>
+          </w:p>
+          <w:p>
+            <w:pPr>
+              <w:rPr>
+                <w:rFonts w:ascii="Roboto" w:hAnsi="Roboto" w:cs="Times New Roman"/>
+                <w:color w:val="2E74B5" w:themeColor="accent5" w:themeShade="BF"/>
+                <w:lang w:val="fr-FR"/>
+              </w:rPr>
+            </w:pPr>
+            <w:r>
+              <w:rPr>
+                <w:rFonts w:ascii="Roboto" w:hAnsi="Roboto" w:cs="Times New Roman"/>
+                <w:noProof/>
+                <w:color w:val="2E74B5" w:themeColor="accent5" w:themeShade="BF"/>
+                <w:lang w:val="fr-FR"/>
+              </w:rPr>
+              <w:drawing>
+                <wp:inline distT="0" distB="0" distL="0" distR="0" wp14:anchorId="7D7F2EE2" wp14:editId="2DAB0FF9">
+                  <wp:extent cx="672998" cy="260786"/>
+                  <wp:effectExtent l="0" t="0" r="0" b="6350"/>
+                  <wp:docPr id="469373778" name="Image 1"/>
+                  <wp:cNvGraphicFramePr>
+                    <a:graphicFrameLocks xmlns:a="http://schemas.openxmlformats.org/drawingml/2006/main" noChangeAspect="1"/>
+                  </wp:cNvGraphicFramePr>
+                  <a:graphic xmlns:a="http://schemas.openxmlformats.org/drawingml/2006/main">
+                    <a:graphicData uri="http://schemas.openxmlformats.org/drawingml/2006/picture">
+                      <pic:pic xmlns:pic="http://schemas.openxmlformats.org/drawingml/2006/picture">
+                        <pic:nvPicPr>
+                          <pic:cNvPr id="469373778" name=""/>
+                          <pic:cNvPicPr/>
+                        </pic:nvPicPr>
+                        <pic:blipFill>
+                          <a:blip r:embed="rId11"/>
+                          <a:stretch>
+                            <a:fillRect/>
+                          </a:stretch>
+                        </pic:blipFill>
+                        <pic:spPr>
+                          <a:xfrm>
+                            <a:off x="0" y="0"/>
+                            <a:ext cx="700182" cy="271320"/>
+                          </a:xfrm>
+                          <a:prstGeom prst="rect">
+                            <a:avLst/>
+                          </a:prstGeom>
+                        </pic:spPr>
+                      </pic:pic>
+                    </a:graphicData>
+                  </a:graphic>
+                </wp:inline>
+              </w:drawing>
+            </w:r>
+          </w:p>
+          <w:p>
+            <w:pPr>
+              <w:rPr>
+                <w:rFonts w:ascii="Roboto" w:hAnsi="Roboto" w:cs="Times New Roman"/>
+                <w:color w:val="2E74B5" w:themeColor="accent5" w:themeShade="BF"/>
+                <w:lang w:val="fr-FR"/>
+              </w:rPr>
+            </w:pPr>
+          </w:p>
+          <w:p>
+            <w:pPr>
+              <w:rPr>
+                <w:rFonts w:ascii="Roboto" w:hAnsi="Roboto" w:cs="Times New Roman"/>
+                <w:color w:val="2E74B5" w:themeColor="accent5" w:themeShade="BF"/>
+                <w:lang w:val="fr-FR"/>
+              </w:rPr>
+            </w:pPr>
+          </w:p>
+          <w:p>
+            <w:pPr>
+              <w:rPr>
+                <w:rFonts w:ascii="Roboto" w:hAnsi="Roboto" w:cs="Times New Roman"/>
+                <w:color w:val="2E74B5" w:themeColor="accent5" w:themeShade="BF"/>
+                <w:lang w:val="fr-FR"/>
+              </w:rPr>
+            </w:pPr>
+          </w:p>
+          <w:p>
+            <w:pPr>
+              <w:rPr>
+                <w:rFonts w:ascii="Roboto" w:hAnsi="Roboto" w:cs="Times New Roman"/>
+                <w:color w:val="2E74B5" w:themeColor="accent5" w:themeShade="BF"/>
+                <w:lang w:val="fr-FR"/>
+              </w:rPr>
+            </w:pPr>
+          </w:p>
+          <w:p>
+            <w:pPr>
+              <w:rPr>
+                <w:rFonts w:ascii="Roboto" w:hAnsi="Roboto" w:cs="Times New Roman"/>
+                <w:color w:val="2E74B5" w:themeColor="accent5" w:themeShade="BF"/>
+                <w:lang w:val="fr-FR"/>
+              </w:rPr>
+            </w:pPr>
+          </w:p>
+          <w:p>
+            <w:pPr>
+              <w:rPr>
+                <w:rFonts w:ascii="Roboto" w:hAnsi="Roboto" w:cs="Times New Roman"/>
+                <w:color w:val="2E74B5" w:themeColor="accent5" w:themeShade="BF"/>
+                <w:lang w:val="fr-FR"/>
+              </w:rPr>
+            </w:pPr>
+            <w:r>
+              <w:rPr>
+                <w:rFonts w:ascii="Roboto" w:hAnsi="Roboto" w:cs="Times New Roman"/>
+                <w:noProof/>
+                <w:color w:val="2E74B5" w:themeColor="accent5" w:themeShade="BF"/>
+                <w:lang w:val="fr-FR"/>
+              </w:rPr>
+              <w:drawing>
+                <wp:inline distT="0" distB="0" distL="0" distR="0" wp14:anchorId="39EF95F7" wp14:editId="533E6C75">
+                  <wp:extent cx="662178" cy="275191"/>
+                  <wp:effectExtent l="0" t="0" r="5080" b="0"/>
+                  <wp:docPr id="1410777429" name="Image 1"/>
+                  <wp:cNvGraphicFramePr>
+                    <a:graphicFrameLocks xmlns:a="http://schemas.openxmlformats.org/drawingml/2006/main" noChangeAspect="1"/>
+                  </wp:cNvGraphicFramePr>
+                  <a:graphic xmlns:a="http://schemas.openxmlformats.org/drawingml/2006/main">
+                    <a:graphicData uri="http://schemas.openxmlformats.org/drawingml/2006/picture">
+                      <pic:pic xmlns:pic="http://schemas.openxmlformats.org/drawingml/2006/picture">
+                        <pic:nvPicPr>
+                          <pic:cNvPr id="1410777429" name=""/>
+                          <pic:cNvPicPr/>
+                        </pic:nvPicPr>
+                        <pic:blipFill>
+                          <a:blip r:embed="rId12"/>
+                          <a:stretch>
+                            <a:fillRect/>
+                          </a:stretch>
+                        </pic:blipFill>
+                        <pic:spPr>
+                          <a:xfrm>
+                            <a:off x="0" y="0"/>
+                            <a:ext cx="694507" cy="288627"/>
+                          </a:xfrm>
+                          <a:prstGeom prst="rect">
+                            <a:avLst/>
+                          </a:prstGeom>
+                        </pic:spPr>
+                      </pic:pic>
+                    </a:graphicData>
+                  </a:graphic>
+                </wp:inline>
+              </w:drawing>
+            </w:r>
+          </w:p>
+        </w:tc>
+        <w:tc>
+          <w:tcPr>
+            <w:tcW w:w="10049" w:type="dxa"/>
+            <w:tcBorders>
+              <w:left w:val="dashed" w:sz="2" w:space="0" w:color="4472C4" w:themeColor="accent1"/>
+            </w:tcBorders>
+          </w:tcPr>
+          <w:p>
+            <w:pPr>
+              <w:rPr>
+                <w:rFonts w:ascii="Roboto" w:hAnsi="Roboto" w:cs="Times New Roman"/>
+                <w:color w:val="2E74B5" w:themeColor="accent5" w:themeShade="BF"/>
+                <w:lang w:val="fr-FR"/>
+              </w:rPr>
+            </w:pPr>
+            <w:r>
+              <w:rPr>
+                <w:rFonts w:ascii="Roboto" w:hAnsi="Roboto"/>
+                <w:noProof/>
+              </w:rPr>
+              <w:drawing>
+                <wp:inline distT="0" distB="0" distL="0" distR="0" wp14:anchorId="29FACFD5" wp14:editId="75690B7E">
+                  <wp:extent cx="6368415" cy="2531060"/>
+                  <wp:effectExtent l="0" t="0" r="0" b="0"/>
+                  <wp:docPr id="1620573966" name="Picture 2">
                     <a:extLst xmlns:a="http://schemas.openxmlformats.org/drawingml/2006/main">
                       <a:ext uri="{FF2B5EF4-FFF2-40B4-BE49-F238E27FC236}">
                         <a16:creationId xmlns:a16="http://schemas.microsoft.com/office/drawing/2014/main" id="{4B59C9BB-86D9-42BE-9F35-8197D3F79BCC}"/>
@@ -1553,20 +2156,29 @@
                             <a:picLocks noChangeAspect="1"/>
                           </pic:cNvPicPr>
                         </pic:nvPicPr>
-                        <pic:blipFill>
-                          <a:blip r:embed="rId8"/>
+                        <pic:blipFill rotWithShape="1">
+                          <a:blip r:embed="rId13"/>
+                          <a:srcRect b="-3210"/>
                           <a:stretch>
                             <a:fillRect/>
                           </a:stretch>
                         </pic:blipFill>
-                        <pic:spPr>
+                        <pic:spPr bwMode="auto">
                           <a:xfrm>
                             <a:off x="0" y="0"/>
-                            <a:ext cx="6945295" cy="2674482"/>
+                            <a:ext cx="6448353" cy="2562831"/>
                           </a:xfrm>
                           <a:prstGeom prst="rect">
                             <a:avLst/>
                           </a:prstGeom>
+                          <a:ln>
+                            <a:noFill/>
+                          </a:ln>
+                          <a:extLst>
+                            <a:ext uri="{53640926-AAD7-44D8-BBD7-CCE9431645EC}">
+                              <a14:shadowObscured xmlns:a14="http://schemas.microsoft.com/office/drawing/2010/main"/>
+                            </a:ext>
+                          </a:extLst>
                         </pic:spPr>
                       </pic:pic>
                     </a:graphicData>
@@ -1575,41 +2187,41 @@
               </w:drawing>
             </w:r>
           </w:p>
+          <w:p>
+            <w:pPr>
+              <w:rPr>
+                <w:rFonts w:ascii="Roboto" w:hAnsi="Roboto" w:cs="Times New Roman"/>
+                <w:color w:val="2E74B5" w:themeColor="accent5" w:themeShade="BF"/>
+                <w:lang w:val="fr-FR"/>
+              </w:rPr>
+            </w:pPr>
+          </w:p>
         </w:tc>
       </w:tr>
       <w:tr>
         <w:tc>
           <w:tcPr>
-            <w:tcW w:w="11690" w:type="dxa"/>
+            <w:tcW w:w="11366" w:type="dxa"/>
+            <w:gridSpan w:val="2"/>
           </w:tcPr>
           <w:p>
             <w:pPr>
-              <w:jc w:val="center"/>
-              <w:rPr>
-                <w:rFonts w:ascii="Times New Roman" w:hAnsi="Times New Roman" w:cs="Times New Roman"/>
-                <w:color w:val="2E74B5" w:themeColor="accent5" w:themeShade="BF"/>
-                <w:lang w:val="fr-FR"/>
-              </w:rPr>
-            </w:pPr>
-          </w:p>
-          <w:p>
-            <w:pPr>
-              <w:jc w:val="center"/>
-              <w:rPr>
-                <w:rFonts w:ascii="Times New Roman" w:hAnsi="Times New Roman" w:cs="Times New Roman"/>
-                <w:color w:val="2E74B5" w:themeColor="accent5" w:themeShade="BF"/>
-                <w:lang w:val="fr-FR"/>
-              </w:rPr>
-            </w:pPr>
-            <w:r>
-              <w:rPr>
+              <w:rPr>
+                <w:rFonts w:ascii="Roboto" w:hAnsi="Roboto" w:cs="Times New Roman"/>
+                <w:color w:val="2E74B5" w:themeColor="accent5" w:themeShade="BF"/>
+                <w:lang w:val="fr-FR"/>
+              </w:rPr>
+            </w:pPr>
+            <w:r>
+              <w:rPr>
+                <w:rFonts w:ascii="Roboto" w:hAnsi="Roboto"/>
                 <w:noProof/>
               </w:rPr>
               <w:drawing>
-                <wp:inline distT="0" distB="0" distL="0" distR="0" wp14:anchorId="1E249EA1" wp14:editId="43CA1C80">
-                  <wp:extent cx="6678393" cy="3705225"/>
-                  <wp:effectExtent l="0" t="0" r="8255" b="0"/>
-                  <wp:docPr id="4" name="Picture 3">
+                <wp:inline distT="0" distB="0" distL="0" distR="0" wp14:anchorId="0E5C0CF5" wp14:editId="2B51C535">
+                  <wp:extent cx="6675927" cy="1199692"/>
+                  <wp:effectExtent l="0" t="0" r="0" b="635"/>
+                  <wp:docPr id="243210212" name="Picture 3">
                     <a:extLst xmlns:a="http://schemas.openxmlformats.org/drawingml/2006/main">
                       <a:ext uri="{FF2B5EF4-FFF2-40B4-BE49-F238E27FC236}">
                         <a16:creationId xmlns:a16="http://schemas.microsoft.com/office/drawing/2014/main" id="{0DE47A06-2927-46C4-A2FC-B3FAB1A921E1}"/>
@@ -1634,20 +2246,29 @@
                             <a:picLocks noChangeAspect="1"/>
                           </pic:cNvPicPr>
                         </pic:nvPicPr>
-                        <pic:blipFill>
-                          <a:blip r:embed="rId9"/>
+                        <pic:blipFill rotWithShape="1">
+                          <a:blip r:embed="rId14"/>
+                          <a:srcRect b="67610"/>
                           <a:stretch>
                             <a:fillRect/>
                           </a:stretch>
                         </pic:blipFill>
-                        <pic:spPr>
+                        <pic:spPr bwMode="auto">
                           <a:xfrm>
                             <a:off x="0" y="0"/>
-                            <a:ext cx="6748758" cy="3744264"/>
+                            <a:ext cx="6748758" cy="1212780"/>
                           </a:xfrm>
                           <a:prstGeom prst="rect">
                             <a:avLst/>
                           </a:prstGeom>
+                          <a:ln>
+                            <a:noFill/>
+                          </a:ln>
+                          <a:extLst>
+                            <a:ext uri="{53640926-AAD7-44D8-BBD7-CCE9431645EC}">
+                              <a14:shadowObscured xmlns:a14="http://schemas.microsoft.com/office/drawing/2010/main"/>
+                            </a:ext>
+                          </a:extLst>
                         </pic:spPr>
                       </pic:pic>
                     </a:graphicData>
@@ -1656,20 +2277,290 @@
               </w:drawing>
             </w:r>
           </w:p>
+          <w:p>
+            <w:pPr>
+              <w:rPr>
+                <w:rFonts w:ascii="Roboto" w:hAnsi="Roboto" w:cs="Times New Roman"/>
+                <w:color w:val="2E74B5" w:themeColor="accent5" w:themeShade="BF"/>
+                <w:lang w:val="fr-FR"/>
+              </w:rPr>
+            </w:pPr>
+          </w:p>
+        </w:tc>
+      </w:tr>
+      <w:tr>
+        <w:tc>
+          <w:tcPr>
+            <w:tcW w:w="11366" w:type="dxa"/>
+            <w:gridSpan w:val="2"/>
+          </w:tcPr>
+          <w:p>
+            <w:pPr>
+              <w:rPr>
+                <w:rFonts w:ascii="Roboto" w:hAnsi="Roboto" w:cs="Times New Roman"/>
+                <w:color w:val="2E74B5" w:themeColor="accent5" w:themeShade="BF"/>
+                <w:lang w:val="fr-FR"/>
+              </w:rPr>
+            </w:pPr>
+            <w:r>
+              <w:rPr>
+                <w:rFonts w:ascii="Roboto" w:hAnsi="Roboto"/>
+                <w:noProof/>
+              </w:rPr>
+              <w:drawing>
+                <wp:inline distT="0" distB="0" distL="0" distR="0" wp14:anchorId="0E4809AF" wp14:editId="4CF17A2D">
+                  <wp:extent cx="6675111" cy="548640"/>
+                  <wp:effectExtent l="0" t="0" r="0" b="3810"/>
+                  <wp:docPr id="1635837664" name="Picture 3">
+                    <a:extLst xmlns:a="http://schemas.openxmlformats.org/drawingml/2006/main">
+                      <a:ext uri="{FF2B5EF4-FFF2-40B4-BE49-F238E27FC236}">
+                        <a16:creationId xmlns:a16="http://schemas.microsoft.com/office/drawing/2014/main" id="{0DE47A06-2927-46C4-A2FC-B3FAB1A921E1}"/>
+                      </a:ext>
+                    </a:extLst>
+                  </wp:docPr>
+                  <wp:cNvGraphicFramePr>
+                    <a:graphicFrameLocks xmlns:a="http://schemas.openxmlformats.org/drawingml/2006/main" noChangeAspect="1"/>
+                  </wp:cNvGraphicFramePr>
+                  <a:graphic xmlns:a="http://schemas.openxmlformats.org/drawingml/2006/main">
+                    <a:graphicData uri="http://schemas.openxmlformats.org/drawingml/2006/picture">
+                      <pic:pic xmlns:pic="http://schemas.openxmlformats.org/drawingml/2006/picture">
+                        <pic:nvPicPr>
+                          <pic:cNvPr id="4" name="Picture 3">
+                            <a:extLst>
+                              <a:ext uri="{FF2B5EF4-FFF2-40B4-BE49-F238E27FC236}">
+                                <a16:creationId xmlns:a16="http://schemas.microsoft.com/office/drawing/2014/main" id="{0DE47A06-2927-46C4-A2FC-B3FAB1A921E1}"/>
+                              </a:ext>
+                            </a:extLst>
+                          </pic:cNvPr>
+                          <pic:cNvPicPr>
+                            <a:picLocks noChangeAspect="1"/>
+                          </pic:cNvPicPr>
+                        </pic:nvPicPr>
+                        <pic:blipFill rotWithShape="1">
+                          <a:blip r:embed="rId14"/>
+                          <a:srcRect t="34551" b="50635"/>
+                          <a:stretch>
+                            <a:fillRect/>
+                          </a:stretch>
+                        </pic:blipFill>
+                        <pic:spPr bwMode="auto">
+                          <a:xfrm>
+                            <a:off x="0" y="0"/>
+                            <a:ext cx="6748758" cy="554693"/>
+                          </a:xfrm>
+                          <a:prstGeom prst="rect">
+                            <a:avLst/>
+                          </a:prstGeom>
+                          <a:ln>
+                            <a:noFill/>
+                          </a:ln>
+                          <a:extLst>
+                            <a:ext uri="{53640926-AAD7-44D8-BBD7-CCE9431645EC}">
+                              <a14:shadowObscured xmlns:a14="http://schemas.microsoft.com/office/drawing/2010/main"/>
+                            </a:ext>
+                          </a:extLst>
+                        </pic:spPr>
+                      </pic:pic>
+                    </a:graphicData>
+                  </a:graphic>
+                </wp:inline>
+              </w:drawing>
+            </w:r>
+          </w:p>
+          <w:p>
+            <w:pPr>
+              <w:rPr>
+                <w:rFonts w:ascii="Roboto" w:hAnsi="Roboto" w:cs="Times New Roman"/>
+                <w:color w:val="2E74B5" w:themeColor="accent5" w:themeShade="BF"/>
+                <w:lang w:val="fr-FR"/>
+              </w:rPr>
+            </w:pPr>
+          </w:p>
+        </w:tc>
+      </w:tr>
+      <w:tr>
+        <w:tc>
+          <w:tcPr>
+            <w:tcW w:w="11366" w:type="dxa"/>
+            <w:gridSpan w:val="2"/>
+          </w:tcPr>
+          <w:p>
+            <w:pPr>
+              <w:rPr>
+                <w:rFonts w:ascii="Roboto" w:hAnsi="Roboto" w:cs="Times New Roman"/>
+                <w:color w:val="2E74B5" w:themeColor="accent5" w:themeShade="BF"/>
+                <w:lang w:val="fr-FR"/>
+              </w:rPr>
+            </w:pPr>
+            <w:r>
+              <w:rPr>
+                <w:rFonts w:ascii="Roboto" w:hAnsi="Roboto"/>
+                <w:noProof/>
+              </w:rPr>
+              <w:drawing>
+                <wp:inline distT="0" distB="0" distL="0" distR="0" wp14:anchorId="3A3D9F2E" wp14:editId="6A7297DD">
+                  <wp:extent cx="6675755" cy="709574"/>
+                  <wp:effectExtent l="0" t="0" r="0" b="0"/>
+                  <wp:docPr id="1913702586" name="Picture 3">
+                    <a:extLst xmlns:a="http://schemas.openxmlformats.org/drawingml/2006/main">
+                      <a:ext uri="{FF2B5EF4-FFF2-40B4-BE49-F238E27FC236}">
+                        <a16:creationId xmlns:a16="http://schemas.microsoft.com/office/drawing/2014/main" id="{0DE47A06-2927-46C4-A2FC-B3FAB1A921E1}"/>
+                      </a:ext>
+                    </a:extLst>
+                  </wp:docPr>
+                  <wp:cNvGraphicFramePr>
+                    <a:graphicFrameLocks xmlns:a="http://schemas.openxmlformats.org/drawingml/2006/main" noChangeAspect="1"/>
+                  </wp:cNvGraphicFramePr>
+                  <a:graphic xmlns:a="http://schemas.openxmlformats.org/drawingml/2006/main">
+                    <a:graphicData uri="http://schemas.openxmlformats.org/drawingml/2006/picture">
+                      <pic:pic xmlns:pic="http://schemas.openxmlformats.org/drawingml/2006/picture">
+                        <pic:nvPicPr>
+                          <pic:cNvPr id="4" name="Picture 3">
+                            <a:extLst>
+                              <a:ext uri="{FF2B5EF4-FFF2-40B4-BE49-F238E27FC236}">
+                                <a16:creationId xmlns:a16="http://schemas.microsoft.com/office/drawing/2014/main" id="{0DE47A06-2927-46C4-A2FC-B3FAB1A921E1}"/>
+                              </a:ext>
+                            </a:extLst>
+                          </pic:cNvPr>
+                          <pic:cNvPicPr>
+                            <a:picLocks noChangeAspect="1"/>
+                          </pic:cNvPicPr>
+                        </pic:nvPicPr>
+                        <pic:blipFill rotWithShape="1">
+                          <a:blip r:embed="rId14"/>
+                          <a:srcRect t="50147" b="30694"/>
+                          <a:stretch>
+                            <a:fillRect/>
+                          </a:stretch>
+                        </pic:blipFill>
+                        <pic:spPr bwMode="auto">
+                          <a:xfrm>
+                            <a:off x="0" y="0"/>
+                            <a:ext cx="6748758" cy="717334"/>
+                          </a:xfrm>
+                          <a:prstGeom prst="rect">
+                            <a:avLst/>
+                          </a:prstGeom>
+                          <a:ln>
+                            <a:noFill/>
+                          </a:ln>
+                          <a:extLst>
+                            <a:ext uri="{53640926-AAD7-44D8-BBD7-CCE9431645EC}">
+                              <a14:shadowObscured xmlns:a14="http://schemas.microsoft.com/office/drawing/2010/main"/>
+                            </a:ext>
+                          </a:extLst>
+                        </pic:spPr>
+                      </pic:pic>
+                    </a:graphicData>
+                  </a:graphic>
+                </wp:inline>
+              </w:drawing>
+            </w:r>
+          </w:p>
+          <w:p>
+            <w:pPr>
+              <w:rPr>
+                <w:rFonts w:ascii="Roboto" w:hAnsi="Roboto" w:cs="Times New Roman"/>
+                <w:color w:val="2E74B5" w:themeColor="accent5" w:themeShade="BF"/>
+                <w:lang w:val="fr-FR"/>
+              </w:rPr>
+            </w:pPr>
+          </w:p>
+        </w:tc>
+      </w:tr>
+      <w:tr>
+        <w:tc>
+          <w:tcPr>
+            <w:tcW w:w="11366" w:type="dxa"/>
+            <w:gridSpan w:val="2"/>
+          </w:tcPr>
+          <w:p>
+            <w:pPr>
+              <w:rPr>
+                <w:rFonts w:ascii="Roboto" w:hAnsi="Roboto" w:cs="Times New Roman"/>
+                <w:color w:val="2E74B5" w:themeColor="accent5" w:themeShade="BF"/>
+                <w:lang w:val="fr-FR"/>
+              </w:rPr>
+            </w:pPr>
+            <w:r>
+              <w:rPr>
+                <w:rFonts w:ascii="Roboto" w:hAnsi="Roboto"/>
+                <w:noProof/>
+              </w:rPr>
+              <w:drawing>
+                <wp:inline distT="0" distB="0" distL="0" distR="0" wp14:anchorId="36C2A83C" wp14:editId="67E6B471">
+                  <wp:extent cx="6676956" cy="1236269"/>
+                  <wp:effectExtent l="0" t="0" r="0" b="0"/>
+                  <wp:docPr id="1316961098" name="Picture 3">
+                    <a:extLst xmlns:a="http://schemas.openxmlformats.org/drawingml/2006/main">
+                      <a:ext uri="{FF2B5EF4-FFF2-40B4-BE49-F238E27FC236}">
+                        <a16:creationId xmlns:a16="http://schemas.microsoft.com/office/drawing/2014/main" id="{0DE47A06-2927-46C4-A2FC-B3FAB1A921E1}"/>
+                      </a:ext>
+                    </a:extLst>
+                  </wp:docPr>
+                  <wp:cNvGraphicFramePr>
+                    <a:graphicFrameLocks xmlns:a="http://schemas.openxmlformats.org/drawingml/2006/main" noChangeAspect="1"/>
+                  </wp:cNvGraphicFramePr>
+                  <a:graphic xmlns:a="http://schemas.openxmlformats.org/drawingml/2006/main">
+                    <a:graphicData uri="http://schemas.openxmlformats.org/drawingml/2006/picture">
+                      <pic:pic xmlns:pic="http://schemas.openxmlformats.org/drawingml/2006/picture">
+                        <pic:nvPicPr>
+                          <pic:cNvPr id="4" name="Picture 3">
+                            <a:extLst>
+                              <a:ext uri="{FF2B5EF4-FFF2-40B4-BE49-F238E27FC236}">
+                                <a16:creationId xmlns:a16="http://schemas.microsoft.com/office/drawing/2014/main" id="{0DE47A06-2927-46C4-A2FC-B3FAB1A921E1}"/>
+                              </a:ext>
+                            </a:extLst>
+                          </pic:cNvPr>
+                          <pic:cNvPicPr>
+                            <a:picLocks noChangeAspect="1"/>
+                          </pic:cNvPicPr>
+                        </pic:nvPicPr>
+                        <pic:blipFill rotWithShape="1">
+                          <a:blip r:embed="rId14"/>
+                          <a:srcRect t="69693" b="-3066"/>
+                          <a:stretch>
+                            <a:fillRect/>
+                          </a:stretch>
+                        </pic:blipFill>
+                        <pic:spPr bwMode="auto">
+                          <a:xfrm>
+                            <a:off x="0" y="0"/>
+                            <a:ext cx="6748758" cy="1249564"/>
+                          </a:xfrm>
+                          <a:prstGeom prst="rect">
+                            <a:avLst/>
+                          </a:prstGeom>
+                          <a:ln>
+                            <a:noFill/>
+                          </a:ln>
+                          <a:extLst>
+                            <a:ext uri="{53640926-AAD7-44D8-BBD7-CCE9431645EC}">
+                              <a14:shadowObscured xmlns:a14="http://schemas.microsoft.com/office/drawing/2010/main"/>
+                            </a:ext>
+                          </a:extLst>
+                        </pic:spPr>
+                      </pic:pic>
+                    </a:graphicData>
+                  </a:graphic>
+                </wp:inline>
+              </w:drawing>
+            </w:r>
+          </w:p>
         </w:tc>
       </w:tr>
     </w:tbl>
     <w:p>
       <w:pPr>
         <w:rPr>
-          <w:rFonts w:ascii="Times New Roman" w:hAnsi="Times New Roman" w:cs="Times New Roman"/>
-          <w:color w:val="2E74B5" w:themeColor="accent5" w:themeShade="BF"/>
-          <w:lang w:val="fr-FR"/>
-        </w:rPr>
-      </w:pPr>
-      <w:r>
-        <w:rPr>
-          <w:rFonts w:ascii="Times New Roman" w:hAnsi="Times New Roman" w:cs="Times New Roman"/>
+          <w:rFonts w:ascii="Roboto" w:hAnsi="Roboto" w:cs="Times New Roman"/>
+          <w:color w:val="2E74B5" w:themeColor="accent5" w:themeShade="BF"/>
+          <w:lang w:val="fr-FR"/>
+        </w:rPr>
+      </w:pPr>
+      <w:r>
+        <w:rPr>
+          <w:rFonts w:ascii="Roboto" w:hAnsi="Roboto" w:cs="Times New Roman"/>
           <w:color w:val="2E74B5" w:themeColor="accent5" w:themeShade="BF"/>
           <w:lang w:val="fr-FR"/>
         </w:rPr>
@@ -1678,29 +2569,55 @@
     </w:p>
     <w:p>
       <w:pPr>
-        <w:jc w:val="center"/>
-        <w:rPr>
-          <w:rFonts w:ascii="Times New Roman" w:hAnsi="Times New Roman" w:cs="Times New Roman"/>
-          <w:color w:val="2E74B5" w:themeColor="accent5" w:themeShade="BF"/>
-          <w:lang w:val="fr-FR"/>
-        </w:rPr>
-      </w:pPr>
+        <w:rPr>
+          <w:rFonts w:ascii="Roboto" w:hAnsi="Roboto" w:cs="Times New Roman"/>
+          <w:color w:val="2E74B5" w:themeColor="accent5" w:themeShade="BF"/>
+          <w:lang w:val="fr-FR"/>
+        </w:rPr>
+      </w:pPr>
+      <w:r>
+        <w:rPr>
+          <w:rFonts w:ascii="Roboto" w:hAnsi="Roboto" w:cs="Times New Roman"/>
+          <w:color w:val="2E74B5" w:themeColor="accent5" w:themeShade="BF"/>
+          <w:lang w:val="fr-FR"/>
+        </w:rPr>
+        <w:lastRenderedPageBreak/>
+        <w:t>Contrats</w:t>
+      </w:r>
     </w:p>
     <w:p>
       <w:pPr>
-        <w:jc w:val="center"/>
-        <w:rPr>
-          <w:rFonts w:ascii="Times New Roman" w:hAnsi="Times New Roman" w:cs="Times New Roman"/>
-          <w:color w:val="2E74B5" w:themeColor="accent5" w:themeShade="BF"/>
-          <w:lang w:val="fr-FR"/>
-        </w:rPr>
-      </w:pPr>
+        <w:pStyle w:val="Paragraphedeliste"/>
+        <w:numPr>
+          <w:ilvl w:val="0"/>
+          <w:numId w:val="3"/>
+        </w:numPr>
+        <w:tabs>
+          <w:tab w:val="left" w:pos="851"/>
+        </w:tabs>
+        <w:rPr>
+          <w:rFonts w:ascii="Roboto" w:hAnsi="Roboto" w:cs="Times New Roman"/>
+          <w:color w:val="2E74B5" w:themeColor="accent5" w:themeShade="BF"/>
+          <w:lang w:val="fr-FR"/>
+        </w:rPr>
+      </w:pPr>
+      <w:r>
+        <w:rPr>
+          <w:rFonts w:ascii="Roboto" w:hAnsi="Roboto" w:cs="Times New Roman"/>
+          <w:color w:val="2E74B5" w:themeColor="accent5" w:themeShade="BF"/>
+          <w:lang w:val="fr-FR"/>
+        </w:rPr>
+        <w:t>Location</w:t>
+      </w:r>
     </w:p>
     <w:p>
       <w:pPr>
-        <w:jc w:val="center"/>
-        <w:rPr>
-          <w:rFonts w:ascii="Times New Roman" w:hAnsi="Times New Roman" w:cs="Times New Roman"/>
+        <w:pStyle w:val="Paragraphedeliste"/>
+        <w:tabs>
+          <w:tab w:val="left" w:pos="851"/>
+        </w:tabs>
+        <w:rPr>
+          <w:rFonts w:ascii="Roboto" w:hAnsi="Roboto" w:cs="Times New Roman"/>
           <w:color w:val="2E74B5" w:themeColor="accent5" w:themeShade="BF"/>
           <w:lang w:val="fr-FR"/>
         </w:rPr>
@@ -1708,23 +2625,1064 @@
     </w:p>
     <w:p>
       <w:pPr>
-        <w:jc w:val="center"/>
-        <w:rPr>
-          <w:rFonts w:ascii="Times New Roman" w:hAnsi="Times New Roman" w:cs="Times New Roman"/>
-          <w:color w:val="2E74B5" w:themeColor="accent5" w:themeShade="BF"/>
-          <w:lang w:val="fr-FR"/>
-        </w:rPr>
-      </w:pPr>
+        <w:pStyle w:val="Paragraphedeliste"/>
+        <w:numPr>
+          <w:ilvl w:val="0"/>
+          <w:numId w:val="3"/>
+        </w:numPr>
+        <w:tabs>
+          <w:tab w:val="left" w:pos="851"/>
+        </w:tabs>
+        <w:rPr>
+          <w:rFonts w:ascii="Roboto" w:hAnsi="Roboto" w:cs="Times New Roman"/>
+          <w:color w:val="2E74B5" w:themeColor="accent5" w:themeShade="BF"/>
+          <w:lang w:val="fr-FR"/>
+        </w:rPr>
+      </w:pPr>
+      <w:r>
+        <w:rPr>
+          <w:rFonts w:ascii="Roboto" w:hAnsi="Roboto" w:cs="Times New Roman"/>
+          <w:color w:val="2E74B5" w:themeColor="accent5" w:themeShade="BF"/>
+          <w:lang w:val="fr-FR"/>
+        </w:rPr>
+        <w:t>Assurance</w:t>
+      </w:r>
     </w:p>
     <w:p>
       <w:pPr>
+        <w:pStyle w:val="Paragraphedeliste"/>
+        <w:numPr>
+          <w:ilvl w:val="0"/>
+          <w:numId w:val="3"/>
+        </w:numPr>
+        <w:tabs>
+          <w:tab w:val="left" w:pos="851"/>
+        </w:tabs>
+        <w:rPr>
+          <w:rFonts w:ascii="Roboto" w:hAnsi="Roboto" w:cs="Times New Roman"/>
+          <w:color w:val="2E74B5" w:themeColor="accent5" w:themeShade="BF"/>
+          <w:lang w:val="fr-FR"/>
+        </w:rPr>
+      </w:pPr>
+      <w:r>
+        <w:rPr>
+          <w:rFonts w:ascii="Roboto" w:hAnsi="Roboto" w:cs="Times New Roman"/>
+          <w:color w:val="2E74B5" w:themeColor="accent5" w:themeShade="BF"/>
+          <w:lang w:val="fr-FR"/>
+        </w:rPr>
+        <w:t>Entretien</w:t>
+      </w:r>
+    </w:p>
+    <w:p>
+      <w:pPr>
+        <w:pStyle w:val="Paragraphedeliste"/>
+        <w:numPr>
+          <w:ilvl w:val="0"/>
+          <w:numId w:val="3"/>
+        </w:numPr>
+        <w:tabs>
+          <w:tab w:val="left" w:pos="851"/>
+        </w:tabs>
+        <w:rPr>
+          <w:rFonts w:ascii="Roboto" w:hAnsi="Roboto" w:cs="Times New Roman"/>
+          <w:color w:val="2E74B5" w:themeColor="accent5" w:themeShade="BF"/>
+          <w:lang w:val="fr-FR"/>
+        </w:rPr>
+      </w:pPr>
+      <w:r>
+        <w:rPr>
+          <w:rFonts w:ascii="Roboto" w:hAnsi="Roboto" w:cs="Times New Roman"/>
+          <w:color w:val="2E74B5" w:themeColor="accent5" w:themeShade="BF"/>
+          <w:lang w:val="fr-FR"/>
+        </w:rPr>
+        <w:t>ANFR</w:t>
+      </w:r>
+    </w:p>
+    <w:p>
+      <w:pPr>
+        <w:pStyle w:val="Paragraphedeliste"/>
+        <w:numPr>
+          <w:ilvl w:val="0"/>
+          <w:numId w:val="3"/>
+        </w:numPr>
+        <w:tabs>
+          <w:tab w:val="left" w:pos="851"/>
+        </w:tabs>
+        <w:rPr>
+          <w:rFonts w:ascii="Roboto" w:hAnsi="Roboto" w:cs="Times New Roman"/>
+          <w:color w:val="2E74B5" w:themeColor="accent5" w:themeShade="BF"/>
+          <w:lang w:val="fr-FR"/>
+        </w:rPr>
+      </w:pPr>
+      <w:r>
+        <w:rPr>
+          <w:rFonts w:ascii="Roboto" w:hAnsi="Roboto" w:cs="Times New Roman"/>
+          <w:color w:val="2E74B5" w:themeColor="accent5" w:themeShade="BF"/>
+          <w:lang w:val="fr-FR"/>
+        </w:rPr>
+        <w:t>Moteur, cale, port, …</w:t>
+      </w:r>
+    </w:p>
+    <w:p>
+      <w:pPr>
+        <w:rPr>
+          <w:rFonts w:ascii="Roboto" w:hAnsi="Roboto" w:cs="Times New Roman"/>
+          <w:color w:val="2E74B5" w:themeColor="accent5" w:themeShade="BF"/>
+          <w:lang w:val="fr-FR"/>
+        </w:rPr>
+      </w:pPr>
+      <w:r>
+        <w:rPr>
+          <w:rFonts w:ascii="Roboto" w:hAnsi="Roboto" w:cs="Times New Roman"/>
+          <w:color w:val="2E74B5" w:themeColor="accent5" w:themeShade="BF"/>
+          <w:lang w:val="fr-FR"/>
+        </w:rPr>
+        <w:br w:type="page"/>
+      </w:r>
+    </w:p>
+    <w:p>
+      <w:pPr>
+        <w:tabs>
+          <w:tab w:val="left" w:pos="851"/>
+        </w:tabs>
+        <w:rPr>
+          <w:rFonts w:ascii="Roboto" w:hAnsi="Roboto" w:cs="Times New Roman"/>
+          <w:color w:val="2E74B5" w:themeColor="accent5" w:themeShade="BF"/>
+          <w:lang w:val="fr-FR"/>
+        </w:rPr>
+      </w:pPr>
+      <w:r>
+        <w:rPr>
+          <w:rFonts w:ascii="Roboto" w:hAnsi="Roboto" w:cs="Times New Roman"/>
+          <w:color w:val="2E74B5" w:themeColor="accent5" w:themeShade="BF"/>
+          <w:lang w:val="fr-FR"/>
+        </w:rPr>
+        <w:lastRenderedPageBreak/>
+        <w:t>Voiles</w:t>
+      </w:r>
+    </w:p>
+    <w:p>
+      <w:pPr>
+        <w:pStyle w:val="Paragraphedeliste"/>
+        <w:numPr>
+          <w:ilvl w:val="0"/>
+          <w:numId w:val="4"/>
+        </w:numPr>
+        <w:tabs>
+          <w:tab w:val="left" w:pos="851"/>
+        </w:tabs>
+        <w:rPr>
+          <w:rFonts w:ascii="Roboto" w:hAnsi="Roboto" w:cs="Times New Roman"/>
+          <w:color w:val="2E74B5" w:themeColor="accent5" w:themeShade="BF"/>
+          <w:lang w:val="fr-FR"/>
+        </w:rPr>
+      </w:pPr>
+      <w:r>
+        <w:rPr>
+          <w:rFonts w:ascii="Roboto" w:hAnsi="Roboto" w:cs="Times New Roman"/>
+          <w:color w:val="2E74B5" w:themeColor="accent5" w:themeShade="BF"/>
+          <w:lang w:val="fr-FR"/>
+        </w:rPr>
+        <w:t xml:space="preserve">Taille </w:t>
+      </w:r>
+      <w:proofErr w:type="spellStart"/>
+      <w:r>
+        <w:rPr>
+          <w:rFonts w:ascii="Roboto" w:hAnsi="Roboto" w:cs="Times New Roman"/>
+          <w:color w:val="2E74B5" w:themeColor="accent5" w:themeShade="BF"/>
+          <w:lang w:val="fr-FR"/>
+        </w:rPr>
+        <w:t>patara</w:t>
+      </w:r>
+      <w:proofErr w:type="spellEnd"/>
+      <w:r>
+        <w:rPr>
+          <w:rFonts w:ascii="Roboto" w:hAnsi="Roboto" w:cs="Times New Roman"/>
+          <w:color w:val="2E74B5" w:themeColor="accent5" w:themeShade="BF"/>
+          <w:lang w:val="fr-FR"/>
+        </w:rPr>
+        <w:t xml:space="preserve">, </w:t>
+      </w:r>
+      <w:proofErr w:type="spellStart"/>
+      <w:r>
+        <w:rPr>
+          <w:rFonts w:ascii="Roboto" w:hAnsi="Roboto" w:cs="Times New Roman"/>
+          <w:color w:val="2E74B5" w:themeColor="accent5" w:themeShade="BF"/>
+          <w:lang w:val="fr-FR"/>
+        </w:rPr>
+        <w:t>etai</w:t>
+      </w:r>
+      <w:proofErr w:type="spellEnd"/>
+      <w:r>
+        <w:rPr>
+          <w:rFonts w:ascii="Roboto" w:hAnsi="Roboto" w:cs="Times New Roman"/>
+          <w:color w:val="2E74B5" w:themeColor="accent5" w:themeShade="BF"/>
+          <w:lang w:val="fr-FR"/>
+        </w:rPr>
+        <w:t xml:space="preserve"> pour les voiles</w:t>
+      </w:r>
+    </w:p>
+    <w:p>
+      <w:pPr>
+        <w:pStyle w:val="Paragraphedeliste"/>
+        <w:numPr>
+          <w:ilvl w:val="0"/>
+          <w:numId w:val="4"/>
+        </w:numPr>
+        <w:tabs>
+          <w:tab w:val="left" w:pos="851"/>
+        </w:tabs>
+        <w:rPr>
+          <w:rFonts w:ascii="Roboto" w:hAnsi="Roboto" w:cs="Times New Roman"/>
+          <w:color w:val="2E74B5" w:themeColor="accent5" w:themeShade="BF"/>
+          <w:lang w:val="fr-FR"/>
+        </w:rPr>
+      </w:pPr>
+      <w:r>
+        <w:rPr>
+          <w:rFonts w:ascii="Roboto" w:hAnsi="Roboto" w:cs="Times New Roman"/>
+          <w:color w:val="2E74B5" w:themeColor="accent5" w:themeShade="BF"/>
+          <w:lang w:val="fr-FR"/>
+        </w:rPr>
+        <w:t xml:space="preserve">GV </w:t>
+      </w:r>
+      <w:r>
+        <w:rPr>
+          <w:rFonts w:ascii="Roboto" w:hAnsi="Roboto" w:cs="Times New Roman"/>
+          <w:color w:val="2E74B5" w:themeColor="accent5" w:themeShade="BF"/>
+          <w:lang w:val="fr-FR"/>
+        </w:rPr>
+        <w:tab/>
+      </w:r>
+      <w:r>
+        <w:rPr>
+          <w:rFonts w:ascii="Roboto" w:hAnsi="Roboto" w:cs="Times New Roman"/>
+          <w:color w:val="2E74B5" w:themeColor="accent5" w:themeShade="BF"/>
+          <w:lang w:val="fr-FR"/>
+        </w:rPr>
+        <w:tab/>
+        <w:t>34</w:t>
+      </w:r>
+      <w:r>
+        <w:rPr>
+          <w:rFonts w:ascii="Roboto" w:hAnsi="Roboto" w:cs="Times New Roman"/>
+          <w:color w:val="2E74B5" w:themeColor="accent5" w:themeShade="BF"/>
+          <w:lang w:val="fr-FR"/>
+        </w:rPr>
+        <w:t xml:space="preserve"> </w:t>
+      </w:r>
+      <w:r>
+        <w:rPr>
+          <w:rFonts w:ascii="Roboto" w:hAnsi="Roboto" w:cs="Times New Roman"/>
+          <w:color w:val="2E74B5" w:themeColor="accent5" w:themeShade="BF"/>
+          <w:lang w:val="fr-FR"/>
+        </w:rPr>
+        <w:t>m</w:t>
+      </w:r>
+      <w:r>
+        <w:rPr>
+          <w:rFonts w:ascii="Roboto" w:hAnsi="Roboto" w:cs="Times New Roman"/>
+          <w:color w:val="2E74B5" w:themeColor="accent5" w:themeShade="BF"/>
+          <w:vertAlign w:val="superscript"/>
+          <w:lang w:val="fr-FR"/>
+        </w:rPr>
+        <w:t>2</w:t>
+      </w:r>
+    </w:p>
+    <w:p>
+      <w:pPr>
+        <w:pStyle w:val="Paragraphedeliste"/>
+        <w:numPr>
+          <w:ilvl w:val="0"/>
+          <w:numId w:val="4"/>
+        </w:numPr>
+        <w:tabs>
+          <w:tab w:val="left" w:pos="851"/>
+        </w:tabs>
+        <w:rPr>
+          <w:rFonts w:ascii="Roboto" w:hAnsi="Roboto" w:cs="Times New Roman"/>
+          <w:color w:val="2E74B5" w:themeColor="accent5" w:themeShade="BF"/>
+          <w:lang w:val="fr-FR"/>
+        </w:rPr>
+      </w:pPr>
+      <w:r>
+        <w:rPr>
+          <w:rFonts w:ascii="Roboto" w:hAnsi="Roboto" w:cs="Times New Roman"/>
+          <w:color w:val="2E74B5" w:themeColor="accent5" w:themeShade="BF"/>
+          <w:lang w:val="fr-FR"/>
+        </w:rPr>
+        <w:t xml:space="preserve">Spi </w:t>
+      </w:r>
+      <w:r>
+        <w:rPr>
+          <w:rFonts w:ascii="Roboto" w:hAnsi="Roboto" w:cs="Times New Roman"/>
+          <w:color w:val="2E74B5" w:themeColor="accent5" w:themeShade="BF"/>
+          <w:lang w:val="fr-FR"/>
+        </w:rPr>
+        <w:tab/>
+      </w:r>
+      <w:r>
+        <w:rPr>
+          <w:rFonts w:ascii="Roboto" w:hAnsi="Roboto" w:cs="Times New Roman"/>
+          <w:color w:val="2E74B5" w:themeColor="accent5" w:themeShade="BF"/>
+          <w:lang w:val="fr-FR"/>
+        </w:rPr>
+        <w:tab/>
+        <w:t xml:space="preserve">95 </w:t>
+      </w:r>
+      <w:r>
+        <w:rPr>
+          <w:rFonts w:ascii="Roboto" w:hAnsi="Roboto" w:cs="Times New Roman"/>
+          <w:color w:val="2E74B5" w:themeColor="accent5" w:themeShade="BF"/>
+          <w:lang w:val="fr-FR"/>
+        </w:rPr>
+        <w:t>m</w:t>
+      </w:r>
+      <w:r>
+        <w:rPr>
+          <w:rFonts w:ascii="Roboto" w:hAnsi="Roboto" w:cs="Times New Roman"/>
+          <w:color w:val="2E74B5" w:themeColor="accent5" w:themeShade="BF"/>
+          <w:vertAlign w:val="superscript"/>
+          <w:lang w:val="fr-FR"/>
+        </w:rPr>
+        <w:t>2</w:t>
+      </w:r>
+    </w:p>
+    <w:p>
+      <w:pPr>
+        <w:pStyle w:val="Paragraphedeliste"/>
+        <w:numPr>
+          <w:ilvl w:val="0"/>
+          <w:numId w:val="4"/>
+        </w:numPr>
+        <w:tabs>
+          <w:tab w:val="left" w:pos="851"/>
+        </w:tabs>
+        <w:rPr>
+          <w:rFonts w:ascii="Roboto" w:hAnsi="Roboto" w:cs="Times New Roman"/>
+          <w:color w:val="2E74B5" w:themeColor="accent5" w:themeShade="BF"/>
+          <w:lang w:val="fr-FR"/>
+        </w:rPr>
+      </w:pPr>
+      <w:r>
+        <w:rPr>
+          <w:rFonts w:ascii="Roboto" w:hAnsi="Roboto" w:cs="Times New Roman"/>
+          <w:color w:val="2E74B5" w:themeColor="accent5" w:themeShade="BF"/>
+          <w:lang w:val="fr-FR"/>
+        </w:rPr>
+        <w:t xml:space="preserve">Code 0 </w:t>
+      </w:r>
+      <w:r>
+        <w:rPr>
+          <w:rFonts w:ascii="Roboto" w:hAnsi="Roboto" w:cs="Times New Roman"/>
+          <w:color w:val="2E74B5" w:themeColor="accent5" w:themeShade="BF"/>
+          <w:lang w:val="fr-FR"/>
+        </w:rPr>
+        <w:tab/>
+      </w:r>
+      <w:r>
+        <w:rPr>
+          <w:rFonts w:ascii="Roboto" w:hAnsi="Roboto" w:cs="Times New Roman"/>
+          <w:color w:val="2E74B5" w:themeColor="accent5" w:themeShade="BF"/>
+          <w:lang w:val="fr-FR"/>
+        </w:rPr>
+        <w:t>m</w:t>
+      </w:r>
+      <w:r>
+        <w:rPr>
+          <w:rFonts w:ascii="Roboto" w:hAnsi="Roboto" w:cs="Times New Roman"/>
+          <w:color w:val="2E74B5" w:themeColor="accent5" w:themeShade="BF"/>
+          <w:vertAlign w:val="superscript"/>
+          <w:lang w:val="fr-FR"/>
+        </w:rPr>
+        <w:t>2</w:t>
+      </w:r>
+    </w:p>
+    <w:p>
+      <w:pPr>
+        <w:pStyle w:val="Paragraphedeliste"/>
+        <w:numPr>
+          <w:ilvl w:val="0"/>
+          <w:numId w:val="4"/>
+        </w:numPr>
+        <w:tabs>
+          <w:tab w:val="left" w:pos="851"/>
+        </w:tabs>
+        <w:rPr>
+          <w:rFonts w:ascii="Roboto" w:hAnsi="Roboto" w:cs="Times New Roman"/>
+          <w:color w:val="2E74B5" w:themeColor="accent5" w:themeShade="BF"/>
+          <w:lang w:val="fr-FR"/>
+        </w:rPr>
+      </w:pPr>
+      <w:r>
+        <w:rPr>
+          <w:rFonts w:ascii="Roboto" w:hAnsi="Roboto" w:cs="Times New Roman"/>
+          <w:color w:val="2E74B5" w:themeColor="accent5" w:themeShade="BF"/>
+          <w:lang w:val="fr-FR"/>
+        </w:rPr>
+        <w:t xml:space="preserve">Tourmentin </w:t>
+      </w:r>
+      <w:r>
+        <w:rPr>
+          <w:rFonts w:ascii="Roboto" w:hAnsi="Roboto" w:cs="Times New Roman"/>
+          <w:color w:val="2E74B5" w:themeColor="accent5" w:themeShade="BF"/>
+          <w:lang w:val="fr-FR"/>
+        </w:rPr>
+        <w:tab/>
+      </w:r>
+      <w:r>
+        <w:rPr>
+          <w:rFonts w:ascii="Roboto" w:hAnsi="Roboto" w:cs="Times New Roman"/>
+          <w:color w:val="2E74B5" w:themeColor="accent5" w:themeShade="BF"/>
+          <w:lang w:val="fr-FR"/>
+        </w:rPr>
+        <w:t>m</w:t>
+      </w:r>
+      <w:r>
+        <w:rPr>
+          <w:rFonts w:ascii="Roboto" w:hAnsi="Roboto" w:cs="Times New Roman"/>
+          <w:color w:val="2E74B5" w:themeColor="accent5" w:themeShade="BF"/>
+          <w:vertAlign w:val="superscript"/>
+          <w:lang w:val="fr-FR"/>
+        </w:rPr>
+        <w:t>2</w:t>
+      </w:r>
+    </w:p>
+    <w:p>
+      <w:pPr>
+        <w:pStyle w:val="Paragraphedeliste"/>
+        <w:tabs>
+          <w:tab w:val="left" w:pos="851"/>
+        </w:tabs>
+        <w:rPr>
+          <w:rFonts w:ascii="Roboto" w:hAnsi="Roboto" w:cs="Times New Roman"/>
+          <w:color w:val="2E74B5" w:themeColor="accent5" w:themeShade="BF"/>
+          <w:lang w:val="fr-FR"/>
+        </w:rPr>
+      </w:pPr>
+      <w:r>
+        <w:rPr>
+          <w:rFonts w:ascii="Roboto" w:hAnsi="Roboto" w:cs="Times New Roman"/>
+          <w:color w:val="2E74B5" w:themeColor="accent5" w:themeShade="BF"/>
+          <w:lang w:val="fr-FR"/>
+        </w:rPr>
+        <w:tab/>
+      </w:r>
+      <w:r>
+        <w:rPr>
+          <w:rFonts w:ascii="Roboto" w:hAnsi="Roboto" w:cs="Times New Roman"/>
+          <w:color w:val="2E74B5" w:themeColor="accent5" w:themeShade="BF"/>
+          <w:lang w:val="fr-FR"/>
+        </w:rPr>
+        <w:tab/>
+        <w:t>Taille</w:t>
+      </w:r>
+    </w:p>
+    <w:p>
+      <w:pPr>
+        <w:pStyle w:val="Paragraphedeliste"/>
+        <w:numPr>
+          <w:ilvl w:val="0"/>
+          <w:numId w:val="4"/>
+        </w:numPr>
+        <w:tabs>
+          <w:tab w:val="left" w:pos="851"/>
+        </w:tabs>
+        <w:rPr>
+          <w:rFonts w:ascii="Roboto" w:hAnsi="Roboto" w:cs="Times New Roman"/>
+          <w:color w:val="2E74B5" w:themeColor="accent5" w:themeShade="BF"/>
+          <w:lang w:val="fr-FR"/>
+        </w:rPr>
+      </w:pPr>
+      <w:r>
+        <w:rPr>
+          <w:rFonts w:ascii="Roboto" w:hAnsi="Roboto" w:cs="Times New Roman"/>
+          <w:color w:val="2E74B5" w:themeColor="accent5" w:themeShade="BF"/>
+          <w:lang w:val="fr-FR"/>
+        </w:rPr>
+        <w:t xml:space="preserve">Trinquette </w:t>
+      </w:r>
+      <w:r>
+        <w:rPr>
+          <w:rFonts w:ascii="Roboto" w:hAnsi="Roboto" w:cs="Times New Roman"/>
+          <w:color w:val="2E74B5" w:themeColor="accent5" w:themeShade="BF"/>
+          <w:lang w:val="fr-FR"/>
+        </w:rPr>
+        <w:tab/>
+        <w:t xml:space="preserve">16 </w:t>
+      </w:r>
+      <w:r>
+        <w:rPr>
+          <w:rFonts w:ascii="Roboto" w:hAnsi="Roboto" w:cs="Times New Roman"/>
+          <w:color w:val="2E74B5" w:themeColor="accent5" w:themeShade="BF"/>
+          <w:lang w:val="fr-FR"/>
+        </w:rPr>
+        <w:t>m</w:t>
+      </w:r>
+      <w:r>
+        <w:rPr>
+          <w:rFonts w:ascii="Roboto" w:hAnsi="Roboto" w:cs="Times New Roman"/>
+          <w:color w:val="2E74B5" w:themeColor="accent5" w:themeShade="BF"/>
+          <w:vertAlign w:val="superscript"/>
+          <w:lang w:val="fr-FR"/>
+        </w:rPr>
+        <w:t>2</w:t>
+      </w:r>
+    </w:p>
+    <w:p>
+      <w:pPr>
+        <w:pStyle w:val="Paragraphedeliste"/>
+        <w:numPr>
+          <w:ilvl w:val="0"/>
+          <w:numId w:val="4"/>
+        </w:numPr>
+        <w:tabs>
+          <w:tab w:val="left" w:pos="851"/>
+        </w:tabs>
+        <w:rPr>
+          <w:rFonts w:ascii="Roboto" w:hAnsi="Roboto" w:cs="Times New Roman"/>
+          <w:color w:val="2E74B5" w:themeColor="accent5" w:themeShade="BF"/>
+          <w:lang w:val="fr-FR"/>
+        </w:rPr>
+      </w:pPr>
+      <w:proofErr w:type="spellStart"/>
+      <w:r>
+        <w:rPr>
+          <w:rFonts w:ascii="Roboto" w:hAnsi="Roboto" w:cs="Times New Roman"/>
+          <w:color w:val="2E74B5" w:themeColor="accent5" w:themeShade="BF"/>
+          <w:lang w:val="fr-FR"/>
+        </w:rPr>
+        <w:t>Genois</w:t>
+      </w:r>
+      <w:proofErr w:type="spellEnd"/>
+      <w:r>
+        <w:rPr>
+          <w:rFonts w:ascii="Roboto" w:hAnsi="Roboto" w:cs="Times New Roman"/>
+          <w:color w:val="2E74B5" w:themeColor="accent5" w:themeShade="BF"/>
+          <w:lang w:val="fr-FR"/>
+        </w:rPr>
+        <w:t xml:space="preserve"> </w:t>
+      </w:r>
+      <w:r>
+        <w:rPr>
+          <w:rFonts w:ascii="Roboto" w:hAnsi="Roboto" w:cs="Times New Roman"/>
+          <w:color w:val="2E74B5" w:themeColor="accent5" w:themeShade="BF"/>
+          <w:lang w:val="fr-FR"/>
+        </w:rPr>
+        <w:tab/>
+        <w:t>38 m</w:t>
+      </w:r>
+      <w:r>
+        <w:rPr>
+          <w:rFonts w:ascii="Roboto" w:hAnsi="Roboto" w:cs="Times New Roman"/>
+          <w:color w:val="2E74B5" w:themeColor="accent5" w:themeShade="BF"/>
+          <w:vertAlign w:val="superscript"/>
+          <w:lang w:val="fr-FR"/>
+        </w:rPr>
+        <w:t>2</w:t>
+      </w:r>
+    </w:p>
+    <w:p>
+      <w:pPr>
+        <w:pStyle w:val="Paragraphedeliste"/>
+        <w:numPr>
+          <w:ilvl w:val="0"/>
+          <w:numId w:val="4"/>
+        </w:numPr>
+        <w:tabs>
+          <w:tab w:val="left" w:pos="851"/>
+        </w:tabs>
+        <w:rPr>
+          <w:rFonts w:ascii="Roboto" w:hAnsi="Roboto" w:cs="Times New Roman"/>
+          <w:color w:val="2E74B5" w:themeColor="accent5" w:themeShade="BF"/>
+          <w:lang w:val="fr-FR"/>
+        </w:rPr>
+      </w:pPr>
+      <w:proofErr w:type="spellStart"/>
+      <w:r>
+        <w:rPr>
+          <w:rFonts w:ascii="Roboto" w:hAnsi="Roboto" w:cs="Times New Roman"/>
+          <w:color w:val="2E74B5" w:themeColor="accent5" w:themeShade="BF"/>
+          <w:lang w:val="fr-FR"/>
+        </w:rPr>
+        <w:t>Suedoise</w:t>
+      </w:r>
+      <w:proofErr w:type="spellEnd"/>
+      <w:r>
+        <w:rPr>
+          <w:rFonts w:ascii="Roboto" w:hAnsi="Roboto" w:cs="Times New Roman"/>
+          <w:color w:val="2E74B5" w:themeColor="accent5" w:themeShade="BF"/>
+          <w:lang w:val="fr-FR"/>
+        </w:rPr>
+        <w:t xml:space="preserve"> </w:t>
+      </w:r>
+      <w:r>
+        <w:rPr>
+          <w:rFonts w:ascii="Roboto" w:hAnsi="Roboto" w:cs="Times New Roman"/>
+          <w:color w:val="2E74B5" w:themeColor="accent5" w:themeShade="BF"/>
+          <w:lang w:val="fr-FR"/>
+        </w:rPr>
+        <w:tab/>
+      </w:r>
+      <w:r>
+        <w:rPr>
+          <w:rFonts w:ascii="Roboto" w:hAnsi="Roboto" w:cs="Times New Roman"/>
+          <w:color w:val="2E74B5" w:themeColor="accent5" w:themeShade="BF"/>
+          <w:lang w:val="fr-FR"/>
+        </w:rPr>
+        <w:t>m</w:t>
+      </w:r>
+      <w:r>
+        <w:rPr>
+          <w:rFonts w:ascii="Roboto" w:hAnsi="Roboto" w:cs="Times New Roman"/>
+          <w:color w:val="2E74B5" w:themeColor="accent5" w:themeShade="BF"/>
+          <w:vertAlign w:val="superscript"/>
+          <w:lang w:val="fr-FR"/>
+        </w:rPr>
+        <w:t>2</w:t>
+      </w:r>
+    </w:p>
+    <w:p>
+      <w:pPr>
+        <w:pStyle w:val="Paragraphedeliste"/>
+        <w:numPr>
+          <w:ilvl w:val="1"/>
+          <w:numId w:val="4"/>
+        </w:numPr>
+        <w:tabs>
+          <w:tab w:val="left" w:pos="851"/>
+        </w:tabs>
+        <w:rPr>
+          <w:rFonts w:ascii="Roboto" w:hAnsi="Roboto" w:cs="Times New Roman"/>
+          <w:color w:val="2E74B5" w:themeColor="accent5" w:themeShade="BF"/>
+          <w:lang w:val="fr-FR"/>
+        </w:rPr>
+      </w:pPr>
+      <w:r>
+        <w:rPr>
+          <w:rFonts w:ascii="Roboto" w:hAnsi="Roboto" w:cs="Times New Roman"/>
+          <w:color w:val="2E74B5" w:themeColor="accent5" w:themeShade="BF"/>
+          <w:lang w:val="fr-FR"/>
+        </w:rPr>
+        <w:t>Taille</w:t>
+      </w:r>
+    </w:p>
+    <w:p>
+      <w:pPr>
+        <w:rPr>
+          <w:rFonts w:ascii="Roboto" w:hAnsi="Roboto" w:cs="Times New Roman"/>
+          <w:color w:val="2E74B5" w:themeColor="accent5" w:themeShade="BF"/>
+          <w:lang w:val="fr-FR"/>
+        </w:rPr>
+      </w:pPr>
+      <w:r>
+        <w:rPr>
+          <w:rFonts w:ascii="Roboto" w:hAnsi="Roboto" w:cs="Times New Roman"/>
+          <w:color w:val="2E74B5" w:themeColor="accent5" w:themeShade="BF"/>
+          <w:lang w:val="fr-FR"/>
+        </w:rPr>
+        <w:br w:type="page"/>
+      </w:r>
+    </w:p>
+    <w:p>
+      <w:pPr>
+        <w:rPr>
+          <w:rFonts w:ascii="Roboto" w:hAnsi="Roboto" w:cs="Times New Roman"/>
+          <w:color w:val="2E74B5" w:themeColor="accent5" w:themeShade="BF"/>
+          <w:lang w:val="fr-FR"/>
+        </w:rPr>
+      </w:pPr>
+      <w:r>
+        <w:rPr>
+          <w:rFonts w:ascii="Roboto" w:hAnsi="Roboto" w:cs="Times New Roman"/>
+          <w:noProof/>
+          <w:color w:val="2E74B5" w:themeColor="accent5" w:themeShade="BF"/>
+        </w:rPr>
+        <w:lastRenderedPageBreak/>
+        <w:drawing>
+          <wp:inline distT="0" distB="0" distL="0" distR="0" wp14:anchorId="190F3E18" wp14:editId="49E8861F">
+            <wp:extent cx="3582777" cy="5010912"/>
+            <wp:effectExtent l="0" t="0" r="0" b="0"/>
+            <wp:docPr id="29" name="Image 28">
+              <a:extLst xmlns:a="http://schemas.openxmlformats.org/drawingml/2006/main">
+                <a:ext uri="{FF2B5EF4-FFF2-40B4-BE49-F238E27FC236}">
+                  <a16:creationId xmlns:a16="http://schemas.microsoft.com/office/drawing/2014/main" id="{9985ED1A-B706-58FB-AD95-955CD0E6FC9E}"/>
+                </a:ext>
+              </a:extLst>
+            </wp:docPr>
+            <wp:cNvGraphicFramePr>
+              <a:graphicFrameLocks xmlns:a="http://schemas.openxmlformats.org/drawingml/2006/main" noChangeAspect="1"/>
+            </wp:cNvGraphicFramePr>
+            <a:graphic xmlns:a="http://schemas.openxmlformats.org/drawingml/2006/main">
+              <a:graphicData uri="http://schemas.openxmlformats.org/drawingml/2006/picture">
+                <pic:pic xmlns:pic="http://schemas.openxmlformats.org/drawingml/2006/picture">
+                  <pic:nvPicPr>
+                    <pic:cNvPr id="29" name="Image 28">
+                      <a:extLst>
+                        <a:ext uri="{FF2B5EF4-FFF2-40B4-BE49-F238E27FC236}">
+                          <a16:creationId xmlns:a16="http://schemas.microsoft.com/office/drawing/2014/main" id="{9985ED1A-B706-58FB-AD95-955CD0E6FC9E}"/>
+                        </a:ext>
+                      </a:extLst>
+                    </pic:cNvPr>
+                    <pic:cNvPicPr>
+                      <a:picLocks noChangeAspect="1"/>
+                    </pic:cNvPicPr>
+                  </pic:nvPicPr>
+                  <pic:blipFill>
+                    <a:blip r:embed="rId15">
+                      <a:extLst>
+                        <a:ext uri="{28A0092B-C50C-407E-A947-70E740481C1C}">
+                          <a14:useLocalDpi xmlns:a14="http://schemas.microsoft.com/office/drawing/2010/main" val="0"/>
+                        </a:ext>
+                      </a:extLst>
+                    </a:blip>
+                    <a:stretch>
+                      <a:fillRect/>
+                    </a:stretch>
+                  </pic:blipFill>
+                  <pic:spPr>
+                    <a:xfrm>
+                      <a:off x="0" y="0"/>
+                      <a:ext cx="3595688" cy="5028970"/>
+                    </a:xfrm>
+                    <a:prstGeom prst="rect">
+                      <a:avLst/>
+                    </a:prstGeom>
+                  </pic:spPr>
+                </pic:pic>
+              </a:graphicData>
+            </a:graphic>
+          </wp:inline>
+        </w:drawing>
+      </w:r>
+      <w:r>
+        <w:rPr>
+          <w:rFonts w:ascii="Roboto" w:hAnsi="Roboto" w:cs="Times New Roman"/>
+          <w:noProof/>
+          <w:color w:val="2E74B5" w:themeColor="accent5" w:themeShade="BF"/>
+        </w:rPr>
+        <w:drawing>
+          <wp:inline distT="0" distB="0" distL="0" distR="0" wp14:anchorId="1B83AAE5" wp14:editId="253FE52A">
+            <wp:extent cx="3610503" cy="4351338"/>
+            <wp:effectExtent l="0" t="0" r="9525" b="0"/>
+            <wp:docPr id="5" name="Espace réservé du contenu 4">
+              <a:extLst xmlns:a="http://schemas.openxmlformats.org/drawingml/2006/main">
+                <a:ext uri="{FF2B5EF4-FFF2-40B4-BE49-F238E27FC236}">
+                  <a16:creationId xmlns:a16="http://schemas.microsoft.com/office/drawing/2014/main" id="{DA7A405D-E357-21AB-C964-99C8CD857514}"/>
+                </a:ext>
+              </a:extLst>
+            </wp:docPr>
+            <wp:cNvGraphicFramePr>
+              <a:graphicFrameLocks xmlns:a="http://schemas.openxmlformats.org/drawingml/2006/main" noGrp="1" noChangeAspect="1"/>
+            </wp:cNvGraphicFramePr>
+            <a:graphic xmlns:a="http://schemas.openxmlformats.org/drawingml/2006/main">
+              <a:graphicData uri="http://schemas.openxmlformats.org/drawingml/2006/picture">
+                <pic:pic xmlns:pic="http://schemas.openxmlformats.org/drawingml/2006/picture">
+                  <pic:nvPicPr>
+                    <pic:cNvPr id="5" name="Espace réservé du contenu 4">
+                      <a:extLst>
+                        <a:ext uri="{FF2B5EF4-FFF2-40B4-BE49-F238E27FC236}">
+                          <a16:creationId xmlns:a16="http://schemas.microsoft.com/office/drawing/2014/main" id="{DA7A405D-E357-21AB-C964-99C8CD857514}"/>
+                        </a:ext>
+                      </a:extLst>
+                    </pic:cNvPr>
+                    <pic:cNvPicPr>
+                      <a:picLocks noGrp="1" noChangeAspect="1"/>
+                    </pic:cNvPicPr>
+                  </pic:nvPicPr>
+                  <pic:blipFill>
+                    <a:blip r:embed="rId16">
+                      <a:extLst>
+                        <a:ext uri="{28A0092B-C50C-407E-A947-70E740481C1C}">
+                          <a14:useLocalDpi xmlns:a14="http://schemas.microsoft.com/office/drawing/2010/main" val="0"/>
+                        </a:ext>
+                      </a:extLst>
+                    </a:blip>
+                    <a:stretch>
+                      <a:fillRect/>
+                    </a:stretch>
+                  </pic:blipFill>
+                  <pic:spPr>
+                    <a:xfrm>
+                      <a:off x="0" y="0"/>
+                      <a:ext cx="3610503" cy="4351338"/>
+                    </a:xfrm>
+                    <a:prstGeom prst="rect">
+                      <a:avLst/>
+                    </a:prstGeom>
+                  </pic:spPr>
+                </pic:pic>
+              </a:graphicData>
+            </a:graphic>
+          </wp:inline>
+        </w:drawing>
+      </w:r>
+    </w:p>
+    <w:p>
+      <w:pPr>
+        <w:rPr>
+          <w:rFonts w:ascii="Roboto" w:hAnsi="Roboto" w:cs="Times New Roman"/>
+          <w:color w:val="2E74B5" w:themeColor="accent5" w:themeShade="BF"/>
+          <w:lang w:val="fr-FR"/>
+        </w:rPr>
+      </w:pPr>
+      <w:r>
+        <w:rPr>
+          <w:rFonts w:ascii="Roboto" w:hAnsi="Roboto" w:cs="Times New Roman"/>
+          <w:noProof/>
+          <w:color w:val="2E74B5" w:themeColor="accent5" w:themeShade="BF"/>
+        </w:rPr>
+        <w:drawing>
+          <wp:inline distT="0" distB="0" distL="0" distR="0" wp14:anchorId="085663AD" wp14:editId="471BFC26">
+            <wp:extent cx="3330854" cy="4351020"/>
+            <wp:effectExtent l="0" t="0" r="3175" b="0"/>
+            <wp:docPr id="1792992690" name="Espace réservé du contenu 4">
+              <a:extLst xmlns:a="http://schemas.openxmlformats.org/drawingml/2006/main">
+                <a:ext uri="{FF2B5EF4-FFF2-40B4-BE49-F238E27FC236}">
+                  <a16:creationId xmlns:a16="http://schemas.microsoft.com/office/drawing/2014/main" id="{01AEB4E4-DF89-871A-A7BC-8987DB245134}"/>
+                </a:ext>
+              </a:extLst>
+            </wp:docPr>
+            <wp:cNvGraphicFramePr>
+              <a:graphicFrameLocks xmlns:a="http://schemas.openxmlformats.org/drawingml/2006/main" noGrp="1" noChangeAspect="1"/>
+            </wp:cNvGraphicFramePr>
+            <a:graphic xmlns:a="http://schemas.openxmlformats.org/drawingml/2006/main">
+              <a:graphicData uri="http://schemas.openxmlformats.org/drawingml/2006/picture">
+                <pic:pic xmlns:pic="http://schemas.openxmlformats.org/drawingml/2006/picture">
+                  <pic:nvPicPr>
+                    <pic:cNvPr id="5" name="Espace réservé du contenu 4">
+                      <a:extLst>
+                        <a:ext uri="{FF2B5EF4-FFF2-40B4-BE49-F238E27FC236}">
+                          <a16:creationId xmlns:a16="http://schemas.microsoft.com/office/drawing/2014/main" id="{01AEB4E4-DF89-871A-A7BC-8987DB245134}"/>
+                        </a:ext>
+                      </a:extLst>
+                    </pic:cNvPr>
+                    <pic:cNvPicPr>
+                      <a:picLocks noGrp="1" noChangeAspect="1"/>
+                    </pic:cNvPicPr>
+                  </pic:nvPicPr>
+                  <pic:blipFill rotWithShape="1">
+                    <a:blip r:embed="rId17">
+                      <a:extLst>
+                        <a:ext uri="{28A0092B-C50C-407E-A947-70E740481C1C}">
+                          <a14:useLocalDpi xmlns:a14="http://schemas.microsoft.com/office/drawing/2010/main" val="0"/>
+                        </a:ext>
+                      </a:extLst>
+                    </a:blip>
+                    <a:srcRect l="40193"/>
+                    <a:stretch>
+                      <a:fillRect/>
+                    </a:stretch>
+                  </pic:blipFill>
+                  <pic:spPr bwMode="auto">
+                    <a:xfrm>
+                      <a:off x="0" y="0"/>
+                      <a:ext cx="3331097" cy="4351338"/>
+                    </a:xfrm>
+                    <a:prstGeom prst="rect">
+                      <a:avLst/>
+                    </a:prstGeom>
+                    <a:ln>
+                      <a:noFill/>
+                    </a:ln>
+                    <a:extLst>
+                      <a:ext uri="{53640926-AAD7-44D8-BBD7-CCE9431645EC}">
+                        <a14:shadowObscured xmlns:a14="http://schemas.microsoft.com/office/drawing/2010/main"/>
+                      </a:ext>
+                    </a:extLst>
+                  </pic:spPr>
+                </pic:pic>
+              </a:graphicData>
+            </a:graphic>
+          </wp:inline>
+        </w:drawing>
+      </w:r>
+      <w:r>
+        <w:rPr>
+          <w:rFonts w:ascii="Roboto" w:hAnsi="Roboto" w:cs="Times New Roman"/>
+          <w:color w:val="2E74B5" w:themeColor="accent5" w:themeShade="BF"/>
+          <w:lang w:val="fr-FR"/>
+        </w:rPr>
+        <w:t xml:space="preserve">       </w:t>
+      </w:r>
+      <w:r>
+        <w:rPr>
+          <w:rFonts w:ascii="Roboto" w:hAnsi="Roboto" w:cs="Times New Roman"/>
+          <w:noProof/>
+          <w:color w:val="2E74B5" w:themeColor="accent5" w:themeShade="BF"/>
+          <w:lang w:val="fr-FR"/>
+        </w:rPr>
+        <w:drawing>
+          <wp:inline distT="0" distB="0" distL="0" distR="0" wp14:anchorId="42D14901" wp14:editId="7C21CFBF">
+            <wp:extent cx="3481527" cy="4096279"/>
+            <wp:effectExtent l="0" t="0" r="5080" b="0"/>
+            <wp:docPr id="396435471" name="Image 1"/>
+            <wp:cNvGraphicFramePr>
+              <a:graphicFrameLocks xmlns:a="http://schemas.openxmlformats.org/drawingml/2006/main" noChangeAspect="1"/>
+            </wp:cNvGraphicFramePr>
+            <a:graphic xmlns:a="http://schemas.openxmlformats.org/drawingml/2006/main">
+              <a:graphicData uri="http://schemas.openxmlformats.org/drawingml/2006/picture">
+                <pic:pic xmlns:pic="http://schemas.openxmlformats.org/drawingml/2006/picture">
+                  <pic:nvPicPr>
+                    <pic:cNvPr id="0" name="Picture 1"/>
+                    <pic:cNvPicPr>
+                      <a:picLocks noChangeAspect="1" noChangeArrowheads="1"/>
+                    </pic:cNvPicPr>
+                  </pic:nvPicPr>
+                  <pic:blipFill rotWithShape="1">
+                    <a:blip r:embed="rId18">
+                      <a:extLst>
+                        <a:ext uri="{28A0092B-C50C-407E-A947-70E740481C1C}">
+                          <a14:useLocalDpi xmlns:a14="http://schemas.microsoft.com/office/drawing/2010/main" val="0"/>
+                        </a:ext>
+                      </a:extLst>
+                    </a:blip>
+                    <a:srcRect l="33430" b="60141"/>
+                    <a:stretch>
+                      <a:fillRect/>
+                    </a:stretch>
+                  </pic:blipFill>
+                  <pic:spPr bwMode="auto">
+                    <a:xfrm>
+                      <a:off x="0" y="0"/>
+                      <a:ext cx="3481950" cy="4096776"/>
+                    </a:xfrm>
+                    <a:prstGeom prst="rect">
+                      <a:avLst/>
+                    </a:prstGeom>
+                    <a:noFill/>
+                    <a:ln>
+                      <a:noFill/>
+                    </a:ln>
+                    <a:extLst>
+                      <a:ext uri="{53640926-AAD7-44D8-BBD7-CCE9431645EC}">
+                        <a14:shadowObscured xmlns:a14="http://schemas.microsoft.com/office/drawing/2010/main"/>
+                      </a:ext>
+                    </a:extLst>
+                  </pic:spPr>
+                </pic:pic>
+              </a:graphicData>
+            </a:graphic>
+          </wp:inline>
+        </w:drawing>
+      </w:r>
+    </w:p>
+    <w:p>
+      <w:pPr>
+        <w:rPr>
+          <w:rFonts w:ascii="Roboto" w:hAnsi="Roboto" w:cs="Times New Roman"/>
+          <w:color w:val="2E74B5" w:themeColor="accent5" w:themeShade="BF"/>
+          <w:lang w:val="fr-FR"/>
+        </w:rPr>
+      </w:pPr>
+      <w:r>
+        <w:rPr>
+          <w:rFonts w:ascii="Roboto" w:hAnsi="Roboto" w:cs="Times New Roman"/>
+          <w:color w:val="2E74B5" w:themeColor="accent5" w:themeShade="BF"/>
+          <w:lang w:val="fr-FR"/>
+        </w:rPr>
+        <w:br w:type="page"/>
+      </w:r>
+    </w:p>
+    <w:p>
+      <w:pPr>
+        <w:rPr>
+          <w:rFonts w:ascii="Roboto" w:hAnsi="Roboto" w:cs="Times New Roman"/>
+          <w:color w:val="2E74B5" w:themeColor="accent5" w:themeShade="BF"/>
+          <w:lang w:val="fr-FR"/>
+        </w:rPr>
+      </w:pPr>
+      <w:r>
+        <w:rPr>
+          <w:rFonts w:ascii="Roboto" w:hAnsi="Roboto" w:cs="Times New Roman"/>
+          <w:color w:val="2E74B5" w:themeColor="accent5" w:themeShade="BF"/>
+          <w:lang w:val="fr-FR"/>
+        </w:rPr>
+        <w:object w:dxaOrig="12630" w:dyaOrig="8925" w14:anchorId="1A03006D">
+          <v:shapetype id="_x0000_t75" coordsize="21600,21600" o:spt="75" o:preferrelative="t" path="m@4@5l@4@11@9@11@9@5xe" filled="f" stroked="f">
+            <v:stroke joinstyle="miter"/>
+            <v:formulas>
+              <v:f eqn="if lineDrawn pixelLineWidth 0"/>
+              <v:f eqn="sum @0 1 0"/>
+              <v:f eqn="sum 0 0 @1"/>
+              <v:f eqn="prod @2 1 2"/>
+              <v:f eqn="prod @3 21600 pixelWidth"/>
+              <v:f eqn="prod @3 21600 pixelHeight"/>
+              <v:f eqn="sum @0 0 1"/>
+              <v:f eqn="prod @6 1 2"/>
+              <v:f eqn="prod @7 21600 pixelWidth"/>
+              <v:f eqn="sum @8 21600 0"/>
+              <v:f eqn="prod @7 21600 pixelHeight"/>
+              <v:f eqn="sum @10 21600 0"/>
+            </v:formulas>
+            <v:path o:extrusionok="f" gradientshapeok="t" o:connecttype="rect"/>
+            <o:lock v:ext="edit" aspectratio="t"/>
+          </v:shapetype>
+          <v:shape id="_x0000_i1025" type="#_x0000_t75" style="width:631.3pt;height:446.4pt" o:ole="">
+            <v:imagedata r:id="rId19" o:title=""/>
+          </v:shape>
+          <o:OLEObject Type="Embed" ProgID="Acrobat.Document.DC" ShapeID="_x0000_i1025" DrawAspect="Content" ObjectID="_1812138897" r:id="rId20"/>
+        </w:object>
+      </w:r>
+      <w:r>
+        <w:rPr>
+          <w:rFonts w:ascii="Roboto" w:hAnsi="Roboto" w:cs="Times New Roman"/>
+          <w:color w:val="2E74B5" w:themeColor="accent5" w:themeShade="BF"/>
+          <w:lang w:val="fr-FR"/>
+        </w:rPr>
+        <w:br w:type="page"/>
+      </w:r>
+    </w:p>
+    <w:p>
+      <w:pPr>
+        <w:rPr>
+          <w:rFonts w:ascii="Roboto" w:hAnsi="Roboto" w:cs="Times New Roman"/>
+          <w:color w:val="2E74B5" w:themeColor="accent5" w:themeShade="BF"/>
+          <w:lang w:val="fr-FR"/>
+        </w:rPr>
+      </w:pPr>
+    </w:p>
+    <w:p>
+      <w:pPr>
         <w:jc w:val="center"/>
         <w:rPr>
-          <w:lang w:val="fr-FR"/>
-        </w:rPr>
-      </w:pPr>
-      <w:r>
-        <w:rPr>
+          <w:rFonts w:ascii="Roboto" w:hAnsi="Roboto" w:cs="Times New Roman"/>
+          <w:color w:val="2E74B5" w:themeColor="accent5" w:themeShade="BF"/>
+          <w:lang w:val="fr-FR"/>
+        </w:rPr>
+      </w:pPr>
+    </w:p>
+    <w:p>
+      <w:pPr>
+        <w:jc w:val="center"/>
+        <w:rPr>
+          <w:rFonts w:ascii="Roboto" w:hAnsi="Roboto" w:cs="Times New Roman"/>
+          <w:color w:val="2E74B5" w:themeColor="accent5" w:themeShade="BF"/>
+          <w:lang w:val="fr-FR"/>
+        </w:rPr>
+      </w:pPr>
+    </w:p>
+    <w:p>
+      <w:pPr>
+        <w:jc w:val="center"/>
+        <w:rPr>
+          <w:rFonts w:ascii="Roboto" w:hAnsi="Roboto" w:cs="Times New Roman"/>
+          <w:color w:val="2E74B5" w:themeColor="accent5" w:themeShade="BF"/>
+          <w:lang w:val="fr-FR"/>
+        </w:rPr>
+      </w:pPr>
+    </w:p>
+    <w:p>
+      <w:pPr>
+        <w:jc w:val="center"/>
+        <w:rPr>
+          <w:rFonts w:ascii="Roboto" w:hAnsi="Roboto"/>
+          <w:lang w:val="fr-FR"/>
+        </w:rPr>
+      </w:pPr>
+      <w:r>
+        <w:rPr>
+          <w:rFonts w:ascii="Roboto" w:hAnsi="Roboto"/>
           <w:noProof/>
           <w:lang w:val="fr-FR"/>
         </w:rPr>
@@ -1782,13 +3740,14 @@
       <w:pPr>
         <w:jc w:val="center"/>
         <w:rPr>
+          <w:rFonts w:ascii="Roboto" w:hAnsi="Roboto"/>
           <w:lang w:val="fr-FR"/>
         </w:rPr>
       </w:pPr>
     </w:p>
     <w:tbl>
       <w:tblPr>
-        <w:tblStyle w:val="TableGrid"/>
+        <w:tblStyle w:val="Grilledutableau"/>
         <w:tblW w:w="11074" w:type="dxa"/>
         <w:tblLook w:val="04A0" w:firstRow="1" w:lastRow="0" w:firstColumn="1" w:lastColumn="0" w:noHBand="0" w:noVBand="1"/>
       </w:tblPr>
@@ -1810,6 +3769,7 @@
             <w:pPr>
               <w:jc w:val="center"/>
               <w:rPr>
+                <w:rFonts w:ascii="Roboto" w:hAnsi="Roboto"/>
                 <w:b/>
                 <w:bCs/>
                 <w:color w:val="2E74B5" w:themeColor="accent5" w:themeShade="BF"/>
@@ -1820,6 +3780,7 @@
             </w:pPr>
             <w:r>
               <w:rPr>
+                <w:rFonts w:ascii="Roboto" w:hAnsi="Roboto"/>
                 <w:b/>
                 <w:bCs/>
                 <w:color w:val="2E74B5" w:themeColor="accent5" w:themeShade="BF"/>
@@ -1834,6 +3795,7 @@
             <w:pPr>
               <w:jc w:val="center"/>
               <w:rPr>
+                <w:rFonts w:ascii="Roboto" w:hAnsi="Roboto"/>
                 <w:b/>
                 <w:bCs/>
                 <w:color w:val="2E74B5" w:themeColor="accent5" w:themeShade="BF"/>
@@ -1847,6 +3809,7 @@
             <w:pPr>
               <w:jc w:val="center"/>
               <w:rPr>
+                <w:rFonts w:ascii="Roboto" w:hAnsi="Roboto"/>
                 <w:b/>
                 <w:bCs/>
                 <w:color w:val="2E74B5" w:themeColor="accent5" w:themeShade="BF"/>
@@ -1860,6 +3823,7 @@
             <w:pPr>
               <w:jc w:val="center"/>
               <w:rPr>
+                <w:rFonts w:ascii="Roboto" w:hAnsi="Roboto"/>
                 <w:b/>
                 <w:bCs/>
                 <w:color w:val="2E74B5" w:themeColor="accent5" w:themeShade="BF"/>
@@ -1873,6 +3837,7 @@
             <w:pPr>
               <w:jc w:val="center"/>
               <w:rPr>
+                <w:rFonts w:ascii="Roboto" w:hAnsi="Roboto"/>
                 <w:b/>
                 <w:bCs/>
                 <w:color w:val="2E74B5" w:themeColor="accent5" w:themeShade="BF"/>
@@ -1883,6 +3848,7 @@
             </w:pPr>
             <w:r>
               <w:rPr>
+                <w:rFonts w:ascii="Roboto" w:hAnsi="Roboto"/>
                 <w:b/>
                 <w:bCs/>
                 <w:color w:val="2E74B5" w:themeColor="accent5" w:themeShade="BF"/>
@@ -1896,6 +3862,7 @@
           <w:p>
             <w:pPr>
               <w:rPr>
+                <w:rFonts w:ascii="Roboto" w:hAnsi="Roboto"/>
                 <w:b/>
                 <w:bCs/>
                 <w:lang w:val="fr-FR"/>
@@ -1908,7 +3875,7 @@
     <w:p>
       <w:pPr>
         <w:rPr>
-          <w:rFonts w:ascii="Times New Roman" w:hAnsi="Times New Roman" w:cs="Times New Roman"/>
+          <w:rFonts w:ascii="Roboto" w:hAnsi="Roboto" w:cs="Times New Roman"/>
           <w:color w:val="2E74B5" w:themeColor="accent5" w:themeShade="BF"/>
           <w:lang w:val="fr-FR"/>
         </w:rPr>
@@ -1925,8 +3892,121 @@
 </file>
 
 <file path=word/numbering.xml><?xml version="1.0" encoding="utf-8"?>
-<w:numbering xmlns:wpc="http://schemas.microsoft.com/office/word/2010/wordprocessingCanvas" xmlns:cx="http://schemas.microsoft.com/office/drawing/2014/chartex" xmlns:cx1="http://schemas.microsoft.com/office/drawing/2015/9/8/chartex" xmlns:cx2="http://schemas.microsoft.com/office/drawing/2015/10/21/chartex" xmlns:cx3="http://schemas.microsoft.com/office/drawing/2016/5/9/chartex" xmlns:cx4="http://schemas.microsoft.com/office/drawing/2016/5/10/chartex" xmlns:cx5="http://schemas.microsoft.com/office/drawing/2016/5/11/chartex" xmlns:cx6="http://schemas.microsoft.com/office/drawing/2016/5/12/chartex" xmlns:cx7="http://schemas.microsoft.com/office/drawing/2016/5/13/chartex" xmlns:cx8="http://schemas.microsoft.com/office/drawing/2016/5/14/chartex" xmlns:mc="http://schemas.openxmlformats.org/markup-compatibility/2006" xmlns:aink="http://schemas.microsoft.com/office/drawing/2016/ink" xmlns:am3d="http://schemas.microsoft.com/office/drawing/2017/model3d" xmlns:o="urn:schemas-microsoft-com:office:office" xmlns:r="http://schemas.openxmlformats.org/officeDocument/2006/relationships" xmlns:m="http://schemas.openxmlformats.org/officeDocument/2006/math" xmlns:v="urn:schemas-microsoft-com:vml" xmlns:wp14="http://schemas.microsoft.com/office/word/2010/wordprocessingDrawing" xmlns:wp="http://schemas.openxmlformats.org/drawingml/2006/wordprocessingDrawing" xmlns:w10="urn:schemas-microsoft-com:office:word" xmlns:w="http://schemas.openxmlformats.org/wordprocessingml/2006/main" xmlns:w14="http://schemas.microsoft.com/office/word/2010/wordml" xmlns:w15="http://schemas.microsoft.com/office/word/2012/wordml" xmlns:w16cex="http://schemas.microsoft.com/office/word/2018/wordml/cex" xmlns:w16cid="http://schemas.microsoft.com/office/word/2016/wordml/cid" xmlns:w16="http://schemas.microsoft.com/office/word/2018/wordml" xmlns:w16sdtdh="http://schemas.microsoft.com/office/word/2020/wordml/sdtdatahash" xmlns:w16se="http://schemas.microsoft.com/office/word/2015/wordml/symex" xmlns:wpg="http://schemas.microsoft.com/office/word/2010/wordprocessingGroup" xmlns:wpi="http://schemas.microsoft.com/office/word/2010/wordprocessingInk" xmlns:wne="http://schemas.microsoft.com/office/word/2006/wordml" xmlns:wps="http://schemas.microsoft.com/office/word/2010/wordprocessingShape" mc:Ignorable="w14 w15 w16se w16cid w16 w16cex w16sdtdh wp14">
+<w:numbering xmlns:wpc="http://schemas.microsoft.com/office/word/2010/wordprocessingCanvas" xmlns:cx="http://schemas.microsoft.com/office/drawing/2014/chartex" xmlns:cx1="http://schemas.microsoft.com/office/drawing/2015/9/8/chartex" xmlns:cx2="http://schemas.microsoft.com/office/drawing/2015/10/21/chartex" xmlns:cx3="http://schemas.microsoft.com/office/drawing/2016/5/9/chartex" xmlns:cx4="http://schemas.microsoft.com/office/drawing/2016/5/10/chartex" xmlns:cx5="http://schemas.microsoft.com/office/drawing/2016/5/11/chartex" xmlns:cx6="http://schemas.microsoft.com/office/drawing/2016/5/12/chartex" xmlns:cx7="http://schemas.microsoft.com/office/drawing/2016/5/13/chartex" xmlns:cx8="http://schemas.microsoft.com/office/drawing/2016/5/14/chartex" xmlns:mc="http://schemas.openxmlformats.org/markup-compatibility/2006" xmlns:aink="http://schemas.microsoft.com/office/drawing/2016/ink" xmlns:am3d="http://schemas.microsoft.com/office/drawing/2017/model3d" xmlns:o="urn:schemas-microsoft-com:office:office" xmlns:oel="http://schemas.microsoft.com/office/2019/extlst" xmlns:r="http://schemas.openxmlformats.org/officeDocument/2006/relationships" xmlns:m="http://schemas.openxmlformats.org/officeDocument/2006/math" xmlns:v="urn:schemas-microsoft-com:vml" xmlns:wp14="http://schemas.microsoft.com/office/word/2010/wordprocessingDrawing" xmlns:wp="http://schemas.openxmlformats.org/drawingml/2006/wordprocessingDrawing" xmlns:w10="urn:schemas-microsoft-com:office:word" xmlns:w="http://schemas.openxmlformats.org/wordprocessingml/2006/main" xmlns:w14="http://schemas.microsoft.com/office/word/2010/wordml" xmlns:w15="http://schemas.microsoft.com/office/word/2012/wordml" xmlns:w16cex="http://schemas.microsoft.com/office/word/2018/wordml/cex" xmlns:w16cid="http://schemas.microsoft.com/office/word/2016/wordml/cid" xmlns:w16="http://schemas.microsoft.com/office/word/2018/wordml" xmlns:w16du="http://schemas.microsoft.com/office/word/2023/wordml/word16du" xmlns:w16sdtdh="http://schemas.microsoft.com/office/word/2020/wordml/sdtdatahash" xmlns:w16sdtfl="http://schemas.microsoft.com/office/word/2024/wordml/sdtformatlock" xmlns:w16se="http://schemas.microsoft.com/office/word/2015/wordml/symex" xmlns:wpg="http://schemas.microsoft.com/office/word/2010/wordprocessingGroup" xmlns:wpi="http://schemas.microsoft.com/office/word/2010/wordprocessingInk" xmlns:wne="http://schemas.microsoft.com/office/word/2006/wordml" xmlns:wps="http://schemas.microsoft.com/office/word/2010/wordprocessingShape" mc:Ignorable="w14 w15 w16se w16cid w16 w16cex w16sdtdh w16sdtfl w16du wp14">
   <w:abstractNum w:abstractNumId="0" w15:restartNumberingAfterBreak="0">
+    <w:nsid w:val="158831BF"/>
+    <w:multiLevelType w:val="hybridMultilevel"/>
+    <w:tmpl w:val="3B5811E4"/>
+    <w:lvl w:ilvl="0" w:tplc="040C0001">
+      <w:start w:val="1"/>
+      <w:numFmt w:val="bullet"/>
+      <w:lvlText w:val=""/>
+      <w:lvlJc w:val="left"/>
+      <w:pPr>
+        <w:ind w:left="720" w:hanging="360"/>
+      </w:pPr>
+      <w:rPr>
+        <w:rFonts w:ascii="Symbol" w:hAnsi="Symbol" w:hint="default"/>
+      </w:rPr>
+    </w:lvl>
+    <w:lvl w:ilvl="1" w:tplc="040C0003" w:tentative="1">
+      <w:start w:val="1"/>
+      <w:numFmt w:val="bullet"/>
+      <w:lvlText w:val="o"/>
+      <w:lvlJc w:val="left"/>
+      <w:pPr>
+        <w:ind w:left="1440" w:hanging="360"/>
+      </w:pPr>
+      <w:rPr>
+        <w:rFonts w:ascii="Courier New" w:hAnsi="Courier New" w:cs="Courier New" w:hint="default"/>
+      </w:rPr>
+    </w:lvl>
+    <w:lvl w:ilvl="2" w:tplc="040C0005" w:tentative="1">
+      <w:start w:val="1"/>
+      <w:numFmt w:val="bullet"/>
+      <w:lvlText w:val=""/>
+      <w:lvlJc w:val="left"/>
+      <w:pPr>
+        <w:ind w:left="2160" w:hanging="360"/>
+      </w:pPr>
+      <w:rPr>
+        <w:rFonts w:ascii="Wingdings" w:hAnsi="Wingdings" w:hint="default"/>
+      </w:rPr>
+    </w:lvl>
+    <w:lvl w:ilvl="3" w:tplc="040C0001" w:tentative="1">
+      <w:start w:val="1"/>
+      <w:numFmt w:val="bullet"/>
+      <w:lvlText w:val=""/>
+      <w:lvlJc w:val="left"/>
+      <w:pPr>
+        <w:ind w:left="2880" w:hanging="360"/>
+      </w:pPr>
+      <w:rPr>
+        <w:rFonts w:ascii="Symbol" w:hAnsi="Symbol" w:hint="default"/>
+      </w:rPr>
+    </w:lvl>
+    <w:lvl w:ilvl="4" w:tplc="040C0003" w:tentative="1">
+      <w:start w:val="1"/>
+      <w:numFmt w:val="bullet"/>
+      <w:lvlText w:val="o"/>
+      <w:lvlJc w:val="left"/>
+      <w:pPr>
+        <w:ind w:left="3600" w:hanging="360"/>
+      </w:pPr>
+      <w:rPr>
+        <w:rFonts w:ascii="Courier New" w:hAnsi="Courier New" w:cs="Courier New" w:hint="default"/>
+      </w:rPr>
+    </w:lvl>
+    <w:lvl w:ilvl="5" w:tplc="040C0005" w:tentative="1">
+      <w:start w:val="1"/>
+      <w:numFmt w:val="bullet"/>
+      <w:lvlText w:val=""/>
+      <w:lvlJc w:val="left"/>
+      <w:pPr>
+        <w:ind w:left="4320" w:hanging="360"/>
+      </w:pPr>
+      <w:rPr>
+        <w:rFonts w:ascii="Wingdings" w:hAnsi="Wingdings" w:hint="default"/>
+      </w:rPr>
+    </w:lvl>
+    <w:lvl w:ilvl="6" w:tplc="040C0001" w:tentative="1">
+      <w:start w:val="1"/>
+      <w:numFmt w:val="bullet"/>
+      <w:lvlText w:val=""/>
+      <w:lvlJc w:val="left"/>
+      <w:pPr>
+        <w:ind w:left="5040" w:hanging="360"/>
+      </w:pPr>
+      <w:rPr>
+        <w:rFonts w:ascii="Symbol" w:hAnsi="Symbol" w:hint="default"/>
+      </w:rPr>
+    </w:lvl>
+    <w:lvl w:ilvl="7" w:tplc="040C0003" w:tentative="1">
+      <w:start w:val="1"/>
+      <w:numFmt w:val="bullet"/>
+      <w:lvlText w:val="o"/>
+      <w:lvlJc w:val="left"/>
+      <w:pPr>
+        <w:ind w:left="5760" w:hanging="360"/>
+      </w:pPr>
+      <w:rPr>
+        <w:rFonts w:ascii="Courier New" w:hAnsi="Courier New" w:cs="Courier New" w:hint="default"/>
+      </w:rPr>
+    </w:lvl>
+    <w:lvl w:ilvl="8" w:tplc="040C0005" w:tentative="1">
+      <w:start w:val="1"/>
+      <w:numFmt w:val="bullet"/>
+      <w:lvlText w:val=""/>
+      <w:lvlJc w:val="left"/>
+      <w:pPr>
+        <w:ind w:left="6480" w:hanging="360"/>
+      </w:pPr>
+      <w:rPr>
+        <w:rFonts w:ascii="Wingdings" w:hAnsi="Wingdings" w:hint="default"/>
+      </w:rPr>
+    </w:lvl>
+  </w:abstractNum>
+  <w:abstractNum w:abstractNumId="1" w15:restartNumberingAfterBreak="0">
     <w:nsid w:val="4FDD2421"/>
     <w:multiLevelType w:val="hybridMultilevel"/>
     <w:tmpl w:val="B930E406"/>
@@ -2038,14 +4118,249 @@
       </w:rPr>
     </w:lvl>
   </w:abstractNum>
-  <w:num w:numId="1">
+  <w:abstractNum w:abstractNumId="2" w15:restartNumberingAfterBreak="0">
+    <w:nsid w:val="737A4ED3"/>
+    <w:multiLevelType w:val="hybridMultilevel"/>
+    <w:tmpl w:val="6738660E"/>
+    <w:lvl w:ilvl="0" w:tplc="040C0001">
+      <w:start w:val="1"/>
+      <w:numFmt w:val="bullet"/>
+      <w:lvlText w:val=""/>
+      <w:lvlJc w:val="left"/>
+      <w:pPr>
+        <w:ind w:left="3600" w:hanging="360"/>
+      </w:pPr>
+      <w:rPr>
+        <w:rFonts w:ascii="Symbol" w:hAnsi="Symbol" w:hint="default"/>
+      </w:rPr>
+    </w:lvl>
+    <w:lvl w:ilvl="1" w:tplc="040C0003" w:tentative="1">
+      <w:start w:val="1"/>
+      <w:numFmt w:val="bullet"/>
+      <w:lvlText w:val="o"/>
+      <w:lvlJc w:val="left"/>
+      <w:pPr>
+        <w:ind w:left="4320" w:hanging="360"/>
+      </w:pPr>
+      <w:rPr>
+        <w:rFonts w:ascii="Courier New" w:hAnsi="Courier New" w:cs="Courier New" w:hint="default"/>
+      </w:rPr>
+    </w:lvl>
+    <w:lvl w:ilvl="2" w:tplc="040C0005" w:tentative="1">
+      <w:start w:val="1"/>
+      <w:numFmt w:val="bullet"/>
+      <w:lvlText w:val=""/>
+      <w:lvlJc w:val="left"/>
+      <w:pPr>
+        <w:ind w:left="5040" w:hanging="360"/>
+      </w:pPr>
+      <w:rPr>
+        <w:rFonts w:ascii="Wingdings" w:hAnsi="Wingdings" w:hint="default"/>
+      </w:rPr>
+    </w:lvl>
+    <w:lvl w:ilvl="3" w:tplc="040C0001" w:tentative="1">
+      <w:start w:val="1"/>
+      <w:numFmt w:val="bullet"/>
+      <w:lvlText w:val=""/>
+      <w:lvlJc w:val="left"/>
+      <w:pPr>
+        <w:ind w:left="5760" w:hanging="360"/>
+      </w:pPr>
+      <w:rPr>
+        <w:rFonts w:ascii="Symbol" w:hAnsi="Symbol" w:hint="default"/>
+      </w:rPr>
+    </w:lvl>
+    <w:lvl w:ilvl="4" w:tplc="040C0003" w:tentative="1">
+      <w:start w:val="1"/>
+      <w:numFmt w:val="bullet"/>
+      <w:lvlText w:val="o"/>
+      <w:lvlJc w:val="left"/>
+      <w:pPr>
+        <w:ind w:left="6480" w:hanging="360"/>
+      </w:pPr>
+      <w:rPr>
+        <w:rFonts w:ascii="Courier New" w:hAnsi="Courier New" w:cs="Courier New" w:hint="default"/>
+      </w:rPr>
+    </w:lvl>
+    <w:lvl w:ilvl="5" w:tplc="040C0005" w:tentative="1">
+      <w:start w:val="1"/>
+      <w:numFmt w:val="bullet"/>
+      <w:lvlText w:val=""/>
+      <w:lvlJc w:val="left"/>
+      <w:pPr>
+        <w:ind w:left="7200" w:hanging="360"/>
+      </w:pPr>
+      <w:rPr>
+        <w:rFonts w:ascii="Wingdings" w:hAnsi="Wingdings" w:hint="default"/>
+      </w:rPr>
+    </w:lvl>
+    <w:lvl w:ilvl="6" w:tplc="040C0001" w:tentative="1">
+      <w:start w:val="1"/>
+      <w:numFmt w:val="bullet"/>
+      <w:lvlText w:val=""/>
+      <w:lvlJc w:val="left"/>
+      <w:pPr>
+        <w:ind w:left="7920" w:hanging="360"/>
+      </w:pPr>
+      <w:rPr>
+        <w:rFonts w:ascii="Symbol" w:hAnsi="Symbol" w:hint="default"/>
+      </w:rPr>
+    </w:lvl>
+    <w:lvl w:ilvl="7" w:tplc="040C0003" w:tentative="1">
+      <w:start w:val="1"/>
+      <w:numFmt w:val="bullet"/>
+      <w:lvlText w:val="o"/>
+      <w:lvlJc w:val="left"/>
+      <w:pPr>
+        <w:ind w:left="8640" w:hanging="360"/>
+      </w:pPr>
+      <w:rPr>
+        <w:rFonts w:ascii="Courier New" w:hAnsi="Courier New" w:cs="Courier New" w:hint="default"/>
+      </w:rPr>
+    </w:lvl>
+    <w:lvl w:ilvl="8" w:tplc="040C0005" w:tentative="1">
+      <w:start w:val="1"/>
+      <w:numFmt w:val="bullet"/>
+      <w:lvlText w:val=""/>
+      <w:lvlJc w:val="left"/>
+      <w:pPr>
+        <w:ind w:left="9360" w:hanging="360"/>
+      </w:pPr>
+      <w:rPr>
+        <w:rFonts w:ascii="Wingdings" w:hAnsi="Wingdings" w:hint="default"/>
+      </w:rPr>
+    </w:lvl>
+  </w:abstractNum>
+  <w:abstractNum w:abstractNumId="3" w15:restartNumberingAfterBreak="0">
+    <w:nsid w:val="7F9A16D7"/>
+    <w:multiLevelType w:val="hybridMultilevel"/>
+    <w:tmpl w:val="BD529744"/>
+    <w:lvl w:ilvl="0" w:tplc="040C0001">
+      <w:start w:val="1"/>
+      <w:numFmt w:val="bullet"/>
+      <w:lvlText w:val=""/>
+      <w:lvlJc w:val="left"/>
+      <w:pPr>
+        <w:ind w:left="720" w:hanging="360"/>
+      </w:pPr>
+      <w:rPr>
+        <w:rFonts w:ascii="Symbol" w:hAnsi="Symbol" w:hint="default"/>
+      </w:rPr>
+    </w:lvl>
+    <w:lvl w:ilvl="1" w:tplc="040C0003">
+      <w:start w:val="1"/>
+      <w:numFmt w:val="bullet"/>
+      <w:lvlText w:val="o"/>
+      <w:lvlJc w:val="left"/>
+      <w:pPr>
+        <w:ind w:left="1440" w:hanging="360"/>
+      </w:pPr>
+      <w:rPr>
+        <w:rFonts w:ascii="Courier New" w:hAnsi="Courier New" w:cs="Courier New" w:hint="default"/>
+      </w:rPr>
+    </w:lvl>
+    <w:lvl w:ilvl="2" w:tplc="040C0005" w:tentative="1">
+      <w:start w:val="1"/>
+      <w:numFmt w:val="bullet"/>
+      <w:lvlText w:val=""/>
+      <w:lvlJc w:val="left"/>
+      <w:pPr>
+        <w:ind w:left="2160" w:hanging="360"/>
+      </w:pPr>
+      <w:rPr>
+        <w:rFonts w:ascii="Wingdings" w:hAnsi="Wingdings" w:hint="default"/>
+      </w:rPr>
+    </w:lvl>
+    <w:lvl w:ilvl="3" w:tplc="040C0001" w:tentative="1">
+      <w:start w:val="1"/>
+      <w:numFmt w:val="bullet"/>
+      <w:lvlText w:val=""/>
+      <w:lvlJc w:val="left"/>
+      <w:pPr>
+        <w:ind w:left="2880" w:hanging="360"/>
+      </w:pPr>
+      <w:rPr>
+        <w:rFonts w:ascii="Symbol" w:hAnsi="Symbol" w:hint="default"/>
+      </w:rPr>
+    </w:lvl>
+    <w:lvl w:ilvl="4" w:tplc="040C0003" w:tentative="1">
+      <w:start w:val="1"/>
+      <w:numFmt w:val="bullet"/>
+      <w:lvlText w:val="o"/>
+      <w:lvlJc w:val="left"/>
+      <w:pPr>
+        <w:ind w:left="3600" w:hanging="360"/>
+      </w:pPr>
+      <w:rPr>
+        <w:rFonts w:ascii="Courier New" w:hAnsi="Courier New" w:cs="Courier New" w:hint="default"/>
+      </w:rPr>
+    </w:lvl>
+    <w:lvl w:ilvl="5" w:tplc="040C0005" w:tentative="1">
+      <w:start w:val="1"/>
+      <w:numFmt w:val="bullet"/>
+      <w:lvlText w:val=""/>
+      <w:lvlJc w:val="left"/>
+      <w:pPr>
+        <w:ind w:left="4320" w:hanging="360"/>
+      </w:pPr>
+      <w:rPr>
+        <w:rFonts w:ascii="Wingdings" w:hAnsi="Wingdings" w:hint="default"/>
+      </w:rPr>
+    </w:lvl>
+    <w:lvl w:ilvl="6" w:tplc="040C0001" w:tentative="1">
+      <w:start w:val="1"/>
+      <w:numFmt w:val="bullet"/>
+      <w:lvlText w:val=""/>
+      <w:lvlJc w:val="left"/>
+      <w:pPr>
+        <w:ind w:left="5040" w:hanging="360"/>
+      </w:pPr>
+      <w:rPr>
+        <w:rFonts w:ascii="Symbol" w:hAnsi="Symbol" w:hint="default"/>
+      </w:rPr>
+    </w:lvl>
+    <w:lvl w:ilvl="7" w:tplc="040C0003" w:tentative="1">
+      <w:start w:val="1"/>
+      <w:numFmt w:val="bullet"/>
+      <w:lvlText w:val="o"/>
+      <w:lvlJc w:val="left"/>
+      <w:pPr>
+        <w:ind w:left="5760" w:hanging="360"/>
+      </w:pPr>
+      <w:rPr>
+        <w:rFonts w:ascii="Courier New" w:hAnsi="Courier New" w:cs="Courier New" w:hint="default"/>
+      </w:rPr>
+    </w:lvl>
+    <w:lvl w:ilvl="8" w:tplc="040C0005" w:tentative="1">
+      <w:start w:val="1"/>
+      <w:numFmt w:val="bullet"/>
+      <w:lvlText w:val=""/>
+      <w:lvlJc w:val="left"/>
+      <w:pPr>
+        <w:ind w:left="6480" w:hanging="360"/>
+      </w:pPr>
+      <w:rPr>
+        <w:rFonts w:ascii="Wingdings" w:hAnsi="Wingdings" w:hint="default"/>
+      </w:rPr>
+    </w:lvl>
+  </w:abstractNum>
+  <w:num w:numId="1" w16cid:durableId="1827821009">
+    <w:abstractNumId w:val="1"/>
+  </w:num>
+  <w:num w:numId="2" w16cid:durableId="1426074025">
+    <w:abstractNumId w:val="2"/>
+  </w:num>
+  <w:num w:numId="3" w16cid:durableId="169639814">
     <w:abstractNumId w:val="0"/>
+  </w:num>
+  <w:num w:numId="4" w16cid:durableId="483933651">
+    <w:abstractNumId w:val="3"/>
   </w:num>
 </w:numbering>
 </file>
 
 <file path=word/styles.xml><?xml version="1.0" encoding="utf-8"?>
-<w:styles xmlns:mc="http://schemas.openxmlformats.org/markup-compatibility/2006" xmlns:r="http://schemas.openxmlformats.org/officeDocument/2006/relationships" xmlns:w="http://schemas.openxmlformats.org/wordprocessingml/2006/main" xmlns:w14="http://schemas.microsoft.com/office/word/2010/wordml" xmlns:w15="http://schemas.microsoft.com/office/word/2012/wordml" xmlns:w16cex="http://schemas.microsoft.com/office/word/2018/wordml/cex" xmlns:w16cid="http://schemas.microsoft.com/office/word/2016/wordml/cid" xmlns:w16="http://schemas.microsoft.com/office/word/2018/wordml" xmlns:w16sdtdh="http://schemas.microsoft.com/office/word/2020/wordml/sdtdatahash" xmlns:w16se="http://schemas.microsoft.com/office/word/2015/wordml/symex" mc:Ignorable="w14 w15 w16se w16cid w16 w16cex w16sdtdh">
+<w:styles xmlns:mc="http://schemas.openxmlformats.org/markup-compatibility/2006" xmlns:r="http://schemas.openxmlformats.org/officeDocument/2006/relationships" xmlns:w="http://schemas.openxmlformats.org/wordprocessingml/2006/main" xmlns:w14="http://schemas.microsoft.com/office/word/2010/wordml" xmlns:w15="http://schemas.microsoft.com/office/word/2012/wordml" xmlns:w16cex="http://schemas.microsoft.com/office/word/2018/wordml/cex" xmlns:w16cid="http://schemas.microsoft.com/office/word/2016/wordml/cid" xmlns:w16="http://schemas.microsoft.com/office/word/2018/wordml" xmlns:w16du="http://schemas.microsoft.com/office/word/2023/wordml/word16du" xmlns:w16sdtdh="http://schemas.microsoft.com/office/word/2020/wordml/sdtdatahash" xmlns:w16sdtfl="http://schemas.microsoft.com/office/word/2024/wordml/sdtformatlock" xmlns:w16se="http://schemas.microsoft.com/office/word/2015/wordml/symex" mc:Ignorable="w14 w15 w16se w16cid w16 w16cex w16sdtdh w16sdtfl w16du">
   <w:docDefaults>
     <w:rPrDefault>
       <w:rPr>
@@ -2443,13 +4758,13 @@
     <w:name w:val="Normal"/>
     <w:qFormat/>
   </w:style>
-  <w:style w:type="character" w:default="1" w:styleId="DefaultParagraphFont">
+  <w:style w:type="character" w:default="1" w:styleId="Policepardfaut">
     <w:name w:val="Default Paragraph Font"/>
     <w:uiPriority w:val="1"/>
     <w:semiHidden/>
     <w:unhideWhenUsed/>
   </w:style>
-  <w:style w:type="table" w:default="1" w:styleId="TableNormal">
+  <w:style w:type="table" w:default="1" w:styleId="TableauNormal">
     <w:name w:val="Normal Table"/>
     <w:uiPriority w:val="99"/>
     <w:semiHidden/>
@@ -2464,15 +4779,15 @@
       </w:tblCellMar>
     </w:tblPr>
   </w:style>
-  <w:style w:type="numbering" w:default="1" w:styleId="NoList">
+  <w:style w:type="numbering" w:default="1" w:styleId="Aucuneliste">
     <w:name w:val="No List"/>
     <w:uiPriority w:val="99"/>
     <w:semiHidden/>
     <w:unhideWhenUsed/>
   </w:style>
-  <w:style w:type="table" w:styleId="TableGrid">
+  <w:style w:type="table" w:styleId="Grilledutableau">
     <w:name w:val="Table Grid"/>
-    <w:basedOn w:val="TableNormal"/>
+    <w:basedOn w:val="TableauNormal"/>
     <w:uiPriority w:val="39"/>
     <w:rsid w:val="00262165"/>
     <w:pPr>
@@ -2489,7 +4804,7 @@
       </w:tblBorders>
     </w:tblPr>
   </w:style>
-  <w:style w:type="paragraph" w:styleId="ListParagraph">
+  <w:style w:type="paragraph" w:styleId="Paragraphedeliste">
     <w:name w:val="List Paragraph"/>
     <w:basedOn w:val="Normal"/>
     <w:uiPriority w:val="34"/>

--- a/ProjetXLS/JournalDeBord/LivreDeBord-PageGarde.docx
+++ b/ProjetXLS/JournalDeBord/LivreDeBord-PageGarde.docx
@@ -1,6 +1,6 @@
 
 <file path=word/document.xml><?xml version="1.0" encoding="utf-8"?>
-<w:document xmlns:wpc="http://schemas.microsoft.com/office/word/2010/wordprocessingCanvas" xmlns:cx="http://schemas.microsoft.com/office/drawing/2014/chartex" xmlns:cx1="http://schemas.microsoft.com/office/drawing/2015/9/8/chartex" xmlns:cx2="http://schemas.microsoft.com/office/drawing/2015/10/21/chartex" xmlns:cx3="http://schemas.microsoft.com/office/drawing/2016/5/9/chartex" xmlns:cx4="http://schemas.microsoft.com/office/drawing/2016/5/10/chartex" xmlns:cx5="http://schemas.microsoft.com/office/drawing/2016/5/11/chartex" xmlns:cx6="http://schemas.microsoft.com/office/drawing/2016/5/12/chartex" xmlns:cx7="http://schemas.microsoft.com/office/drawing/2016/5/13/chartex" xmlns:cx8="http://schemas.microsoft.com/office/drawing/2016/5/14/chartex" xmlns:mc="http://schemas.openxmlformats.org/markup-compatibility/2006" xmlns:aink="http://schemas.microsoft.com/office/drawing/2016/ink" xmlns:am3d="http://schemas.microsoft.com/office/drawing/2017/model3d" xmlns:o="urn:schemas-microsoft-com:office:office" xmlns:oel="http://schemas.microsoft.com/office/2019/extlst" xmlns:r="http://schemas.openxmlformats.org/officeDocument/2006/relationships" xmlns:m="http://schemas.openxmlformats.org/officeDocument/2006/math" xmlns:v="urn:schemas-microsoft-com:vml" xmlns:wp14="http://schemas.microsoft.com/office/word/2010/wordprocessingDrawing" xmlns:wp="http://schemas.openxmlformats.org/drawingml/2006/wordprocessingDrawing" xmlns:w10="urn:schemas-microsoft-com:office:word" xmlns:w="http://schemas.openxmlformats.org/wordprocessingml/2006/main" xmlns:w14="http://schemas.microsoft.com/office/word/2010/wordml" xmlns:w15="http://schemas.microsoft.com/office/word/2012/wordml" xmlns:w16cex="http://schemas.microsoft.com/office/word/2018/wordml/cex" xmlns:w16cid="http://schemas.microsoft.com/office/word/2016/wordml/cid" xmlns:w16="http://schemas.microsoft.com/office/word/2018/wordml" xmlns:w16du="http://schemas.microsoft.com/office/word/2023/wordml/word16du" xmlns:w16sdtdh="http://schemas.microsoft.com/office/word/2020/wordml/sdtdatahash" xmlns:w16sdtfl="http://schemas.microsoft.com/office/word/2024/wordml/sdtformatlock" xmlns:w16se="http://schemas.microsoft.com/office/word/2015/wordml/symex" xmlns:wpg="http://schemas.microsoft.com/office/word/2010/wordprocessingGroup" xmlns:wpi="http://schemas.microsoft.com/office/word/2010/wordprocessingInk" xmlns:wne="http://schemas.microsoft.com/office/word/2006/wordml" xmlns:wps="http://schemas.microsoft.com/office/word/2010/wordprocessingShape" mc:Ignorable="w14 w15 w16se w16cid w16 w16cex w16sdtdh w16sdtfl w16du wp14">
+<w:document xmlns:wpc="http://schemas.microsoft.com/office/word/2010/wordprocessingCanvas" xmlns:cx="http://schemas.microsoft.com/office/drawing/2014/chartex" xmlns:cx1="http://schemas.microsoft.com/office/drawing/2015/9/8/chartex" xmlns:cx2="http://schemas.microsoft.com/office/drawing/2015/10/21/chartex" xmlns:cx3="http://schemas.microsoft.com/office/drawing/2016/5/9/chartex" xmlns:cx4="http://schemas.microsoft.com/office/drawing/2016/5/10/chartex" xmlns:cx5="http://schemas.microsoft.com/office/drawing/2016/5/11/chartex" xmlns:cx6="http://schemas.microsoft.com/office/drawing/2016/5/12/chartex" xmlns:cx7="http://schemas.microsoft.com/office/drawing/2016/5/13/chartex" xmlns:cx8="http://schemas.microsoft.com/office/drawing/2016/5/14/chartex" xmlns:mc="http://schemas.openxmlformats.org/markup-compatibility/2006" xmlns:aink="http://schemas.microsoft.com/office/drawing/2016/ink" xmlns:am3d="http://schemas.microsoft.com/office/drawing/2017/model3d" xmlns:o="urn:schemas-microsoft-com:office:office" xmlns:r="http://schemas.openxmlformats.org/officeDocument/2006/relationships" xmlns:m="http://schemas.openxmlformats.org/officeDocument/2006/math" xmlns:v="urn:schemas-microsoft-com:vml" xmlns:wp14="http://schemas.microsoft.com/office/word/2010/wordprocessingDrawing" xmlns:wp="http://schemas.openxmlformats.org/drawingml/2006/wordprocessingDrawing" xmlns:w10="urn:schemas-microsoft-com:office:word" xmlns:w="http://schemas.openxmlformats.org/wordprocessingml/2006/main" xmlns:w14="http://schemas.microsoft.com/office/word/2010/wordml" xmlns:w15="http://schemas.microsoft.com/office/word/2012/wordml" xmlns:w16cex="http://schemas.microsoft.com/office/word/2018/wordml/cex" xmlns:w16cid="http://schemas.microsoft.com/office/word/2016/wordml/cid" xmlns:w16="http://schemas.microsoft.com/office/word/2018/wordml" xmlns:w16sdtdh="http://schemas.microsoft.com/office/word/2020/wordml/sdtdatahash" xmlns:w16se="http://schemas.microsoft.com/office/word/2015/wordml/symex" xmlns:wpg="http://schemas.microsoft.com/office/word/2010/wordprocessingGroup" xmlns:wpi="http://schemas.microsoft.com/office/word/2010/wordprocessingInk" xmlns:wne="http://schemas.microsoft.com/office/word/2006/wordml" xmlns:wps="http://schemas.microsoft.com/office/word/2010/wordprocessingShape" mc:Ignorable="w14 w15 w16se w16cid w16 w16cex w16sdtdh wp14">
   <w:body>
     <w:p>
       <w:pPr>
@@ -86,7 +86,7 @@
     </w:p>
     <w:tbl>
       <w:tblPr>
-        <w:tblStyle w:val="Grilledutableau"/>
+        <w:tblStyle w:val="TableGrid"/>
         <w:tblW w:w="11074" w:type="dxa"/>
         <w:tblLook w:val="04A0" w:firstRow="1" w:lastRow="0" w:firstColumn="1" w:lastColumn="0" w:noHBand="0" w:noVBand="1"/>
       </w:tblPr>
@@ -1530,7 +1530,7 @@
     </w:p>
     <w:tbl>
       <w:tblPr>
-        <w:tblStyle w:val="Grilledutableau"/>
+        <w:tblStyle w:val="TableGrid"/>
         <w:tblW w:w="0" w:type="auto"/>
         <w:tblBorders>
           <w:top w:val="dashed" w:sz="4" w:space="0" w:color="4472C4" w:themeColor="accent1"/>
@@ -2584,10 +2584,18 @@
         <w:lastRenderedPageBreak/>
         <w:t>Contrats</w:t>
       </w:r>
+      <w:r>
+        <w:rPr>
+          <w:rFonts w:ascii="Roboto" w:hAnsi="Roboto" w:cs="Times New Roman"/>
+          <w:color w:val="2E74B5" w:themeColor="accent5" w:themeShade="BF"/>
+          <w:lang w:val="fr-FR"/>
+        </w:rPr>
+        <w:t xml:space="preserve"> / Contacts</w:t>
+      </w:r>
     </w:p>
     <w:p>
       <w:pPr>
-        <w:pStyle w:val="Paragraphedeliste"/>
+        <w:pStyle w:val="ListParagraph"/>
         <w:numPr>
           <w:ilvl w:val="0"/>
           <w:numId w:val="3"/>
@@ -2612,7 +2620,7 @@
     </w:p>
     <w:p>
       <w:pPr>
-        <w:pStyle w:val="Paragraphedeliste"/>
+        <w:pStyle w:val="ListParagraph"/>
         <w:tabs>
           <w:tab w:val="left" w:pos="851"/>
         </w:tabs>
@@ -2625,7 +2633,7 @@
     </w:p>
     <w:p>
       <w:pPr>
-        <w:pStyle w:val="Paragraphedeliste"/>
+        <w:pStyle w:val="ListParagraph"/>
         <w:numPr>
           <w:ilvl w:val="0"/>
           <w:numId w:val="3"/>
@@ -2650,7 +2658,7 @@
     </w:p>
     <w:p>
       <w:pPr>
-        <w:pStyle w:val="Paragraphedeliste"/>
+        <w:pStyle w:val="ListParagraph"/>
         <w:numPr>
           <w:ilvl w:val="0"/>
           <w:numId w:val="3"/>
@@ -2675,7 +2683,7 @@
     </w:p>
     <w:p>
       <w:pPr>
-        <w:pStyle w:val="Paragraphedeliste"/>
+        <w:pStyle w:val="ListParagraph"/>
         <w:numPr>
           <w:ilvl w:val="0"/>
           <w:numId w:val="3"/>
@@ -2700,7 +2708,7 @@
     </w:p>
     <w:p>
       <w:pPr>
-        <w:pStyle w:val="Paragraphedeliste"/>
+        <w:pStyle w:val="ListParagraph"/>
         <w:numPr>
           <w:ilvl w:val="0"/>
           <w:numId w:val="3"/>
@@ -2723,28 +2731,552 @@
         <w:t>Moteur, cale, port, …</w:t>
       </w:r>
     </w:p>
-    <w:p>
-      <w:pPr>
-        <w:rPr>
-          <w:rFonts w:ascii="Roboto" w:hAnsi="Roboto" w:cs="Times New Roman"/>
-          <w:color w:val="2E74B5" w:themeColor="accent5" w:themeShade="BF"/>
-          <w:lang w:val="fr-FR"/>
-        </w:rPr>
-      </w:pPr>
-      <w:r>
-        <w:rPr>
-          <w:rFonts w:ascii="Roboto" w:hAnsi="Roboto" w:cs="Times New Roman"/>
-          <w:color w:val="2E74B5" w:themeColor="accent5" w:themeShade="BF"/>
-          <w:lang w:val="fr-FR"/>
-        </w:rPr>
-        <w:br w:type="page"/>
-      </w:r>
-    </w:p>
+    <w:tbl>
+      <w:tblPr>
+        <w:tblStyle w:val="TableGrid"/>
+        <w:tblW w:w="0" w:type="auto"/>
+        <w:tblInd w:w="360" w:type="dxa"/>
+        <w:tblLook w:val="04A0" w:firstRow="1" w:lastRow="0" w:firstColumn="1" w:lastColumn="0" w:noHBand="0" w:noVBand="1"/>
+      </w:tblPr>
+      <w:tblGrid>
+        <w:gridCol w:w="3738"/>
+        <w:gridCol w:w="3638"/>
+        <w:gridCol w:w="3620"/>
+      </w:tblGrid>
+      <w:tr>
+        <w:tc>
+          <w:tcPr>
+            <w:tcW w:w="3785" w:type="dxa"/>
+            <w:tcBorders>
+              <w:top w:val="single" w:sz="4" w:space="0" w:color="4472C4" w:themeColor="accent1"/>
+              <w:left w:val="single" w:sz="4" w:space="0" w:color="4472C4" w:themeColor="accent1"/>
+              <w:bottom w:val="single" w:sz="4" w:space="0" w:color="4472C4" w:themeColor="accent1"/>
+            </w:tcBorders>
+          </w:tcPr>
+          <w:p>
+            <w:pPr>
+              <w:tabs>
+                <w:tab w:val="left" w:pos="420"/>
+                <w:tab w:val="left" w:pos="851"/>
+                <w:tab w:val="left" w:pos="1230"/>
+                <w:tab w:val="left" w:pos="3390"/>
+              </w:tabs>
+              <w:rPr>
+                <w:rFonts w:ascii="Roboto" w:hAnsi="Roboto" w:cs="Times New Roman"/>
+                <w:color w:val="2E74B5" w:themeColor="accent5" w:themeShade="BF"/>
+                <w:lang w:val="fr-FR"/>
+              </w:rPr>
+            </w:pPr>
+            <w:r>
+              <w:rPr>
+                <w:rFonts w:ascii="Roboto" w:hAnsi="Roboto" w:cs="Times New Roman"/>
+                <w:color w:val="2E74B5" w:themeColor="accent5" w:themeShade="BF"/>
+                <w:lang w:val="fr-FR"/>
+              </w:rPr>
+              <w:t>Dieseliste :</w:t>
+            </w:r>
+          </w:p>
+          <w:p>
+            <w:pPr>
+              <w:tabs>
+                <w:tab w:val="left" w:pos="420"/>
+                <w:tab w:val="left" w:pos="851"/>
+                <w:tab w:val="left" w:pos="3390"/>
+              </w:tabs>
+              <w:rPr>
+                <w:rFonts w:ascii="Roboto" w:hAnsi="Roboto" w:cs="Times New Roman"/>
+                <w:color w:val="2E74B5" w:themeColor="accent5" w:themeShade="BF"/>
+                <w:lang w:val="fr-FR"/>
+              </w:rPr>
+            </w:pPr>
+            <w:r>
+              <w:rPr>
+                <w:rFonts w:ascii="Roboto" w:hAnsi="Roboto" w:cs="Times New Roman"/>
+                <w:color w:val="2E74B5" w:themeColor="accent5" w:themeShade="BF"/>
+                <w:lang w:val="fr-FR"/>
+              </w:rPr>
+              <w:tab/>
+              <w:t>Nom :</w:t>
+            </w:r>
+            <w:r>
+              <w:rPr>
+                <w:rFonts w:ascii="Roboto" w:hAnsi="Roboto" w:cs="Times New Roman"/>
+                <w:color w:val="2E74B5" w:themeColor="accent5" w:themeShade="BF"/>
+                <w:lang w:val="fr-FR"/>
+              </w:rPr>
+              <w:tab/>
+            </w:r>
+          </w:p>
+          <w:p>
+            <w:pPr>
+              <w:tabs>
+                <w:tab w:val="left" w:pos="420"/>
+                <w:tab w:val="left" w:pos="851"/>
+                <w:tab w:val="left" w:pos="3390"/>
+              </w:tabs>
+              <w:rPr>
+                <w:rFonts w:ascii="Roboto" w:hAnsi="Roboto" w:cs="Times New Roman"/>
+                <w:color w:val="2E74B5" w:themeColor="accent5" w:themeShade="BF"/>
+                <w:lang w:val="fr-FR"/>
+              </w:rPr>
+            </w:pPr>
+            <w:r>
+              <w:rPr>
+                <w:rFonts w:ascii="Roboto" w:hAnsi="Roboto" w:cs="Times New Roman"/>
+                <w:color w:val="2E74B5" w:themeColor="accent5" w:themeShade="BF"/>
+                <w:lang w:val="fr-FR"/>
+              </w:rPr>
+              <w:tab/>
+            </w:r>
+            <w:r>
+              <w:rPr>
+                <w:rFonts w:ascii="Roboto" w:hAnsi="Roboto" w:cs="Times New Roman"/>
+                <w:color w:val="2E74B5" w:themeColor="accent5" w:themeShade="BF"/>
+                <w:lang w:val="fr-FR"/>
+              </w:rPr>
+              <w:sym w:font="Wingdings" w:char="F029"/>
+            </w:r>
+            <w:r>
+              <w:rPr>
+                <w:rFonts w:ascii="Roboto" w:hAnsi="Roboto" w:cs="Times New Roman"/>
+                <w:color w:val="2E74B5" w:themeColor="accent5" w:themeShade="BF"/>
+                <w:lang w:val="fr-FR"/>
+              </w:rPr>
+              <w:t> :</w:t>
+            </w:r>
+            <w:r>
+              <w:rPr>
+                <w:rFonts w:ascii="Roboto" w:hAnsi="Roboto" w:cs="Times New Roman"/>
+                <w:color w:val="2E74B5" w:themeColor="accent5" w:themeShade="BF"/>
+                <w:lang w:val="fr-FR"/>
+              </w:rPr>
+              <w:tab/>
+            </w:r>
+            <w:r>
+              <w:rPr>
+                <w:rFonts w:ascii="Roboto" w:hAnsi="Roboto" w:cs="Times New Roman"/>
+                <w:color w:val="2E74B5" w:themeColor="accent5" w:themeShade="BF"/>
+                <w:lang w:val="fr-FR"/>
+              </w:rPr>
+              <w:tab/>
+            </w:r>
+          </w:p>
+          <w:p>
+            <w:pPr>
+              <w:tabs>
+                <w:tab w:val="left" w:pos="420"/>
+                <w:tab w:val="left" w:pos="851"/>
+                <w:tab w:val="left" w:pos="3390"/>
+              </w:tabs>
+              <w:rPr>
+                <w:rFonts w:ascii="Roboto" w:hAnsi="Roboto" w:cs="Times New Roman"/>
+                <w:color w:val="2E74B5" w:themeColor="accent5" w:themeShade="BF"/>
+                <w:lang w:val="fr-FR"/>
+              </w:rPr>
+            </w:pPr>
+            <w:r>
+              <w:rPr>
+                <w:rFonts w:ascii="Roboto" w:hAnsi="Roboto" w:cs="Times New Roman"/>
+                <w:color w:val="2E74B5" w:themeColor="accent5" w:themeShade="BF"/>
+                <w:lang w:val="fr-FR"/>
+              </w:rPr>
+              <w:tab/>
+              <w:t>@ :</w:t>
+            </w:r>
+            <w:r>
+              <w:rPr>
+                <w:rFonts w:ascii="Roboto" w:hAnsi="Roboto" w:cs="Times New Roman"/>
+                <w:color w:val="2E74B5" w:themeColor="accent5" w:themeShade="BF"/>
+                <w:lang w:val="fr-FR"/>
+              </w:rPr>
+              <w:tab/>
+            </w:r>
+            <w:r>
+              <w:rPr>
+                <w:rFonts w:ascii="Roboto" w:hAnsi="Roboto" w:cs="Times New Roman"/>
+                <w:color w:val="2E74B5" w:themeColor="accent5" w:themeShade="BF"/>
+                <w:lang w:val="fr-FR"/>
+              </w:rPr>
+              <w:tab/>
+            </w:r>
+          </w:p>
+          <w:p>
+            <w:pPr>
+              <w:tabs>
+                <w:tab w:val="left" w:pos="420"/>
+                <w:tab w:val="left" w:pos="851"/>
+                <w:tab w:val="left" w:pos="3390"/>
+              </w:tabs>
+              <w:rPr>
+                <w:rFonts w:ascii="Roboto" w:hAnsi="Roboto" w:cs="Times New Roman"/>
+                <w:color w:val="2E74B5" w:themeColor="accent5" w:themeShade="BF"/>
+                <w:lang w:val="fr-FR"/>
+              </w:rPr>
+            </w:pPr>
+            <w:r>
+              <w:rPr>
+                <w:rFonts w:ascii="Roboto" w:hAnsi="Roboto" w:cs="Times New Roman"/>
+                <w:color w:val="2E74B5" w:themeColor="accent5" w:themeShade="BF"/>
+                <w:lang w:val="fr-FR"/>
+              </w:rPr>
+              <w:tab/>
+              <w:t>Adresse :</w:t>
+            </w:r>
+            <w:r>
+              <w:rPr>
+                <w:rFonts w:ascii="Roboto" w:hAnsi="Roboto" w:cs="Times New Roman"/>
+                <w:color w:val="2E74B5" w:themeColor="accent5" w:themeShade="BF"/>
+                <w:lang w:val="fr-FR"/>
+              </w:rPr>
+              <w:tab/>
+            </w:r>
+          </w:p>
+          <w:p>
+            <w:pPr>
+              <w:tabs>
+                <w:tab w:val="left" w:pos="420"/>
+                <w:tab w:val="left" w:pos="851"/>
+                <w:tab w:val="left" w:leader="dot" w:pos="3390"/>
+              </w:tabs>
+              <w:rPr>
+                <w:rFonts w:ascii="Roboto" w:hAnsi="Roboto" w:cs="Times New Roman"/>
+                <w:color w:val="2E74B5" w:themeColor="accent5" w:themeShade="BF"/>
+                <w:lang w:val="fr-FR"/>
+              </w:rPr>
+            </w:pPr>
+            <w:r>
+              <w:rPr>
+                <w:rFonts w:ascii="Roboto" w:hAnsi="Roboto" w:cs="Times New Roman"/>
+                <w:color w:val="2E74B5" w:themeColor="accent5" w:themeShade="BF"/>
+                <w:lang w:val="fr-FR"/>
+              </w:rPr>
+              <w:tab/>
+              <w:t>Horaires :</w:t>
+            </w:r>
+            <w:r>
+              <w:rPr>
+                <w:rFonts w:ascii="Roboto" w:hAnsi="Roboto" w:cs="Times New Roman"/>
+                <w:color w:val="2E74B5" w:themeColor="accent5" w:themeShade="BF"/>
+                <w:lang w:val="fr-FR"/>
+              </w:rPr>
+              <w:tab/>
+            </w:r>
+          </w:p>
+          <w:p>
+            <w:pPr>
+              <w:tabs>
+                <w:tab w:val="left" w:pos="420"/>
+                <w:tab w:val="left" w:pos="851"/>
+                <w:tab w:val="left" w:pos="3390"/>
+              </w:tabs>
+              <w:rPr>
+                <w:rFonts w:ascii="Roboto" w:hAnsi="Roboto" w:cs="Times New Roman"/>
+                <w:color w:val="2E74B5" w:themeColor="accent5" w:themeShade="BF"/>
+                <w:lang w:val="fr-FR"/>
+              </w:rPr>
+            </w:pPr>
+          </w:p>
+          <w:p>
+            <w:pPr>
+              <w:tabs>
+                <w:tab w:val="left" w:pos="420"/>
+                <w:tab w:val="left" w:pos="851"/>
+                <w:tab w:val="left" w:pos="3390"/>
+              </w:tabs>
+              <w:rPr>
+                <w:rFonts w:ascii="Roboto" w:hAnsi="Roboto" w:cs="Times New Roman"/>
+                <w:color w:val="2E74B5" w:themeColor="accent5" w:themeShade="BF"/>
+                <w:lang w:val="fr-FR"/>
+              </w:rPr>
+            </w:pPr>
+          </w:p>
+        </w:tc>
+        <w:tc>
+          <w:tcPr>
+            <w:tcW w:w="3785" w:type="dxa"/>
+          </w:tcPr>
+          <w:p>
+            <w:pPr>
+              <w:tabs>
+                <w:tab w:val="left" w:pos="851"/>
+              </w:tabs>
+              <w:rPr>
+                <w:rFonts w:ascii="Roboto" w:hAnsi="Roboto" w:cs="Times New Roman"/>
+                <w:color w:val="2E74B5" w:themeColor="accent5" w:themeShade="BF"/>
+                <w:lang w:val="fr-FR"/>
+              </w:rPr>
+            </w:pPr>
+            <w:r>
+              <w:rPr>
+                <w:rFonts w:ascii="Roboto" w:hAnsi="Roboto" w:cs="Times New Roman"/>
+                <w:color w:val="2E74B5" w:themeColor="accent5" w:themeShade="BF"/>
+                <w:lang w:val="fr-FR"/>
+              </w:rPr>
+              <w:t>Port</w:t>
+            </w:r>
+          </w:p>
+        </w:tc>
+        <w:tc>
+          <w:tcPr>
+            <w:tcW w:w="3786" w:type="dxa"/>
+          </w:tcPr>
+          <w:p>
+            <w:pPr>
+              <w:tabs>
+                <w:tab w:val="left" w:pos="851"/>
+              </w:tabs>
+              <w:rPr>
+                <w:rFonts w:ascii="Roboto" w:hAnsi="Roboto" w:cs="Times New Roman"/>
+                <w:color w:val="2E74B5" w:themeColor="accent5" w:themeShade="BF"/>
+                <w:lang w:val="fr-FR"/>
+              </w:rPr>
+            </w:pPr>
+          </w:p>
+        </w:tc>
+      </w:tr>
+      <w:tr>
+        <w:tc>
+          <w:tcPr>
+            <w:tcW w:w="3785" w:type="dxa"/>
+            <w:tcBorders>
+              <w:top w:val="single" w:sz="4" w:space="0" w:color="4472C4" w:themeColor="accent1"/>
+              <w:bottom w:val="single" w:sz="4" w:space="0" w:color="4472C4" w:themeColor="accent1"/>
+            </w:tcBorders>
+          </w:tcPr>
+          <w:p>
+            <w:pPr>
+              <w:tabs>
+                <w:tab w:val="left" w:pos="851"/>
+              </w:tabs>
+              <w:rPr>
+                <w:rFonts w:ascii="Roboto" w:hAnsi="Roboto" w:cs="Times New Roman"/>
+                <w:color w:val="2E74B5" w:themeColor="accent5" w:themeShade="BF"/>
+                <w:lang w:val="fr-FR"/>
+              </w:rPr>
+            </w:pPr>
+          </w:p>
+        </w:tc>
+        <w:tc>
+          <w:tcPr>
+            <w:tcW w:w="3785" w:type="dxa"/>
+          </w:tcPr>
+          <w:p>
+            <w:pPr>
+              <w:tabs>
+                <w:tab w:val="left" w:pos="851"/>
+              </w:tabs>
+              <w:rPr>
+                <w:rFonts w:ascii="Roboto" w:hAnsi="Roboto" w:cs="Times New Roman"/>
+                <w:color w:val="2E74B5" w:themeColor="accent5" w:themeShade="BF"/>
+                <w:lang w:val="fr-FR"/>
+              </w:rPr>
+            </w:pPr>
+          </w:p>
+        </w:tc>
+        <w:tc>
+          <w:tcPr>
+            <w:tcW w:w="3786" w:type="dxa"/>
+          </w:tcPr>
+          <w:p>
+            <w:pPr>
+              <w:tabs>
+                <w:tab w:val="left" w:pos="851"/>
+              </w:tabs>
+              <w:rPr>
+                <w:rFonts w:ascii="Roboto" w:hAnsi="Roboto" w:cs="Times New Roman"/>
+                <w:color w:val="2E74B5" w:themeColor="accent5" w:themeShade="BF"/>
+                <w:lang w:val="fr-FR"/>
+              </w:rPr>
+            </w:pPr>
+          </w:p>
+        </w:tc>
+      </w:tr>
+    </w:tbl>
     <w:p>
       <w:pPr>
         <w:tabs>
           <w:tab w:val="left" w:pos="851"/>
         </w:tabs>
+        <w:ind w:left="360"/>
+        <w:rPr>
+          <w:rFonts w:ascii="Roboto" w:hAnsi="Roboto" w:cs="Times New Roman"/>
+          <w:color w:val="2E74B5" w:themeColor="accent5" w:themeShade="BF"/>
+          <w:lang w:val="fr-FR"/>
+        </w:rPr>
+      </w:pPr>
+    </w:p>
+    <w:p>
+      <w:pPr>
+        <w:rPr>
+          <w:rFonts w:ascii="Roboto" w:hAnsi="Roboto" w:cs="Times New Roman"/>
+          <w:color w:val="2E74B5" w:themeColor="accent5" w:themeShade="BF"/>
+          <w:lang w:val="fr-FR"/>
+        </w:rPr>
+      </w:pPr>
+      <w:r>
+        <w:rPr>
+          <w:rFonts w:ascii="Roboto" w:hAnsi="Roboto" w:cs="Times New Roman"/>
+          <w:color w:val="2E74B5" w:themeColor="accent5" w:themeShade="BF"/>
+          <w:lang w:val="fr-FR"/>
+        </w:rPr>
+        <w:br w:type="page"/>
+      </w:r>
+    </w:p>
+    <w:p>
+      <w:pPr>
+        <w:jc w:val="center"/>
+        <w:rPr>
+          <w:rFonts w:ascii="Roboto" w:hAnsi="Roboto" w:cs="Times New Roman"/>
+          <w:color w:val="2E74B5" w:themeColor="accent5" w:themeShade="BF"/>
+          <w:lang w:val="fr-FR"/>
+        </w:rPr>
+      </w:pPr>
+      <w:r>
+        <w:rPr>
+          <w:rFonts w:ascii="Roboto" w:hAnsi="Roboto" w:cs="Times New Roman"/>
+          <w:color w:val="2E74B5" w:themeColor="accent5" w:themeShade="BF"/>
+          <w:lang w:val="fr-FR"/>
+        </w:rPr>
+        <w:lastRenderedPageBreak/>
+        <w:drawing>
+          <wp:inline distT="0" distB="0" distL="0" distR="0" wp14:anchorId="21168AB7" wp14:editId="78D44ED7">
+            <wp:extent cx="4734586" cy="7592485"/>
+            <wp:effectExtent l="0" t="0" r="8890" b="8890"/>
+            <wp:docPr id="15" name="Picture 15"/>
+            <wp:cNvGraphicFramePr>
+              <a:graphicFrameLocks xmlns:a="http://schemas.openxmlformats.org/drawingml/2006/main" noChangeAspect="1"/>
+            </wp:cNvGraphicFramePr>
+            <a:graphic xmlns:a="http://schemas.openxmlformats.org/drawingml/2006/main">
+              <a:graphicData uri="http://schemas.openxmlformats.org/drawingml/2006/picture">
+                <pic:pic xmlns:pic="http://schemas.openxmlformats.org/drawingml/2006/picture">
+                  <pic:nvPicPr>
+                    <pic:cNvPr id="1" name=""/>
+                    <pic:cNvPicPr/>
+                  </pic:nvPicPr>
+                  <pic:blipFill>
+                    <a:blip r:embed="rId15"/>
+                    <a:stretch>
+                      <a:fillRect/>
+                    </a:stretch>
+                  </pic:blipFill>
+                  <pic:spPr>
+                    <a:xfrm>
+                      <a:off x="0" y="0"/>
+                      <a:ext cx="4734586" cy="7592485"/>
+                    </a:xfrm>
+                    <a:prstGeom prst="rect">
+                      <a:avLst/>
+                    </a:prstGeom>
+                  </pic:spPr>
+                </pic:pic>
+              </a:graphicData>
+            </a:graphic>
+          </wp:inline>
+        </w:drawing>
+      </w:r>
+    </w:p>
+    <w:p>
+      <w:pPr>
+        <w:jc w:val="center"/>
+        <w:rPr>
+          <w:rFonts w:ascii="Roboto" w:hAnsi="Roboto" w:cs="Times New Roman"/>
+          <w:color w:val="2E74B5" w:themeColor="accent5" w:themeShade="BF"/>
+          <w:lang w:val="fr-FR"/>
+        </w:rPr>
+      </w:pPr>
+    </w:p>
+    <w:p>
+      <w:pPr>
+        <w:jc w:val="center"/>
+        <w:rPr>
+          <w:rFonts w:ascii="Roboto" w:hAnsi="Roboto" w:cs="Times New Roman"/>
+          <w:color w:val="2E74B5" w:themeColor="accent5" w:themeShade="BF"/>
+          <w:lang w:val="fr-FR"/>
+        </w:rPr>
+      </w:pPr>
+      <w:r>
+        <w:rPr>
+          <w:rFonts w:ascii="Roboto" w:hAnsi="Roboto" w:cs="Times New Roman"/>
+          <w:color w:val="2E74B5" w:themeColor="accent5" w:themeShade="BF"/>
+          <w:lang w:val="fr-FR"/>
+        </w:rPr>
+        <w:drawing>
+          <wp:inline distT="0" distB="0" distL="0" distR="0" wp14:anchorId="5F6FC0F2" wp14:editId="5D49F9B3">
+            <wp:extent cx="3753374" cy="1629002"/>
+            <wp:effectExtent l="0" t="0" r="0" b="9525"/>
+            <wp:docPr id="18" name="Picture 18"/>
+            <wp:cNvGraphicFramePr>
+              <a:graphicFrameLocks xmlns:a="http://schemas.openxmlformats.org/drawingml/2006/main" noChangeAspect="1"/>
+            </wp:cNvGraphicFramePr>
+            <a:graphic xmlns:a="http://schemas.openxmlformats.org/drawingml/2006/main">
+              <a:graphicData uri="http://schemas.openxmlformats.org/drawingml/2006/picture">
+                <pic:pic xmlns:pic="http://schemas.openxmlformats.org/drawingml/2006/picture">
+                  <pic:nvPicPr>
+                    <pic:cNvPr id="1" name=""/>
+                    <pic:cNvPicPr/>
+                  </pic:nvPicPr>
+                  <pic:blipFill>
+                    <a:blip r:embed="rId16"/>
+                    <a:stretch>
+                      <a:fillRect/>
+                    </a:stretch>
+                  </pic:blipFill>
+                  <pic:spPr>
+                    <a:xfrm>
+                      <a:off x="0" y="0"/>
+                      <a:ext cx="3753374" cy="1629002"/>
+                    </a:xfrm>
+                    <a:prstGeom prst="rect">
+                      <a:avLst/>
+                    </a:prstGeom>
+                  </pic:spPr>
+                </pic:pic>
+              </a:graphicData>
+            </a:graphic>
+          </wp:inline>
+        </w:drawing>
+      </w:r>
+    </w:p>
+    <w:p>
+      <w:pPr>
+        <w:rPr>
+          <w:rFonts w:ascii="Roboto" w:hAnsi="Roboto" w:cs="Times New Roman"/>
+          <w:color w:val="2E74B5" w:themeColor="accent5" w:themeShade="BF"/>
+          <w:lang w:val="fr-FR"/>
+        </w:rPr>
+      </w:pPr>
+      <w:r>
+        <w:rPr>
+          <w:rFonts w:ascii="Roboto" w:hAnsi="Roboto" w:cs="Times New Roman"/>
+          <w:color w:val="2E74B5" w:themeColor="accent5" w:themeShade="BF"/>
+          <w:lang w:val="fr-FR"/>
+        </w:rPr>
+        <w:br w:type="page"/>
+      </w:r>
+    </w:p>
+    <w:p>
+      <w:pPr>
+        <w:tabs>
+          <w:tab w:val="left" w:pos="851"/>
+        </w:tabs>
+        <w:rPr>
+          <w:rFonts w:ascii="Roboto" w:hAnsi="Roboto" w:cs="Times New Roman"/>
+          <w:color w:val="2E74B5" w:themeColor="accent5" w:themeShade="BF"/>
+          <w:lang w:val="fr-FR"/>
+        </w:rPr>
+        <w:sectPr>
+          <w:pgSz w:w="11906" w:h="16838" w:code="9"/>
+          <w:pgMar w:top="360" w:right="360" w:bottom="270" w:left="180" w:header="720" w:footer="720" w:gutter="0"/>
+          <w:cols w:space="720"/>
+          <w:docGrid w:linePitch="360"/>
+        </w:sectPr>
+      </w:pPr>
+    </w:p>
+    <w:p>
+      <w:pPr>
+        <w:tabs>
+          <w:tab w:val="left" w:pos="851"/>
+        </w:tabs>
         <w:rPr>
           <w:rFonts w:ascii="Roboto" w:hAnsi="Roboto" w:cs="Times New Roman"/>
           <w:color w:val="2E74B5" w:themeColor="accent5" w:themeShade="BF"/>
@@ -2763,7 +3295,7 @@
     </w:p>
     <w:p>
       <w:pPr>
-        <w:pStyle w:val="Paragraphedeliste"/>
+        <w:pStyle w:val="ListParagraph"/>
         <w:numPr>
           <w:ilvl w:val="0"/>
           <w:numId w:val="4"/>
@@ -2824,7 +3356,7 @@
     </w:p>
     <w:p>
       <w:pPr>
-        <w:pStyle w:val="Paragraphedeliste"/>
+        <w:pStyle w:val="ListParagraph"/>
         <w:numPr>
           <w:ilvl w:val="0"/>
           <w:numId w:val="4"/>
@@ -2891,7 +3423,7 @@
     </w:p>
     <w:p>
       <w:pPr>
-        <w:pStyle w:val="Paragraphedeliste"/>
+        <w:pStyle w:val="ListParagraph"/>
         <w:numPr>
           <w:ilvl w:val="0"/>
           <w:numId w:val="4"/>
@@ -2928,15 +3460,7 @@
           <w:lang w:val="fr-FR"/>
         </w:rPr>
         <w:tab/>
-        <w:t xml:space="preserve">95 </w:t>
-      </w:r>
-      <w:r>
-        <w:rPr>
-          <w:rFonts w:ascii="Roboto" w:hAnsi="Roboto" w:cs="Times New Roman"/>
-          <w:color w:val="2E74B5" w:themeColor="accent5" w:themeShade="BF"/>
-          <w:lang w:val="fr-FR"/>
-        </w:rPr>
-        <w:t>m</w:t>
+        <w:t>95 m</w:t>
       </w:r>
       <w:r>
         <w:rPr>
@@ -2950,7 +3474,7 @@
     </w:p>
     <w:p>
       <w:pPr>
-        <w:pStyle w:val="Paragraphedeliste"/>
+        <w:pStyle w:val="ListParagraph"/>
         <w:numPr>
           <w:ilvl w:val="0"/>
           <w:numId w:val="4"/>
@@ -2979,13 +3503,6 @@
           <w:lang w:val="fr-FR"/>
         </w:rPr>
         <w:tab/>
-      </w:r>
-      <w:r>
-        <w:rPr>
-          <w:rFonts w:ascii="Roboto" w:hAnsi="Roboto" w:cs="Times New Roman"/>
-          <w:color w:val="2E74B5" w:themeColor="accent5" w:themeShade="BF"/>
-          <w:lang w:val="fr-FR"/>
-        </w:rPr>
         <w:t>m</w:t>
       </w:r>
       <w:r>
@@ -3000,7 +3517,7 @@
     </w:p>
     <w:p>
       <w:pPr>
-        <w:pStyle w:val="Paragraphedeliste"/>
+        <w:pStyle w:val="ListParagraph"/>
         <w:numPr>
           <w:ilvl w:val="0"/>
           <w:numId w:val="4"/>
@@ -3029,13 +3546,6 @@
           <w:lang w:val="fr-FR"/>
         </w:rPr>
         <w:tab/>
-      </w:r>
-      <w:r>
-        <w:rPr>
-          <w:rFonts w:ascii="Roboto" w:hAnsi="Roboto" w:cs="Times New Roman"/>
-          <w:color w:val="2E74B5" w:themeColor="accent5" w:themeShade="BF"/>
-          <w:lang w:val="fr-FR"/>
-        </w:rPr>
         <w:t>m</w:t>
       </w:r>
       <w:r>
@@ -3050,7 +3560,7 @@
     </w:p>
     <w:p>
       <w:pPr>
-        <w:pStyle w:val="Paragraphedeliste"/>
+        <w:pStyle w:val="ListParagraph"/>
         <w:tabs>
           <w:tab w:val="left" w:pos="851"/>
         </w:tabs>
@@ -3080,7 +3590,7 @@
     </w:p>
     <w:p>
       <w:pPr>
-        <w:pStyle w:val="Paragraphedeliste"/>
+        <w:pStyle w:val="ListParagraph"/>
         <w:numPr>
           <w:ilvl w:val="0"/>
           <w:numId w:val="4"/>
@@ -3109,15 +3619,7 @@
           <w:lang w:val="fr-FR"/>
         </w:rPr>
         <w:tab/>
-        <w:t xml:space="preserve">16 </w:t>
-      </w:r>
-      <w:r>
-        <w:rPr>
-          <w:rFonts w:ascii="Roboto" w:hAnsi="Roboto" w:cs="Times New Roman"/>
-          <w:color w:val="2E74B5" w:themeColor="accent5" w:themeShade="BF"/>
-          <w:lang w:val="fr-FR"/>
-        </w:rPr>
-        <w:t>m</w:t>
+        <w:t>16 m</w:t>
       </w:r>
       <w:r>
         <w:rPr>
@@ -3131,7 +3633,7 @@
     </w:p>
     <w:p>
       <w:pPr>
-        <w:pStyle w:val="Paragraphedeliste"/>
+        <w:pStyle w:val="ListParagraph"/>
         <w:numPr>
           <w:ilvl w:val="0"/>
           <w:numId w:val="4"/>
@@ -3184,7 +3686,7 @@
     </w:p>
     <w:p>
       <w:pPr>
-        <w:pStyle w:val="Paragraphedeliste"/>
+        <w:pStyle w:val="ListParagraph"/>
         <w:numPr>
           <w:ilvl w:val="0"/>
           <w:numId w:val="4"/>
@@ -3223,13 +3725,6 @@
           <w:lang w:val="fr-FR"/>
         </w:rPr>
         <w:tab/>
-      </w:r>
-      <w:r>
-        <w:rPr>
-          <w:rFonts w:ascii="Roboto" w:hAnsi="Roboto" w:cs="Times New Roman"/>
-          <w:color w:val="2E74B5" w:themeColor="accent5" w:themeShade="BF"/>
-          <w:lang w:val="fr-FR"/>
-        </w:rPr>
         <w:t>m</w:t>
       </w:r>
       <w:r>
@@ -3244,7 +3739,7 @@
     </w:p>
     <w:p>
       <w:pPr>
-        <w:pStyle w:val="Paragraphedeliste"/>
+        <w:pStyle w:val="ListParagraph"/>
         <w:numPr>
           <w:ilvl w:val="1"/>
           <w:numId w:val="4"/>
@@ -3257,6 +3752,13 @@
           <w:color w:val="2E74B5" w:themeColor="accent5" w:themeShade="BF"/>
           <w:lang w:val="fr-FR"/>
         </w:rPr>
+        <w:sectPr>
+          <w:type w:val="continuous"/>
+          <w:pgSz w:w="11906" w:h="16838" w:code="9"/>
+          <w:pgMar w:top="360" w:right="360" w:bottom="270" w:left="180" w:header="720" w:footer="720" w:gutter="0"/>
+          <w:cols w:num="2" w:space="720"/>
+          <w:docGrid w:linePitch="360"/>
+        </w:sectPr>
       </w:pPr>
       <w:r>
         <w:rPr>
@@ -3269,23 +3771,101 @@
     </w:p>
     <w:p>
       <w:pPr>
-        <w:rPr>
-          <w:rFonts w:ascii="Roboto" w:hAnsi="Roboto" w:cs="Times New Roman"/>
-          <w:color w:val="2E74B5" w:themeColor="accent5" w:themeShade="BF"/>
-          <w:lang w:val="fr-FR"/>
-        </w:rPr>
-      </w:pPr>
-      <w:r>
-        <w:rPr>
-          <w:rFonts w:ascii="Roboto" w:hAnsi="Roboto" w:cs="Times New Roman"/>
-          <w:color w:val="2E74B5" w:themeColor="accent5" w:themeShade="BF"/>
-          <w:lang w:val="fr-FR"/>
-        </w:rPr>
-        <w:br w:type="page"/>
-      </w:r>
+        <w:pStyle w:val="ListParagraph"/>
+        <w:numPr>
+          <w:ilvl w:val="1"/>
+          <w:numId w:val="4"/>
+        </w:numPr>
+        <w:tabs>
+          <w:tab w:val="left" w:pos="851"/>
+        </w:tabs>
+        <w:rPr>
+          <w:rFonts w:ascii="Roboto" w:hAnsi="Roboto" w:cs="Times New Roman"/>
+          <w:color w:val="2E74B5" w:themeColor="accent5" w:themeShade="BF"/>
+          <w:lang w:val="fr-FR"/>
+        </w:rPr>
+      </w:pPr>
     </w:p>
     <w:p>
       <w:pPr>
+        <w:jc w:val="center"/>
+        <w:rPr>
+          <w:rFonts w:ascii="Roboto" w:hAnsi="Roboto" w:cs="Times New Roman"/>
+          <w:color w:val="2E74B5" w:themeColor="accent5" w:themeShade="BF"/>
+          <w:lang w:val="fr-FR"/>
+        </w:rPr>
+      </w:pPr>
+      <w:r>
+        <w:rPr>
+          <w:rFonts w:ascii="Roboto" w:hAnsi="Roboto" w:cs="Times New Roman"/>
+          <w:color w:val="2E74B5" w:themeColor="accent5" w:themeShade="BF"/>
+          <w:lang w:val="fr-FR"/>
+        </w:rPr>
+        <w:drawing>
+          <wp:inline distT="0" distB="0" distL="0" distR="0" wp14:anchorId="126F73EB" wp14:editId="58BEBDD6">
+            <wp:extent cx="5487166" cy="7735380"/>
+            <wp:effectExtent l="0" t="0" r="0" b="0"/>
+            <wp:docPr id="16" name="Picture 16"/>
+            <wp:cNvGraphicFramePr>
+              <a:graphicFrameLocks xmlns:a="http://schemas.openxmlformats.org/drawingml/2006/main" noChangeAspect="1"/>
+            </wp:cNvGraphicFramePr>
+            <a:graphic xmlns:a="http://schemas.openxmlformats.org/drawingml/2006/main">
+              <a:graphicData uri="http://schemas.openxmlformats.org/drawingml/2006/picture">
+                <pic:pic xmlns:pic="http://schemas.openxmlformats.org/drawingml/2006/picture">
+                  <pic:nvPicPr>
+                    <pic:cNvPr id="1" name=""/>
+                    <pic:cNvPicPr/>
+                  </pic:nvPicPr>
+                  <pic:blipFill>
+                    <a:blip r:embed="rId17"/>
+                    <a:stretch>
+                      <a:fillRect/>
+                    </a:stretch>
+                  </pic:blipFill>
+                  <pic:spPr>
+                    <a:xfrm>
+                      <a:off x="0" y="0"/>
+                      <a:ext cx="5487166" cy="7735380"/>
+                    </a:xfrm>
+                    <a:prstGeom prst="rect">
+                      <a:avLst/>
+                    </a:prstGeom>
+                  </pic:spPr>
+                </pic:pic>
+              </a:graphicData>
+            </a:graphic>
+          </wp:inline>
+        </w:drawing>
+      </w:r>
+    </w:p>
+    <w:p>
+      <w:pPr>
+        <w:rPr>
+          <w:rFonts w:ascii="Roboto" w:hAnsi="Roboto" w:cs="Times New Roman"/>
+          <w:color w:val="2E74B5" w:themeColor="accent5" w:themeShade="BF"/>
+          <w:lang w:val="fr-FR"/>
+        </w:rPr>
+      </w:pPr>
+      <w:r>
+        <w:rPr>
+          <w:rFonts w:ascii="Roboto" w:hAnsi="Roboto" w:cs="Times New Roman"/>
+          <w:color w:val="2E74B5" w:themeColor="accent5" w:themeShade="BF"/>
+          <w:lang w:val="fr-FR"/>
+        </w:rPr>
+        <w:br w:type="page"/>
+      </w:r>
+    </w:p>
+    <w:p>
+      <w:pPr>
+        <w:rPr>
+          <w:rFonts w:ascii="Roboto" w:hAnsi="Roboto" w:cs="Times New Roman"/>
+          <w:color w:val="2E74B5" w:themeColor="accent5" w:themeShade="BF"/>
+          <w:lang w:val="fr-FR"/>
+        </w:rPr>
+      </w:pPr>
+    </w:p>
+    <w:p>
+      <w:pPr>
         <w:rPr>
           <w:rFonts w:ascii="Roboto" w:hAnsi="Roboto" w:cs="Times New Roman"/>
           <w:color w:val="2E74B5" w:themeColor="accent5" w:themeShade="BF"/>
@@ -3298,7 +3878,6 @@
           <w:noProof/>
           <w:color w:val="2E74B5" w:themeColor="accent5" w:themeShade="BF"/>
         </w:rPr>
-        <w:lastRenderedPageBreak/>
         <w:drawing>
           <wp:inline distT="0" distB="0" distL="0" distR="0" wp14:anchorId="190F3E18" wp14:editId="49E8861F">
             <wp:extent cx="3582777" cy="5010912"/>
@@ -3329,7 +3908,7 @@
                     </pic:cNvPicPr>
                   </pic:nvPicPr>
                   <pic:blipFill>
-                    <a:blip r:embed="rId15">
+                    <a:blip r:embed="rId18">
                       <a:extLst>
                         <a:ext uri="{28A0092B-C50C-407E-A947-70E740481C1C}">
                           <a14:useLocalDpi xmlns:a14="http://schemas.microsoft.com/office/drawing/2010/main" val="0"/>
@@ -3391,7 +3970,7 @@
                     </pic:cNvPicPr>
                   </pic:nvPicPr>
                   <pic:blipFill>
-                    <a:blip r:embed="rId16">
+                    <a:blip r:embed="rId19">
                       <a:extLst>
                         <a:ext uri="{28A0092B-C50C-407E-A947-70E740481C1C}">
                           <a14:useLocalDpi xmlns:a14="http://schemas.microsoft.com/office/drawing/2010/main" val="0"/>
@@ -3462,7 +4041,7 @@
                     </pic:cNvPicPr>
                   </pic:nvPicPr>
                   <pic:blipFill rotWithShape="1">
-                    <a:blip r:embed="rId17">
+                    <a:blip r:embed="rId20">
                       <a:extLst>
                         <a:ext uri="{28A0092B-C50C-407E-A947-70E740481C1C}">
                           <a14:useLocalDpi xmlns:a14="http://schemas.microsoft.com/office/drawing/2010/main" val="0"/>
@@ -3530,7 +4109,7 @@
                     </pic:cNvPicPr>
                   </pic:nvPicPr>
                   <pic:blipFill rotWithShape="1">
-                    <a:blip r:embed="rId18">
+                    <a:blip r:embed="rId21">
                       <a:extLst>
                         <a:ext uri="{28A0092B-C50C-407E-A947-70E740481C1C}">
                           <a14:useLocalDpi xmlns:a14="http://schemas.microsoft.com/office/drawing/2010/main" val="0"/>
@@ -3575,55 +4154,6 @@
           <w:lang w:val="fr-FR"/>
         </w:rPr>
       </w:pPr>
-      <w:r>
-        <w:rPr>
-          <w:rFonts w:ascii="Roboto" w:hAnsi="Roboto" w:cs="Times New Roman"/>
-          <w:color w:val="2E74B5" w:themeColor="accent5" w:themeShade="BF"/>
-          <w:lang w:val="fr-FR"/>
-        </w:rPr>
-        <w:br w:type="page"/>
-      </w:r>
-    </w:p>
-    <w:p>
-      <w:pPr>
-        <w:rPr>
-          <w:rFonts w:ascii="Roboto" w:hAnsi="Roboto" w:cs="Times New Roman"/>
-          <w:color w:val="2E74B5" w:themeColor="accent5" w:themeShade="BF"/>
-          <w:lang w:val="fr-FR"/>
-        </w:rPr>
-      </w:pPr>
-      <w:r>
-        <w:rPr>
-          <w:rFonts w:ascii="Roboto" w:hAnsi="Roboto" w:cs="Times New Roman"/>
-          <w:color w:val="2E74B5" w:themeColor="accent5" w:themeShade="BF"/>
-          <w:lang w:val="fr-FR"/>
-        </w:rPr>
-        <w:object w:dxaOrig="12630" w:dyaOrig="8925" w14:anchorId="1A03006D">
-          <v:shapetype id="_x0000_t75" coordsize="21600,21600" o:spt="75" o:preferrelative="t" path="m@4@5l@4@11@9@11@9@5xe" filled="f" stroked="f">
-            <v:stroke joinstyle="miter"/>
-            <v:formulas>
-              <v:f eqn="if lineDrawn pixelLineWidth 0"/>
-              <v:f eqn="sum @0 1 0"/>
-              <v:f eqn="sum 0 0 @1"/>
-              <v:f eqn="prod @2 1 2"/>
-              <v:f eqn="prod @3 21600 pixelWidth"/>
-              <v:f eqn="prod @3 21600 pixelHeight"/>
-              <v:f eqn="sum @0 0 1"/>
-              <v:f eqn="prod @6 1 2"/>
-              <v:f eqn="prod @7 21600 pixelWidth"/>
-              <v:f eqn="sum @8 21600 0"/>
-              <v:f eqn="prod @7 21600 pixelHeight"/>
-              <v:f eqn="sum @10 21600 0"/>
-            </v:formulas>
-            <v:path o:extrusionok="f" gradientshapeok="t" o:connecttype="rect"/>
-            <o:lock v:ext="edit" aspectratio="t"/>
-          </v:shapetype>
-          <v:shape id="_x0000_i1025" type="#_x0000_t75" style="width:631.3pt;height:446.4pt" o:ole="">
-            <v:imagedata r:id="rId19" o:title=""/>
-          </v:shape>
-          <o:OLEObject Type="Embed" ProgID="Acrobat.Document.DC" ShapeID="_x0000_i1025" DrawAspect="Content" ObjectID="_1812138897" r:id="rId20"/>
-        </w:object>
-      </w:r>
       <w:r>
         <w:rPr>
           <w:rFonts w:ascii="Roboto" w:hAnsi="Roboto" w:cs="Times New Roman"/>
@@ -3747,7 +4277,7 @@
     </w:p>
     <w:tbl>
       <w:tblPr>
-        <w:tblStyle w:val="Grilledutableau"/>
+        <w:tblStyle w:val="TableGrid"/>
         <w:tblW w:w="11074" w:type="dxa"/>
         <w:tblLook w:val="04A0" w:firstRow="1" w:lastRow="0" w:firstColumn="1" w:lastColumn="0" w:noHBand="0" w:noVBand="1"/>
       </w:tblPr>
@@ -3882,6 +4412,7 @@
       </w:pPr>
     </w:p>
     <w:sectPr>
+      <w:type w:val="continuous"/>
       <w:pgSz w:w="11906" w:h="16838" w:code="9"/>
       <w:pgMar w:top="360" w:right="360" w:bottom="270" w:left="180" w:header="720" w:footer="720" w:gutter="0"/>
       <w:cols w:space="720"/>
@@ -3892,7 +4423,7 @@
 </file>
 
 <file path=word/numbering.xml><?xml version="1.0" encoding="utf-8"?>
-<w:numbering xmlns:wpc="http://schemas.microsoft.com/office/word/2010/wordprocessingCanvas" xmlns:cx="http://schemas.microsoft.com/office/drawing/2014/chartex" xmlns:cx1="http://schemas.microsoft.com/office/drawing/2015/9/8/chartex" xmlns:cx2="http://schemas.microsoft.com/office/drawing/2015/10/21/chartex" xmlns:cx3="http://schemas.microsoft.com/office/drawing/2016/5/9/chartex" xmlns:cx4="http://schemas.microsoft.com/office/drawing/2016/5/10/chartex" xmlns:cx5="http://schemas.microsoft.com/office/drawing/2016/5/11/chartex" xmlns:cx6="http://schemas.microsoft.com/office/drawing/2016/5/12/chartex" xmlns:cx7="http://schemas.microsoft.com/office/drawing/2016/5/13/chartex" xmlns:cx8="http://schemas.microsoft.com/office/drawing/2016/5/14/chartex" xmlns:mc="http://schemas.openxmlformats.org/markup-compatibility/2006" xmlns:aink="http://schemas.microsoft.com/office/drawing/2016/ink" xmlns:am3d="http://schemas.microsoft.com/office/drawing/2017/model3d" xmlns:o="urn:schemas-microsoft-com:office:office" xmlns:oel="http://schemas.microsoft.com/office/2019/extlst" xmlns:r="http://schemas.openxmlformats.org/officeDocument/2006/relationships" xmlns:m="http://schemas.openxmlformats.org/officeDocument/2006/math" xmlns:v="urn:schemas-microsoft-com:vml" xmlns:wp14="http://schemas.microsoft.com/office/word/2010/wordprocessingDrawing" xmlns:wp="http://schemas.openxmlformats.org/drawingml/2006/wordprocessingDrawing" xmlns:w10="urn:schemas-microsoft-com:office:word" xmlns:w="http://schemas.openxmlformats.org/wordprocessingml/2006/main" xmlns:w14="http://schemas.microsoft.com/office/word/2010/wordml" xmlns:w15="http://schemas.microsoft.com/office/word/2012/wordml" xmlns:w16cex="http://schemas.microsoft.com/office/word/2018/wordml/cex" xmlns:w16cid="http://schemas.microsoft.com/office/word/2016/wordml/cid" xmlns:w16="http://schemas.microsoft.com/office/word/2018/wordml" xmlns:w16du="http://schemas.microsoft.com/office/word/2023/wordml/word16du" xmlns:w16sdtdh="http://schemas.microsoft.com/office/word/2020/wordml/sdtdatahash" xmlns:w16sdtfl="http://schemas.microsoft.com/office/word/2024/wordml/sdtformatlock" xmlns:w16se="http://schemas.microsoft.com/office/word/2015/wordml/symex" xmlns:wpg="http://schemas.microsoft.com/office/word/2010/wordprocessingGroup" xmlns:wpi="http://schemas.microsoft.com/office/word/2010/wordprocessingInk" xmlns:wne="http://schemas.microsoft.com/office/word/2006/wordml" xmlns:wps="http://schemas.microsoft.com/office/word/2010/wordprocessingShape" mc:Ignorable="w14 w15 w16se w16cid w16 w16cex w16sdtdh w16sdtfl w16du wp14">
+<w:numbering xmlns:wpc="http://schemas.microsoft.com/office/word/2010/wordprocessingCanvas" xmlns:cx="http://schemas.microsoft.com/office/drawing/2014/chartex" xmlns:cx1="http://schemas.microsoft.com/office/drawing/2015/9/8/chartex" xmlns:cx2="http://schemas.microsoft.com/office/drawing/2015/10/21/chartex" xmlns:cx3="http://schemas.microsoft.com/office/drawing/2016/5/9/chartex" xmlns:cx4="http://schemas.microsoft.com/office/drawing/2016/5/10/chartex" xmlns:cx5="http://schemas.microsoft.com/office/drawing/2016/5/11/chartex" xmlns:cx6="http://schemas.microsoft.com/office/drawing/2016/5/12/chartex" xmlns:cx7="http://schemas.microsoft.com/office/drawing/2016/5/13/chartex" xmlns:cx8="http://schemas.microsoft.com/office/drawing/2016/5/14/chartex" xmlns:mc="http://schemas.openxmlformats.org/markup-compatibility/2006" xmlns:aink="http://schemas.microsoft.com/office/drawing/2016/ink" xmlns:am3d="http://schemas.microsoft.com/office/drawing/2017/model3d" xmlns:o="urn:schemas-microsoft-com:office:office" xmlns:r="http://schemas.openxmlformats.org/officeDocument/2006/relationships" xmlns:m="http://schemas.openxmlformats.org/officeDocument/2006/math" xmlns:v="urn:schemas-microsoft-com:vml" xmlns:wp14="http://schemas.microsoft.com/office/word/2010/wordprocessingDrawing" xmlns:wp="http://schemas.openxmlformats.org/drawingml/2006/wordprocessingDrawing" xmlns:w10="urn:schemas-microsoft-com:office:word" xmlns:w="http://schemas.openxmlformats.org/wordprocessingml/2006/main" xmlns:w14="http://schemas.microsoft.com/office/word/2010/wordml" xmlns:w15="http://schemas.microsoft.com/office/word/2012/wordml" xmlns:w16cex="http://schemas.microsoft.com/office/word/2018/wordml/cex" xmlns:w16cid="http://schemas.microsoft.com/office/word/2016/wordml/cid" xmlns:w16="http://schemas.microsoft.com/office/word/2018/wordml" xmlns:w16sdtdh="http://schemas.microsoft.com/office/word/2020/wordml/sdtdatahash" xmlns:w16se="http://schemas.microsoft.com/office/word/2015/wordml/symex" xmlns:wpg="http://schemas.microsoft.com/office/word/2010/wordprocessingGroup" xmlns:wpi="http://schemas.microsoft.com/office/word/2010/wordprocessingInk" xmlns:wne="http://schemas.microsoft.com/office/word/2006/wordml" xmlns:wps="http://schemas.microsoft.com/office/word/2010/wordprocessingShape" mc:Ignorable="w14 w15 w16se w16cid w16 w16cex w16sdtdh wp14">
   <w:abstractNum w:abstractNumId="0" w15:restartNumberingAfterBreak="0">
     <w:nsid w:val="158831BF"/>
     <w:multiLevelType w:val="hybridMultilevel"/>
@@ -4344,23 +4875,23 @@
       </w:rPr>
     </w:lvl>
   </w:abstractNum>
-  <w:num w:numId="1" w16cid:durableId="1827821009">
+  <w:num w:numId="1">
     <w:abstractNumId w:val="1"/>
   </w:num>
-  <w:num w:numId="2" w16cid:durableId="1426074025">
+  <w:num w:numId="2">
     <w:abstractNumId w:val="2"/>
   </w:num>
-  <w:num w:numId="3" w16cid:durableId="169639814">
+  <w:num w:numId="3">
     <w:abstractNumId w:val="0"/>
   </w:num>
-  <w:num w:numId="4" w16cid:durableId="483933651">
+  <w:num w:numId="4">
     <w:abstractNumId w:val="3"/>
   </w:num>
 </w:numbering>
 </file>
 
 <file path=word/styles.xml><?xml version="1.0" encoding="utf-8"?>
-<w:styles xmlns:mc="http://schemas.openxmlformats.org/markup-compatibility/2006" xmlns:r="http://schemas.openxmlformats.org/officeDocument/2006/relationships" xmlns:w="http://schemas.openxmlformats.org/wordprocessingml/2006/main" xmlns:w14="http://schemas.microsoft.com/office/word/2010/wordml" xmlns:w15="http://schemas.microsoft.com/office/word/2012/wordml" xmlns:w16cex="http://schemas.microsoft.com/office/word/2018/wordml/cex" xmlns:w16cid="http://schemas.microsoft.com/office/word/2016/wordml/cid" xmlns:w16="http://schemas.microsoft.com/office/word/2018/wordml" xmlns:w16du="http://schemas.microsoft.com/office/word/2023/wordml/word16du" xmlns:w16sdtdh="http://schemas.microsoft.com/office/word/2020/wordml/sdtdatahash" xmlns:w16sdtfl="http://schemas.microsoft.com/office/word/2024/wordml/sdtformatlock" xmlns:w16se="http://schemas.microsoft.com/office/word/2015/wordml/symex" mc:Ignorable="w14 w15 w16se w16cid w16 w16cex w16sdtdh w16sdtfl w16du">
+<w:styles xmlns:mc="http://schemas.openxmlformats.org/markup-compatibility/2006" xmlns:r="http://schemas.openxmlformats.org/officeDocument/2006/relationships" xmlns:w="http://schemas.openxmlformats.org/wordprocessingml/2006/main" xmlns:w14="http://schemas.microsoft.com/office/word/2010/wordml" xmlns:w15="http://schemas.microsoft.com/office/word/2012/wordml" xmlns:w16cex="http://schemas.microsoft.com/office/word/2018/wordml/cex" xmlns:w16cid="http://schemas.microsoft.com/office/word/2016/wordml/cid" xmlns:w16="http://schemas.microsoft.com/office/word/2018/wordml" xmlns:w16sdtdh="http://schemas.microsoft.com/office/word/2020/wordml/sdtdatahash" xmlns:w16se="http://schemas.microsoft.com/office/word/2015/wordml/symex" mc:Ignorable="w14 w15 w16se w16cid w16 w16cex w16sdtdh">
   <w:docDefaults>
     <w:rPrDefault>
       <w:rPr>
@@ -4758,13 +5289,13 @@
     <w:name w:val="Normal"/>
     <w:qFormat/>
   </w:style>
-  <w:style w:type="character" w:default="1" w:styleId="Policepardfaut">
+  <w:style w:type="character" w:default="1" w:styleId="DefaultParagraphFont">
     <w:name w:val="Default Paragraph Font"/>
     <w:uiPriority w:val="1"/>
     <w:semiHidden/>
     <w:unhideWhenUsed/>
   </w:style>
-  <w:style w:type="table" w:default="1" w:styleId="TableauNormal">
+  <w:style w:type="table" w:default="1" w:styleId="TableNormal">
     <w:name w:val="Normal Table"/>
     <w:uiPriority w:val="99"/>
     <w:semiHidden/>
@@ -4779,15 +5310,15 @@
       </w:tblCellMar>
     </w:tblPr>
   </w:style>
-  <w:style w:type="numbering" w:default="1" w:styleId="Aucuneliste">
+  <w:style w:type="numbering" w:default="1" w:styleId="NoList">
     <w:name w:val="No List"/>
     <w:uiPriority w:val="99"/>
     <w:semiHidden/>
     <w:unhideWhenUsed/>
   </w:style>
-  <w:style w:type="table" w:styleId="Grilledutableau">
+  <w:style w:type="table" w:styleId="TableGrid">
     <w:name w:val="Table Grid"/>
-    <w:basedOn w:val="TableauNormal"/>
+    <w:basedOn w:val="TableNormal"/>
     <w:uiPriority w:val="39"/>
     <w:rsid w:val="00262165"/>
     <w:pPr>
@@ -4804,7 +5335,7 @@
       </w:tblBorders>
     </w:tblPr>
   </w:style>
-  <w:style w:type="paragraph" w:styleId="Paragraphedeliste">
+  <w:style w:type="paragraph" w:styleId="ListParagraph">
     <w:name w:val="List Paragraph"/>
     <w:basedOn w:val="Normal"/>
     <w:uiPriority w:val="34"/>

--- a/ProjetXLS/JournalDeBord/LivreDeBord-PageGarde.docx
+++ b/ProjetXLS/JournalDeBord/LivreDeBord-PageGarde.docx
@@ -11124,6 +11124,5915 @@
     </w:p>
     <w:p>
       <w:pPr>
+        <w:pStyle w:val="NormalWeb"/>
+        <w:spacing w:after="240" w:afterAutospacing="0"/>
+        <w:rPr>
+          <w:rStyle w:val="lettre"/>
+          <w:lang w:val="fr-FR"/>
+        </w:rPr>
+        <w:sectPr>
+          <w:type w:val="continuous"/>
+          <w:pgSz w:w="11906" w:h="16838" w:code="9"/>
+          <w:pgMar w:top="360" w:right="360" w:bottom="270" w:left="180" w:header="720" w:footer="720" w:gutter="0"/>
+          <w:cols w:space="720"/>
+          <w:docGrid w:linePitch="360"/>
+        </w:sectPr>
+      </w:pPr>
+    </w:p>
+    <w:p>
+      <w:pPr>
+        <w:pStyle w:val="NormalWeb"/>
+        <w:pBdr>
+          <w:top w:val="single" w:sz="4" w:space="1" w:color="auto"/>
+          <w:left w:val="single" w:sz="4" w:space="4" w:color="auto"/>
+          <w:bottom w:val="single" w:sz="4" w:space="1" w:color="auto"/>
+          <w:right w:val="single" w:sz="4" w:space="4" w:color="auto"/>
+        </w:pBdr>
+        <w:spacing w:after="240" w:afterAutospacing="0"/>
+        <w:jc w:val="center"/>
+        <w:rPr>
+          <w:rStyle w:val="lettre"/>
+          <w:rFonts w:ascii="Roboto" w:hAnsi="Roboto"/>
+          <w:lang w:val="fr-FR"/>
+        </w:rPr>
+      </w:pPr>
+      <w:r>
+        <w:rPr>
+          <w:rStyle w:val="lettre"/>
+          <w:rFonts w:ascii="Roboto" w:hAnsi="Roboto"/>
+          <w:lang w:val="fr-FR"/>
+        </w:rPr>
+        <w:lastRenderedPageBreak/>
+        <w:t>Lexique météo anglais</w:t>
+      </w:r>
+    </w:p>
+    <w:p>
+      <w:pPr>
+        <w:pStyle w:val="NormalWeb"/>
+        <w:spacing w:after="240" w:afterAutospacing="0"/>
+        <w:rPr>
+          <w:rStyle w:val="lettre"/>
+          <w:rFonts w:ascii="Roboto" w:hAnsi="Roboto"/>
+          <w:lang w:val="fr-FR"/>
+        </w:rPr>
+        <w:sectPr>
+          <w:type w:val="continuous"/>
+          <w:pgSz w:w="11906" w:h="16838" w:code="9"/>
+          <w:pgMar w:top="360" w:right="360" w:bottom="270" w:left="180" w:header="720" w:footer="720" w:gutter="0"/>
+          <w:cols w:space="720"/>
+          <w:docGrid w:linePitch="360"/>
+        </w:sectPr>
+      </w:pPr>
+    </w:p>
+    <w:p>
+      <w:pPr>
+        <w:pStyle w:val="NormalWeb"/>
+        <w:spacing w:after="240" w:afterAutospacing="0"/>
+        <w:rPr>
+          <w:rFonts w:ascii="Roboto" w:hAnsi="Roboto"/>
+          <w:sz w:val="22"/>
+          <w:szCs w:val="22"/>
+          <w:lang w:val="fr-FR"/>
+        </w:rPr>
+      </w:pPr>
+      <w:r>
+        <w:rPr>
+          <w:rStyle w:val="lettre"/>
+          <w:rFonts w:ascii="Roboto" w:hAnsi="Roboto"/>
+          <w:sz w:val="22"/>
+          <w:szCs w:val="22"/>
+          <w:lang w:val="fr-FR"/>
+        </w:rPr>
+        <w:t>A</w:t>
+      </w:r>
+      <w:r>
+        <w:rPr>
+          <w:rFonts w:ascii="Roboto" w:hAnsi="Roboto"/>
+          <w:sz w:val="22"/>
+          <w:szCs w:val="22"/>
+          <w:lang w:val="fr-FR"/>
+        </w:rPr>
+        <w:br/>
+      </w:r>
+      <w:r>
+        <w:rPr>
+          <w:rStyle w:val="Strong"/>
+          <w:rFonts w:ascii="Roboto" w:hAnsi="Roboto"/>
+          <w:sz w:val="22"/>
+          <w:szCs w:val="22"/>
+          <w:lang w:val="fr-FR"/>
+        </w:rPr>
+        <w:t xml:space="preserve">Action centers </w:t>
+      </w:r>
+      <w:r>
+        <w:rPr>
+          <w:rFonts w:ascii="Roboto" w:hAnsi="Roboto"/>
+          <w:sz w:val="22"/>
+          <w:szCs w:val="22"/>
+          <w:lang w:val="fr-FR"/>
+        </w:rPr>
+        <w:t>: centres d'action, ex. vastes</w:t>
+      </w:r>
+      <w:r>
+        <w:rPr>
+          <w:rFonts w:ascii="Roboto" w:hAnsi="Roboto"/>
+          <w:sz w:val="22"/>
+          <w:szCs w:val="22"/>
+          <w:lang w:val="fr-FR"/>
+        </w:rPr>
+        <w:t xml:space="preserve"> </w:t>
+      </w:r>
+      <w:r>
+        <w:rPr>
+          <w:rFonts w:ascii="Roboto" w:hAnsi="Roboto"/>
+          <w:sz w:val="22"/>
+          <w:szCs w:val="22"/>
+          <w:lang w:val="fr-FR"/>
+        </w:rPr>
+        <w:t>anticyclones ou dépressions.</w:t>
+      </w:r>
+      <w:r>
+        <w:rPr>
+          <w:rFonts w:ascii="Roboto" w:hAnsi="Roboto"/>
+          <w:sz w:val="22"/>
+          <w:szCs w:val="22"/>
+          <w:lang w:val="fr-FR"/>
+        </w:rPr>
+        <w:br/>
+      </w:r>
+      <w:r>
+        <w:rPr>
+          <w:rStyle w:val="Strong"/>
+          <w:rFonts w:ascii="Roboto" w:hAnsi="Roboto"/>
+          <w:sz w:val="22"/>
+          <w:szCs w:val="22"/>
+          <w:lang w:val="fr-FR"/>
+        </w:rPr>
+        <w:t xml:space="preserve">Advisory </w:t>
+      </w:r>
+      <w:r>
+        <w:rPr>
+          <w:rFonts w:ascii="Roboto" w:hAnsi="Roboto"/>
+          <w:sz w:val="22"/>
+          <w:szCs w:val="22"/>
+          <w:lang w:val="fr-FR"/>
+        </w:rPr>
+        <w:t>: bulletin météo</w:t>
+      </w:r>
+      <w:r>
+        <w:rPr>
+          <w:rFonts w:ascii="Roboto" w:hAnsi="Roboto"/>
+          <w:sz w:val="22"/>
+          <w:szCs w:val="22"/>
+          <w:lang w:val="fr-FR"/>
+        </w:rPr>
+        <w:br/>
+      </w:r>
+      <w:r>
+        <w:rPr>
+          <w:rStyle w:val="Strong"/>
+          <w:rFonts w:ascii="Roboto" w:hAnsi="Roboto"/>
+          <w:sz w:val="22"/>
+          <w:szCs w:val="22"/>
+          <w:lang w:val="fr-FR"/>
+        </w:rPr>
+        <w:t xml:space="preserve">Area </w:t>
+      </w:r>
+      <w:r>
+        <w:rPr>
+          <w:rFonts w:ascii="Roboto" w:hAnsi="Roboto"/>
+          <w:sz w:val="22"/>
+          <w:szCs w:val="22"/>
+          <w:lang w:val="fr-FR"/>
+        </w:rPr>
+        <w:t>: zone</w:t>
+      </w:r>
+    </w:p>
+    <w:p>
+      <w:pPr>
+        <w:pStyle w:val="NormalWeb"/>
+        <w:spacing w:after="240" w:afterAutospacing="0"/>
+        <w:rPr>
+          <w:rFonts w:ascii="Roboto" w:hAnsi="Roboto"/>
+          <w:sz w:val="22"/>
+          <w:szCs w:val="22"/>
+          <w:lang w:val="fr-FR"/>
+        </w:rPr>
+      </w:pPr>
+      <w:bookmarkStart w:id="0" w:name="B"/>
+      <w:bookmarkEnd w:id="0"/>
+      <w:r>
+        <w:rPr>
+          <w:rStyle w:val="lettre"/>
+          <w:rFonts w:ascii="Roboto" w:hAnsi="Roboto"/>
+          <w:sz w:val="22"/>
+          <w:szCs w:val="22"/>
+          <w:lang w:val="fr-FR"/>
+        </w:rPr>
+        <w:t>B</w:t>
+      </w:r>
+      <w:r>
+        <w:rPr>
+          <w:rFonts w:ascii="Roboto" w:hAnsi="Roboto"/>
+          <w:sz w:val="22"/>
+          <w:szCs w:val="22"/>
+          <w:lang w:val="fr-FR"/>
+        </w:rPr>
+        <w:br/>
+      </w:r>
+      <w:r>
+        <w:rPr>
+          <w:rStyle w:val="Strong"/>
+          <w:rFonts w:ascii="Roboto" w:hAnsi="Roboto"/>
+          <w:sz w:val="22"/>
+          <w:szCs w:val="22"/>
+          <w:lang w:val="fr-FR"/>
+        </w:rPr>
+        <w:t>Backing (opposite "</w:t>
+      </w:r>
+      <w:proofErr w:type="spellStart"/>
+      <w:r>
+        <w:rPr>
+          <w:rStyle w:val="Strong"/>
+          <w:rFonts w:ascii="Roboto" w:hAnsi="Roboto"/>
+          <w:sz w:val="22"/>
+          <w:szCs w:val="22"/>
+          <w:lang w:val="fr-FR"/>
+        </w:rPr>
+        <w:t>veering</w:t>
+      </w:r>
+      <w:proofErr w:type="spellEnd"/>
+      <w:r>
+        <w:rPr>
+          <w:rStyle w:val="Strong"/>
+          <w:rFonts w:ascii="Roboto" w:hAnsi="Roboto"/>
+          <w:sz w:val="22"/>
+          <w:szCs w:val="22"/>
+          <w:lang w:val="fr-FR"/>
+        </w:rPr>
+        <w:t xml:space="preserve">") </w:t>
+      </w:r>
+      <w:r>
+        <w:rPr>
+          <w:rFonts w:ascii="Roboto" w:hAnsi="Roboto"/>
+          <w:sz w:val="22"/>
+          <w:szCs w:val="22"/>
+          <w:lang w:val="fr-FR"/>
+        </w:rPr>
+        <w:t>: changement direction du vent opposée sens aiguilles d'une montre</w:t>
+      </w:r>
+      <w:r>
+        <w:rPr>
+          <w:rFonts w:ascii="Roboto" w:hAnsi="Roboto"/>
+          <w:sz w:val="22"/>
+          <w:szCs w:val="22"/>
+          <w:lang w:val="fr-FR"/>
+        </w:rPr>
+        <w:br/>
+      </w:r>
+      <w:proofErr w:type="spellStart"/>
+      <w:r>
+        <w:rPr>
+          <w:rStyle w:val="Strong"/>
+          <w:rFonts w:ascii="Roboto" w:hAnsi="Roboto"/>
+          <w:sz w:val="22"/>
+          <w:szCs w:val="22"/>
+          <w:lang w:val="fr-FR"/>
+        </w:rPr>
+        <w:t>Becoming</w:t>
+      </w:r>
+      <w:proofErr w:type="spellEnd"/>
+      <w:r>
+        <w:rPr>
+          <w:rStyle w:val="Strong"/>
+          <w:rFonts w:ascii="Roboto" w:hAnsi="Roboto"/>
+          <w:sz w:val="22"/>
+          <w:szCs w:val="22"/>
+          <w:lang w:val="fr-FR"/>
+        </w:rPr>
+        <w:t xml:space="preserve"> (BECMG) </w:t>
+      </w:r>
+      <w:r>
+        <w:rPr>
+          <w:rFonts w:ascii="Roboto" w:hAnsi="Roboto"/>
+          <w:sz w:val="22"/>
+          <w:szCs w:val="22"/>
+          <w:lang w:val="fr-FR"/>
+        </w:rPr>
+        <w:t>: devenant</w:t>
+      </w:r>
+      <w:r>
+        <w:rPr>
+          <w:rFonts w:ascii="Roboto" w:hAnsi="Roboto"/>
+          <w:sz w:val="22"/>
+          <w:szCs w:val="22"/>
+          <w:lang w:val="fr-FR"/>
+        </w:rPr>
+        <w:br/>
+      </w:r>
+      <w:r>
+        <w:rPr>
+          <w:rStyle w:val="Strong"/>
+          <w:rFonts w:ascii="Roboto" w:hAnsi="Roboto"/>
+          <w:sz w:val="22"/>
+          <w:szCs w:val="22"/>
+          <w:lang w:val="fr-FR"/>
+        </w:rPr>
+        <w:t xml:space="preserve">Breeze </w:t>
+      </w:r>
+      <w:r>
+        <w:rPr>
+          <w:rFonts w:ascii="Roboto" w:hAnsi="Roboto"/>
+          <w:sz w:val="22"/>
+          <w:szCs w:val="22"/>
+          <w:lang w:val="fr-FR"/>
+        </w:rPr>
+        <w:t>: brise</w:t>
+      </w:r>
+      <w:r>
+        <w:rPr>
+          <w:rFonts w:ascii="Roboto" w:hAnsi="Roboto"/>
+          <w:sz w:val="22"/>
+          <w:szCs w:val="22"/>
+          <w:lang w:val="fr-FR"/>
+        </w:rPr>
+        <w:br/>
+      </w:r>
+      <w:r>
+        <w:rPr>
+          <w:rStyle w:val="Strong"/>
+          <w:rFonts w:ascii="Roboto" w:hAnsi="Roboto"/>
+          <w:sz w:val="22"/>
+          <w:szCs w:val="22"/>
+          <w:lang w:val="fr-FR"/>
+        </w:rPr>
+        <w:t>Building (BLDN)</w:t>
+      </w:r>
+      <w:r>
+        <w:rPr>
+          <w:rFonts w:ascii="Roboto" w:hAnsi="Roboto"/>
+          <w:sz w:val="22"/>
+          <w:szCs w:val="22"/>
+          <w:lang w:val="fr-FR"/>
+        </w:rPr>
+        <w:t xml:space="preserve"> : se renforçant</w:t>
+      </w:r>
+    </w:p>
+    <w:p>
+      <w:pPr>
+        <w:pStyle w:val="NormalWeb"/>
+        <w:spacing w:after="240" w:afterAutospacing="0"/>
+        <w:rPr>
+          <w:rFonts w:ascii="Roboto" w:hAnsi="Roboto"/>
+          <w:sz w:val="22"/>
+          <w:szCs w:val="22"/>
+        </w:rPr>
+      </w:pPr>
+      <w:bookmarkStart w:id="1" w:name="C"/>
+      <w:bookmarkEnd w:id="1"/>
+      <w:r>
+        <w:rPr>
+          <w:rStyle w:val="lettre"/>
+          <w:rFonts w:ascii="Roboto" w:hAnsi="Roboto"/>
+          <w:sz w:val="22"/>
+          <w:szCs w:val="22"/>
+          <w:lang w:val="fr-FR"/>
+        </w:rPr>
+        <w:t>C</w:t>
+      </w:r>
+      <w:r>
+        <w:rPr>
+          <w:rFonts w:ascii="Roboto" w:hAnsi="Roboto"/>
+          <w:sz w:val="22"/>
+          <w:szCs w:val="22"/>
+          <w:lang w:val="fr-FR"/>
+        </w:rPr>
+        <w:br/>
+      </w:r>
+      <w:r>
+        <w:rPr>
+          <w:rStyle w:val="Strong"/>
+          <w:rFonts w:ascii="Roboto" w:hAnsi="Roboto"/>
+          <w:sz w:val="22"/>
+          <w:szCs w:val="22"/>
+          <w:lang w:val="fr-FR"/>
+        </w:rPr>
+        <w:t xml:space="preserve">Catabatic (wind) </w:t>
+      </w:r>
+      <w:r>
+        <w:rPr>
+          <w:rFonts w:ascii="Roboto" w:hAnsi="Roboto"/>
+          <w:sz w:val="22"/>
+          <w:szCs w:val="22"/>
+          <w:lang w:val="fr-FR"/>
+        </w:rPr>
+        <w:t>: vent catabatique, vent et rafales produitent par une masse d'air froid dévalant une pente sous l'action de la gravité; courant dans les régions polaires.</w:t>
+      </w:r>
+      <w:r>
+        <w:rPr>
+          <w:rFonts w:ascii="Roboto" w:hAnsi="Roboto"/>
+          <w:sz w:val="22"/>
+          <w:szCs w:val="22"/>
+          <w:lang w:val="fr-FR"/>
+        </w:rPr>
+        <w:br/>
+      </w:r>
+      <w:r>
+        <w:rPr>
+          <w:rStyle w:val="Strong"/>
+          <w:rFonts w:ascii="Roboto" w:hAnsi="Roboto"/>
+          <w:sz w:val="22"/>
+          <w:szCs w:val="22"/>
+          <w:lang w:val="fr-FR"/>
+        </w:rPr>
+        <w:t xml:space="preserve">Chart </w:t>
+      </w:r>
+      <w:r>
+        <w:rPr>
+          <w:rFonts w:ascii="Roboto" w:hAnsi="Roboto"/>
+          <w:sz w:val="22"/>
+          <w:szCs w:val="22"/>
+          <w:lang w:val="fr-FR"/>
+        </w:rPr>
+        <w:t>: carte</w:t>
+      </w:r>
+      <w:r>
+        <w:rPr>
+          <w:rFonts w:ascii="Roboto" w:hAnsi="Roboto"/>
+          <w:sz w:val="22"/>
+          <w:szCs w:val="22"/>
+          <w:lang w:val="fr-FR"/>
+        </w:rPr>
+        <w:br/>
+      </w:r>
+      <w:proofErr w:type="spellStart"/>
+      <w:r>
+        <w:rPr>
+          <w:rStyle w:val="Strong"/>
+          <w:rFonts w:ascii="Roboto" w:hAnsi="Roboto"/>
+          <w:sz w:val="22"/>
+          <w:szCs w:val="22"/>
+          <w:lang w:val="fr-FR"/>
+        </w:rPr>
+        <w:t>Choppy</w:t>
+      </w:r>
+      <w:proofErr w:type="spellEnd"/>
+      <w:r>
+        <w:rPr>
+          <w:rStyle w:val="Strong"/>
+          <w:rFonts w:ascii="Roboto" w:hAnsi="Roboto"/>
+          <w:sz w:val="22"/>
+          <w:szCs w:val="22"/>
+          <w:lang w:val="fr-FR"/>
+        </w:rPr>
+        <w:t xml:space="preserve"> </w:t>
+      </w:r>
+      <w:r>
+        <w:rPr>
+          <w:rFonts w:ascii="Roboto" w:hAnsi="Roboto"/>
+          <w:sz w:val="22"/>
+          <w:szCs w:val="22"/>
+          <w:lang w:val="fr-FR"/>
+        </w:rPr>
+        <w:t>: clapot</w:t>
+      </w:r>
+      <w:r>
+        <w:rPr>
+          <w:rFonts w:ascii="Roboto" w:hAnsi="Roboto"/>
+          <w:sz w:val="22"/>
+          <w:szCs w:val="22"/>
+          <w:lang w:val="fr-FR"/>
+        </w:rPr>
+        <w:br/>
+      </w:r>
+      <w:r>
+        <w:rPr>
+          <w:rStyle w:val="Strong"/>
+          <w:rFonts w:ascii="Roboto" w:hAnsi="Roboto"/>
+          <w:sz w:val="22"/>
+          <w:szCs w:val="22"/>
+          <w:lang w:val="fr-FR"/>
+        </w:rPr>
+        <w:t xml:space="preserve">Clear sky </w:t>
+      </w:r>
+      <w:r>
+        <w:rPr>
+          <w:rFonts w:ascii="Roboto" w:hAnsi="Roboto"/>
+          <w:sz w:val="22"/>
+          <w:szCs w:val="22"/>
+          <w:lang w:val="fr-FR"/>
+        </w:rPr>
+        <w:t>: clair, ciel dégagé</w:t>
+      </w:r>
+      <w:r>
+        <w:rPr>
+          <w:rFonts w:ascii="Roboto" w:hAnsi="Roboto"/>
+          <w:sz w:val="22"/>
+          <w:szCs w:val="22"/>
+          <w:lang w:val="fr-FR"/>
+        </w:rPr>
+        <w:br/>
+      </w:r>
+      <w:r>
+        <w:rPr>
+          <w:rStyle w:val="Strong"/>
+          <w:rFonts w:ascii="Roboto" w:hAnsi="Roboto"/>
+          <w:sz w:val="22"/>
+          <w:szCs w:val="22"/>
+          <w:lang w:val="fr-FR"/>
+        </w:rPr>
+        <w:t xml:space="preserve">Clearing up </w:t>
+      </w:r>
+      <w:r>
+        <w:rPr>
+          <w:rFonts w:ascii="Roboto" w:hAnsi="Roboto"/>
+          <w:sz w:val="22"/>
+          <w:szCs w:val="22"/>
+          <w:lang w:val="fr-FR"/>
+        </w:rPr>
+        <w:t>: éclaircie</w:t>
+      </w:r>
+      <w:r>
+        <w:rPr>
+          <w:rFonts w:ascii="Roboto" w:hAnsi="Roboto"/>
+          <w:sz w:val="22"/>
+          <w:szCs w:val="22"/>
+          <w:lang w:val="fr-FR"/>
+        </w:rPr>
+        <w:br/>
+      </w:r>
+      <w:r>
+        <w:rPr>
+          <w:rStyle w:val="Strong"/>
+          <w:rFonts w:ascii="Roboto" w:hAnsi="Roboto"/>
+          <w:sz w:val="22"/>
+          <w:szCs w:val="22"/>
+          <w:lang w:val="fr-FR"/>
+        </w:rPr>
+        <w:t xml:space="preserve">Cloudy </w:t>
+      </w:r>
+      <w:r>
+        <w:rPr>
+          <w:rFonts w:ascii="Roboto" w:hAnsi="Roboto"/>
+          <w:sz w:val="22"/>
+          <w:szCs w:val="22"/>
+          <w:lang w:val="fr-FR"/>
+        </w:rPr>
+        <w:t>: nuageux</w:t>
+      </w:r>
+      <w:r>
+        <w:rPr>
+          <w:rFonts w:ascii="Roboto" w:hAnsi="Roboto"/>
+          <w:sz w:val="22"/>
+          <w:szCs w:val="22"/>
+          <w:lang w:val="fr-FR"/>
+        </w:rPr>
+        <w:br/>
+      </w:r>
+      <w:r>
+        <w:rPr>
+          <w:rStyle w:val="Strong"/>
+          <w:rFonts w:ascii="Roboto" w:hAnsi="Roboto"/>
+          <w:sz w:val="22"/>
+          <w:szCs w:val="22"/>
+          <w:lang w:val="fr-FR"/>
+        </w:rPr>
+        <w:t>Coast</w:t>
+      </w:r>
+      <w:r>
+        <w:rPr>
+          <w:rFonts w:ascii="Roboto" w:hAnsi="Roboto"/>
+          <w:sz w:val="22"/>
+          <w:szCs w:val="22"/>
+          <w:lang w:val="fr-FR"/>
+        </w:rPr>
+        <w:t xml:space="preserve"> : côte</w:t>
+      </w:r>
+      <w:r>
+        <w:rPr>
+          <w:rFonts w:ascii="Roboto" w:hAnsi="Roboto"/>
+          <w:sz w:val="22"/>
+          <w:szCs w:val="22"/>
+          <w:lang w:val="fr-FR"/>
+        </w:rPr>
+        <w:br/>
+      </w:r>
+      <w:r>
+        <w:rPr>
+          <w:rStyle w:val="Strong"/>
+          <w:rFonts w:ascii="Roboto" w:hAnsi="Roboto"/>
+          <w:sz w:val="22"/>
+          <w:szCs w:val="22"/>
+          <w:lang w:val="fr-FR"/>
+        </w:rPr>
+        <w:t>Cold</w:t>
+      </w:r>
+      <w:r>
+        <w:rPr>
+          <w:rFonts w:ascii="Roboto" w:hAnsi="Roboto"/>
+          <w:sz w:val="22"/>
+          <w:szCs w:val="22"/>
+          <w:lang w:val="fr-FR"/>
+        </w:rPr>
+        <w:t xml:space="preserve"> : froid</w:t>
+      </w:r>
+      <w:r>
+        <w:rPr>
+          <w:rFonts w:ascii="Roboto" w:hAnsi="Roboto"/>
+          <w:sz w:val="22"/>
+          <w:szCs w:val="22"/>
+          <w:lang w:val="fr-FR"/>
+        </w:rPr>
+        <w:br/>
+      </w:r>
+      <w:r>
+        <w:rPr>
+          <w:rStyle w:val="Strong"/>
+          <w:rFonts w:ascii="Roboto" w:hAnsi="Roboto"/>
+          <w:sz w:val="22"/>
+          <w:szCs w:val="22"/>
+          <w:lang w:val="fr-FR"/>
+        </w:rPr>
+        <w:t>Cold front (C-FRONT ou CFNT)</w:t>
+      </w:r>
+      <w:r>
+        <w:rPr>
+          <w:rFonts w:ascii="Roboto" w:hAnsi="Roboto"/>
+          <w:sz w:val="22"/>
+          <w:szCs w:val="22"/>
+          <w:lang w:val="fr-FR"/>
+        </w:rPr>
+        <w:t xml:space="preserve"> : front froid</w:t>
+      </w:r>
+      <w:r>
+        <w:rPr>
+          <w:rFonts w:ascii="Roboto" w:hAnsi="Roboto"/>
+          <w:sz w:val="22"/>
+          <w:szCs w:val="22"/>
+          <w:lang w:val="fr-FR"/>
+        </w:rPr>
+        <w:br/>
+      </w:r>
+      <w:r>
+        <w:rPr>
+          <w:rStyle w:val="Strong"/>
+          <w:rFonts w:ascii="Roboto" w:hAnsi="Roboto"/>
+          <w:sz w:val="22"/>
+          <w:szCs w:val="22"/>
+          <w:lang w:val="fr-FR"/>
+        </w:rPr>
+        <w:t>Complex low</w:t>
+      </w:r>
+      <w:r>
+        <w:rPr>
+          <w:rFonts w:ascii="Roboto" w:hAnsi="Roboto"/>
+          <w:sz w:val="22"/>
+          <w:szCs w:val="22"/>
+          <w:lang w:val="fr-FR"/>
+        </w:rPr>
+        <w:t xml:space="preserve"> : zone dépressionnaire étendue et présentant plusieurs centres</w:t>
+      </w:r>
+      <w:r>
+        <w:rPr>
+          <w:rFonts w:ascii="Roboto" w:hAnsi="Roboto"/>
+          <w:sz w:val="22"/>
+          <w:szCs w:val="22"/>
+          <w:lang w:val="fr-FR"/>
+        </w:rPr>
+        <w:br/>
+      </w:r>
+      <w:r>
+        <w:rPr>
+          <w:rStyle w:val="Strong"/>
+          <w:rFonts w:ascii="Roboto" w:hAnsi="Roboto"/>
+          <w:sz w:val="22"/>
+          <w:szCs w:val="22"/>
+          <w:lang w:val="fr-FR"/>
+        </w:rPr>
+        <w:t>Crest</w:t>
+      </w:r>
+      <w:r>
+        <w:rPr>
+          <w:rFonts w:ascii="Roboto" w:hAnsi="Roboto"/>
+          <w:sz w:val="22"/>
+          <w:szCs w:val="22"/>
+          <w:lang w:val="fr-FR"/>
+        </w:rPr>
+        <w:t xml:space="preserve"> : crête</w:t>
+      </w:r>
+      <w:r>
+        <w:rPr>
+          <w:rFonts w:ascii="Roboto" w:hAnsi="Roboto"/>
+          <w:sz w:val="22"/>
+          <w:szCs w:val="22"/>
+          <w:lang w:val="fr-FR"/>
+        </w:rPr>
+        <w:br/>
+      </w:r>
+      <w:proofErr w:type="spellStart"/>
+      <w:r>
+        <w:rPr>
+          <w:rStyle w:val="Strong"/>
+          <w:rFonts w:ascii="Roboto" w:hAnsi="Roboto"/>
+          <w:sz w:val="22"/>
+          <w:szCs w:val="22"/>
+          <w:lang w:val="fr-FR"/>
+        </w:rPr>
+        <w:t>Current</w:t>
+      </w:r>
+      <w:proofErr w:type="spellEnd"/>
+      <w:r>
+        <w:rPr>
+          <w:rStyle w:val="Strong"/>
+          <w:rFonts w:ascii="Roboto" w:hAnsi="Roboto"/>
+          <w:sz w:val="22"/>
+          <w:szCs w:val="22"/>
+          <w:lang w:val="fr-FR"/>
+        </w:rPr>
+        <w:t xml:space="preserve"> </w:t>
+      </w:r>
+      <w:r>
+        <w:rPr>
+          <w:rFonts w:ascii="Roboto" w:hAnsi="Roboto"/>
+          <w:sz w:val="22"/>
+          <w:szCs w:val="22"/>
+          <w:lang w:val="fr-FR"/>
+        </w:rPr>
+        <w:t xml:space="preserve">: courant, (Attn: comme adjectif veut aussi dire 'actuel', ex. </w:t>
+      </w:r>
+      <w:r>
+        <w:rPr>
+          <w:rFonts w:ascii="Roboto" w:hAnsi="Roboto"/>
+          <w:sz w:val="22"/>
+          <w:szCs w:val="22"/>
+        </w:rPr>
+        <w:t xml:space="preserve">"current weather forecast" </w:t>
+      </w:r>
+      <w:r>
+        <w:rPr>
+          <w:rFonts w:ascii="Roboto" w:hAnsi="Roboto"/>
+          <w:sz w:val="22"/>
+          <w:szCs w:val="22"/>
+        </w:rPr>
+        <w:br/>
+      </w:r>
+      <w:r>
+        <w:rPr>
+          <w:rStyle w:val="Strong"/>
+          <w:rFonts w:ascii="Roboto" w:hAnsi="Roboto"/>
+          <w:sz w:val="22"/>
+          <w:szCs w:val="22"/>
+        </w:rPr>
+        <w:t>Cyclogenesis</w:t>
+      </w:r>
+      <w:r>
+        <w:rPr>
+          <w:rFonts w:ascii="Roboto" w:hAnsi="Roboto"/>
+          <w:sz w:val="22"/>
+          <w:szCs w:val="22"/>
+        </w:rPr>
+        <w:t xml:space="preserve"> : </w:t>
+      </w:r>
+      <w:proofErr w:type="spellStart"/>
+      <w:r>
+        <w:rPr>
+          <w:rFonts w:ascii="Roboto" w:hAnsi="Roboto"/>
+          <w:sz w:val="22"/>
+          <w:szCs w:val="22"/>
+        </w:rPr>
+        <w:t>cyclogenèse</w:t>
+      </w:r>
+      <w:proofErr w:type="spellEnd"/>
+      <w:r>
+        <w:rPr>
+          <w:rFonts w:ascii="Roboto" w:hAnsi="Roboto"/>
+          <w:sz w:val="22"/>
+          <w:szCs w:val="22"/>
+        </w:rPr>
+        <w:t xml:space="preserve">, </w:t>
+      </w:r>
+      <w:proofErr w:type="spellStart"/>
+      <w:r>
+        <w:rPr>
+          <w:rFonts w:ascii="Roboto" w:hAnsi="Roboto"/>
+          <w:sz w:val="22"/>
+          <w:szCs w:val="22"/>
+        </w:rPr>
+        <w:t>creusement</w:t>
+      </w:r>
+      <w:proofErr w:type="spellEnd"/>
+      <w:r>
+        <w:rPr>
+          <w:rFonts w:ascii="Roboto" w:hAnsi="Roboto"/>
+          <w:sz w:val="22"/>
+          <w:szCs w:val="22"/>
+        </w:rPr>
+        <w:t xml:space="preserve"> </w:t>
+      </w:r>
+      <w:proofErr w:type="spellStart"/>
+      <w:r>
+        <w:rPr>
+          <w:rFonts w:ascii="Roboto" w:hAnsi="Roboto"/>
+          <w:sz w:val="22"/>
+          <w:szCs w:val="22"/>
+        </w:rPr>
+        <w:t>d'une</w:t>
+      </w:r>
+      <w:proofErr w:type="spellEnd"/>
+      <w:r>
+        <w:rPr>
+          <w:rFonts w:ascii="Roboto" w:hAnsi="Roboto"/>
+          <w:sz w:val="22"/>
+          <w:szCs w:val="22"/>
+        </w:rPr>
+        <w:t xml:space="preserve"> </w:t>
+      </w:r>
+      <w:proofErr w:type="spellStart"/>
+      <w:r>
+        <w:rPr>
+          <w:rFonts w:ascii="Roboto" w:hAnsi="Roboto"/>
+          <w:sz w:val="22"/>
+          <w:szCs w:val="22"/>
+        </w:rPr>
+        <w:t>dépression</w:t>
+      </w:r>
+      <w:proofErr w:type="spellEnd"/>
+      <w:r>
+        <w:rPr>
+          <w:rFonts w:ascii="Roboto" w:hAnsi="Roboto"/>
+          <w:sz w:val="22"/>
+          <w:szCs w:val="22"/>
+        </w:rPr>
+        <w:br/>
+      </w:r>
+      <w:r>
+        <w:rPr>
+          <w:rStyle w:val="Strong"/>
+          <w:rFonts w:ascii="Roboto" w:hAnsi="Roboto"/>
+          <w:sz w:val="22"/>
+          <w:szCs w:val="22"/>
+        </w:rPr>
+        <w:t>Cyclonic winds</w:t>
+      </w:r>
+      <w:r>
+        <w:rPr>
+          <w:rFonts w:ascii="Roboto" w:hAnsi="Roboto"/>
+          <w:sz w:val="22"/>
+          <w:szCs w:val="22"/>
+        </w:rPr>
+        <w:t xml:space="preserve"> : vents </w:t>
+      </w:r>
+      <w:proofErr w:type="spellStart"/>
+      <w:r>
+        <w:rPr>
+          <w:rFonts w:ascii="Roboto" w:hAnsi="Roboto"/>
+          <w:sz w:val="22"/>
+          <w:szCs w:val="22"/>
+        </w:rPr>
+        <w:t>cycloniques</w:t>
+      </w:r>
+      <w:proofErr w:type="spellEnd"/>
+    </w:p>
+    <w:p>
+      <w:pPr>
+        <w:pStyle w:val="NormalWeb"/>
+        <w:spacing w:after="240" w:afterAutospacing="0"/>
+        <w:rPr>
+          <w:rFonts w:ascii="Roboto" w:hAnsi="Roboto"/>
+          <w:sz w:val="22"/>
+          <w:szCs w:val="22"/>
+        </w:rPr>
+      </w:pPr>
+      <w:bookmarkStart w:id="2" w:name="D"/>
+      <w:bookmarkEnd w:id="2"/>
+      <w:r>
+        <w:rPr>
+          <w:rStyle w:val="lettre"/>
+          <w:rFonts w:ascii="Roboto" w:hAnsi="Roboto"/>
+          <w:sz w:val="22"/>
+          <w:szCs w:val="22"/>
+        </w:rPr>
+        <w:t>D</w:t>
+      </w:r>
+      <w:r>
+        <w:rPr>
+          <w:rFonts w:ascii="Roboto" w:hAnsi="Roboto"/>
+          <w:sz w:val="22"/>
+          <w:szCs w:val="22"/>
+        </w:rPr>
+        <w:br/>
+      </w:r>
+      <w:proofErr w:type="gramStart"/>
+      <w:r>
+        <w:rPr>
+          <w:rStyle w:val="Strong"/>
+          <w:rFonts w:ascii="Roboto" w:hAnsi="Roboto"/>
+          <w:sz w:val="22"/>
+          <w:szCs w:val="22"/>
+        </w:rPr>
+        <w:t xml:space="preserve">Damp </w:t>
+      </w:r>
+      <w:r>
+        <w:rPr>
+          <w:rFonts w:ascii="Roboto" w:hAnsi="Roboto"/>
+          <w:sz w:val="22"/>
+          <w:szCs w:val="22"/>
+        </w:rPr>
+        <w:t>:</w:t>
+      </w:r>
+      <w:proofErr w:type="gramEnd"/>
+      <w:r>
+        <w:rPr>
+          <w:rFonts w:ascii="Roboto" w:hAnsi="Roboto"/>
+          <w:sz w:val="22"/>
+          <w:szCs w:val="22"/>
+        </w:rPr>
+        <w:t xml:space="preserve"> </w:t>
+      </w:r>
+      <w:proofErr w:type="spellStart"/>
+      <w:r>
+        <w:rPr>
+          <w:rFonts w:ascii="Roboto" w:hAnsi="Roboto"/>
+          <w:sz w:val="22"/>
+          <w:szCs w:val="22"/>
+        </w:rPr>
+        <w:t>humide</w:t>
+      </w:r>
+      <w:proofErr w:type="spellEnd"/>
+      <w:r>
+        <w:rPr>
+          <w:rFonts w:ascii="Roboto" w:hAnsi="Roboto"/>
+          <w:sz w:val="22"/>
+          <w:szCs w:val="22"/>
+        </w:rPr>
+        <w:t xml:space="preserve"> </w:t>
+      </w:r>
+      <w:r>
+        <w:rPr>
+          <w:rFonts w:ascii="Roboto" w:hAnsi="Roboto"/>
+          <w:sz w:val="22"/>
+          <w:szCs w:val="22"/>
+        </w:rPr>
+        <w:br/>
+      </w:r>
+      <w:r>
+        <w:rPr>
+          <w:rStyle w:val="Strong"/>
+          <w:rFonts w:ascii="Roboto" w:hAnsi="Roboto"/>
+          <w:sz w:val="22"/>
+          <w:szCs w:val="22"/>
+        </w:rPr>
+        <w:t xml:space="preserve">Day </w:t>
+      </w:r>
+      <w:r>
+        <w:rPr>
+          <w:rFonts w:ascii="Roboto" w:hAnsi="Roboto"/>
+          <w:sz w:val="22"/>
+          <w:szCs w:val="22"/>
+        </w:rPr>
+        <w:t xml:space="preserve">: jour </w:t>
+      </w:r>
+      <w:r>
+        <w:rPr>
+          <w:rFonts w:ascii="Roboto" w:hAnsi="Roboto"/>
+          <w:sz w:val="22"/>
+          <w:szCs w:val="22"/>
+        </w:rPr>
+        <w:br/>
+      </w:r>
+      <w:r>
+        <w:rPr>
+          <w:rStyle w:val="Strong"/>
+          <w:rFonts w:ascii="Roboto" w:hAnsi="Roboto"/>
+          <w:sz w:val="22"/>
+          <w:szCs w:val="22"/>
+        </w:rPr>
+        <w:t>Decreasing (DECR)</w:t>
+      </w:r>
+      <w:r>
+        <w:rPr>
+          <w:rFonts w:ascii="Roboto" w:hAnsi="Roboto"/>
+          <w:sz w:val="22"/>
+          <w:szCs w:val="22"/>
+        </w:rPr>
+        <w:t xml:space="preserve">: </w:t>
+      </w:r>
+      <w:proofErr w:type="spellStart"/>
+      <w:r>
+        <w:rPr>
+          <w:rFonts w:ascii="Roboto" w:hAnsi="Roboto"/>
+          <w:sz w:val="22"/>
+          <w:szCs w:val="22"/>
+        </w:rPr>
+        <w:t>diminuant</w:t>
+      </w:r>
+      <w:proofErr w:type="spellEnd"/>
+      <w:r>
+        <w:rPr>
+          <w:rFonts w:ascii="Roboto" w:hAnsi="Roboto"/>
+          <w:sz w:val="22"/>
+          <w:szCs w:val="22"/>
+        </w:rPr>
+        <w:t xml:space="preserve"> </w:t>
+      </w:r>
+      <w:r>
+        <w:rPr>
+          <w:rFonts w:ascii="Roboto" w:hAnsi="Roboto"/>
+          <w:sz w:val="22"/>
+          <w:szCs w:val="22"/>
+        </w:rPr>
+        <w:br/>
+      </w:r>
+      <w:r>
+        <w:rPr>
+          <w:rStyle w:val="Strong"/>
+          <w:rFonts w:ascii="Roboto" w:hAnsi="Roboto"/>
+          <w:sz w:val="22"/>
+          <w:szCs w:val="22"/>
+        </w:rPr>
+        <w:t xml:space="preserve">Deepen (to), deepening (DPN) </w:t>
+      </w:r>
+      <w:r>
+        <w:rPr>
+          <w:rFonts w:ascii="Roboto" w:hAnsi="Roboto"/>
+          <w:sz w:val="22"/>
+          <w:szCs w:val="22"/>
+        </w:rPr>
+        <w:t xml:space="preserve">: se </w:t>
+      </w:r>
+      <w:proofErr w:type="spellStart"/>
+      <w:r>
+        <w:rPr>
+          <w:rFonts w:ascii="Roboto" w:hAnsi="Roboto"/>
+          <w:sz w:val="22"/>
+          <w:szCs w:val="22"/>
+        </w:rPr>
+        <w:t>creuser</w:t>
+      </w:r>
+      <w:proofErr w:type="spellEnd"/>
+      <w:r>
+        <w:rPr>
+          <w:rFonts w:ascii="Roboto" w:hAnsi="Roboto"/>
+          <w:sz w:val="22"/>
+          <w:szCs w:val="22"/>
+        </w:rPr>
+        <w:t xml:space="preserve">, se </w:t>
+      </w:r>
+      <w:proofErr w:type="spellStart"/>
+      <w:r>
+        <w:rPr>
+          <w:rFonts w:ascii="Roboto" w:hAnsi="Roboto"/>
+          <w:sz w:val="22"/>
+          <w:szCs w:val="22"/>
+        </w:rPr>
+        <w:t>creusant</w:t>
+      </w:r>
+      <w:proofErr w:type="spellEnd"/>
+      <w:r>
+        <w:rPr>
+          <w:rFonts w:ascii="Roboto" w:hAnsi="Roboto"/>
+          <w:sz w:val="22"/>
+          <w:szCs w:val="22"/>
+        </w:rPr>
+        <w:br/>
+      </w:r>
+      <w:r>
+        <w:rPr>
+          <w:rStyle w:val="Strong"/>
+          <w:rFonts w:ascii="Roboto" w:hAnsi="Roboto"/>
+          <w:sz w:val="22"/>
+          <w:szCs w:val="22"/>
+        </w:rPr>
+        <w:t>Depression (</w:t>
+      </w:r>
+      <w:proofErr w:type="spellStart"/>
+      <w:r>
+        <w:rPr>
+          <w:rStyle w:val="Strong"/>
+          <w:rFonts w:ascii="Roboto" w:hAnsi="Roboto"/>
+          <w:sz w:val="22"/>
+          <w:szCs w:val="22"/>
+        </w:rPr>
+        <w:t>voir</w:t>
+      </w:r>
+      <w:proofErr w:type="spellEnd"/>
+      <w:r>
+        <w:rPr>
+          <w:rStyle w:val="Strong"/>
+          <w:rFonts w:ascii="Roboto" w:hAnsi="Roboto"/>
+          <w:sz w:val="22"/>
+          <w:szCs w:val="22"/>
+        </w:rPr>
+        <w:t xml:space="preserve"> </w:t>
+      </w:r>
+      <w:proofErr w:type="spellStart"/>
+      <w:r>
+        <w:rPr>
+          <w:rStyle w:val="Strong"/>
+          <w:rFonts w:ascii="Roboto" w:hAnsi="Roboto"/>
+          <w:sz w:val="22"/>
+          <w:szCs w:val="22"/>
+        </w:rPr>
+        <w:t>aussi</w:t>
+      </w:r>
+      <w:proofErr w:type="spellEnd"/>
+      <w:r>
+        <w:rPr>
+          <w:rStyle w:val="Strong"/>
+          <w:rFonts w:ascii="Roboto" w:hAnsi="Roboto"/>
+          <w:sz w:val="22"/>
+          <w:szCs w:val="22"/>
+        </w:rPr>
+        <w:t xml:space="preserve"> low)</w:t>
+      </w:r>
+      <w:r>
+        <w:rPr>
+          <w:rFonts w:ascii="Roboto" w:hAnsi="Roboto"/>
+          <w:sz w:val="22"/>
+          <w:szCs w:val="22"/>
+        </w:rPr>
+        <w:t xml:space="preserve">: </w:t>
+      </w:r>
+      <w:proofErr w:type="spellStart"/>
+      <w:r>
+        <w:rPr>
+          <w:rFonts w:ascii="Roboto" w:hAnsi="Roboto"/>
+          <w:sz w:val="22"/>
+          <w:szCs w:val="22"/>
+        </w:rPr>
+        <w:t>dépression</w:t>
+      </w:r>
+      <w:proofErr w:type="spellEnd"/>
+      <w:r>
+        <w:rPr>
+          <w:rFonts w:ascii="Roboto" w:hAnsi="Roboto"/>
+          <w:sz w:val="22"/>
+          <w:szCs w:val="22"/>
+        </w:rPr>
+        <w:t xml:space="preserve"> </w:t>
+      </w:r>
+      <w:r>
+        <w:rPr>
+          <w:rFonts w:ascii="Roboto" w:hAnsi="Roboto"/>
+          <w:sz w:val="22"/>
+          <w:szCs w:val="22"/>
+        </w:rPr>
+        <w:br/>
+      </w:r>
+      <w:r>
+        <w:rPr>
+          <w:rStyle w:val="Strong"/>
+          <w:rFonts w:ascii="Roboto" w:hAnsi="Roboto"/>
+          <w:sz w:val="22"/>
+          <w:szCs w:val="22"/>
+        </w:rPr>
+        <w:t xml:space="preserve">Disturbance </w:t>
+      </w:r>
+      <w:r>
+        <w:rPr>
+          <w:rFonts w:ascii="Roboto" w:hAnsi="Roboto"/>
+          <w:sz w:val="22"/>
+          <w:szCs w:val="22"/>
+        </w:rPr>
+        <w:t xml:space="preserve">: perturbation </w:t>
+      </w:r>
+      <w:r>
+        <w:rPr>
+          <w:rFonts w:ascii="Roboto" w:hAnsi="Roboto"/>
+          <w:sz w:val="22"/>
+          <w:szCs w:val="22"/>
+        </w:rPr>
+        <w:br/>
+      </w:r>
+      <w:r>
+        <w:rPr>
+          <w:rStyle w:val="Strong"/>
+          <w:rFonts w:ascii="Roboto" w:hAnsi="Roboto"/>
+          <w:sz w:val="22"/>
+          <w:szCs w:val="22"/>
+        </w:rPr>
+        <w:t xml:space="preserve">Drizzle (DZ) </w:t>
+      </w:r>
+      <w:r>
+        <w:rPr>
+          <w:rFonts w:ascii="Roboto" w:hAnsi="Roboto"/>
+          <w:sz w:val="22"/>
+          <w:szCs w:val="22"/>
+        </w:rPr>
+        <w:t xml:space="preserve">: </w:t>
+      </w:r>
+      <w:proofErr w:type="spellStart"/>
+      <w:r>
+        <w:rPr>
+          <w:rFonts w:ascii="Roboto" w:hAnsi="Roboto"/>
+          <w:sz w:val="22"/>
+          <w:szCs w:val="22"/>
+        </w:rPr>
+        <w:t>bruine</w:t>
+      </w:r>
+      <w:proofErr w:type="spellEnd"/>
+      <w:r>
+        <w:rPr>
+          <w:rFonts w:ascii="Roboto" w:hAnsi="Roboto"/>
+          <w:sz w:val="22"/>
+          <w:szCs w:val="22"/>
+        </w:rPr>
+        <w:t xml:space="preserve"> </w:t>
+      </w:r>
+      <w:r>
+        <w:rPr>
+          <w:rFonts w:ascii="Roboto" w:hAnsi="Roboto"/>
+          <w:sz w:val="22"/>
+          <w:szCs w:val="22"/>
+        </w:rPr>
+        <w:br/>
+      </w:r>
+      <w:r>
+        <w:rPr>
+          <w:rStyle w:val="Strong"/>
+          <w:rFonts w:ascii="Roboto" w:hAnsi="Roboto"/>
+          <w:sz w:val="22"/>
+          <w:szCs w:val="22"/>
+        </w:rPr>
+        <w:t xml:space="preserve">Dry </w:t>
+      </w:r>
+      <w:r>
+        <w:rPr>
+          <w:rFonts w:ascii="Roboto" w:hAnsi="Roboto"/>
+          <w:sz w:val="22"/>
+          <w:szCs w:val="22"/>
+        </w:rPr>
+        <w:t xml:space="preserve">: sec </w:t>
+      </w:r>
+    </w:p>
+    <w:p>
+      <w:pPr>
+        <w:pStyle w:val="NormalWeb"/>
+        <w:spacing w:after="240" w:afterAutospacing="0"/>
+        <w:rPr>
+          <w:rFonts w:ascii="Roboto" w:hAnsi="Roboto"/>
+          <w:sz w:val="22"/>
+          <w:szCs w:val="22"/>
+        </w:rPr>
+      </w:pPr>
+      <w:bookmarkStart w:id="3" w:name="E"/>
+      <w:bookmarkEnd w:id="3"/>
+      <w:r>
+        <w:rPr>
+          <w:rStyle w:val="lettre"/>
+          <w:rFonts w:ascii="Roboto" w:hAnsi="Roboto"/>
+          <w:sz w:val="22"/>
+          <w:szCs w:val="22"/>
+          <w:lang w:val="fr-FR"/>
+        </w:rPr>
+        <w:t>E</w:t>
+      </w:r>
+      <w:r>
+        <w:rPr>
+          <w:rFonts w:ascii="Roboto" w:hAnsi="Roboto"/>
+          <w:sz w:val="22"/>
+          <w:szCs w:val="22"/>
+          <w:lang w:val="fr-FR"/>
+        </w:rPr>
+        <w:br/>
+      </w:r>
+      <w:r>
+        <w:rPr>
+          <w:rStyle w:val="Strong"/>
+          <w:rFonts w:ascii="Roboto" w:hAnsi="Roboto"/>
+          <w:sz w:val="22"/>
+          <w:szCs w:val="22"/>
+          <w:lang w:val="fr-FR"/>
+        </w:rPr>
+        <w:t>East, Easterly (E)</w:t>
+      </w:r>
+      <w:r>
+        <w:rPr>
+          <w:rFonts w:ascii="Roboto" w:hAnsi="Roboto"/>
+          <w:sz w:val="22"/>
+          <w:szCs w:val="22"/>
+          <w:lang w:val="fr-FR"/>
+        </w:rPr>
+        <w:t xml:space="preserve"> : </w:t>
+      </w:r>
+      <w:proofErr w:type="gramStart"/>
+      <w:r>
+        <w:rPr>
+          <w:rFonts w:ascii="Roboto" w:hAnsi="Roboto"/>
+          <w:sz w:val="22"/>
+          <w:szCs w:val="22"/>
+          <w:lang w:val="fr-FR"/>
+        </w:rPr>
+        <w:t>est ,</w:t>
+      </w:r>
+      <w:proofErr w:type="gramEnd"/>
+      <w:r>
+        <w:rPr>
+          <w:rFonts w:ascii="Roboto" w:hAnsi="Roboto"/>
+          <w:sz w:val="22"/>
+          <w:szCs w:val="22"/>
+          <w:lang w:val="fr-FR"/>
+        </w:rPr>
+        <w:t xml:space="preserve"> secteur est</w:t>
+      </w:r>
+      <w:r>
+        <w:rPr>
+          <w:rFonts w:ascii="Roboto" w:hAnsi="Roboto"/>
+          <w:sz w:val="22"/>
+          <w:szCs w:val="22"/>
+          <w:lang w:val="fr-FR"/>
+        </w:rPr>
+        <w:br/>
+      </w:r>
+      <w:r>
+        <w:rPr>
+          <w:rStyle w:val="Strong"/>
+          <w:rFonts w:ascii="Roboto" w:hAnsi="Roboto"/>
+          <w:sz w:val="22"/>
+          <w:szCs w:val="22"/>
+          <w:lang w:val="fr-FR"/>
+        </w:rPr>
+        <w:t xml:space="preserve">Easterly wave </w:t>
+      </w:r>
+      <w:r>
+        <w:rPr>
+          <w:rFonts w:ascii="Roboto" w:hAnsi="Roboto"/>
+          <w:sz w:val="22"/>
+          <w:szCs w:val="22"/>
+          <w:lang w:val="fr-FR"/>
+        </w:rPr>
+        <w:t>: onde d'est ou onde tropicale, thalweg se propageant d'est en ouest dans le flux d'alizé et donnant naissance à une ligne de grains.</w:t>
+      </w:r>
+      <w:r>
+        <w:rPr>
+          <w:rFonts w:ascii="Roboto" w:hAnsi="Roboto"/>
+          <w:sz w:val="22"/>
+          <w:szCs w:val="22"/>
+          <w:lang w:val="fr-FR"/>
+        </w:rPr>
+        <w:br/>
+      </w:r>
+      <w:r>
+        <w:rPr>
+          <w:rStyle w:val="Strong"/>
+          <w:rFonts w:ascii="Roboto" w:hAnsi="Roboto"/>
+          <w:sz w:val="22"/>
+          <w:szCs w:val="22"/>
+        </w:rPr>
+        <w:t>Expected (EXP)</w:t>
+      </w:r>
+      <w:r>
+        <w:rPr>
+          <w:rFonts w:ascii="Roboto" w:hAnsi="Roboto"/>
+          <w:sz w:val="22"/>
+          <w:szCs w:val="22"/>
+        </w:rPr>
+        <w:t xml:space="preserve"> : </w:t>
+      </w:r>
+      <w:proofErr w:type="spellStart"/>
+      <w:r>
+        <w:rPr>
+          <w:rFonts w:ascii="Roboto" w:hAnsi="Roboto"/>
+          <w:sz w:val="22"/>
+          <w:szCs w:val="22"/>
+        </w:rPr>
+        <w:t>prévu</w:t>
+      </w:r>
+      <w:proofErr w:type="spellEnd"/>
+      <w:r>
+        <w:rPr>
+          <w:rFonts w:ascii="Roboto" w:hAnsi="Roboto"/>
+          <w:sz w:val="22"/>
+          <w:szCs w:val="22"/>
+        </w:rPr>
+        <w:t xml:space="preserve">, </w:t>
+      </w:r>
+      <w:proofErr w:type="spellStart"/>
+      <w:r>
+        <w:rPr>
+          <w:rFonts w:ascii="Roboto" w:hAnsi="Roboto"/>
+          <w:sz w:val="22"/>
+          <w:szCs w:val="22"/>
+        </w:rPr>
+        <w:t>attendu</w:t>
+      </w:r>
+      <w:proofErr w:type="spellEnd"/>
+    </w:p>
+    <w:p>
+      <w:pPr>
+        <w:pStyle w:val="NormalWeb"/>
+        <w:spacing w:after="240" w:afterAutospacing="0"/>
+        <w:rPr>
+          <w:rFonts w:ascii="Roboto" w:hAnsi="Roboto"/>
+          <w:sz w:val="22"/>
+          <w:szCs w:val="22"/>
+          <w:lang w:val="fr-FR"/>
+        </w:rPr>
+      </w:pPr>
+      <w:bookmarkStart w:id="4" w:name="F"/>
+      <w:bookmarkEnd w:id="4"/>
+      <w:r>
+        <w:rPr>
+          <w:rStyle w:val="lettre"/>
+          <w:rFonts w:ascii="Roboto" w:hAnsi="Roboto"/>
+          <w:sz w:val="22"/>
+          <w:szCs w:val="22"/>
+          <w:lang w:val="fr-FR"/>
+        </w:rPr>
+        <w:t>F</w:t>
+      </w:r>
+      <w:r>
+        <w:rPr>
+          <w:rFonts w:ascii="Roboto" w:hAnsi="Roboto"/>
+          <w:sz w:val="22"/>
+          <w:szCs w:val="22"/>
+          <w:lang w:val="fr-FR"/>
+        </w:rPr>
+        <w:br/>
+      </w:r>
+      <w:r>
+        <w:rPr>
+          <w:rStyle w:val="Strong"/>
+          <w:rFonts w:ascii="Roboto" w:hAnsi="Roboto"/>
+          <w:sz w:val="22"/>
+          <w:szCs w:val="22"/>
+          <w:lang w:val="fr-FR"/>
+        </w:rPr>
+        <w:t xml:space="preserve">Fair </w:t>
+      </w:r>
+      <w:r>
+        <w:rPr>
+          <w:rFonts w:ascii="Roboto" w:hAnsi="Roboto"/>
+          <w:sz w:val="22"/>
+          <w:szCs w:val="22"/>
+          <w:lang w:val="fr-FR"/>
+        </w:rPr>
+        <w:t>: beau, ex. fair weather : beau temps, fair wind : bon vent</w:t>
+      </w:r>
+      <w:r>
+        <w:rPr>
+          <w:rFonts w:ascii="Roboto" w:hAnsi="Roboto"/>
+          <w:sz w:val="22"/>
+          <w:szCs w:val="22"/>
+          <w:lang w:val="fr-FR"/>
+        </w:rPr>
+        <w:br/>
+      </w:r>
+      <w:proofErr w:type="spellStart"/>
+      <w:r>
+        <w:rPr>
+          <w:rStyle w:val="Strong"/>
+          <w:rFonts w:ascii="Roboto" w:hAnsi="Roboto"/>
+          <w:sz w:val="22"/>
+          <w:szCs w:val="22"/>
+          <w:lang w:val="fr-FR"/>
+        </w:rPr>
+        <w:t>Fall</w:t>
+      </w:r>
+      <w:proofErr w:type="spellEnd"/>
+      <w:r>
+        <w:rPr>
+          <w:rStyle w:val="Strong"/>
+          <w:rFonts w:ascii="Roboto" w:hAnsi="Roboto"/>
+          <w:sz w:val="22"/>
+          <w:szCs w:val="22"/>
+          <w:lang w:val="fr-FR"/>
+        </w:rPr>
+        <w:t xml:space="preserve"> </w:t>
+      </w:r>
+      <w:r>
+        <w:rPr>
+          <w:rFonts w:ascii="Roboto" w:hAnsi="Roboto"/>
+          <w:sz w:val="22"/>
+          <w:szCs w:val="22"/>
+          <w:lang w:val="fr-FR"/>
+        </w:rPr>
+        <w:t>: précipitation</w:t>
+      </w:r>
+      <w:r>
+        <w:rPr>
+          <w:rFonts w:ascii="Roboto" w:hAnsi="Roboto"/>
+          <w:sz w:val="22"/>
+          <w:szCs w:val="22"/>
+          <w:lang w:val="fr-FR"/>
+        </w:rPr>
+        <w:br/>
+      </w:r>
+      <w:proofErr w:type="spellStart"/>
+      <w:r>
+        <w:rPr>
+          <w:rStyle w:val="Strong"/>
+          <w:rFonts w:ascii="Roboto" w:hAnsi="Roboto"/>
+          <w:sz w:val="22"/>
+          <w:szCs w:val="22"/>
+          <w:lang w:val="fr-FR"/>
+        </w:rPr>
+        <w:t>Falling</w:t>
+      </w:r>
+      <w:proofErr w:type="spellEnd"/>
+      <w:r>
+        <w:rPr>
+          <w:rStyle w:val="Strong"/>
+          <w:rFonts w:ascii="Roboto" w:hAnsi="Roboto"/>
+          <w:sz w:val="22"/>
+          <w:szCs w:val="22"/>
+          <w:lang w:val="fr-FR"/>
+        </w:rPr>
+        <w:t xml:space="preserve"> e.g. wind </w:t>
+      </w:r>
+      <w:r>
+        <w:rPr>
+          <w:rFonts w:ascii="Roboto" w:hAnsi="Roboto"/>
+          <w:sz w:val="22"/>
+          <w:szCs w:val="22"/>
+          <w:lang w:val="fr-FR"/>
+        </w:rPr>
+        <w:t>: diminuer ex; vent</w:t>
+      </w:r>
+      <w:r>
+        <w:rPr>
+          <w:rFonts w:ascii="Roboto" w:hAnsi="Roboto"/>
+          <w:sz w:val="22"/>
+          <w:szCs w:val="22"/>
+          <w:lang w:val="fr-FR"/>
+        </w:rPr>
+        <w:br/>
+      </w:r>
+      <w:r>
+        <w:rPr>
+          <w:rStyle w:val="Strong"/>
+          <w:rFonts w:ascii="Roboto" w:hAnsi="Roboto"/>
+          <w:sz w:val="22"/>
+          <w:szCs w:val="22"/>
+          <w:lang w:val="fr-FR"/>
+        </w:rPr>
+        <w:t xml:space="preserve">Fetch </w:t>
+      </w:r>
+      <w:r>
+        <w:rPr>
+          <w:rFonts w:ascii="Roboto" w:hAnsi="Roboto"/>
+          <w:sz w:val="22"/>
+          <w:szCs w:val="22"/>
+          <w:lang w:val="fr-FR"/>
+        </w:rPr>
+        <w:t>: zone où les vagues sont issues du vent et de direction stable</w:t>
+      </w:r>
+      <w:r>
+        <w:rPr>
+          <w:rFonts w:ascii="Roboto" w:hAnsi="Roboto"/>
+          <w:sz w:val="22"/>
+          <w:szCs w:val="22"/>
+          <w:lang w:val="fr-FR"/>
+        </w:rPr>
+        <w:br/>
+      </w:r>
+      <w:r>
+        <w:rPr>
+          <w:rStyle w:val="Strong"/>
+          <w:rFonts w:ascii="Roboto" w:hAnsi="Roboto"/>
+          <w:sz w:val="22"/>
+          <w:szCs w:val="22"/>
+          <w:lang w:val="fr-FR"/>
+        </w:rPr>
+        <w:t xml:space="preserve">Field </w:t>
+      </w:r>
+      <w:r>
+        <w:rPr>
+          <w:rFonts w:ascii="Roboto" w:hAnsi="Roboto"/>
+          <w:sz w:val="22"/>
+          <w:szCs w:val="22"/>
+          <w:lang w:val="fr-FR"/>
+        </w:rPr>
+        <w:t>: champ</w:t>
+      </w:r>
+      <w:r>
+        <w:rPr>
+          <w:rFonts w:ascii="Roboto" w:hAnsi="Roboto"/>
+          <w:sz w:val="22"/>
+          <w:szCs w:val="22"/>
+          <w:lang w:val="fr-FR"/>
+        </w:rPr>
+        <w:br/>
+      </w:r>
+      <w:r>
+        <w:rPr>
+          <w:rStyle w:val="Strong"/>
+          <w:rFonts w:ascii="Roboto" w:hAnsi="Roboto"/>
+          <w:sz w:val="22"/>
+          <w:szCs w:val="22"/>
+          <w:lang w:val="fr-FR"/>
+        </w:rPr>
+        <w:t xml:space="preserve">Filling (FLN) </w:t>
+      </w:r>
+      <w:r>
+        <w:rPr>
+          <w:rFonts w:ascii="Roboto" w:hAnsi="Roboto"/>
+          <w:sz w:val="22"/>
+          <w:szCs w:val="22"/>
+          <w:lang w:val="fr-FR"/>
+        </w:rPr>
+        <w:t>: se comblant, remplir</w:t>
+      </w:r>
+      <w:r>
+        <w:rPr>
+          <w:rFonts w:ascii="Roboto" w:hAnsi="Roboto"/>
+          <w:sz w:val="22"/>
+          <w:szCs w:val="22"/>
+          <w:lang w:val="fr-FR"/>
+        </w:rPr>
+        <w:br/>
+      </w:r>
+      <w:r>
+        <w:rPr>
+          <w:rStyle w:val="Strong"/>
+          <w:rFonts w:ascii="Roboto" w:hAnsi="Roboto"/>
+          <w:sz w:val="22"/>
+          <w:szCs w:val="22"/>
+          <w:lang w:val="fr-FR"/>
+        </w:rPr>
+        <w:t xml:space="preserve">Fine </w:t>
+      </w:r>
+      <w:r>
+        <w:rPr>
+          <w:rFonts w:ascii="Roboto" w:hAnsi="Roboto"/>
+          <w:sz w:val="22"/>
+          <w:szCs w:val="22"/>
+          <w:lang w:val="fr-FR"/>
+        </w:rPr>
+        <w:t>: beau temps</w:t>
+      </w:r>
+      <w:r>
+        <w:rPr>
+          <w:rFonts w:ascii="Roboto" w:hAnsi="Roboto"/>
+          <w:sz w:val="22"/>
+          <w:szCs w:val="22"/>
+          <w:lang w:val="fr-FR"/>
+        </w:rPr>
+        <w:br/>
+      </w:r>
+      <w:r>
+        <w:rPr>
+          <w:rStyle w:val="Strong"/>
+          <w:rFonts w:ascii="Roboto" w:hAnsi="Roboto"/>
+          <w:sz w:val="22"/>
+          <w:szCs w:val="22"/>
+          <w:lang w:val="fr-FR"/>
+        </w:rPr>
+        <w:t xml:space="preserve">Flat low </w:t>
+      </w:r>
+      <w:r>
+        <w:rPr>
+          <w:rFonts w:ascii="Roboto" w:hAnsi="Roboto"/>
+          <w:sz w:val="22"/>
+          <w:szCs w:val="22"/>
+          <w:lang w:val="fr-FR"/>
+        </w:rPr>
+        <w:t>: marais barométrique, peu de gradient de pression et vents faibles</w:t>
+      </w:r>
+      <w:r>
+        <w:rPr>
+          <w:rFonts w:ascii="Roboto" w:hAnsi="Roboto"/>
+          <w:sz w:val="22"/>
+          <w:szCs w:val="22"/>
+          <w:lang w:val="fr-FR"/>
+        </w:rPr>
+        <w:br/>
+      </w:r>
+      <w:r>
+        <w:rPr>
+          <w:rStyle w:val="Strong"/>
+          <w:rFonts w:ascii="Roboto" w:hAnsi="Roboto"/>
+          <w:sz w:val="22"/>
+          <w:szCs w:val="22"/>
+          <w:lang w:val="fr-FR"/>
+        </w:rPr>
+        <w:t xml:space="preserve">Flow </w:t>
+      </w:r>
+      <w:r>
+        <w:rPr>
+          <w:rFonts w:ascii="Roboto" w:hAnsi="Roboto"/>
+          <w:sz w:val="22"/>
+          <w:szCs w:val="22"/>
+          <w:lang w:val="fr-FR"/>
+        </w:rPr>
+        <w:t>: flux, écoulement d'air à grande échelle</w:t>
+      </w:r>
+      <w:r>
+        <w:rPr>
+          <w:rFonts w:ascii="Roboto" w:hAnsi="Roboto"/>
+          <w:sz w:val="22"/>
+          <w:szCs w:val="22"/>
+          <w:lang w:val="fr-FR"/>
+        </w:rPr>
+        <w:br/>
+      </w:r>
+      <w:r>
+        <w:rPr>
+          <w:rStyle w:val="Strong"/>
+          <w:rFonts w:ascii="Roboto" w:hAnsi="Roboto"/>
+          <w:sz w:val="22"/>
+          <w:szCs w:val="22"/>
+          <w:lang w:val="fr-FR"/>
+        </w:rPr>
+        <w:t xml:space="preserve">Fog </w:t>
+      </w:r>
+      <w:r>
+        <w:rPr>
+          <w:rFonts w:ascii="Roboto" w:hAnsi="Roboto"/>
+          <w:sz w:val="22"/>
+          <w:szCs w:val="22"/>
+          <w:lang w:val="fr-FR"/>
+        </w:rPr>
+        <w:t>: brume, brouillard, visibilité inférieure à 0.5 NM</w:t>
+      </w:r>
+      <w:r>
+        <w:rPr>
+          <w:rFonts w:ascii="Roboto" w:hAnsi="Roboto"/>
+          <w:sz w:val="22"/>
+          <w:szCs w:val="22"/>
+          <w:lang w:val="fr-FR"/>
+        </w:rPr>
+        <w:br/>
+      </w:r>
+      <w:r>
+        <w:rPr>
+          <w:rStyle w:val="Strong"/>
+          <w:rFonts w:ascii="Roboto" w:hAnsi="Roboto"/>
+          <w:sz w:val="22"/>
+          <w:szCs w:val="22"/>
+          <w:lang w:val="fr-FR"/>
+        </w:rPr>
+        <w:t>Following (FLW)</w:t>
+      </w:r>
+      <w:r>
+        <w:rPr>
+          <w:rFonts w:ascii="Roboto" w:hAnsi="Roboto"/>
+          <w:sz w:val="22"/>
+          <w:szCs w:val="22"/>
+          <w:lang w:val="fr-FR"/>
+        </w:rPr>
+        <w:t xml:space="preserve"> : suivant</w:t>
+      </w:r>
+      <w:r>
+        <w:rPr>
+          <w:rFonts w:ascii="Roboto" w:hAnsi="Roboto"/>
+          <w:sz w:val="22"/>
+          <w:szCs w:val="22"/>
+          <w:lang w:val="fr-FR"/>
+        </w:rPr>
+        <w:br/>
+      </w:r>
+      <w:r>
+        <w:rPr>
+          <w:rStyle w:val="Strong"/>
+          <w:rFonts w:ascii="Roboto" w:hAnsi="Roboto"/>
+          <w:sz w:val="22"/>
+          <w:szCs w:val="22"/>
+          <w:lang w:val="fr-FR"/>
+        </w:rPr>
+        <w:t>Forecast (FCST)</w:t>
+      </w:r>
+      <w:r>
+        <w:rPr>
+          <w:rFonts w:ascii="Roboto" w:hAnsi="Roboto"/>
+          <w:sz w:val="22"/>
+          <w:szCs w:val="22"/>
+          <w:lang w:val="fr-FR"/>
+        </w:rPr>
+        <w:t xml:space="preserve"> : prévision</w:t>
+      </w:r>
+      <w:r>
+        <w:rPr>
+          <w:rFonts w:ascii="Roboto" w:hAnsi="Roboto"/>
+          <w:sz w:val="22"/>
+          <w:szCs w:val="22"/>
+          <w:lang w:val="fr-FR"/>
+        </w:rPr>
+        <w:br/>
+      </w:r>
+      <w:r>
+        <w:rPr>
+          <w:rStyle w:val="Strong"/>
+          <w:rFonts w:ascii="Roboto" w:hAnsi="Roboto"/>
+          <w:sz w:val="22"/>
+          <w:szCs w:val="22"/>
+          <w:lang w:val="fr-FR"/>
+        </w:rPr>
+        <w:t xml:space="preserve">Forming </w:t>
+      </w:r>
+      <w:r>
+        <w:rPr>
+          <w:rFonts w:ascii="Roboto" w:hAnsi="Roboto"/>
+          <w:sz w:val="22"/>
+          <w:szCs w:val="22"/>
+          <w:lang w:val="fr-FR"/>
+        </w:rPr>
+        <w:t>: en formation</w:t>
+      </w:r>
+      <w:r>
+        <w:rPr>
+          <w:rFonts w:ascii="Roboto" w:hAnsi="Roboto"/>
+          <w:sz w:val="22"/>
+          <w:szCs w:val="22"/>
+          <w:lang w:val="fr-FR"/>
+        </w:rPr>
+        <w:br/>
+      </w:r>
+      <w:r>
+        <w:rPr>
+          <w:rStyle w:val="Strong"/>
+          <w:rFonts w:ascii="Roboto" w:hAnsi="Roboto"/>
+          <w:sz w:val="22"/>
+          <w:szCs w:val="22"/>
+          <w:lang w:val="fr-FR"/>
+        </w:rPr>
+        <w:t xml:space="preserve">Freeze (to), </w:t>
+      </w:r>
+      <w:proofErr w:type="spellStart"/>
+      <w:r>
+        <w:rPr>
+          <w:rStyle w:val="Strong"/>
+          <w:rFonts w:ascii="Roboto" w:hAnsi="Roboto"/>
+          <w:sz w:val="22"/>
+          <w:szCs w:val="22"/>
+          <w:lang w:val="fr-FR"/>
+        </w:rPr>
+        <w:t>Freezing</w:t>
+      </w:r>
+      <w:proofErr w:type="spellEnd"/>
+      <w:r>
+        <w:rPr>
+          <w:rStyle w:val="Strong"/>
+          <w:rFonts w:ascii="Roboto" w:hAnsi="Roboto"/>
+          <w:sz w:val="22"/>
+          <w:szCs w:val="22"/>
+          <w:lang w:val="fr-FR"/>
+        </w:rPr>
+        <w:t xml:space="preserve"> </w:t>
+      </w:r>
+      <w:r>
+        <w:rPr>
+          <w:rFonts w:ascii="Roboto" w:hAnsi="Roboto"/>
+          <w:sz w:val="22"/>
+          <w:szCs w:val="22"/>
+          <w:lang w:val="fr-FR"/>
+        </w:rPr>
+        <w:t xml:space="preserve">: geler, </w:t>
+      </w:r>
+      <w:proofErr w:type="spellStart"/>
+      <w:r>
+        <w:rPr>
+          <w:rFonts w:ascii="Roboto" w:hAnsi="Roboto"/>
+          <w:sz w:val="22"/>
+          <w:szCs w:val="22"/>
+          <w:lang w:val="fr-FR"/>
+        </w:rPr>
+        <w:t>gêle</w:t>
+      </w:r>
+      <w:proofErr w:type="spellEnd"/>
+      <w:r>
+        <w:rPr>
+          <w:rFonts w:ascii="Roboto" w:hAnsi="Roboto"/>
+          <w:sz w:val="22"/>
+          <w:szCs w:val="22"/>
+          <w:lang w:val="fr-FR"/>
+        </w:rPr>
+        <w:br/>
+      </w:r>
+      <w:proofErr w:type="spellStart"/>
+      <w:r>
+        <w:rPr>
+          <w:rStyle w:val="Strong"/>
+          <w:rFonts w:ascii="Roboto" w:hAnsi="Roboto"/>
+          <w:sz w:val="22"/>
+          <w:szCs w:val="22"/>
+          <w:lang w:val="fr-FR"/>
+        </w:rPr>
+        <w:t>Frequent</w:t>
+      </w:r>
+      <w:proofErr w:type="spellEnd"/>
+      <w:r>
+        <w:rPr>
+          <w:rStyle w:val="Strong"/>
+          <w:rFonts w:ascii="Roboto" w:hAnsi="Roboto"/>
+          <w:sz w:val="22"/>
+          <w:szCs w:val="22"/>
+          <w:lang w:val="fr-FR"/>
+        </w:rPr>
+        <w:t>, Frequency (FRQ)</w:t>
+      </w:r>
+      <w:r>
+        <w:rPr>
+          <w:rFonts w:ascii="Roboto" w:hAnsi="Roboto"/>
+          <w:sz w:val="22"/>
+          <w:szCs w:val="22"/>
+          <w:lang w:val="fr-FR"/>
+        </w:rPr>
+        <w:t xml:space="preserve"> : fréquent, fréquence</w:t>
+      </w:r>
+      <w:r>
+        <w:rPr>
+          <w:rFonts w:ascii="Roboto" w:hAnsi="Roboto"/>
+          <w:sz w:val="22"/>
+          <w:szCs w:val="22"/>
+          <w:lang w:val="fr-FR"/>
+        </w:rPr>
+        <w:br/>
+      </w:r>
+      <w:proofErr w:type="spellStart"/>
+      <w:r>
+        <w:rPr>
+          <w:rStyle w:val="Strong"/>
+          <w:rFonts w:ascii="Roboto" w:hAnsi="Roboto"/>
+          <w:sz w:val="22"/>
+          <w:szCs w:val="22"/>
+          <w:lang w:val="fr-FR"/>
+        </w:rPr>
+        <w:t>Fresh</w:t>
+      </w:r>
+      <w:proofErr w:type="spellEnd"/>
+      <w:r>
+        <w:rPr>
+          <w:rStyle w:val="Strong"/>
+          <w:rFonts w:ascii="Roboto" w:hAnsi="Roboto"/>
+          <w:sz w:val="22"/>
+          <w:szCs w:val="22"/>
+          <w:lang w:val="fr-FR"/>
+        </w:rPr>
+        <w:t xml:space="preserve"> </w:t>
+      </w:r>
+      <w:r>
+        <w:rPr>
+          <w:rFonts w:ascii="Roboto" w:hAnsi="Roboto"/>
+          <w:sz w:val="22"/>
+          <w:szCs w:val="22"/>
+          <w:lang w:val="fr-FR"/>
+        </w:rPr>
+        <w:t>: frais</w:t>
+      </w:r>
+      <w:r>
+        <w:rPr>
+          <w:rFonts w:ascii="Roboto" w:hAnsi="Roboto"/>
+          <w:sz w:val="22"/>
+          <w:szCs w:val="22"/>
+          <w:lang w:val="fr-FR"/>
+        </w:rPr>
+        <w:br/>
+      </w:r>
+      <w:r>
+        <w:rPr>
+          <w:rStyle w:val="Strong"/>
+          <w:rFonts w:ascii="Roboto" w:hAnsi="Roboto"/>
+          <w:sz w:val="22"/>
+          <w:szCs w:val="22"/>
+          <w:lang w:val="fr-FR"/>
+        </w:rPr>
+        <w:t xml:space="preserve">From (FM) </w:t>
+      </w:r>
+      <w:r>
+        <w:rPr>
+          <w:rFonts w:ascii="Roboto" w:hAnsi="Roboto"/>
+          <w:sz w:val="22"/>
+          <w:szCs w:val="22"/>
+          <w:lang w:val="fr-FR"/>
+        </w:rPr>
+        <w:t>:venant de</w:t>
+      </w:r>
+      <w:r>
+        <w:rPr>
+          <w:rFonts w:ascii="Roboto" w:hAnsi="Roboto"/>
+          <w:sz w:val="22"/>
+          <w:szCs w:val="22"/>
+          <w:lang w:val="fr-FR"/>
+        </w:rPr>
+        <w:br/>
+      </w:r>
+      <w:r>
+        <w:rPr>
+          <w:rStyle w:val="Strong"/>
+          <w:rFonts w:ascii="Roboto" w:hAnsi="Roboto"/>
+          <w:sz w:val="22"/>
+          <w:szCs w:val="22"/>
+          <w:lang w:val="fr-FR"/>
+        </w:rPr>
+        <w:t xml:space="preserve">Front </w:t>
+      </w:r>
+      <w:r>
+        <w:rPr>
+          <w:rFonts w:ascii="Roboto" w:hAnsi="Roboto"/>
+          <w:sz w:val="22"/>
+          <w:szCs w:val="22"/>
+          <w:lang w:val="fr-FR"/>
+        </w:rPr>
+        <w:t>: front</w:t>
+      </w:r>
+      <w:r>
+        <w:rPr>
+          <w:rFonts w:ascii="Roboto" w:hAnsi="Roboto"/>
+          <w:sz w:val="22"/>
+          <w:szCs w:val="22"/>
+          <w:lang w:val="fr-FR"/>
+        </w:rPr>
+        <w:br/>
+      </w:r>
+      <w:r>
+        <w:rPr>
+          <w:rStyle w:val="Strong"/>
+          <w:rFonts w:ascii="Roboto" w:hAnsi="Roboto"/>
+          <w:sz w:val="22"/>
+          <w:szCs w:val="22"/>
+          <w:lang w:val="fr-FR"/>
+        </w:rPr>
+        <w:t xml:space="preserve">Frost </w:t>
+      </w:r>
+      <w:r>
+        <w:rPr>
+          <w:rFonts w:ascii="Roboto" w:hAnsi="Roboto"/>
+          <w:sz w:val="22"/>
+          <w:szCs w:val="22"/>
+          <w:lang w:val="fr-FR"/>
+        </w:rPr>
+        <w:t>: gelée</w:t>
+      </w:r>
+      <w:r>
+        <w:rPr>
+          <w:rFonts w:ascii="Roboto" w:hAnsi="Roboto"/>
+          <w:sz w:val="22"/>
+          <w:szCs w:val="22"/>
+          <w:lang w:val="fr-FR"/>
+        </w:rPr>
+        <w:br/>
+      </w:r>
+      <w:r>
+        <w:rPr>
+          <w:rStyle w:val="Strong"/>
+          <w:rFonts w:ascii="Roboto" w:hAnsi="Roboto"/>
+          <w:sz w:val="22"/>
+          <w:szCs w:val="22"/>
+          <w:lang w:val="fr-FR"/>
+        </w:rPr>
+        <w:t>Further outlooks</w:t>
+      </w:r>
+      <w:r>
+        <w:rPr>
+          <w:rFonts w:ascii="Roboto" w:hAnsi="Roboto"/>
+          <w:sz w:val="22"/>
+          <w:szCs w:val="22"/>
+          <w:lang w:val="fr-FR"/>
+        </w:rPr>
+        <w:t xml:space="preserve"> : tendances ultérieures</w:t>
+      </w:r>
+    </w:p>
+    <w:p>
+      <w:pPr>
+        <w:pStyle w:val="NormalWeb"/>
+        <w:spacing w:after="240" w:afterAutospacing="0"/>
+        <w:rPr>
+          <w:rFonts w:ascii="Roboto" w:hAnsi="Roboto"/>
+          <w:sz w:val="22"/>
+          <w:szCs w:val="22"/>
+          <w:lang w:val="fr-FR"/>
+        </w:rPr>
+      </w:pPr>
+      <w:bookmarkStart w:id="5" w:name="G"/>
+      <w:bookmarkEnd w:id="5"/>
+      <w:r>
+        <w:rPr>
+          <w:rStyle w:val="lettre"/>
+          <w:rFonts w:ascii="Roboto" w:hAnsi="Roboto"/>
+          <w:sz w:val="22"/>
+          <w:szCs w:val="22"/>
+          <w:lang w:val="fr-FR"/>
+        </w:rPr>
+        <w:t>G</w:t>
+      </w:r>
+      <w:r>
+        <w:rPr>
+          <w:rFonts w:ascii="Roboto" w:hAnsi="Roboto"/>
+          <w:sz w:val="22"/>
+          <w:szCs w:val="22"/>
+          <w:lang w:val="fr-FR"/>
+        </w:rPr>
+        <w:br/>
+      </w:r>
+      <w:r>
+        <w:rPr>
+          <w:rStyle w:val="Strong"/>
+          <w:rFonts w:ascii="Roboto" w:hAnsi="Roboto"/>
+          <w:sz w:val="22"/>
+          <w:szCs w:val="22"/>
+          <w:lang w:val="fr-FR"/>
+        </w:rPr>
+        <w:t xml:space="preserve">Gale </w:t>
+      </w:r>
+      <w:r>
+        <w:rPr>
+          <w:rFonts w:ascii="Roboto" w:hAnsi="Roboto"/>
+          <w:sz w:val="22"/>
+          <w:szCs w:val="22"/>
+          <w:lang w:val="fr-FR"/>
+        </w:rPr>
+        <w:t>: coup de vent</w:t>
+      </w:r>
+      <w:r>
+        <w:rPr>
+          <w:rFonts w:ascii="Roboto" w:hAnsi="Roboto"/>
+          <w:sz w:val="22"/>
+          <w:szCs w:val="22"/>
+          <w:lang w:val="fr-FR"/>
+        </w:rPr>
+        <w:br/>
+      </w:r>
+      <w:r>
+        <w:rPr>
+          <w:rStyle w:val="Strong"/>
+          <w:rFonts w:ascii="Roboto" w:hAnsi="Roboto"/>
+          <w:sz w:val="22"/>
+          <w:szCs w:val="22"/>
+          <w:lang w:val="fr-FR"/>
+        </w:rPr>
+        <w:t>GMDSS</w:t>
+      </w:r>
+      <w:r>
+        <w:rPr>
+          <w:rFonts w:ascii="Roboto" w:hAnsi="Roboto"/>
+          <w:sz w:val="22"/>
+          <w:szCs w:val="22"/>
+          <w:lang w:val="fr-FR"/>
+        </w:rPr>
+        <w:t xml:space="preserve"> : SMDSM</w:t>
+      </w:r>
+      <w:r>
+        <w:rPr>
+          <w:rFonts w:ascii="Roboto" w:hAnsi="Roboto"/>
+          <w:sz w:val="22"/>
+          <w:szCs w:val="22"/>
+          <w:lang w:val="fr-FR"/>
+        </w:rPr>
+        <w:br/>
+      </w:r>
+      <w:r>
+        <w:rPr>
+          <w:rStyle w:val="Strong"/>
+          <w:rFonts w:ascii="Roboto" w:hAnsi="Roboto"/>
+          <w:sz w:val="22"/>
+          <w:szCs w:val="22"/>
+          <w:lang w:val="fr-FR"/>
+        </w:rPr>
+        <w:t xml:space="preserve">Gradient </w:t>
+      </w:r>
+      <w:r>
+        <w:rPr>
+          <w:rFonts w:ascii="Roboto" w:hAnsi="Roboto"/>
+          <w:sz w:val="22"/>
+          <w:szCs w:val="22"/>
+          <w:lang w:val="fr-FR"/>
+        </w:rPr>
+        <w:t>: gradient, écart, variation de pression</w:t>
+      </w:r>
+      <w:r>
+        <w:rPr>
+          <w:rFonts w:ascii="Roboto" w:hAnsi="Roboto"/>
+          <w:sz w:val="22"/>
+          <w:szCs w:val="22"/>
+          <w:lang w:val="fr-FR"/>
+        </w:rPr>
+        <w:br/>
+      </w:r>
+      <w:r>
+        <w:rPr>
+          <w:rStyle w:val="Strong"/>
+          <w:rFonts w:ascii="Roboto" w:hAnsi="Roboto"/>
+          <w:sz w:val="22"/>
+          <w:szCs w:val="22"/>
+          <w:lang w:val="fr-FR"/>
+        </w:rPr>
+        <w:t xml:space="preserve">Gust, Gusty </w:t>
+      </w:r>
+      <w:r>
+        <w:rPr>
+          <w:rFonts w:ascii="Roboto" w:hAnsi="Roboto"/>
+          <w:sz w:val="22"/>
+          <w:szCs w:val="22"/>
+          <w:lang w:val="fr-FR"/>
+        </w:rPr>
+        <w:t>: rafales</w:t>
+      </w:r>
+    </w:p>
+    <w:p>
+      <w:pPr>
+        <w:pStyle w:val="NormalWeb"/>
+        <w:spacing w:after="240" w:afterAutospacing="0"/>
+        <w:rPr>
+          <w:rFonts w:ascii="Roboto" w:hAnsi="Roboto"/>
+          <w:sz w:val="22"/>
+          <w:szCs w:val="22"/>
+          <w:lang w:val="fr-FR"/>
+        </w:rPr>
+      </w:pPr>
+      <w:bookmarkStart w:id="6" w:name="H"/>
+      <w:bookmarkEnd w:id="6"/>
+      <w:r>
+        <w:rPr>
+          <w:rStyle w:val="lettre"/>
+          <w:rFonts w:ascii="Roboto" w:hAnsi="Roboto"/>
+          <w:sz w:val="22"/>
+          <w:szCs w:val="22"/>
+          <w:lang w:val="fr-FR"/>
+        </w:rPr>
+        <w:t>H</w:t>
+      </w:r>
+      <w:r>
+        <w:rPr>
+          <w:rFonts w:ascii="Roboto" w:hAnsi="Roboto"/>
+          <w:sz w:val="22"/>
+          <w:szCs w:val="22"/>
+          <w:lang w:val="fr-FR"/>
+        </w:rPr>
+        <w:br/>
+      </w:r>
+      <w:proofErr w:type="spellStart"/>
+      <w:r>
+        <w:rPr>
+          <w:rStyle w:val="Strong"/>
+          <w:rFonts w:ascii="Roboto" w:hAnsi="Roboto"/>
+          <w:sz w:val="22"/>
+          <w:szCs w:val="22"/>
+          <w:lang w:val="fr-FR"/>
+        </w:rPr>
+        <w:t>Hail</w:t>
+      </w:r>
+      <w:proofErr w:type="spellEnd"/>
+      <w:r>
+        <w:rPr>
+          <w:rStyle w:val="Strong"/>
+          <w:rFonts w:ascii="Roboto" w:hAnsi="Roboto"/>
+          <w:sz w:val="22"/>
+          <w:szCs w:val="22"/>
+          <w:lang w:val="fr-FR"/>
+        </w:rPr>
+        <w:t xml:space="preserve"> </w:t>
+      </w:r>
+      <w:r>
+        <w:rPr>
+          <w:rFonts w:ascii="Roboto" w:hAnsi="Roboto"/>
+          <w:sz w:val="22"/>
+          <w:szCs w:val="22"/>
+          <w:lang w:val="fr-FR"/>
+        </w:rPr>
+        <w:t>: grêle</w:t>
+      </w:r>
+      <w:r>
+        <w:rPr>
+          <w:rFonts w:ascii="Roboto" w:hAnsi="Roboto"/>
+          <w:sz w:val="22"/>
+          <w:szCs w:val="22"/>
+          <w:lang w:val="fr-FR"/>
+        </w:rPr>
+        <w:br/>
+      </w:r>
+      <w:proofErr w:type="spellStart"/>
+      <w:r>
+        <w:rPr>
+          <w:rStyle w:val="Strong"/>
+          <w:rFonts w:ascii="Roboto" w:hAnsi="Roboto"/>
+          <w:sz w:val="22"/>
+          <w:szCs w:val="22"/>
+          <w:lang w:val="fr-FR"/>
+        </w:rPr>
+        <w:t>Haze</w:t>
+      </w:r>
+      <w:proofErr w:type="spellEnd"/>
+      <w:r>
+        <w:rPr>
+          <w:rStyle w:val="Strong"/>
+          <w:rFonts w:ascii="Roboto" w:hAnsi="Roboto"/>
+          <w:sz w:val="22"/>
+          <w:szCs w:val="22"/>
+          <w:lang w:val="fr-FR"/>
+        </w:rPr>
+        <w:t xml:space="preserve"> </w:t>
+      </w:r>
+      <w:r>
+        <w:rPr>
+          <w:rFonts w:ascii="Roboto" w:hAnsi="Roboto"/>
+          <w:sz w:val="22"/>
+          <w:szCs w:val="22"/>
+          <w:lang w:val="fr-FR"/>
+        </w:rPr>
+        <w:t>: brume de beau temps</w:t>
+      </w:r>
+      <w:r>
+        <w:rPr>
+          <w:rFonts w:ascii="Roboto" w:hAnsi="Roboto"/>
+          <w:sz w:val="22"/>
+          <w:szCs w:val="22"/>
+          <w:lang w:val="fr-FR"/>
+        </w:rPr>
+        <w:br/>
+      </w:r>
+      <w:r>
+        <w:rPr>
+          <w:rStyle w:val="Strong"/>
+          <w:rFonts w:ascii="Roboto" w:hAnsi="Roboto"/>
+          <w:sz w:val="22"/>
+          <w:szCs w:val="22"/>
+          <w:lang w:val="fr-FR"/>
+        </w:rPr>
+        <w:t>Heavy (HVY)</w:t>
+      </w:r>
+      <w:r>
+        <w:rPr>
+          <w:rFonts w:ascii="Roboto" w:hAnsi="Roboto"/>
+          <w:sz w:val="22"/>
+          <w:szCs w:val="22"/>
+          <w:lang w:val="fr-FR"/>
+        </w:rPr>
+        <w:t xml:space="preserve"> : fort</w:t>
+      </w:r>
+      <w:r>
+        <w:rPr>
+          <w:rFonts w:ascii="Roboto" w:hAnsi="Roboto"/>
+          <w:sz w:val="22"/>
+          <w:szCs w:val="22"/>
+          <w:lang w:val="fr-FR"/>
+        </w:rPr>
+        <w:br/>
+      </w:r>
+      <w:r>
+        <w:rPr>
+          <w:rStyle w:val="Strong"/>
+          <w:rFonts w:ascii="Roboto" w:hAnsi="Roboto"/>
+          <w:sz w:val="22"/>
+          <w:szCs w:val="22"/>
+          <w:lang w:val="fr-FR"/>
+        </w:rPr>
+        <w:t xml:space="preserve">Heavy surf </w:t>
+      </w:r>
+      <w:r>
+        <w:rPr>
+          <w:rFonts w:ascii="Roboto" w:hAnsi="Roboto"/>
+          <w:sz w:val="22"/>
+          <w:szCs w:val="22"/>
+          <w:lang w:val="fr-FR"/>
+        </w:rPr>
+        <w:t>: rouleaux importants (plage)</w:t>
+      </w:r>
+      <w:r>
+        <w:rPr>
+          <w:rFonts w:ascii="Roboto" w:hAnsi="Roboto"/>
+          <w:sz w:val="22"/>
+          <w:szCs w:val="22"/>
+          <w:lang w:val="fr-FR"/>
+        </w:rPr>
+        <w:br/>
+      </w:r>
+      <w:r>
+        <w:rPr>
+          <w:rStyle w:val="Strong"/>
+          <w:rFonts w:ascii="Roboto" w:hAnsi="Roboto"/>
+          <w:sz w:val="22"/>
+          <w:szCs w:val="22"/>
+          <w:lang w:val="fr-FR"/>
+        </w:rPr>
+        <w:t>High</w:t>
+      </w:r>
+      <w:r>
+        <w:rPr>
+          <w:rFonts w:ascii="Roboto" w:hAnsi="Roboto"/>
+          <w:sz w:val="22"/>
+          <w:szCs w:val="22"/>
+          <w:lang w:val="fr-FR"/>
+        </w:rPr>
+        <w:t xml:space="preserve"> : haute pression ou anticyclone</w:t>
+      </w:r>
+      <w:r>
+        <w:rPr>
+          <w:rFonts w:ascii="Roboto" w:hAnsi="Roboto"/>
+          <w:sz w:val="22"/>
+          <w:szCs w:val="22"/>
+          <w:lang w:val="fr-FR"/>
+        </w:rPr>
+        <w:br/>
+      </w:r>
+      <w:r>
+        <w:rPr>
+          <w:rStyle w:val="Strong"/>
+          <w:rFonts w:ascii="Roboto" w:hAnsi="Roboto"/>
+          <w:sz w:val="22"/>
+          <w:szCs w:val="22"/>
+          <w:lang w:val="fr-FR"/>
+        </w:rPr>
+        <w:t>High seas</w:t>
+      </w:r>
+      <w:r>
+        <w:rPr>
+          <w:rFonts w:ascii="Roboto" w:hAnsi="Roboto"/>
+          <w:sz w:val="22"/>
+          <w:szCs w:val="22"/>
+          <w:lang w:val="fr-FR"/>
+        </w:rPr>
+        <w:t xml:space="preserve"> : haute mer par opposition au bulletin côtier</w:t>
+      </w:r>
+      <w:r>
+        <w:rPr>
+          <w:rFonts w:ascii="Roboto" w:hAnsi="Roboto"/>
+          <w:sz w:val="22"/>
+          <w:szCs w:val="22"/>
+          <w:lang w:val="fr-FR"/>
+        </w:rPr>
+        <w:br/>
+      </w:r>
+      <w:r>
+        <w:rPr>
+          <w:rStyle w:val="Strong"/>
+          <w:rFonts w:ascii="Roboto" w:hAnsi="Roboto"/>
+          <w:sz w:val="22"/>
+          <w:szCs w:val="22"/>
+          <w:lang w:val="fr-FR"/>
+        </w:rPr>
+        <w:t xml:space="preserve">Hurricane </w:t>
+      </w:r>
+      <w:r>
+        <w:rPr>
+          <w:rFonts w:ascii="Roboto" w:hAnsi="Roboto"/>
+          <w:sz w:val="22"/>
+          <w:szCs w:val="22"/>
+          <w:lang w:val="fr-FR"/>
+        </w:rPr>
+        <w:t>: ouragan</w:t>
+      </w:r>
+    </w:p>
+    <w:p>
+      <w:pPr>
+        <w:pStyle w:val="NormalWeb"/>
+        <w:spacing w:after="240" w:afterAutospacing="0"/>
+        <w:rPr>
+          <w:rFonts w:ascii="Roboto" w:hAnsi="Roboto"/>
+          <w:sz w:val="22"/>
+          <w:szCs w:val="22"/>
+          <w:lang w:val="fr-FR"/>
+        </w:rPr>
+      </w:pPr>
+      <w:bookmarkStart w:id="7" w:name="I"/>
+      <w:bookmarkEnd w:id="7"/>
+      <w:r>
+        <w:rPr>
+          <w:rStyle w:val="lettre"/>
+          <w:rFonts w:ascii="Roboto" w:hAnsi="Roboto"/>
+          <w:sz w:val="22"/>
+          <w:szCs w:val="22"/>
+          <w:lang w:val="fr-FR"/>
+        </w:rPr>
+        <w:t>I</w:t>
+      </w:r>
+      <w:r>
+        <w:rPr>
+          <w:rFonts w:ascii="Roboto" w:hAnsi="Roboto"/>
+          <w:sz w:val="22"/>
+          <w:szCs w:val="22"/>
+          <w:lang w:val="fr-FR"/>
+        </w:rPr>
+        <w:br/>
+      </w:r>
+      <w:r>
+        <w:rPr>
+          <w:rStyle w:val="Strong"/>
+          <w:rFonts w:ascii="Roboto" w:hAnsi="Roboto"/>
+          <w:sz w:val="22"/>
+          <w:szCs w:val="22"/>
+          <w:lang w:val="fr-FR"/>
+        </w:rPr>
+        <w:t>Improve (to), Improvement (IMPR)</w:t>
+      </w:r>
+      <w:r>
+        <w:rPr>
+          <w:rFonts w:ascii="Roboto" w:hAnsi="Roboto"/>
+          <w:sz w:val="22"/>
+          <w:szCs w:val="22"/>
+          <w:lang w:val="fr-FR"/>
+        </w:rPr>
+        <w:t xml:space="preserve"> : s'améliorer, amélioration</w:t>
+      </w:r>
+      <w:r>
+        <w:rPr>
+          <w:rFonts w:ascii="Roboto" w:hAnsi="Roboto"/>
+          <w:sz w:val="22"/>
+          <w:szCs w:val="22"/>
+          <w:lang w:val="fr-FR"/>
+        </w:rPr>
+        <w:br/>
+      </w:r>
+      <w:proofErr w:type="spellStart"/>
+      <w:r>
+        <w:rPr>
+          <w:rStyle w:val="Strong"/>
+          <w:rFonts w:ascii="Roboto" w:hAnsi="Roboto"/>
+          <w:sz w:val="22"/>
+          <w:szCs w:val="22"/>
+          <w:lang w:val="fr-FR"/>
+        </w:rPr>
+        <w:t>Increasing</w:t>
+      </w:r>
+      <w:proofErr w:type="spellEnd"/>
+      <w:r>
+        <w:rPr>
+          <w:rStyle w:val="Strong"/>
+          <w:rFonts w:ascii="Roboto" w:hAnsi="Roboto"/>
+          <w:sz w:val="22"/>
+          <w:szCs w:val="22"/>
+          <w:lang w:val="fr-FR"/>
+        </w:rPr>
+        <w:t xml:space="preserve"> (INCR)</w:t>
+      </w:r>
+      <w:r>
+        <w:rPr>
+          <w:rFonts w:ascii="Roboto" w:hAnsi="Roboto"/>
+          <w:sz w:val="22"/>
+          <w:szCs w:val="22"/>
+          <w:lang w:val="fr-FR"/>
+        </w:rPr>
+        <w:t xml:space="preserve"> : augmentant</w:t>
+      </w:r>
+      <w:r>
+        <w:rPr>
+          <w:rFonts w:ascii="Roboto" w:hAnsi="Roboto"/>
+          <w:sz w:val="22"/>
+          <w:szCs w:val="22"/>
+          <w:lang w:val="fr-FR"/>
+        </w:rPr>
+        <w:br/>
+      </w:r>
+      <w:r>
+        <w:rPr>
+          <w:rStyle w:val="Strong"/>
+          <w:rFonts w:ascii="Roboto" w:hAnsi="Roboto"/>
+          <w:sz w:val="22"/>
+          <w:szCs w:val="22"/>
+          <w:lang w:val="fr-FR"/>
+        </w:rPr>
+        <w:t xml:space="preserve">Isobare </w:t>
+      </w:r>
+      <w:r>
+        <w:rPr>
+          <w:rFonts w:ascii="Roboto" w:hAnsi="Roboto"/>
+          <w:sz w:val="22"/>
+          <w:szCs w:val="22"/>
+          <w:lang w:val="fr-FR"/>
+        </w:rPr>
+        <w:t>: isobar ou ligne d'égales pressions</w:t>
+      </w:r>
+      <w:r>
+        <w:rPr>
+          <w:rFonts w:ascii="Roboto" w:hAnsi="Roboto"/>
+          <w:sz w:val="22"/>
+          <w:szCs w:val="22"/>
+          <w:lang w:val="fr-FR"/>
+        </w:rPr>
+        <w:br/>
+      </w:r>
+      <w:r>
+        <w:rPr>
+          <w:rStyle w:val="Strong"/>
+          <w:rFonts w:ascii="Roboto" w:hAnsi="Roboto"/>
+          <w:sz w:val="22"/>
+          <w:szCs w:val="22"/>
+          <w:lang w:val="fr-FR"/>
+        </w:rPr>
+        <w:t xml:space="preserve">I.T.C.Z. </w:t>
+      </w:r>
+      <w:r>
+        <w:rPr>
+          <w:rFonts w:ascii="Roboto" w:hAnsi="Roboto"/>
+          <w:sz w:val="22"/>
+          <w:szCs w:val="22"/>
+          <w:lang w:val="fr-FR"/>
+        </w:rPr>
+        <w:t>: Z.C.I.T. zone de convergence intertropicale, communément appelée pot au noir</w:t>
+      </w:r>
+      <w:r>
+        <w:rPr>
+          <w:rFonts w:ascii="Roboto" w:hAnsi="Roboto"/>
+          <w:sz w:val="22"/>
+          <w:szCs w:val="22"/>
+          <w:lang w:val="fr-FR"/>
+        </w:rPr>
+        <w:br/>
+      </w:r>
+      <w:r>
+        <w:rPr>
+          <w:rStyle w:val="Strong"/>
+          <w:rFonts w:ascii="Roboto" w:hAnsi="Roboto"/>
+          <w:sz w:val="22"/>
+          <w:szCs w:val="22"/>
+          <w:lang w:val="fr-FR"/>
+        </w:rPr>
+        <w:t>Intensifying</w:t>
+      </w:r>
+      <w:r>
+        <w:rPr>
+          <w:rFonts w:ascii="Roboto" w:hAnsi="Roboto"/>
+          <w:sz w:val="22"/>
+          <w:szCs w:val="22"/>
+          <w:lang w:val="fr-FR"/>
+        </w:rPr>
+        <w:t xml:space="preserve"> : s'intensifiant</w:t>
+      </w:r>
+      <w:r>
+        <w:rPr>
+          <w:rFonts w:ascii="Roboto" w:hAnsi="Roboto"/>
+          <w:sz w:val="22"/>
+          <w:szCs w:val="22"/>
+          <w:lang w:val="fr-FR"/>
+        </w:rPr>
+        <w:br/>
+      </w:r>
+      <w:r>
+        <w:rPr>
+          <w:rStyle w:val="Strong"/>
+          <w:rFonts w:ascii="Roboto" w:hAnsi="Roboto"/>
+          <w:sz w:val="22"/>
+          <w:szCs w:val="22"/>
+          <w:lang w:val="fr-FR"/>
+        </w:rPr>
+        <w:t>Isolated</w:t>
+      </w:r>
+      <w:r>
+        <w:rPr>
+          <w:rFonts w:ascii="Roboto" w:hAnsi="Roboto"/>
+          <w:sz w:val="22"/>
+          <w:szCs w:val="22"/>
+          <w:lang w:val="fr-FR"/>
+        </w:rPr>
+        <w:t xml:space="preserve"> : isolé</w:t>
+      </w:r>
+    </w:p>
+    <w:p>
+      <w:pPr>
+        <w:pStyle w:val="NormalWeb"/>
+        <w:spacing w:after="240" w:afterAutospacing="0"/>
+        <w:rPr>
+          <w:rFonts w:ascii="Roboto" w:hAnsi="Roboto"/>
+          <w:sz w:val="22"/>
+          <w:szCs w:val="22"/>
+          <w:lang w:val="fr-FR"/>
+        </w:rPr>
+      </w:pPr>
+      <w:bookmarkStart w:id="8" w:name="J"/>
+      <w:bookmarkEnd w:id="8"/>
+      <w:r>
+        <w:rPr>
+          <w:rStyle w:val="lettre"/>
+          <w:rFonts w:ascii="Roboto" w:hAnsi="Roboto"/>
+          <w:sz w:val="22"/>
+          <w:szCs w:val="22"/>
+          <w:lang w:val="fr-FR"/>
+        </w:rPr>
+        <w:t>J</w:t>
+      </w:r>
+      <w:r>
+        <w:rPr>
+          <w:rFonts w:ascii="Roboto" w:hAnsi="Roboto"/>
+          <w:sz w:val="22"/>
+          <w:szCs w:val="22"/>
+          <w:lang w:val="fr-FR"/>
+        </w:rPr>
+        <w:br/>
+      </w:r>
+      <w:r>
+        <w:rPr>
+          <w:rStyle w:val="Strong"/>
+          <w:rFonts w:ascii="Roboto" w:hAnsi="Roboto"/>
+          <w:sz w:val="22"/>
+          <w:szCs w:val="22"/>
+          <w:lang w:val="fr-FR"/>
+        </w:rPr>
+        <w:t>Jack (plug)</w:t>
+      </w:r>
+      <w:r>
+        <w:rPr>
+          <w:rFonts w:ascii="Roboto" w:hAnsi="Roboto"/>
+          <w:sz w:val="22"/>
+          <w:szCs w:val="22"/>
+          <w:lang w:val="fr-FR"/>
+        </w:rPr>
+        <w:t xml:space="preserve"> : bouchon, mais c'est aussi un cric !</w:t>
+      </w:r>
+    </w:p>
+    <w:p>
+      <w:pPr>
+        <w:pStyle w:val="NormalWeb"/>
+        <w:spacing w:after="240" w:afterAutospacing="0"/>
+        <w:rPr>
+          <w:rFonts w:ascii="Roboto" w:hAnsi="Roboto"/>
+          <w:sz w:val="22"/>
+          <w:szCs w:val="22"/>
+        </w:rPr>
+      </w:pPr>
+      <w:bookmarkStart w:id="9" w:name="K"/>
+      <w:bookmarkEnd w:id="9"/>
+      <w:r>
+        <w:rPr>
+          <w:rStyle w:val="lettre"/>
+          <w:rFonts w:ascii="Roboto" w:hAnsi="Roboto"/>
+          <w:sz w:val="22"/>
+          <w:szCs w:val="22"/>
+        </w:rPr>
+        <w:t>K</w:t>
+      </w:r>
+      <w:r>
+        <w:rPr>
+          <w:rFonts w:ascii="Roboto" w:hAnsi="Roboto"/>
+          <w:sz w:val="22"/>
+          <w:szCs w:val="22"/>
+        </w:rPr>
+        <w:br/>
+      </w:r>
+      <w:r>
+        <w:rPr>
+          <w:rStyle w:val="Strong"/>
+          <w:rFonts w:ascii="Roboto" w:hAnsi="Roboto"/>
+          <w:sz w:val="22"/>
+          <w:szCs w:val="22"/>
+        </w:rPr>
+        <w:t>Knot (KT</w:t>
+      </w:r>
+      <w:proofErr w:type="gramStart"/>
+      <w:r>
+        <w:rPr>
+          <w:rStyle w:val="Strong"/>
+          <w:rFonts w:ascii="Roboto" w:hAnsi="Roboto"/>
+          <w:sz w:val="22"/>
+          <w:szCs w:val="22"/>
+        </w:rPr>
+        <w:t>)</w:t>
+      </w:r>
+      <w:r>
+        <w:rPr>
+          <w:rFonts w:ascii="Roboto" w:hAnsi="Roboto"/>
+          <w:sz w:val="22"/>
+          <w:szCs w:val="22"/>
+        </w:rPr>
+        <w:t xml:space="preserve"> :</w:t>
+      </w:r>
+      <w:proofErr w:type="gramEnd"/>
+      <w:r>
+        <w:rPr>
+          <w:rFonts w:ascii="Roboto" w:hAnsi="Roboto"/>
+          <w:sz w:val="22"/>
+          <w:szCs w:val="22"/>
+        </w:rPr>
+        <w:t xml:space="preserve"> </w:t>
+      </w:r>
+      <w:proofErr w:type="spellStart"/>
+      <w:r>
+        <w:rPr>
+          <w:rFonts w:ascii="Roboto" w:hAnsi="Roboto"/>
+          <w:sz w:val="22"/>
+          <w:szCs w:val="22"/>
+        </w:rPr>
+        <w:t>noeud</w:t>
+      </w:r>
+      <w:proofErr w:type="spellEnd"/>
+      <w:r>
+        <w:rPr>
+          <w:rFonts w:ascii="Roboto" w:hAnsi="Roboto"/>
+          <w:sz w:val="22"/>
+          <w:szCs w:val="22"/>
+        </w:rPr>
+        <w:t xml:space="preserve"> i.e. 1.85 km/h</w:t>
+      </w:r>
+    </w:p>
+    <w:p>
+      <w:pPr>
+        <w:pStyle w:val="NormalWeb"/>
+        <w:spacing w:after="240" w:afterAutospacing="0"/>
+        <w:rPr>
+          <w:rFonts w:ascii="Roboto" w:hAnsi="Roboto"/>
+          <w:sz w:val="22"/>
+          <w:szCs w:val="22"/>
+          <w:lang w:val="fr-FR"/>
+        </w:rPr>
+      </w:pPr>
+      <w:bookmarkStart w:id="10" w:name="L"/>
+      <w:bookmarkEnd w:id="10"/>
+      <w:r>
+        <w:rPr>
+          <w:rStyle w:val="lettre"/>
+          <w:rFonts w:ascii="Roboto" w:hAnsi="Roboto"/>
+          <w:sz w:val="22"/>
+          <w:szCs w:val="22"/>
+          <w:lang w:val="fr-FR"/>
+        </w:rPr>
+        <w:t>L</w:t>
+      </w:r>
+      <w:r>
+        <w:rPr>
+          <w:rFonts w:ascii="Roboto" w:hAnsi="Roboto"/>
+          <w:sz w:val="22"/>
+          <w:szCs w:val="22"/>
+          <w:lang w:val="fr-FR"/>
+        </w:rPr>
+        <w:br/>
+      </w:r>
+      <w:r>
+        <w:rPr>
+          <w:rStyle w:val="Strong"/>
+          <w:rFonts w:ascii="Roboto" w:hAnsi="Roboto"/>
+          <w:sz w:val="22"/>
+          <w:szCs w:val="22"/>
+          <w:lang w:val="fr-FR"/>
+        </w:rPr>
+        <w:t>Land breeze</w:t>
+      </w:r>
+      <w:r>
+        <w:rPr>
+          <w:rFonts w:ascii="Roboto" w:hAnsi="Roboto"/>
+          <w:sz w:val="22"/>
+          <w:szCs w:val="22"/>
+          <w:lang w:val="fr-FR"/>
+        </w:rPr>
+        <w:t xml:space="preserve"> : brise de terre (souvent la nuit)</w:t>
+      </w:r>
+      <w:r>
+        <w:rPr>
+          <w:rFonts w:ascii="Roboto" w:hAnsi="Roboto"/>
+          <w:sz w:val="22"/>
+          <w:szCs w:val="22"/>
+          <w:lang w:val="fr-FR"/>
+        </w:rPr>
+        <w:br/>
+      </w:r>
+      <w:r>
+        <w:rPr>
+          <w:rStyle w:val="Strong"/>
+          <w:rFonts w:ascii="Roboto" w:hAnsi="Roboto"/>
+          <w:sz w:val="22"/>
+          <w:szCs w:val="22"/>
+          <w:lang w:val="fr-FR"/>
+        </w:rPr>
+        <w:t>Latitude, longitude (LAT, LONG)</w:t>
+      </w:r>
+      <w:r>
+        <w:rPr>
+          <w:rFonts w:ascii="Roboto" w:hAnsi="Roboto"/>
+          <w:sz w:val="22"/>
+          <w:szCs w:val="22"/>
+          <w:lang w:val="fr-FR"/>
+        </w:rPr>
+        <w:t xml:space="preserve"> : latitude, longitude</w:t>
+      </w:r>
+      <w:r>
+        <w:rPr>
+          <w:rFonts w:ascii="Roboto" w:hAnsi="Roboto"/>
+          <w:sz w:val="22"/>
+          <w:szCs w:val="22"/>
+          <w:lang w:val="fr-FR"/>
+        </w:rPr>
+        <w:br/>
+      </w:r>
+      <w:r>
+        <w:rPr>
+          <w:rStyle w:val="Strong"/>
+          <w:rFonts w:ascii="Roboto" w:hAnsi="Roboto"/>
+          <w:sz w:val="22"/>
+          <w:szCs w:val="22"/>
+          <w:lang w:val="fr-FR"/>
+        </w:rPr>
+        <w:t>Light</w:t>
+      </w:r>
+      <w:r>
+        <w:rPr>
+          <w:rFonts w:ascii="Roboto" w:hAnsi="Roboto"/>
+          <w:sz w:val="22"/>
+          <w:szCs w:val="22"/>
+          <w:lang w:val="fr-FR"/>
+        </w:rPr>
+        <w:t xml:space="preserve"> : léger</w:t>
+      </w:r>
+      <w:r>
+        <w:rPr>
+          <w:rFonts w:ascii="Roboto" w:hAnsi="Roboto"/>
+          <w:sz w:val="22"/>
+          <w:szCs w:val="22"/>
+          <w:lang w:val="fr-FR"/>
+        </w:rPr>
+        <w:br/>
+      </w:r>
+      <w:r>
+        <w:rPr>
+          <w:rStyle w:val="Strong"/>
+          <w:rFonts w:ascii="Roboto" w:hAnsi="Roboto"/>
+          <w:sz w:val="22"/>
+          <w:szCs w:val="22"/>
+          <w:lang w:val="fr-FR"/>
+        </w:rPr>
+        <w:t>Lightning</w:t>
+      </w:r>
+      <w:r>
+        <w:rPr>
+          <w:rFonts w:ascii="Roboto" w:hAnsi="Roboto"/>
+          <w:sz w:val="22"/>
+          <w:szCs w:val="22"/>
+          <w:lang w:val="fr-FR"/>
+        </w:rPr>
+        <w:t xml:space="preserve"> : éclair</w:t>
+      </w:r>
+      <w:r>
+        <w:rPr>
+          <w:rFonts w:ascii="Roboto" w:hAnsi="Roboto"/>
+          <w:sz w:val="22"/>
+          <w:szCs w:val="22"/>
+          <w:lang w:val="fr-FR"/>
+        </w:rPr>
+        <w:br/>
+      </w:r>
+      <w:r>
+        <w:rPr>
+          <w:rStyle w:val="Strong"/>
+          <w:rFonts w:ascii="Roboto" w:hAnsi="Roboto"/>
+          <w:sz w:val="22"/>
+          <w:szCs w:val="22"/>
+          <w:lang w:val="fr-FR"/>
+        </w:rPr>
+        <w:t>Line squall</w:t>
+      </w:r>
+      <w:r>
+        <w:rPr>
+          <w:rFonts w:ascii="Roboto" w:hAnsi="Roboto"/>
+          <w:sz w:val="22"/>
+          <w:szCs w:val="22"/>
+          <w:lang w:val="fr-FR"/>
+        </w:rPr>
+        <w:t xml:space="preserve"> : ligne de grains</w:t>
+      </w:r>
+      <w:r>
+        <w:rPr>
+          <w:rFonts w:ascii="Roboto" w:hAnsi="Roboto"/>
+          <w:sz w:val="22"/>
+          <w:szCs w:val="22"/>
+          <w:lang w:val="fr-FR"/>
+        </w:rPr>
+        <w:br/>
+      </w:r>
+      <w:r>
+        <w:rPr>
+          <w:rStyle w:val="Strong"/>
+          <w:rFonts w:ascii="Roboto" w:hAnsi="Roboto"/>
+          <w:sz w:val="22"/>
+          <w:szCs w:val="22"/>
+          <w:lang w:val="fr-FR"/>
+        </w:rPr>
+        <w:lastRenderedPageBreak/>
+        <w:t>Locally (LOC)</w:t>
+      </w:r>
+      <w:r>
+        <w:rPr>
+          <w:rFonts w:ascii="Roboto" w:hAnsi="Roboto"/>
+          <w:sz w:val="22"/>
+          <w:szCs w:val="22"/>
+          <w:lang w:val="fr-FR"/>
+        </w:rPr>
+        <w:t xml:space="preserve"> : localement</w:t>
+      </w:r>
+      <w:r>
+        <w:rPr>
+          <w:rFonts w:ascii="Roboto" w:hAnsi="Roboto"/>
+          <w:sz w:val="22"/>
+          <w:szCs w:val="22"/>
+          <w:lang w:val="fr-FR"/>
+        </w:rPr>
+        <w:br/>
+      </w:r>
+      <w:r>
+        <w:rPr>
+          <w:rStyle w:val="Strong"/>
+          <w:rFonts w:ascii="Roboto" w:hAnsi="Roboto"/>
+          <w:sz w:val="22"/>
+          <w:szCs w:val="22"/>
+          <w:lang w:val="fr-FR"/>
+        </w:rPr>
+        <w:t>Low (pressure)</w:t>
+      </w:r>
+      <w:r>
+        <w:rPr>
+          <w:rFonts w:ascii="Roboto" w:hAnsi="Roboto"/>
+          <w:sz w:val="22"/>
+          <w:szCs w:val="22"/>
+          <w:lang w:val="fr-FR"/>
+        </w:rPr>
+        <w:t xml:space="preserve"> : basse pression ou dépression</w:t>
+      </w:r>
+    </w:p>
+    <w:p>
+      <w:pPr>
+        <w:pStyle w:val="NormalWeb"/>
+        <w:spacing w:after="240" w:afterAutospacing="0"/>
+        <w:rPr>
+          <w:rFonts w:ascii="Roboto" w:hAnsi="Roboto"/>
+          <w:sz w:val="22"/>
+          <w:szCs w:val="22"/>
+          <w:lang w:val="fr-FR"/>
+        </w:rPr>
+      </w:pPr>
+      <w:bookmarkStart w:id="11" w:name="M"/>
+      <w:bookmarkEnd w:id="11"/>
+      <w:r>
+        <w:rPr>
+          <w:rStyle w:val="lettre"/>
+          <w:rFonts w:ascii="Roboto" w:hAnsi="Roboto"/>
+          <w:sz w:val="22"/>
+          <w:szCs w:val="22"/>
+          <w:lang w:val="fr-FR"/>
+        </w:rPr>
+        <w:t>M</w:t>
+      </w:r>
+      <w:r>
+        <w:rPr>
+          <w:rFonts w:ascii="Roboto" w:hAnsi="Roboto"/>
+          <w:sz w:val="22"/>
+          <w:szCs w:val="22"/>
+          <w:lang w:val="fr-FR"/>
+        </w:rPr>
+        <w:br/>
+      </w:r>
+      <w:r>
+        <w:rPr>
+          <w:rStyle w:val="Strong"/>
+          <w:rFonts w:ascii="Roboto" w:hAnsi="Roboto"/>
+          <w:sz w:val="22"/>
+          <w:szCs w:val="22"/>
+          <w:lang w:val="fr-FR"/>
+        </w:rPr>
+        <w:t xml:space="preserve">Mist </w:t>
+      </w:r>
+      <w:r>
+        <w:rPr>
+          <w:rFonts w:ascii="Roboto" w:hAnsi="Roboto"/>
+          <w:sz w:val="22"/>
+          <w:szCs w:val="22"/>
+          <w:lang w:val="fr-FR"/>
+        </w:rPr>
+        <w:t>: brume</w:t>
+      </w:r>
+      <w:r>
+        <w:rPr>
+          <w:rFonts w:ascii="Roboto" w:hAnsi="Roboto"/>
+          <w:sz w:val="22"/>
+          <w:szCs w:val="22"/>
+          <w:lang w:val="fr-FR"/>
+        </w:rPr>
+        <w:br/>
+      </w:r>
+      <w:proofErr w:type="spellStart"/>
+      <w:r>
+        <w:rPr>
+          <w:rStyle w:val="Strong"/>
+          <w:rFonts w:ascii="Roboto" w:hAnsi="Roboto"/>
+          <w:sz w:val="22"/>
+          <w:szCs w:val="22"/>
+          <w:lang w:val="fr-FR"/>
+        </w:rPr>
+        <w:t>Moderate</w:t>
+      </w:r>
+      <w:proofErr w:type="spellEnd"/>
+      <w:r>
+        <w:rPr>
+          <w:rStyle w:val="Strong"/>
+          <w:rFonts w:ascii="Roboto" w:hAnsi="Roboto"/>
+          <w:sz w:val="22"/>
+          <w:szCs w:val="22"/>
+          <w:lang w:val="fr-FR"/>
+        </w:rPr>
+        <w:t xml:space="preserve"> (</w:t>
+      </w:r>
+      <w:proofErr w:type="spellStart"/>
+      <w:r>
+        <w:rPr>
+          <w:rStyle w:val="Strong"/>
+          <w:rFonts w:ascii="Roboto" w:hAnsi="Roboto"/>
+          <w:sz w:val="22"/>
+          <w:szCs w:val="22"/>
+          <w:lang w:val="fr-FR"/>
+        </w:rPr>
+        <w:t>sea</w:t>
+      </w:r>
+      <w:proofErr w:type="spellEnd"/>
+      <w:r>
+        <w:rPr>
+          <w:rStyle w:val="Strong"/>
+          <w:rFonts w:ascii="Roboto" w:hAnsi="Roboto"/>
+          <w:sz w:val="22"/>
+          <w:szCs w:val="22"/>
+          <w:lang w:val="fr-FR"/>
+        </w:rPr>
+        <w:t xml:space="preserve">) (MOD) </w:t>
+      </w:r>
+      <w:r>
+        <w:rPr>
+          <w:rFonts w:ascii="Roboto" w:hAnsi="Roboto"/>
+          <w:sz w:val="22"/>
+          <w:szCs w:val="22"/>
+          <w:lang w:val="fr-FR"/>
+        </w:rPr>
+        <w:t>: agitée (mer)</w:t>
+      </w:r>
+      <w:r>
+        <w:rPr>
+          <w:rFonts w:ascii="Roboto" w:hAnsi="Roboto"/>
+          <w:sz w:val="22"/>
+          <w:szCs w:val="22"/>
+          <w:lang w:val="fr-FR"/>
+        </w:rPr>
+        <w:br/>
+      </w:r>
+      <w:r>
+        <w:rPr>
+          <w:rStyle w:val="Strong"/>
+          <w:rFonts w:ascii="Roboto" w:hAnsi="Roboto"/>
+          <w:sz w:val="22"/>
+          <w:szCs w:val="22"/>
+          <w:lang w:val="fr-FR"/>
+        </w:rPr>
+        <w:t>Mostly</w:t>
+      </w:r>
+      <w:r>
+        <w:rPr>
+          <w:rFonts w:ascii="Roboto" w:hAnsi="Roboto"/>
+          <w:sz w:val="22"/>
+          <w:szCs w:val="22"/>
+          <w:lang w:val="fr-FR"/>
+        </w:rPr>
+        <w:t xml:space="preserve"> : principalement</w:t>
+      </w:r>
+      <w:r>
+        <w:rPr>
+          <w:rFonts w:ascii="Roboto" w:hAnsi="Roboto"/>
+          <w:sz w:val="22"/>
+          <w:szCs w:val="22"/>
+          <w:lang w:val="fr-FR"/>
+        </w:rPr>
+        <w:br/>
+      </w:r>
+      <w:r>
+        <w:rPr>
+          <w:rStyle w:val="Strong"/>
+          <w:rFonts w:ascii="Roboto" w:hAnsi="Roboto"/>
+          <w:sz w:val="22"/>
+          <w:szCs w:val="22"/>
+          <w:lang w:val="fr-FR"/>
+        </w:rPr>
+        <w:t>Move (to), Moving (MOV, MVG)</w:t>
+      </w:r>
+      <w:r>
+        <w:rPr>
+          <w:rFonts w:ascii="Roboto" w:hAnsi="Roboto"/>
+          <w:sz w:val="22"/>
+          <w:szCs w:val="22"/>
+          <w:lang w:val="fr-FR"/>
+        </w:rPr>
+        <w:t xml:space="preserve"> : déplacer (se), se déplaçant</w:t>
+      </w:r>
+    </w:p>
+    <w:p>
+      <w:pPr>
+        <w:pStyle w:val="NormalWeb"/>
+        <w:spacing w:after="240" w:afterAutospacing="0"/>
+        <w:rPr>
+          <w:rFonts w:ascii="Roboto" w:hAnsi="Roboto"/>
+          <w:sz w:val="22"/>
+          <w:szCs w:val="22"/>
+          <w:lang w:val="fr-FR"/>
+        </w:rPr>
+      </w:pPr>
+      <w:bookmarkStart w:id="12" w:name="N"/>
+      <w:bookmarkEnd w:id="12"/>
+      <w:r>
+        <w:rPr>
+          <w:rStyle w:val="lettre"/>
+          <w:rFonts w:ascii="Roboto" w:hAnsi="Roboto"/>
+          <w:sz w:val="22"/>
+          <w:szCs w:val="22"/>
+          <w:lang w:val="fr-FR"/>
+        </w:rPr>
+        <w:t>N</w:t>
+      </w:r>
+      <w:r>
+        <w:rPr>
+          <w:rFonts w:ascii="Roboto" w:hAnsi="Roboto"/>
+          <w:sz w:val="22"/>
+          <w:szCs w:val="22"/>
+          <w:lang w:val="fr-FR"/>
+        </w:rPr>
+        <w:br/>
+      </w:r>
+      <w:r>
+        <w:rPr>
+          <w:rStyle w:val="Strong"/>
+          <w:rFonts w:ascii="Roboto" w:hAnsi="Roboto"/>
+          <w:sz w:val="22"/>
+          <w:szCs w:val="22"/>
+          <w:lang w:val="fr-FR"/>
+        </w:rPr>
+        <w:t xml:space="preserve">Nautical mile </w:t>
+      </w:r>
+      <w:r>
+        <w:rPr>
+          <w:rFonts w:ascii="Roboto" w:hAnsi="Roboto"/>
+          <w:sz w:val="22"/>
+          <w:szCs w:val="22"/>
+          <w:lang w:val="fr-FR"/>
+        </w:rPr>
+        <w:t>: mille marin c.a.d. 1852 m</w:t>
+      </w:r>
+      <w:r>
+        <w:rPr>
+          <w:rFonts w:ascii="Roboto" w:hAnsi="Roboto"/>
+          <w:sz w:val="22"/>
+          <w:szCs w:val="22"/>
+          <w:lang w:val="fr-FR"/>
+        </w:rPr>
+        <w:br/>
+      </w:r>
+      <w:r>
+        <w:rPr>
+          <w:rStyle w:val="Strong"/>
+          <w:rFonts w:ascii="Roboto" w:hAnsi="Roboto"/>
+          <w:sz w:val="22"/>
+          <w:szCs w:val="22"/>
+          <w:lang w:val="fr-FR"/>
+        </w:rPr>
+        <w:t xml:space="preserve">Near gale </w:t>
+      </w:r>
+      <w:r>
+        <w:rPr>
+          <w:rFonts w:ascii="Roboto" w:hAnsi="Roboto"/>
+          <w:sz w:val="22"/>
+          <w:szCs w:val="22"/>
+          <w:lang w:val="fr-FR"/>
+        </w:rPr>
+        <w:t>: grand frais</w:t>
+      </w:r>
+      <w:r>
+        <w:rPr>
+          <w:rFonts w:ascii="Roboto" w:hAnsi="Roboto"/>
+          <w:sz w:val="22"/>
+          <w:szCs w:val="22"/>
+          <w:lang w:val="fr-FR"/>
+        </w:rPr>
+        <w:br/>
+      </w:r>
+      <w:r>
+        <w:rPr>
+          <w:rStyle w:val="Strong"/>
+          <w:rFonts w:ascii="Roboto" w:hAnsi="Roboto"/>
+          <w:sz w:val="22"/>
+          <w:szCs w:val="22"/>
+          <w:lang w:val="fr-FR"/>
+        </w:rPr>
+        <w:t xml:space="preserve">Next (NXT) </w:t>
+      </w:r>
+      <w:r>
+        <w:rPr>
+          <w:rFonts w:ascii="Roboto" w:hAnsi="Roboto"/>
+          <w:sz w:val="22"/>
+          <w:szCs w:val="22"/>
+          <w:lang w:val="fr-FR"/>
+        </w:rPr>
+        <w:t>: prochain</w:t>
+      </w:r>
+      <w:r>
+        <w:rPr>
+          <w:rFonts w:ascii="Roboto" w:hAnsi="Roboto"/>
+          <w:sz w:val="22"/>
+          <w:szCs w:val="22"/>
+          <w:lang w:val="fr-FR"/>
+        </w:rPr>
+        <w:br/>
+      </w:r>
+      <w:r>
+        <w:rPr>
+          <w:rStyle w:val="Strong"/>
+          <w:rFonts w:ascii="Roboto" w:hAnsi="Roboto"/>
+          <w:sz w:val="22"/>
+          <w:szCs w:val="22"/>
+          <w:lang w:val="fr-FR"/>
+        </w:rPr>
+        <w:t>Night</w:t>
+      </w:r>
+      <w:r>
+        <w:rPr>
+          <w:rFonts w:ascii="Roboto" w:hAnsi="Roboto"/>
+          <w:sz w:val="22"/>
+          <w:szCs w:val="22"/>
+          <w:lang w:val="fr-FR"/>
+        </w:rPr>
+        <w:t xml:space="preserve"> : nuit</w:t>
+      </w:r>
+      <w:r>
+        <w:rPr>
+          <w:rFonts w:ascii="Roboto" w:hAnsi="Roboto"/>
+          <w:sz w:val="22"/>
+          <w:szCs w:val="22"/>
+          <w:lang w:val="fr-FR"/>
+        </w:rPr>
+        <w:br/>
+      </w:r>
+      <w:r>
+        <w:rPr>
+          <w:rStyle w:val="Strong"/>
+          <w:rFonts w:ascii="Roboto" w:hAnsi="Roboto"/>
+          <w:sz w:val="22"/>
+          <w:szCs w:val="22"/>
+          <w:lang w:val="fr-FR"/>
+        </w:rPr>
+        <w:t>No Change (NC)</w:t>
+      </w:r>
+      <w:r>
+        <w:rPr>
+          <w:rFonts w:ascii="Roboto" w:hAnsi="Roboto"/>
+          <w:sz w:val="22"/>
+          <w:szCs w:val="22"/>
+          <w:lang w:val="fr-FR"/>
+        </w:rPr>
+        <w:t xml:space="preserve"> : sans changement</w:t>
+      </w:r>
+      <w:r>
+        <w:rPr>
+          <w:rFonts w:ascii="Roboto" w:hAnsi="Roboto"/>
+          <w:sz w:val="22"/>
+          <w:szCs w:val="22"/>
+          <w:lang w:val="fr-FR"/>
+        </w:rPr>
+        <w:br/>
+      </w:r>
+      <w:r>
+        <w:rPr>
+          <w:rStyle w:val="Strong"/>
+          <w:rFonts w:ascii="Roboto" w:hAnsi="Roboto"/>
+          <w:sz w:val="22"/>
+          <w:szCs w:val="22"/>
+          <w:lang w:val="fr-FR"/>
+        </w:rPr>
+        <w:t>No significant change</w:t>
+      </w:r>
+      <w:r>
+        <w:rPr>
+          <w:rFonts w:ascii="Roboto" w:hAnsi="Roboto"/>
+          <w:sz w:val="22"/>
+          <w:szCs w:val="22"/>
+          <w:lang w:val="fr-FR"/>
+        </w:rPr>
+        <w:t xml:space="preserve"> : pas de changement significatif</w:t>
+      </w:r>
+    </w:p>
+    <w:p>
+      <w:pPr>
+        <w:pStyle w:val="NormalWeb"/>
+        <w:spacing w:after="240" w:afterAutospacing="0"/>
+        <w:rPr>
+          <w:rFonts w:ascii="Roboto" w:hAnsi="Roboto"/>
+          <w:sz w:val="22"/>
+          <w:szCs w:val="22"/>
+          <w:lang w:val="fr-FR"/>
+        </w:rPr>
+      </w:pPr>
+      <w:bookmarkStart w:id="13" w:name="O"/>
+      <w:bookmarkEnd w:id="13"/>
+      <w:r>
+        <w:rPr>
+          <w:rStyle w:val="lettre"/>
+          <w:rFonts w:ascii="Roboto" w:hAnsi="Roboto"/>
+          <w:sz w:val="22"/>
+          <w:szCs w:val="22"/>
+          <w:lang w:val="fr-FR"/>
+        </w:rPr>
+        <w:t>O</w:t>
+      </w:r>
+      <w:r>
+        <w:rPr>
+          <w:rFonts w:ascii="Roboto" w:hAnsi="Roboto"/>
+          <w:sz w:val="22"/>
+          <w:szCs w:val="22"/>
+          <w:lang w:val="fr-FR"/>
+        </w:rPr>
+        <w:br/>
+      </w:r>
+      <w:r>
+        <w:rPr>
+          <w:rStyle w:val="Strong"/>
+          <w:rFonts w:ascii="Roboto" w:hAnsi="Roboto"/>
+          <w:sz w:val="22"/>
+          <w:szCs w:val="22"/>
+          <w:lang w:val="fr-FR"/>
+        </w:rPr>
+        <w:t xml:space="preserve">Offshore </w:t>
+      </w:r>
+      <w:r>
+        <w:rPr>
+          <w:rFonts w:ascii="Roboto" w:hAnsi="Roboto"/>
+          <w:sz w:val="22"/>
+          <w:szCs w:val="22"/>
+          <w:lang w:val="fr-FR"/>
+        </w:rPr>
+        <w:t>: au large</w:t>
+      </w:r>
+      <w:r>
+        <w:rPr>
+          <w:rFonts w:ascii="Roboto" w:hAnsi="Roboto"/>
+          <w:sz w:val="22"/>
+          <w:szCs w:val="22"/>
+          <w:lang w:val="fr-FR"/>
+        </w:rPr>
+        <w:br/>
+      </w:r>
+      <w:r>
+        <w:rPr>
+          <w:rStyle w:val="Strong"/>
+          <w:rFonts w:ascii="Roboto" w:hAnsi="Roboto"/>
+          <w:sz w:val="22"/>
+          <w:szCs w:val="22"/>
+          <w:lang w:val="fr-FR"/>
+        </w:rPr>
+        <w:t xml:space="preserve">Occlusion </w:t>
+      </w:r>
+      <w:r>
+        <w:rPr>
+          <w:rFonts w:ascii="Roboto" w:hAnsi="Roboto"/>
+          <w:sz w:val="22"/>
+          <w:szCs w:val="22"/>
+          <w:lang w:val="fr-FR"/>
+        </w:rPr>
+        <w:t>: occlusion, front occlus résultant de la réunion d'un front chaud et d'un front froid</w:t>
+      </w:r>
+      <w:r>
+        <w:rPr>
+          <w:rFonts w:ascii="Roboto" w:hAnsi="Roboto"/>
+          <w:sz w:val="22"/>
+          <w:szCs w:val="22"/>
+          <w:lang w:val="fr-FR"/>
+        </w:rPr>
+        <w:br/>
+      </w:r>
+      <w:r>
+        <w:rPr>
+          <w:rStyle w:val="Strong"/>
+          <w:rFonts w:ascii="Roboto" w:hAnsi="Roboto"/>
+          <w:sz w:val="22"/>
+          <w:szCs w:val="22"/>
+          <w:lang w:val="fr-FR"/>
+        </w:rPr>
+        <w:t xml:space="preserve">Ondulated (or waving) front </w:t>
+      </w:r>
+      <w:r>
+        <w:rPr>
+          <w:rFonts w:ascii="Roboto" w:hAnsi="Roboto"/>
+          <w:sz w:val="22"/>
+          <w:szCs w:val="22"/>
+          <w:lang w:val="fr-FR"/>
+        </w:rPr>
+        <w:t>: front froid ondulant, risque de creusement d'une petite dépression au sommet de l'ondulation</w:t>
+      </w:r>
+      <w:r>
+        <w:rPr>
+          <w:rFonts w:ascii="Roboto" w:hAnsi="Roboto"/>
+          <w:sz w:val="22"/>
+          <w:szCs w:val="22"/>
+          <w:lang w:val="fr-FR"/>
+        </w:rPr>
+        <w:br/>
+      </w:r>
+      <w:r>
+        <w:rPr>
+          <w:rStyle w:val="Strong"/>
+          <w:rFonts w:ascii="Roboto" w:hAnsi="Roboto"/>
+          <w:sz w:val="22"/>
+          <w:szCs w:val="22"/>
+          <w:lang w:val="fr-FR"/>
+        </w:rPr>
+        <w:t xml:space="preserve">Outlook </w:t>
+      </w:r>
+      <w:r>
+        <w:rPr>
+          <w:rFonts w:ascii="Roboto" w:hAnsi="Roboto"/>
+          <w:sz w:val="22"/>
+          <w:szCs w:val="22"/>
+          <w:lang w:val="fr-FR"/>
+        </w:rPr>
+        <w:t>: prévision</w:t>
+      </w:r>
+      <w:r>
+        <w:rPr>
+          <w:rFonts w:ascii="Roboto" w:hAnsi="Roboto"/>
+          <w:sz w:val="22"/>
+          <w:szCs w:val="22"/>
+          <w:lang w:val="fr-FR"/>
+        </w:rPr>
+        <w:br/>
+      </w:r>
+      <w:r>
+        <w:rPr>
+          <w:rStyle w:val="Strong"/>
+          <w:rFonts w:ascii="Roboto" w:hAnsi="Roboto"/>
+          <w:sz w:val="22"/>
+          <w:szCs w:val="22"/>
+          <w:lang w:val="fr-FR"/>
+        </w:rPr>
+        <w:t xml:space="preserve">Overcast </w:t>
+      </w:r>
+      <w:r>
+        <w:rPr>
+          <w:rFonts w:ascii="Roboto" w:hAnsi="Roboto"/>
+          <w:sz w:val="22"/>
+          <w:szCs w:val="22"/>
+          <w:lang w:val="fr-FR"/>
+        </w:rPr>
+        <w:t>: couvert (ciel)</w:t>
+      </w:r>
+      <w:r>
+        <w:rPr>
+          <w:rFonts w:ascii="Roboto" w:hAnsi="Roboto"/>
+          <w:sz w:val="22"/>
+          <w:szCs w:val="22"/>
+          <w:lang w:val="fr-FR"/>
+        </w:rPr>
+        <w:br/>
+      </w:r>
+      <w:r>
+        <w:rPr>
+          <w:rStyle w:val="Strong"/>
+          <w:rFonts w:ascii="Roboto" w:hAnsi="Roboto"/>
+          <w:sz w:val="22"/>
+          <w:szCs w:val="22"/>
+          <w:lang w:val="fr-FR"/>
+        </w:rPr>
+        <w:t xml:space="preserve">Overnight </w:t>
+      </w:r>
+      <w:r>
+        <w:rPr>
+          <w:rFonts w:ascii="Roboto" w:hAnsi="Roboto"/>
+          <w:sz w:val="22"/>
+          <w:szCs w:val="22"/>
+          <w:lang w:val="fr-FR"/>
+        </w:rPr>
+        <w:t>: pendant la nuit</w:t>
+      </w:r>
+    </w:p>
+    <w:p>
+      <w:pPr>
+        <w:pStyle w:val="NormalWeb"/>
+        <w:spacing w:after="240" w:afterAutospacing="0"/>
+        <w:rPr>
+          <w:rFonts w:ascii="Roboto" w:hAnsi="Roboto"/>
+          <w:sz w:val="22"/>
+          <w:szCs w:val="22"/>
+          <w:lang w:val="fr-FR"/>
+        </w:rPr>
+      </w:pPr>
+      <w:bookmarkStart w:id="14" w:name="P"/>
+      <w:bookmarkEnd w:id="14"/>
+      <w:r>
+        <w:rPr>
+          <w:rStyle w:val="lettre"/>
+          <w:rFonts w:ascii="Roboto" w:hAnsi="Roboto"/>
+          <w:sz w:val="22"/>
+          <w:szCs w:val="22"/>
+          <w:lang w:val="fr-FR"/>
+        </w:rPr>
+        <w:t>P</w:t>
+      </w:r>
+      <w:r>
+        <w:rPr>
+          <w:rFonts w:ascii="Roboto" w:hAnsi="Roboto"/>
+          <w:sz w:val="22"/>
+          <w:szCs w:val="22"/>
+          <w:lang w:val="fr-FR"/>
+        </w:rPr>
+        <w:br/>
+      </w:r>
+      <w:r>
+        <w:rPr>
+          <w:rStyle w:val="Strong"/>
+          <w:rFonts w:ascii="Roboto" w:hAnsi="Roboto"/>
+          <w:sz w:val="22"/>
+          <w:szCs w:val="22"/>
+          <w:lang w:val="fr-FR"/>
+        </w:rPr>
+        <w:t>Patches</w:t>
+      </w:r>
+      <w:r>
+        <w:rPr>
+          <w:rFonts w:ascii="Roboto" w:hAnsi="Roboto"/>
+          <w:sz w:val="22"/>
+          <w:szCs w:val="22"/>
+          <w:lang w:val="fr-FR"/>
+        </w:rPr>
+        <w:t xml:space="preserve"> : zones, bancs (de brume)</w:t>
+      </w:r>
+      <w:r>
+        <w:rPr>
+          <w:rFonts w:ascii="Roboto" w:hAnsi="Roboto"/>
+          <w:sz w:val="22"/>
+          <w:szCs w:val="22"/>
+          <w:lang w:val="fr-FR"/>
+        </w:rPr>
+        <w:br/>
+      </w:r>
+      <w:r>
+        <w:rPr>
+          <w:rStyle w:val="Strong"/>
+          <w:rFonts w:ascii="Roboto" w:hAnsi="Roboto"/>
+          <w:sz w:val="22"/>
+          <w:szCs w:val="22"/>
+          <w:lang w:val="fr-FR"/>
+        </w:rPr>
+        <w:t>Poor (</w:t>
+      </w:r>
+      <w:proofErr w:type="spellStart"/>
+      <w:r>
+        <w:rPr>
+          <w:rStyle w:val="Strong"/>
+          <w:rFonts w:ascii="Roboto" w:hAnsi="Roboto"/>
+          <w:sz w:val="22"/>
+          <w:szCs w:val="22"/>
+          <w:lang w:val="fr-FR"/>
+        </w:rPr>
+        <w:t>visibility</w:t>
+      </w:r>
+      <w:proofErr w:type="spellEnd"/>
+      <w:r>
+        <w:rPr>
+          <w:rStyle w:val="Strong"/>
+          <w:rFonts w:ascii="Roboto" w:hAnsi="Roboto"/>
+          <w:sz w:val="22"/>
+          <w:szCs w:val="22"/>
+          <w:lang w:val="fr-FR"/>
+        </w:rPr>
+        <w:t>)</w:t>
+      </w:r>
+      <w:r>
+        <w:rPr>
+          <w:rFonts w:ascii="Roboto" w:hAnsi="Roboto"/>
+          <w:sz w:val="22"/>
+          <w:szCs w:val="22"/>
+          <w:lang w:val="fr-FR"/>
+        </w:rPr>
+        <w:t xml:space="preserve"> : mauvais</w:t>
+      </w:r>
+      <w:r>
+        <w:rPr>
+          <w:rFonts w:ascii="Roboto" w:hAnsi="Roboto"/>
+          <w:sz w:val="22"/>
+          <w:szCs w:val="22"/>
+          <w:lang w:val="fr-FR"/>
+        </w:rPr>
+        <w:br/>
+      </w:r>
+      <w:r>
+        <w:rPr>
+          <w:rStyle w:val="Strong"/>
+          <w:rFonts w:ascii="Roboto" w:hAnsi="Roboto"/>
+          <w:sz w:val="22"/>
+          <w:szCs w:val="22"/>
+          <w:lang w:val="fr-FR"/>
+        </w:rPr>
+        <w:t>Pressure</w:t>
+      </w:r>
+      <w:r>
+        <w:rPr>
+          <w:rFonts w:ascii="Roboto" w:hAnsi="Roboto"/>
+          <w:sz w:val="22"/>
+          <w:szCs w:val="22"/>
+          <w:lang w:val="fr-FR"/>
+        </w:rPr>
+        <w:t xml:space="preserve"> : pression</w:t>
+      </w:r>
+      <w:r>
+        <w:rPr>
+          <w:rFonts w:ascii="Roboto" w:hAnsi="Roboto"/>
+          <w:sz w:val="22"/>
+          <w:szCs w:val="22"/>
+          <w:lang w:val="fr-FR"/>
+        </w:rPr>
+        <w:br/>
+      </w:r>
+      <w:r>
+        <w:rPr>
+          <w:rStyle w:val="Strong"/>
+          <w:rFonts w:ascii="Roboto" w:hAnsi="Roboto"/>
+          <w:sz w:val="22"/>
+          <w:szCs w:val="22"/>
+          <w:lang w:val="fr-FR"/>
+        </w:rPr>
+        <w:t>Pressure gradient</w:t>
+      </w:r>
+      <w:r>
+        <w:rPr>
+          <w:rFonts w:ascii="Roboto" w:hAnsi="Roboto"/>
+          <w:sz w:val="22"/>
+          <w:szCs w:val="22"/>
+          <w:lang w:val="fr-FR"/>
+        </w:rPr>
+        <w:t xml:space="preserve"> : gradient de pression, variation spatiale de la pression</w:t>
+      </w:r>
+      <w:r>
+        <w:rPr>
+          <w:rFonts w:ascii="Roboto" w:hAnsi="Roboto"/>
+          <w:sz w:val="22"/>
+          <w:szCs w:val="22"/>
+          <w:lang w:val="fr-FR"/>
+        </w:rPr>
+        <w:br/>
+      </w:r>
+      <w:r>
+        <w:rPr>
+          <w:rStyle w:val="Strong"/>
+          <w:rFonts w:ascii="Roboto" w:hAnsi="Roboto"/>
+          <w:sz w:val="22"/>
+          <w:szCs w:val="22"/>
+          <w:lang w:val="fr-FR"/>
+        </w:rPr>
+        <w:t>Prevailing wind</w:t>
+      </w:r>
+      <w:r>
+        <w:rPr>
+          <w:rFonts w:ascii="Roboto" w:hAnsi="Roboto"/>
+          <w:sz w:val="22"/>
+          <w:szCs w:val="22"/>
+          <w:lang w:val="fr-FR"/>
+        </w:rPr>
+        <w:t xml:space="preserve"> : vent dominant</w:t>
+      </w:r>
+    </w:p>
+    <w:p>
+      <w:pPr>
+        <w:pStyle w:val="NormalWeb"/>
+        <w:spacing w:after="240" w:afterAutospacing="0"/>
+        <w:rPr>
+          <w:rFonts w:ascii="Roboto" w:hAnsi="Roboto"/>
+          <w:sz w:val="22"/>
+          <w:szCs w:val="22"/>
+          <w:lang w:val="fr-FR"/>
+        </w:rPr>
+      </w:pPr>
+      <w:bookmarkStart w:id="15" w:name="Q"/>
+      <w:bookmarkEnd w:id="15"/>
+      <w:r>
+        <w:rPr>
+          <w:rStyle w:val="lettre"/>
+          <w:rFonts w:ascii="Roboto" w:hAnsi="Roboto"/>
+          <w:sz w:val="22"/>
+          <w:szCs w:val="22"/>
+          <w:lang w:val="fr-FR"/>
+        </w:rPr>
+        <w:t>Q</w:t>
+      </w:r>
+      <w:r>
+        <w:rPr>
+          <w:rFonts w:ascii="Roboto" w:hAnsi="Roboto"/>
+          <w:sz w:val="22"/>
+          <w:szCs w:val="22"/>
+          <w:lang w:val="fr-FR"/>
+        </w:rPr>
+        <w:br/>
+      </w:r>
+      <w:r>
+        <w:rPr>
+          <w:rStyle w:val="Strong"/>
+          <w:rFonts w:ascii="Roboto" w:hAnsi="Roboto"/>
+          <w:sz w:val="22"/>
+          <w:szCs w:val="22"/>
+          <w:lang w:val="fr-FR"/>
+        </w:rPr>
+        <w:t xml:space="preserve">Quickly (QCKY) </w:t>
+      </w:r>
+      <w:r>
+        <w:rPr>
+          <w:rFonts w:ascii="Roboto" w:hAnsi="Roboto"/>
+          <w:sz w:val="22"/>
+          <w:szCs w:val="22"/>
+          <w:lang w:val="fr-FR"/>
+        </w:rPr>
+        <w:t xml:space="preserve">: rapidement </w:t>
+      </w:r>
+    </w:p>
+    <w:p>
+      <w:pPr>
+        <w:pStyle w:val="NormalWeb"/>
+        <w:spacing w:after="240" w:afterAutospacing="0"/>
+        <w:rPr>
+          <w:rFonts w:ascii="Roboto" w:hAnsi="Roboto"/>
+          <w:sz w:val="22"/>
+          <w:szCs w:val="22"/>
+          <w:lang w:val="fr-FR"/>
+        </w:rPr>
+      </w:pPr>
+      <w:bookmarkStart w:id="16" w:name="R"/>
+      <w:bookmarkEnd w:id="16"/>
+      <w:r>
+        <w:rPr>
+          <w:rStyle w:val="lettre"/>
+          <w:rFonts w:ascii="Roboto" w:hAnsi="Roboto"/>
+          <w:sz w:val="22"/>
+          <w:szCs w:val="22"/>
+          <w:lang w:val="fr-FR"/>
+        </w:rPr>
+        <w:t>R</w:t>
+      </w:r>
+      <w:r>
+        <w:rPr>
+          <w:rFonts w:ascii="Roboto" w:hAnsi="Roboto"/>
+          <w:sz w:val="22"/>
+          <w:szCs w:val="22"/>
+          <w:lang w:val="fr-FR"/>
+        </w:rPr>
+        <w:br/>
+      </w:r>
+      <w:r>
+        <w:rPr>
+          <w:rStyle w:val="Strong"/>
+          <w:rFonts w:ascii="Roboto" w:hAnsi="Roboto"/>
+          <w:sz w:val="22"/>
+          <w:szCs w:val="22"/>
+          <w:lang w:val="fr-FR"/>
+        </w:rPr>
+        <w:t xml:space="preserve">Rain </w:t>
+      </w:r>
+      <w:r>
+        <w:rPr>
+          <w:rFonts w:ascii="Roboto" w:hAnsi="Roboto"/>
+          <w:sz w:val="22"/>
+          <w:szCs w:val="22"/>
+          <w:lang w:val="fr-FR"/>
+        </w:rPr>
+        <w:t>: pluie</w:t>
+      </w:r>
+      <w:r>
+        <w:rPr>
+          <w:rFonts w:ascii="Roboto" w:hAnsi="Roboto"/>
+          <w:sz w:val="22"/>
+          <w:szCs w:val="22"/>
+          <w:lang w:val="fr-FR"/>
+        </w:rPr>
+        <w:br/>
+      </w:r>
+      <w:r>
+        <w:rPr>
+          <w:rStyle w:val="Strong"/>
+          <w:rFonts w:ascii="Roboto" w:hAnsi="Roboto"/>
+          <w:sz w:val="22"/>
+          <w:szCs w:val="22"/>
+          <w:lang w:val="fr-FR"/>
+        </w:rPr>
+        <w:t xml:space="preserve">Ridge </w:t>
+      </w:r>
+      <w:r>
+        <w:rPr>
+          <w:rFonts w:ascii="Roboto" w:hAnsi="Roboto"/>
+          <w:sz w:val="22"/>
+          <w:szCs w:val="22"/>
+          <w:lang w:val="fr-FR"/>
+        </w:rPr>
+        <w:t>: dorsale, axe de hautes pressions prolongeant un anticyclone</w:t>
+      </w:r>
+      <w:r>
+        <w:rPr>
+          <w:rFonts w:ascii="Roboto" w:hAnsi="Roboto"/>
+          <w:sz w:val="22"/>
+          <w:szCs w:val="22"/>
+          <w:lang w:val="fr-FR"/>
+        </w:rPr>
+        <w:br/>
+      </w:r>
+      <w:r>
+        <w:rPr>
+          <w:rStyle w:val="Strong"/>
+          <w:rFonts w:ascii="Roboto" w:hAnsi="Roboto"/>
+          <w:sz w:val="22"/>
+          <w:szCs w:val="22"/>
+          <w:lang w:val="fr-FR"/>
+        </w:rPr>
+        <w:t>Rippled (sea state)</w:t>
+      </w:r>
+      <w:r>
+        <w:rPr>
+          <w:rFonts w:ascii="Roboto" w:hAnsi="Roboto"/>
+          <w:sz w:val="22"/>
+          <w:szCs w:val="22"/>
+          <w:lang w:val="fr-FR"/>
+        </w:rPr>
+        <w:t xml:space="preserve"> : ridée, mer calme</w:t>
+      </w:r>
+      <w:r>
+        <w:rPr>
+          <w:rFonts w:ascii="Roboto" w:hAnsi="Roboto"/>
+          <w:sz w:val="22"/>
+          <w:szCs w:val="22"/>
+          <w:lang w:val="fr-FR"/>
+        </w:rPr>
+        <w:br/>
+      </w:r>
+      <w:r>
+        <w:rPr>
+          <w:rStyle w:val="Strong"/>
+          <w:rFonts w:ascii="Roboto" w:hAnsi="Roboto"/>
+          <w:sz w:val="22"/>
+          <w:szCs w:val="22"/>
+          <w:lang w:val="fr-FR"/>
+        </w:rPr>
+        <w:t xml:space="preserve">Rising, e.g. wind </w:t>
+      </w:r>
+      <w:r>
+        <w:rPr>
+          <w:rFonts w:ascii="Roboto" w:hAnsi="Roboto"/>
+          <w:sz w:val="22"/>
+          <w:szCs w:val="22"/>
+          <w:lang w:val="fr-FR"/>
+        </w:rPr>
+        <w:t>: augmenter ex. vent</w:t>
+      </w:r>
+      <w:r>
+        <w:rPr>
+          <w:rFonts w:ascii="Roboto" w:hAnsi="Roboto"/>
+          <w:sz w:val="22"/>
+          <w:szCs w:val="22"/>
+          <w:lang w:val="fr-FR"/>
+        </w:rPr>
+        <w:br/>
+      </w:r>
+      <w:r>
+        <w:rPr>
+          <w:rStyle w:val="Strong"/>
+          <w:rFonts w:ascii="Roboto" w:hAnsi="Roboto"/>
+          <w:sz w:val="22"/>
+          <w:szCs w:val="22"/>
+          <w:lang w:val="fr-FR"/>
+        </w:rPr>
+        <w:t xml:space="preserve">Rough </w:t>
+      </w:r>
+      <w:proofErr w:type="spellStart"/>
+      <w:r>
+        <w:rPr>
+          <w:rStyle w:val="Strong"/>
+          <w:rFonts w:ascii="Roboto" w:hAnsi="Roboto"/>
+          <w:sz w:val="22"/>
+          <w:szCs w:val="22"/>
+          <w:lang w:val="fr-FR"/>
+        </w:rPr>
+        <w:t>sea</w:t>
+      </w:r>
+      <w:proofErr w:type="spellEnd"/>
+      <w:r>
+        <w:rPr>
+          <w:rStyle w:val="Strong"/>
+          <w:rFonts w:ascii="Roboto" w:hAnsi="Roboto"/>
+          <w:sz w:val="22"/>
+          <w:szCs w:val="22"/>
+          <w:lang w:val="fr-FR"/>
+        </w:rPr>
+        <w:t xml:space="preserve"> </w:t>
+      </w:r>
+      <w:r>
+        <w:rPr>
+          <w:rFonts w:ascii="Roboto" w:hAnsi="Roboto"/>
+          <w:sz w:val="22"/>
+          <w:szCs w:val="22"/>
+          <w:lang w:val="fr-FR"/>
+        </w:rPr>
+        <w:t xml:space="preserve">: mer forte </w:t>
+      </w:r>
+    </w:p>
+    <w:p>
+      <w:pPr>
+        <w:pStyle w:val="NormalWeb"/>
+        <w:spacing w:after="240" w:afterAutospacing="0"/>
+        <w:rPr>
+          <w:rFonts w:ascii="Roboto" w:hAnsi="Roboto"/>
+          <w:sz w:val="22"/>
+          <w:szCs w:val="22"/>
+          <w:lang w:val="fr-FR"/>
+        </w:rPr>
+      </w:pPr>
+      <w:bookmarkStart w:id="17" w:name="S"/>
+      <w:bookmarkEnd w:id="17"/>
+      <w:r>
+        <w:rPr>
+          <w:rStyle w:val="lettre"/>
+          <w:rFonts w:ascii="Roboto" w:hAnsi="Roboto"/>
+          <w:sz w:val="22"/>
+          <w:szCs w:val="22"/>
+          <w:lang w:val="fr-FR"/>
+        </w:rPr>
+        <w:t>S</w:t>
+      </w:r>
+      <w:r>
+        <w:rPr>
+          <w:rFonts w:ascii="Roboto" w:hAnsi="Roboto"/>
+          <w:sz w:val="22"/>
+          <w:szCs w:val="22"/>
+          <w:lang w:val="fr-FR"/>
+        </w:rPr>
+        <w:br/>
+      </w:r>
+      <w:proofErr w:type="spellStart"/>
+      <w:r>
+        <w:rPr>
+          <w:rStyle w:val="Strong"/>
+          <w:rFonts w:ascii="Roboto" w:hAnsi="Roboto"/>
+          <w:sz w:val="22"/>
+          <w:szCs w:val="22"/>
+          <w:lang w:val="fr-FR"/>
+        </w:rPr>
+        <w:t>Sea</w:t>
+      </w:r>
+      <w:proofErr w:type="spellEnd"/>
+      <w:r>
+        <w:rPr>
+          <w:rStyle w:val="Strong"/>
+          <w:rFonts w:ascii="Roboto" w:hAnsi="Roboto"/>
+          <w:sz w:val="22"/>
+          <w:szCs w:val="22"/>
+          <w:lang w:val="fr-FR"/>
+        </w:rPr>
+        <w:t xml:space="preserve"> </w:t>
+      </w:r>
+      <w:r>
+        <w:rPr>
+          <w:rFonts w:ascii="Roboto" w:hAnsi="Roboto"/>
+          <w:sz w:val="22"/>
+          <w:szCs w:val="22"/>
+          <w:lang w:val="fr-FR"/>
+        </w:rPr>
+        <w:t>: mer</w:t>
+      </w:r>
+      <w:r>
+        <w:rPr>
+          <w:rFonts w:ascii="Roboto" w:hAnsi="Roboto"/>
+          <w:sz w:val="22"/>
+          <w:szCs w:val="22"/>
+          <w:lang w:val="fr-FR"/>
+        </w:rPr>
+        <w:br/>
+      </w:r>
+      <w:proofErr w:type="spellStart"/>
+      <w:r>
+        <w:rPr>
+          <w:rStyle w:val="Strong"/>
+          <w:rFonts w:ascii="Roboto" w:hAnsi="Roboto"/>
+          <w:sz w:val="22"/>
+          <w:szCs w:val="22"/>
+          <w:lang w:val="fr-FR"/>
+        </w:rPr>
+        <w:t>Sea</w:t>
+      </w:r>
+      <w:proofErr w:type="spellEnd"/>
+      <w:r>
+        <w:rPr>
+          <w:rStyle w:val="Strong"/>
+          <w:rFonts w:ascii="Roboto" w:hAnsi="Roboto"/>
+          <w:sz w:val="22"/>
+          <w:szCs w:val="22"/>
+          <w:lang w:val="fr-FR"/>
+        </w:rPr>
+        <w:t xml:space="preserve"> </w:t>
+      </w:r>
+      <w:proofErr w:type="spellStart"/>
+      <w:r>
+        <w:rPr>
+          <w:rStyle w:val="Strong"/>
+          <w:rFonts w:ascii="Roboto" w:hAnsi="Roboto"/>
+          <w:sz w:val="22"/>
+          <w:szCs w:val="22"/>
+          <w:lang w:val="fr-FR"/>
+        </w:rPr>
+        <w:t>breeze</w:t>
+      </w:r>
+      <w:proofErr w:type="spellEnd"/>
+      <w:r>
+        <w:rPr>
+          <w:rFonts w:ascii="Roboto" w:hAnsi="Roboto"/>
+          <w:sz w:val="22"/>
+          <w:szCs w:val="22"/>
+          <w:lang w:val="fr-FR"/>
+        </w:rPr>
+        <w:t>: brise de mer (souvent le jour)</w:t>
+      </w:r>
+      <w:r>
+        <w:rPr>
+          <w:rFonts w:ascii="Roboto" w:hAnsi="Roboto"/>
+          <w:sz w:val="22"/>
+          <w:szCs w:val="22"/>
+          <w:lang w:val="fr-FR"/>
+        </w:rPr>
+        <w:br/>
+      </w:r>
+      <w:r>
+        <w:rPr>
+          <w:rStyle w:val="Strong"/>
+          <w:rFonts w:ascii="Roboto" w:hAnsi="Roboto"/>
+          <w:sz w:val="22"/>
+          <w:szCs w:val="22"/>
+          <w:lang w:val="fr-FR"/>
+        </w:rPr>
+        <w:t xml:space="preserve">Secondary cold front </w:t>
+      </w:r>
+      <w:r>
+        <w:rPr>
+          <w:rFonts w:ascii="Roboto" w:hAnsi="Roboto"/>
+          <w:sz w:val="22"/>
+          <w:szCs w:val="22"/>
+          <w:lang w:val="fr-FR"/>
+        </w:rPr>
+        <w:t>: front froid secondaire</w:t>
+      </w:r>
+      <w:r>
+        <w:rPr>
+          <w:rFonts w:ascii="Roboto" w:hAnsi="Roboto"/>
+          <w:sz w:val="22"/>
+          <w:szCs w:val="22"/>
+          <w:lang w:val="fr-FR"/>
+        </w:rPr>
+        <w:br/>
+      </w:r>
+      <w:proofErr w:type="spellStart"/>
+      <w:r>
+        <w:rPr>
+          <w:rStyle w:val="Strong"/>
+          <w:rFonts w:ascii="Roboto" w:hAnsi="Roboto"/>
+          <w:sz w:val="22"/>
+          <w:szCs w:val="22"/>
+          <w:lang w:val="fr-FR"/>
+        </w:rPr>
+        <w:t>Severe</w:t>
+      </w:r>
+      <w:proofErr w:type="spellEnd"/>
+      <w:r>
+        <w:rPr>
+          <w:rStyle w:val="Strong"/>
+          <w:rFonts w:ascii="Roboto" w:hAnsi="Roboto"/>
+          <w:sz w:val="22"/>
+          <w:szCs w:val="22"/>
+          <w:lang w:val="fr-FR"/>
+        </w:rPr>
+        <w:t xml:space="preserve"> (SVR) </w:t>
+      </w:r>
+      <w:r>
+        <w:rPr>
+          <w:rFonts w:ascii="Roboto" w:hAnsi="Roboto"/>
+          <w:sz w:val="22"/>
+          <w:szCs w:val="22"/>
+          <w:lang w:val="fr-FR"/>
+        </w:rPr>
+        <w:t>: violent</w:t>
+      </w:r>
+      <w:r>
+        <w:rPr>
+          <w:rFonts w:ascii="Roboto" w:hAnsi="Roboto"/>
+          <w:sz w:val="22"/>
+          <w:szCs w:val="22"/>
+          <w:lang w:val="fr-FR"/>
+        </w:rPr>
+        <w:br/>
+      </w:r>
+      <w:proofErr w:type="spellStart"/>
+      <w:r>
+        <w:rPr>
+          <w:rStyle w:val="Strong"/>
+          <w:rFonts w:ascii="Roboto" w:hAnsi="Roboto"/>
+          <w:sz w:val="22"/>
+          <w:szCs w:val="22"/>
+          <w:lang w:val="fr-FR"/>
+        </w:rPr>
+        <w:t>Shallow</w:t>
+      </w:r>
+      <w:proofErr w:type="spellEnd"/>
+      <w:r>
+        <w:rPr>
+          <w:rStyle w:val="Strong"/>
+          <w:rFonts w:ascii="Roboto" w:hAnsi="Roboto"/>
+          <w:sz w:val="22"/>
+          <w:szCs w:val="22"/>
+          <w:lang w:val="fr-FR"/>
+        </w:rPr>
+        <w:t xml:space="preserve"> </w:t>
+      </w:r>
+      <w:proofErr w:type="spellStart"/>
+      <w:r>
+        <w:rPr>
+          <w:rStyle w:val="Strong"/>
+          <w:rFonts w:ascii="Roboto" w:hAnsi="Roboto"/>
+          <w:sz w:val="22"/>
+          <w:szCs w:val="22"/>
+          <w:lang w:val="fr-FR"/>
+        </w:rPr>
+        <w:t>low</w:t>
+      </w:r>
+      <w:proofErr w:type="spellEnd"/>
+      <w:r>
+        <w:rPr>
+          <w:rStyle w:val="Strong"/>
+          <w:rFonts w:ascii="Roboto" w:hAnsi="Roboto"/>
+          <w:sz w:val="22"/>
+          <w:szCs w:val="22"/>
+          <w:lang w:val="fr-FR"/>
+        </w:rPr>
+        <w:t xml:space="preserve"> </w:t>
+      </w:r>
+      <w:r>
+        <w:rPr>
+          <w:rFonts w:ascii="Roboto" w:hAnsi="Roboto"/>
+          <w:sz w:val="22"/>
+          <w:szCs w:val="22"/>
+          <w:lang w:val="fr-FR"/>
+        </w:rPr>
+        <w:t>: dépression relative dont la pression au centre reste élevé en valeur absolue &gt; 1010 hPa</w:t>
+      </w:r>
+      <w:r>
+        <w:rPr>
+          <w:rFonts w:ascii="Roboto" w:hAnsi="Roboto"/>
+          <w:sz w:val="22"/>
+          <w:szCs w:val="22"/>
+          <w:lang w:val="fr-FR"/>
+        </w:rPr>
+        <w:br/>
+      </w:r>
+      <w:r>
+        <w:rPr>
+          <w:rStyle w:val="Strong"/>
+          <w:rFonts w:ascii="Roboto" w:hAnsi="Roboto"/>
+          <w:sz w:val="22"/>
+          <w:szCs w:val="22"/>
+          <w:lang w:val="fr-FR"/>
+        </w:rPr>
+        <w:t xml:space="preserve">Shifting </w:t>
+      </w:r>
+      <w:r>
+        <w:rPr>
+          <w:rFonts w:ascii="Roboto" w:hAnsi="Roboto"/>
+          <w:sz w:val="22"/>
+          <w:szCs w:val="22"/>
+          <w:lang w:val="fr-FR"/>
+        </w:rPr>
+        <w:t>: changeant, tournant (vent)</w:t>
+      </w:r>
+      <w:r>
+        <w:rPr>
+          <w:rFonts w:ascii="Roboto" w:hAnsi="Roboto"/>
+          <w:sz w:val="22"/>
+          <w:szCs w:val="22"/>
+          <w:lang w:val="fr-FR"/>
+        </w:rPr>
+        <w:br/>
+      </w:r>
+      <w:r>
+        <w:rPr>
+          <w:rStyle w:val="Strong"/>
+          <w:rFonts w:ascii="Roboto" w:hAnsi="Roboto"/>
+          <w:sz w:val="22"/>
+          <w:szCs w:val="22"/>
+          <w:lang w:val="fr-FR"/>
+        </w:rPr>
+        <w:t xml:space="preserve">Sky </w:t>
+      </w:r>
+      <w:r>
+        <w:rPr>
+          <w:rFonts w:ascii="Roboto" w:hAnsi="Roboto"/>
+          <w:sz w:val="22"/>
+          <w:szCs w:val="22"/>
+          <w:lang w:val="fr-FR"/>
+        </w:rPr>
+        <w:t>: ciel</w:t>
+      </w:r>
+      <w:r>
+        <w:rPr>
+          <w:rFonts w:ascii="Roboto" w:hAnsi="Roboto"/>
+          <w:sz w:val="22"/>
+          <w:szCs w:val="22"/>
+          <w:lang w:val="fr-FR"/>
+        </w:rPr>
+        <w:br/>
+      </w:r>
+      <w:r>
+        <w:rPr>
+          <w:rStyle w:val="Strong"/>
+          <w:rFonts w:ascii="Roboto" w:hAnsi="Roboto"/>
+          <w:sz w:val="22"/>
+          <w:szCs w:val="22"/>
+          <w:lang w:val="fr-FR"/>
+        </w:rPr>
+        <w:t>Sleet / snow</w:t>
+      </w:r>
+      <w:r>
+        <w:rPr>
+          <w:rFonts w:ascii="Roboto" w:hAnsi="Roboto"/>
+          <w:sz w:val="22"/>
+          <w:szCs w:val="22"/>
+          <w:lang w:val="fr-FR"/>
+        </w:rPr>
+        <w:t>: neige fondue / neige</w:t>
+      </w:r>
+      <w:r>
+        <w:rPr>
+          <w:rFonts w:ascii="Roboto" w:hAnsi="Roboto"/>
+          <w:sz w:val="22"/>
+          <w:szCs w:val="22"/>
+          <w:lang w:val="fr-FR"/>
+        </w:rPr>
+        <w:br/>
+      </w:r>
+      <w:r>
+        <w:rPr>
+          <w:rStyle w:val="Strong"/>
+          <w:rFonts w:ascii="Roboto" w:hAnsi="Roboto"/>
+          <w:sz w:val="22"/>
+          <w:szCs w:val="22"/>
+          <w:lang w:val="fr-FR"/>
+        </w:rPr>
+        <w:t xml:space="preserve">Slowy (SLWY) </w:t>
+      </w:r>
+      <w:r>
+        <w:rPr>
+          <w:rFonts w:ascii="Roboto" w:hAnsi="Roboto"/>
+          <w:sz w:val="22"/>
+          <w:szCs w:val="22"/>
+          <w:lang w:val="fr-FR"/>
+        </w:rPr>
+        <w:t>: lentement</w:t>
+      </w:r>
+      <w:r>
+        <w:rPr>
+          <w:rFonts w:ascii="Roboto" w:hAnsi="Roboto"/>
+          <w:sz w:val="22"/>
+          <w:szCs w:val="22"/>
+          <w:lang w:val="fr-FR"/>
+        </w:rPr>
+        <w:br/>
+      </w:r>
+      <w:r>
+        <w:rPr>
+          <w:rStyle w:val="Strong"/>
+          <w:rFonts w:ascii="Roboto" w:hAnsi="Roboto"/>
+          <w:sz w:val="22"/>
+          <w:szCs w:val="22"/>
+          <w:lang w:val="fr-FR"/>
+        </w:rPr>
+        <w:t>Smooth (sea state)</w:t>
+      </w:r>
+      <w:r>
+        <w:rPr>
+          <w:rFonts w:ascii="Roboto" w:hAnsi="Roboto"/>
+          <w:sz w:val="22"/>
+          <w:szCs w:val="22"/>
+          <w:lang w:val="fr-FR"/>
+        </w:rPr>
+        <w:t>: mer belle</w:t>
+      </w:r>
+      <w:r>
+        <w:rPr>
+          <w:rFonts w:ascii="Roboto" w:hAnsi="Roboto"/>
+          <w:sz w:val="22"/>
+          <w:szCs w:val="22"/>
+          <w:lang w:val="fr-FR"/>
+        </w:rPr>
+        <w:br/>
+      </w:r>
+      <w:r>
+        <w:rPr>
+          <w:rStyle w:val="Strong"/>
+          <w:rFonts w:ascii="Roboto" w:hAnsi="Roboto"/>
+          <w:sz w:val="22"/>
+          <w:szCs w:val="22"/>
+          <w:lang w:val="fr-FR"/>
+        </w:rPr>
+        <w:t xml:space="preserve">Spreading </w:t>
+      </w:r>
+      <w:r>
+        <w:rPr>
+          <w:rFonts w:ascii="Roboto" w:hAnsi="Roboto"/>
+          <w:sz w:val="22"/>
+          <w:szCs w:val="22"/>
+          <w:lang w:val="fr-FR"/>
+        </w:rPr>
+        <w:t>: s'étendant, s'élargissant</w:t>
+      </w:r>
+      <w:r>
+        <w:rPr>
+          <w:rFonts w:ascii="Roboto" w:hAnsi="Roboto"/>
+          <w:sz w:val="22"/>
+          <w:szCs w:val="22"/>
+          <w:lang w:val="fr-FR"/>
+        </w:rPr>
+        <w:br/>
+      </w:r>
+      <w:r>
+        <w:rPr>
+          <w:rStyle w:val="Strong"/>
+          <w:rFonts w:ascii="Roboto" w:hAnsi="Roboto"/>
+          <w:sz w:val="22"/>
+          <w:szCs w:val="22"/>
+          <w:lang w:val="fr-FR"/>
+        </w:rPr>
+        <w:t xml:space="preserve">Squalls </w:t>
+      </w:r>
+      <w:r>
+        <w:rPr>
+          <w:rFonts w:ascii="Roboto" w:hAnsi="Roboto"/>
+          <w:sz w:val="22"/>
+          <w:szCs w:val="22"/>
+          <w:lang w:val="fr-FR"/>
+        </w:rPr>
+        <w:t>: grains, vents violents soudain, gros cumulus ou cumulonimbus caractérisant une aggravation brutale mais passagère du temps</w:t>
+      </w:r>
+      <w:r>
+        <w:rPr>
+          <w:rFonts w:ascii="Roboto" w:hAnsi="Roboto"/>
+          <w:sz w:val="22"/>
+          <w:szCs w:val="22"/>
+          <w:lang w:val="fr-FR"/>
+        </w:rPr>
+        <w:br/>
+      </w:r>
+      <w:r>
+        <w:rPr>
+          <w:rStyle w:val="Strong"/>
+          <w:rFonts w:ascii="Roboto" w:hAnsi="Roboto"/>
+          <w:sz w:val="22"/>
+          <w:szCs w:val="22"/>
+          <w:lang w:val="fr-FR"/>
+        </w:rPr>
+        <w:t>Stationary (STNR)</w:t>
+      </w:r>
+      <w:r>
+        <w:rPr>
+          <w:rFonts w:ascii="Roboto" w:hAnsi="Roboto"/>
+          <w:sz w:val="22"/>
+          <w:szCs w:val="22"/>
+          <w:lang w:val="fr-FR"/>
+        </w:rPr>
+        <w:t>: stationnaire</w:t>
+      </w:r>
+      <w:r>
+        <w:rPr>
+          <w:rFonts w:ascii="Roboto" w:hAnsi="Roboto"/>
+          <w:sz w:val="22"/>
+          <w:szCs w:val="22"/>
+          <w:lang w:val="fr-FR"/>
+        </w:rPr>
+        <w:br/>
+      </w:r>
+      <w:r>
+        <w:rPr>
+          <w:rStyle w:val="Strong"/>
+          <w:rFonts w:ascii="Roboto" w:hAnsi="Roboto"/>
+          <w:sz w:val="22"/>
+          <w:szCs w:val="22"/>
+          <w:lang w:val="fr-FR"/>
+        </w:rPr>
+        <w:t xml:space="preserve">Steady </w:t>
+      </w:r>
+      <w:r>
+        <w:rPr>
+          <w:rFonts w:ascii="Roboto" w:hAnsi="Roboto"/>
+          <w:sz w:val="22"/>
+          <w:szCs w:val="22"/>
+          <w:lang w:val="fr-FR"/>
+        </w:rPr>
+        <w:t>: stable</w:t>
+      </w:r>
+      <w:r>
+        <w:rPr>
+          <w:rFonts w:ascii="Roboto" w:hAnsi="Roboto"/>
+          <w:sz w:val="22"/>
+          <w:szCs w:val="22"/>
+          <w:lang w:val="fr-FR"/>
+        </w:rPr>
+        <w:br/>
+      </w:r>
+      <w:r>
+        <w:rPr>
+          <w:rStyle w:val="Strong"/>
+          <w:rFonts w:ascii="Roboto" w:hAnsi="Roboto"/>
+          <w:sz w:val="22"/>
+          <w:szCs w:val="22"/>
+          <w:lang w:val="fr-FR"/>
+        </w:rPr>
+        <w:t>Steer</w:t>
+      </w:r>
+      <w:r>
+        <w:rPr>
+          <w:rFonts w:ascii="Roboto" w:hAnsi="Roboto"/>
+          <w:sz w:val="22"/>
+          <w:szCs w:val="22"/>
+          <w:lang w:val="fr-FR"/>
+        </w:rPr>
+        <w:t>: diriger</w:t>
+      </w:r>
+      <w:r>
+        <w:rPr>
+          <w:rFonts w:ascii="Roboto" w:hAnsi="Roboto"/>
+          <w:sz w:val="22"/>
+          <w:szCs w:val="22"/>
+          <w:lang w:val="fr-FR"/>
+        </w:rPr>
+        <w:br/>
+      </w:r>
+      <w:r>
+        <w:rPr>
+          <w:rStyle w:val="Strong"/>
+          <w:rFonts w:ascii="Roboto" w:hAnsi="Roboto"/>
+          <w:sz w:val="22"/>
+          <w:szCs w:val="22"/>
+          <w:lang w:val="fr-FR"/>
+        </w:rPr>
+        <w:t xml:space="preserve">Storm </w:t>
+      </w:r>
+      <w:r>
+        <w:rPr>
+          <w:rFonts w:ascii="Roboto" w:hAnsi="Roboto"/>
+          <w:sz w:val="22"/>
+          <w:szCs w:val="22"/>
+          <w:lang w:val="fr-FR"/>
+        </w:rPr>
+        <w:t>: tempête</w:t>
+      </w:r>
+      <w:r>
+        <w:rPr>
+          <w:rFonts w:ascii="Roboto" w:hAnsi="Roboto"/>
+          <w:sz w:val="22"/>
+          <w:szCs w:val="22"/>
+          <w:lang w:val="fr-FR"/>
+        </w:rPr>
+        <w:br/>
+      </w:r>
+      <w:r>
+        <w:rPr>
+          <w:rStyle w:val="Strong"/>
+          <w:rFonts w:ascii="Roboto" w:hAnsi="Roboto"/>
+          <w:sz w:val="22"/>
+          <w:szCs w:val="22"/>
+          <w:lang w:val="fr-FR"/>
+        </w:rPr>
+        <w:t xml:space="preserve">Stream </w:t>
+      </w:r>
+      <w:r>
+        <w:rPr>
+          <w:rFonts w:ascii="Roboto" w:hAnsi="Roboto"/>
+          <w:sz w:val="22"/>
+          <w:szCs w:val="22"/>
+          <w:lang w:val="fr-FR"/>
+        </w:rPr>
+        <w:t>: courant</w:t>
+      </w:r>
+      <w:r>
+        <w:rPr>
+          <w:rFonts w:ascii="Roboto" w:hAnsi="Roboto"/>
+          <w:sz w:val="22"/>
+          <w:szCs w:val="22"/>
+          <w:lang w:val="fr-FR"/>
+        </w:rPr>
+        <w:br/>
+      </w:r>
+      <w:r>
+        <w:rPr>
+          <w:rStyle w:val="Strong"/>
+          <w:rFonts w:ascii="Roboto" w:hAnsi="Roboto"/>
+          <w:sz w:val="22"/>
+          <w:szCs w:val="22"/>
+          <w:lang w:val="fr-FR"/>
+        </w:rPr>
+        <w:t>Sunny</w:t>
+      </w:r>
+      <w:r>
+        <w:rPr>
+          <w:rFonts w:ascii="Roboto" w:hAnsi="Roboto"/>
+          <w:sz w:val="22"/>
+          <w:szCs w:val="22"/>
+          <w:lang w:val="fr-FR"/>
+        </w:rPr>
+        <w:t>: ensoleillé</w:t>
+      </w:r>
+      <w:r>
+        <w:rPr>
+          <w:rFonts w:ascii="Roboto" w:hAnsi="Roboto"/>
+          <w:sz w:val="22"/>
+          <w:szCs w:val="22"/>
+          <w:lang w:val="fr-FR"/>
+        </w:rPr>
+        <w:br/>
+      </w:r>
+      <w:r>
+        <w:rPr>
+          <w:rStyle w:val="Strong"/>
+          <w:rFonts w:ascii="Roboto" w:hAnsi="Roboto"/>
+          <w:sz w:val="22"/>
+          <w:szCs w:val="22"/>
+          <w:lang w:val="fr-FR"/>
+        </w:rPr>
+        <w:t xml:space="preserve">Swell </w:t>
+      </w:r>
+      <w:r>
+        <w:rPr>
+          <w:rFonts w:ascii="Roboto" w:hAnsi="Roboto"/>
+          <w:sz w:val="22"/>
+          <w:szCs w:val="22"/>
+          <w:lang w:val="fr-FR"/>
+        </w:rPr>
+        <w:t>: houle</w:t>
+      </w:r>
+      <w:r>
+        <w:rPr>
+          <w:rFonts w:ascii="Roboto" w:hAnsi="Roboto"/>
+          <w:sz w:val="22"/>
+          <w:szCs w:val="22"/>
+          <w:lang w:val="fr-FR"/>
+        </w:rPr>
+        <w:br/>
+      </w:r>
+      <w:r>
+        <w:rPr>
+          <w:rStyle w:val="Strong"/>
+          <w:rFonts w:ascii="Roboto" w:hAnsi="Roboto"/>
+          <w:sz w:val="22"/>
+          <w:szCs w:val="22"/>
+          <w:lang w:val="fr-FR"/>
+        </w:rPr>
+        <w:t>Synopsis</w:t>
+      </w:r>
+      <w:r>
+        <w:rPr>
+          <w:rFonts w:ascii="Roboto" w:hAnsi="Roboto"/>
+          <w:sz w:val="22"/>
+          <w:szCs w:val="22"/>
+          <w:lang w:val="fr-FR"/>
+        </w:rPr>
+        <w:t>: situation</w:t>
+      </w:r>
+    </w:p>
+    <w:p>
+      <w:pPr>
+        <w:pStyle w:val="NormalWeb"/>
+        <w:spacing w:after="240" w:afterAutospacing="0"/>
+        <w:rPr>
+          <w:rFonts w:ascii="Roboto" w:hAnsi="Roboto"/>
+          <w:sz w:val="22"/>
+          <w:szCs w:val="22"/>
+          <w:lang w:val="fr-FR"/>
+        </w:rPr>
+      </w:pPr>
+      <w:bookmarkStart w:id="18" w:name="T"/>
+      <w:bookmarkEnd w:id="18"/>
+      <w:r>
+        <w:rPr>
+          <w:rStyle w:val="lettre"/>
+          <w:rFonts w:ascii="Roboto" w:hAnsi="Roboto"/>
+          <w:sz w:val="22"/>
+          <w:szCs w:val="22"/>
+          <w:lang w:val="fr-FR"/>
+        </w:rPr>
+        <w:t>T</w:t>
+      </w:r>
+      <w:r>
+        <w:rPr>
+          <w:rFonts w:ascii="Roboto" w:hAnsi="Roboto"/>
+          <w:sz w:val="22"/>
+          <w:szCs w:val="22"/>
+          <w:lang w:val="fr-FR"/>
+        </w:rPr>
+        <w:br/>
+      </w:r>
+      <w:r>
+        <w:rPr>
+          <w:rStyle w:val="Strong"/>
+          <w:rFonts w:ascii="Roboto" w:hAnsi="Roboto"/>
+          <w:sz w:val="22"/>
+          <w:szCs w:val="22"/>
+          <w:lang w:val="fr-FR"/>
+        </w:rPr>
+        <w:t xml:space="preserve">Thunder </w:t>
+      </w:r>
+      <w:r>
+        <w:rPr>
+          <w:rFonts w:ascii="Roboto" w:hAnsi="Roboto"/>
+          <w:sz w:val="22"/>
+          <w:szCs w:val="22"/>
+          <w:lang w:val="fr-FR"/>
+        </w:rPr>
+        <w:t>: tonnerre</w:t>
+      </w:r>
+      <w:r>
+        <w:rPr>
+          <w:rFonts w:ascii="Roboto" w:hAnsi="Roboto"/>
+          <w:sz w:val="22"/>
+          <w:szCs w:val="22"/>
+          <w:lang w:val="fr-FR"/>
+        </w:rPr>
+        <w:br/>
+      </w:r>
+      <w:r>
+        <w:rPr>
+          <w:rStyle w:val="Strong"/>
+          <w:rFonts w:ascii="Roboto" w:hAnsi="Roboto"/>
+          <w:sz w:val="22"/>
+          <w:szCs w:val="22"/>
+          <w:lang w:val="fr-FR"/>
+        </w:rPr>
+        <w:t xml:space="preserve">Thunderstorm </w:t>
+      </w:r>
+      <w:r>
+        <w:rPr>
+          <w:rFonts w:ascii="Roboto" w:hAnsi="Roboto"/>
+          <w:sz w:val="22"/>
+          <w:szCs w:val="22"/>
+          <w:lang w:val="fr-FR"/>
+        </w:rPr>
+        <w:t>: orage</w:t>
+      </w:r>
+      <w:r>
+        <w:rPr>
+          <w:rFonts w:ascii="Roboto" w:hAnsi="Roboto"/>
+          <w:sz w:val="22"/>
+          <w:szCs w:val="22"/>
+          <w:lang w:val="fr-FR"/>
+        </w:rPr>
+        <w:br/>
+      </w:r>
+      <w:r>
+        <w:rPr>
+          <w:rStyle w:val="Strong"/>
+          <w:rFonts w:ascii="Roboto" w:hAnsi="Roboto"/>
+          <w:sz w:val="22"/>
+          <w:szCs w:val="22"/>
+          <w:lang w:val="fr-FR"/>
+        </w:rPr>
+        <w:t xml:space="preserve">Tide </w:t>
+      </w:r>
+      <w:r>
+        <w:rPr>
+          <w:rFonts w:ascii="Roboto" w:hAnsi="Roboto"/>
+          <w:sz w:val="22"/>
+          <w:szCs w:val="22"/>
+          <w:lang w:val="fr-FR"/>
+        </w:rPr>
+        <w:t>: marée</w:t>
+      </w:r>
+      <w:r>
+        <w:rPr>
+          <w:rFonts w:ascii="Roboto" w:hAnsi="Roboto"/>
+          <w:sz w:val="22"/>
+          <w:szCs w:val="22"/>
+          <w:lang w:val="fr-FR"/>
+        </w:rPr>
+        <w:br/>
+      </w:r>
+      <w:r>
+        <w:rPr>
+          <w:rStyle w:val="Strong"/>
+          <w:rFonts w:ascii="Roboto" w:hAnsi="Roboto"/>
+          <w:sz w:val="22"/>
+          <w:szCs w:val="22"/>
+          <w:lang w:val="fr-FR"/>
+        </w:rPr>
+        <w:t xml:space="preserve">Time </w:t>
+      </w:r>
+      <w:r>
+        <w:rPr>
+          <w:rFonts w:ascii="Roboto" w:hAnsi="Roboto"/>
+          <w:sz w:val="22"/>
+          <w:szCs w:val="22"/>
+          <w:lang w:val="fr-FR"/>
+        </w:rPr>
+        <w:t>: heure</w:t>
+      </w:r>
+      <w:r>
+        <w:rPr>
+          <w:rFonts w:ascii="Roboto" w:hAnsi="Roboto"/>
+          <w:sz w:val="22"/>
+          <w:szCs w:val="22"/>
+          <w:lang w:val="fr-FR"/>
+        </w:rPr>
+        <w:br/>
+      </w:r>
+      <w:r>
+        <w:rPr>
+          <w:rStyle w:val="Strong"/>
+          <w:rFonts w:ascii="Roboto" w:hAnsi="Roboto"/>
+          <w:sz w:val="22"/>
+          <w:szCs w:val="22"/>
+          <w:lang w:val="fr-FR"/>
+        </w:rPr>
+        <w:t xml:space="preserve">Trade </w:t>
+      </w:r>
+      <w:proofErr w:type="spellStart"/>
+      <w:r>
+        <w:rPr>
+          <w:rStyle w:val="Strong"/>
+          <w:rFonts w:ascii="Roboto" w:hAnsi="Roboto"/>
+          <w:sz w:val="22"/>
+          <w:szCs w:val="22"/>
+          <w:lang w:val="fr-FR"/>
+        </w:rPr>
+        <w:t>winds</w:t>
+      </w:r>
+      <w:proofErr w:type="spellEnd"/>
+      <w:r>
+        <w:rPr>
+          <w:rStyle w:val="Strong"/>
+          <w:rFonts w:ascii="Roboto" w:hAnsi="Roboto"/>
+          <w:sz w:val="22"/>
+          <w:szCs w:val="22"/>
+          <w:lang w:val="fr-FR"/>
+        </w:rPr>
+        <w:t xml:space="preserve"> </w:t>
+      </w:r>
+      <w:r>
+        <w:rPr>
+          <w:rFonts w:ascii="Roboto" w:hAnsi="Roboto"/>
+          <w:sz w:val="22"/>
+          <w:szCs w:val="22"/>
+          <w:lang w:val="fr-FR"/>
+        </w:rPr>
+        <w:t>: alizés</w:t>
+      </w:r>
+      <w:r>
+        <w:rPr>
+          <w:rFonts w:ascii="Roboto" w:hAnsi="Roboto"/>
+          <w:sz w:val="22"/>
+          <w:szCs w:val="22"/>
+          <w:lang w:val="fr-FR"/>
+        </w:rPr>
+        <w:br/>
+      </w:r>
+      <w:r>
+        <w:rPr>
+          <w:rStyle w:val="Strong"/>
+          <w:rFonts w:ascii="Roboto" w:hAnsi="Roboto"/>
+          <w:sz w:val="22"/>
+          <w:szCs w:val="22"/>
+          <w:lang w:val="fr-FR"/>
+        </w:rPr>
+        <w:t>Tropical storm</w:t>
+      </w:r>
+      <w:r>
+        <w:rPr>
+          <w:rFonts w:ascii="Roboto" w:hAnsi="Roboto"/>
+          <w:sz w:val="22"/>
+          <w:szCs w:val="22"/>
+          <w:lang w:val="fr-FR"/>
+        </w:rPr>
+        <w:t xml:space="preserve"> : phénomène sous les latitudes tropicales engendrant des vents de force 8 à 11 Beaufort</w:t>
+      </w:r>
+      <w:r>
+        <w:rPr>
+          <w:rFonts w:ascii="Roboto" w:hAnsi="Roboto"/>
+          <w:sz w:val="22"/>
+          <w:szCs w:val="22"/>
+          <w:lang w:val="fr-FR"/>
+        </w:rPr>
+        <w:br/>
+      </w:r>
+      <w:r>
+        <w:rPr>
+          <w:rStyle w:val="Strong"/>
+          <w:rFonts w:ascii="Roboto" w:hAnsi="Roboto"/>
+          <w:sz w:val="22"/>
+          <w:szCs w:val="22"/>
+          <w:lang w:val="fr-FR"/>
+        </w:rPr>
+        <w:t xml:space="preserve">Trough </w:t>
+      </w:r>
+      <w:r>
+        <w:rPr>
+          <w:rFonts w:ascii="Roboto" w:hAnsi="Roboto"/>
+          <w:sz w:val="22"/>
+          <w:szCs w:val="22"/>
+          <w:lang w:val="fr-FR"/>
+        </w:rPr>
+        <w:t>: creux (vague) ou thalweg (axe de basses pressions prolongeant une dépression)</w:t>
+      </w:r>
+    </w:p>
+    <w:p>
+      <w:pPr>
+        <w:pStyle w:val="NormalWeb"/>
+        <w:spacing w:after="240" w:afterAutospacing="0"/>
+        <w:rPr>
+          <w:rFonts w:ascii="Roboto" w:hAnsi="Roboto"/>
+          <w:sz w:val="22"/>
+          <w:szCs w:val="22"/>
+          <w:lang w:val="fr-FR"/>
+        </w:rPr>
+      </w:pPr>
+      <w:bookmarkStart w:id="19" w:name="U"/>
+      <w:bookmarkEnd w:id="19"/>
+      <w:r>
+        <w:rPr>
+          <w:rStyle w:val="lettre"/>
+          <w:rFonts w:ascii="Roboto" w:hAnsi="Roboto"/>
+          <w:sz w:val="22"/>
+          <w:szCs w:val="22"/>
+          <w:lang w:val="fr-FR"/>
+        </w:rPr>
+        <w:t>U</w:t>
+      </w:r>
+      <w:r>
+        <w:rPr>
+          <w:rFonts w:ascii="Roboto" w:hAnsi="Roboto"/>
+          <w:sz w:val="22"/>
+          <w:szCs w:val="22"/>
+          <w:lang w:val="fr-FR"/>
+        </w:rPr>
+        <w:br/>
+      </w:r>
+      <w:r>
+        <w:rPr>
+          <w:rStyle w:val="Strong"/>
+          <w:rFonts w:ascii="Roboto" w:hAnsi="Roboto"/>
+          <w:sz w:val="22"/>
+          <w:szCs w:val="22"/>
+          <w:lang w:val="fr-FR"/>
+        </w:rPr>
+        <w:t xml:space="preserve">Upper </w:t>
+      </w:r>
+      <w:r>
+        <w:rPr>
+          <w:rFonts w:ascii="Roboto" w:hAnsi="Roboto"/>
+          <w:sz w:val="22"/>
+          <w:szCs w:val="22"/>
+          <w:lang w:val="fr-FR"/>
+        </w:rPr>
+        <w:t>: au dessus</w:t>
+      </w:r>
+    </w:p>
+    <w:p>
+      <w:pPr>
+        <w:pStyle w:val="NormalWeb"/>
+        <w:spacing w:after="240" w:afterAutospacing="0"/>
+        <w:rPr>
+          <w:rFonts w:ascii="Roboto" w:hAnsi="Roboto"/>
+          <w:sz w:val="22"/>
+          <w:szCs w:val="22"/>
+          <w:lang w:val="fr-FR"/>
+        </w:rPr>
+      </w:pPr>
+      <w:bookmarkStart w:id="20" w:name="V"/>
+      <w:bookmarkEnd w:id="20"/>
+      <w:r>
+        <w:rPr>
+          <w:rStyle w:val="lettre"/>
+          <w:rFonts w:ascii="Roboto" w:hAnsi="Roboto"/>
+          <w:sz w:val="22"/>
+          <w:szCs w:val="22"/>
+          <w:lang w:val="fr-FR"/>
+        </w:rPr>
+        <w:t>V</w:t>
+      </w:r>
+      <w:r>
+        <w:rPr>
+          <w:rFonts w:ascii="Roboto" w:hAnsi="Roboto"/>
+          <w:sz w:val="22"/>
+          <w:szCs w:val="22"/>
+          <w:lang w:val="fr-FR"/>
+        </w:rPr>
+        <w:br/>
+      </w:r>
+      <w:r>
+        <w:rPr>
+          <w:rStyle w:val="Strong"/>
+          <w:rFonts w:ascii="Roboto" w:hAnsi="Roboto"/>
+          <w:sz w:val="22"/>
+          <w:szCs w:val="22"/>
+          <w:lang w:val="fr-FR"/>
+        </w:rPr>
+        <w:t>Variable (VRB)</w:t>
+      </w:r>
+      <w:r>
+        <w:rPr>
+          <w:rFonts w:ascii="Roboto" w:hAnsi="Roboto"/>
+          <w:sz w:val="22"/>
+          <w:szCs w:val="22"/>
+          <w:lang w:val="fr-FR"/>
+        </w:rPr>
+        <w:t xml:space="preserve"> : variable</w:t>
+      </w:r>
+      <w:r>
+        <w:rPr>
+          <w:rFonts w:ascii="Roboto" w:hAnsi="Roboto"/>
+          <w:sz w:val="22"/>
+          <w:szCs w:val="22"/>
+          <w:lang w:val="fr-FR"/>
+        </w:rPr>
+        <w:br/>
+      </w:r>
+      <w:proofErr w:type="spellStart"/>
+      <w:r>
+        <w:rPr>
+          <w:rStyle w:val="Strong"/>
+          <w:rFonts w:ascii="Roboto" w:hAnsi="Roboto"/>
+          <w:sz w:val="22"/>
+          <w:szCs w:val="22"/>
+          <w:lang w:val="fr-FR"/>
+        </w:rPr>
+        <w:t>Veering</w:t>
+      </w:r>
+      <w:proofErr w:type="spellEnd"/>
+      <w:r>
+        <w:rPr>
+          <w:rStyle w:val="Strong"/>
+          <w:rFonts w:ascii="Roboto" w:hAnsi="Roboto"/>
+          <w:sz w:val="22"/>
+          <w:szCs w:val="22"/>
+          <w:lang w:val="fr-FR"/>
+        </w:rPr>
+        <w:t xml:space="preserve"> (opposite "backing"</w:t>
+      </w:r>
+      <w:proofErr w:type="gramStart"/>
+      <w:r>
+        <w:rPr>
+          <w:rStyle w:val="Strong"/>
+          <w:rFonts w:ascii="Roboto" w:hAnsi="Roboto"/>
+          <w:sz w:val="22"/>
+          <w:szCs w:val="22"/>
+          <w:lang w:val="fr-FR"/>
+        </w:rPr>
+        <w:t>)</w:t>
+      </w:r>
+      <w:r>
+        <w:rPr>
+          <w:rFonts w:ascii="Roboto" w:hAnsi="Roboto"/>
+          <w:sz w:val="22"/>
+          <w:szCs w:val="22"/>
+          <w:lang w:val="fr-FR"/>
+        </w:rPr>
+        <w:t>:</w:t>
+      </w:r>
+      <w:proofErr w:type="gramEnd"/>
+      <w:r>
+        <w:rPr>
+          <w:rFonts w:ascii="Roboto" w:hAnsi="Roboto"/>
+          <w:sz w:val="22"/>
+          <w:szCs w:val="22"/>
+          <w:lang w:val="fr-FR"/>
+        </w:rPr>
+        <w:t xml:space="preserve"> saute de vent direction sens des aiguilles d'une montre, parfois refus de vent</w:t>
+      </w:r>
+      <w:r>
+        <w:rPr>
+          <w:rFonts w:ascii="Roboto" w:hAnsi="Roboto"/>
+          <w:sz w:val="22"/>
+          <w:szCs w:val="22"/>
+          <w:lang w:val="fr-FR"/>
+        </w:rPr>
+        <w:br/>
+      </w:r>
+      <w:r>
+        <w:rPr>
+          <w:rStyle w:val="Strong"/>
+          <w:rFonts w:ascii="Roboto" w:hAnsi="Roboto"/>
+          <w:sz w:val="22"/>
+          <w:szCs w:val="22"/>
+          <w:lang w:val="fr-FR"/>
+        </w:rPr>
+        <w:t>Visibility : good, moderate, poor (VIS)</w:t>
+      </w:r>
+      <w:r>
+        <w:rPr>
+          <w:rFonts w:ascii="Roboto" w:hAnsi="Roboto"/>
+          <w:sz w:val="22"/>
+          <w:szCs w:val="22"/>
+          <w:lang w:val="fr-FR"/>
+        </w:rPr>
+        <w:t>: visibilité (bonne : min. 5NM, médiocre : entre 2 et 5NM, mauvaise : entre O.5 et 2NNM)</w:t>
+      </w:r>
+      <w:r>
+        <w:rPr>
+          <w:rFonts w:ascii="Roboto" w:hAnsi="Roboto"/>
+          <w:sz w:val="22"/>
+          <w:szCs w:val="22"/>
+          <w:lang w:val="fr-FR"/>
+        </w:rPr>
+        <w:br/>
+      </w:r>
+      <w:r>
+        <w:rPr>
+          <w:rStyle w:val="Strong"/>
+          <w:rFonts w:ascii="Roboto" w:hAnsi="Roboto"/>
+          <w:sz w:val="22"/>
+          <w:szCs w:val="22"/>
+          <w:lang w:val="fr-FR"/>
+        </w:rPr>
+        <w:t xml:space="preserve">Vorticity </w:t>
+      </w:r>
+      <w:r>
+        <w:rPr>
+          <w:rFonts w:ascii="Roboto" w:hAnsi="Roboto"/>
+          <w:sz w:val="22"/>
+          <w:szCs w:val="22"/>
+          <w:lang w:val="fr-FR"/>
+        </w:rPr>
+        <w:t>: vortex, tourbillon</w:t>
+      </w:r>
+    </w:p>
+    <w:p>
+      <w:pPr>
+        <w:pStyle w:val="NormalWeb"/>
+        <w:spacing w:after="240" w:afterAutospacing="0"/>
+        <w:rPr>
+          <w:rFonts w:ascii="Roboto" w:hAnsi="Roboto"/>
+          <w:sz w:val="22"/>
+          <w:szCs w:val="22"/>
+          <w:lang w:val="fr-FR"/>
+        </w:rPr>
+      </w:pPr>
+      <w:bookmarkStart w:id="21" w:name="W"/>
+      <w:bookmarkEnd w:id="21"/>
+      <w:r>
+        <w:rPr>
+          <w:rStyle w:val="lettre"/>
+          <w:rFonts w:ascii="Roboto" w:hAnsi="Roboto"/>
+          <w:sz w:val="22"/>
+          <w:szCs w:val="22"/>
+          <w:lang w:val="fr-FR"/>
+        </w:rPr>
+        <w:t>W</w:t>
+      </w:r>
+      <w:r>
+        <w:rPr>
+          <w:rFonts w:ascii="Roboto" w:hAnsi="Roboto"/>
+          <w:sz w:val="22"/>
+          <w:szCs w:val="22"/>
+          <w:lang w:val="fr-FR"/>
+        </w:rPr>
+        <w:br/>
+      </w:r>
+      <w:r>
+        <w:rPr>
+          <w:rStyle w:val="Strong"/>
+          <w:rFonts w:ascii="Roboto" w:hAnsi="Roboto"/>
+          <w:sz w:val="22"/>
+          <w:szCs w:val="22"/>
+          <w:lang w:val="fr-FR"/>
+        </w:rPr>
+        <w:t>Warm front (W-FRONT ou WFNT)</w:t>
+      </w:r>
+      <w:r>
+        <w:rPr>
+          <w:rFonts w:ascii="Roboto" w:hAnsi="Roboto"/>
+          <w:sz w:val="22"/>
+          <w:szCs w:val="22"/>
+          <w:lang w:val="fr-FR"/>
+        </w:rPr>
+        <w:t xml:space="preserve"> : front chaud</w:t>
+      </w:r>
+      <w:r>
+        <w:rPr>
+          <w:rFonts w:ascii="Roboto" w:hAnsi="Roboto"/>
+          <w:sz w:val="22"/>
+          <w:szCs w:val="22"/>
+          <w:lang w:val="fr-FR"/>
+        </w:rPr>
+        <w:br/>
+      </w:r>
+      <w:r>
+        <w:rPr>
+          <w:rStyle w:val="Strong"/>
+          <w:rFonts w:ascii="Roboto" w:hAnsi="Roboto"/>
+          <w:sz w:val="22"/>
+          <w:szCs w:val="22"/>
+          <w:lang w:val="fr-FR"/>
+        </w:rPr>
+        <w:t xml:space="preserve">Warning </w:t>
+      </w:r>
+      <w:r>
+        <w:rPr>
+          <w:rFonts w:ascii="Roboto" w:hAnsi="Roboto"/>
+          <w:sz w:val="22"/>
+          <w:szCs w:val="22"/>
+          <w:lang w:val="fr-FR"/>
+        </w:rPr>
+        <w:t>: avis ex. de tempête, BMS</w:t>
+      </w:r>
+      <w:r>
+        <w:rPr>
+          <w:rFonts w:ascii="Roboto" w:hAnsi="Roboto"/>
+          <w:sz w:val="22"/>
+          <w:szCs w:val="22"/>
+          <w:lang w:val="fr-FR"/>
+        </w:rPr>
+        <w:br/>
+      </w:r>
+      <w:proofErr w:type="spellStart"/>
+      <w:r>
+        <w:rPr>
+          <w:rStyle w:val="Strong"/>
+          <w:rFonts w:ascii="Roboto" w:hAnsi="Roboto"/>
+          <w:sz w:val="22"/>
+          <w:szCs w:val="22"/>
+          <w:lang w:val="fr-FR"/>
+        </w:rPr>
+        <w:t>Waterspout</w:t>
+      </w:r>
+      <w:proofErr w:type="spellEnd"/>
+      <w:r>
+        <w:rPr>
+          <w:rStyle w:val="Strong"/>
+          <w:rFonts w:ascii="Roboto" w:hAnsi="Roboto"/>
+          <w:sz w:val="22"/>
+          <w:szCs w:val="22"/>
+          <w:lang w:val="fr-FR"/>
+        </w:rPr>
+        <w:t xml:space="preserve"> </w:t>
+      </w:r>
+      <w:r>
+        <w:rPr>
+          <w:rFonts w:ascii="Roboto" w:hAnsi="Roboto"/>
+          <w:sz w:val="22"/>
+          <w:szCs w:val="22"/>
+          <w:lang w:val="fr-FR"/>
+        </w:rPr>
+        <w:t>: trombe</w:t>
+      </w:r>
+      <w:r>
+        <w:rPr>
+          <w:rFonts w:ascii="Roboto" w:hAnsi="Roboto"/>
+          <w:sz w:val="22"/>
+          <w:szCs w:val="22"/>
+          <w:lang w:val="fr-FR"/>
+        </w:rPr>
+        <w:br/>
+      </w:r>
+      <w:r>
+        <w:rPr>
+          <w:rStyle w:val="Strong"/>
+          <w:rFonts w:ascii="Roboto" w:hAnsi="Roboto"/>
+          <w:sz w:val="22"/>
+          <w:szCs w:val="22"/>
+          <w:lang w:val="fr-FR"/>
+        </w:rPr>
+        <w:t>Wave (Height, Length, Period)</w:t>
+      </w:r>
+      <w:r>
+        <w:rPr>
+          <w:rFonts w:ascii="Roboto" w:hAnsi="Roboto"/>
+          <w:sz w:val="22"/>
+          <w:szCs w:val="22"/>
+          <w:lang w:val="fr-FR"/>
+        </w:rPr>
+        <w:t>: vague (hauteur, espacement, temps entre 2 vagues)</w:t>
+      </w:r>
+      <w:r>
+        <w:rPr>
+          <w:rFonts w:ascii="Roboto" w:hAnsi="Roboto"/>
+          <w:sz w:val="22"/>
+          <w:szCs w:val="22"/>
+          <w:lang w:val="fr-FR"/>
+        </w:rPr>
+        <w:br/>
+      </w:r>
+      <w:r>
+        <w:rPr>
+          <w:rStyle w:val="Strong"/>
+          <w:rFonts w:ascii="Roboto" w:hAnsi="Roboto"/>
+          <w:sz w:val="22"/>
+          <w:szCs w:val="22"/>
+          <w:lang w:val="fr-FR"/>
+        </w:rPr>
+        <w:t xml:space="preserve">Weather </w:t>
+      </w:r>
+      <w:r>
+        <w:rPr>
+          <w:rFonts w:ascii="Roboto" w:hAnsi="Roboto"/>
+          <w:sz w:val="22"/>
+          <w:szCs w:val="22"/>
+          <w:lang w:val="fr-FR"/>
+        </w:rPr>
+        <w:t xml:space="preserve">: temps, météo, ex. </w:t>
+      </w:r>
+      <w:proofErr w:type="spellStart"/>
+      <w:r>
+        <w:rPr>
+          <w:rFonts w:ascii="Roboto" w:hAnsi="Roboto"/>
+          <w:sz w:val="22"/>
+          <w:szCs w:val="22"/>
+          <w:lang w:val="fr-FR"/>
+        </w:rPr>
+        <w:t>weather</w:t>
+      </w:r>
+      <w:proofErr w:type="spellEnd"/>
+      <w:r>
+        <w:rPr>
+          <w:rFonts w:ascii="Roboto" w:hAnsi="Roboto"/>
+          <w:sz w:val="22"/>
+          <w:szCs w:val="22"/>
+          <w:lang w:val="fr-FR"/>
+        </w:rPr>
+        <w:t xml:space="preserve"> </w:t>
+      </w:r>
+      <w:proofErr w:type="spellStart"/>
+      <w:r>
+        <w:rPr>
+          <w:rFonts w:ascii="Roboto" w:hAnsi="Roboto"/>
+          <w:sz w:val="22"/>
+          <w:szCs w:val="22"/>
+          <w:lang w:val="fr-FR"/>
+        </w:rPr>
+        <w:t>forecast</w:t>
+      </w:r>
+      <w:proofErr w:type="spellEnd"/>
+      <w:r>
+        <w:rPr>
+          <w:rFonts w:ascii="Roboto" w:hAnsi="Roboto"/>
+          <w:sz w:val="22"/>
+          <w:szCs w:val="22"/>
+          <w:lang w:val="fr-FR"/>
+        </w:rPr>
+        <w:t xml:space="preserve"> ou report</w:t>
+      </w:r>
+      <w:r>
+        <w:rPr>
+          <w:rFonts w:ascii="Roboto" w:hAnsi="Roboto"/>
+          <w:sz w:val="22"/>
+          <w:szCs w:val="22"/>
+          <w:lang w:val="fr-FR"/>
+        </w:rPr>
+        <w:br/>
+      </w:r>
+      <w:proofErr w:type="spellStart"/>
+      <w:r>
+        <w:rPr>
+          <w:rStyle w:val="Strong"/>
+          <w:rFonts w:ascii="Roboto" w:hAnsi="Roboto"/>
+          <w:sz w:val="22"/>
+          <w:szCs w:val="22"/>
+          <w:lang w:val="fr-FR"/>
+        </w:rPr>
+        <w:t>Weakening</w:t>
+      </w:r>
+      <w:proofErr w:type="spellEnd"/>
+      <w:r>
+        <w:rPr>
+          <w:rStyle w:val="Strong"/>
+          <w:rFonts w:ascii="Roboto" w:hAnsi="Roboto"/>
+          <w:sz w:val="22"/>
+          <w:szCs w:val="22"/>
+          <w:lang w:val="fr-FR"/>
+        </w:rPr>
+        <w:t xml:space="preserve"> (WKN)</w:t>
+      </w:r>
+      <w:r>
+        <w:rPr>
+          <w:rFonts w:ascii="Roboto" w:hAnsi="Roboto"/>
+          <w:sz w:val="22"/>
+          <w:szCs w:val="22"/>
+          <w:lang w:val="fr-FR"/>
+        </w:rPr>
+        <w:t xml:space="preserve"> : faiblissant</w:t>
+      </w:r>
+      <w:r>
+        <w:rPr>
+          <w:rFonts w:ascii="Roboto" w:hAnsi="Roboto"/>
+          <w:sz w:val="22"/>
+          <w:szCs w:val="22"/>
+          <w:lang w:val="fr-FR"/>
+        </w:rPr>
+        <w:br/>
+      </w:r>
+      <w:r>
+        <w:rPr>
+          <w:rStyle w:val="Strong"/>
+          <w:rFonts w:ascii="Roboto" w:hAnsi="Roboto"/>
+          <w:sz w:val="22"/>
+          <w:szCs w:val="22"/>
+          <w:lang w:val="fr-FR"/>
+        </w:rPr>
+        <w:t xml:space="preserve">Whirl </w:t>
+      </w:r>
+      <w:r>
+        <w:rPr>
+          <w:rFonts w:ascii="Roboto" w:hAnsi="Roboto"/>
+          <w:sz w:val="22"/>
+          <w:szCs w:val="22"/>
+          <w:lang w:val="fr-FR"/>
+        </w:rPr>
+        <w:t>: tourbillon</w:t>
+      </w:r>
+      <w:r>
+        <w:rPr>
+          <w:rFonts w:ascii="Roboto" w:hAnsi="Roboto"/>
+          <w:sz w:val="22"/>
+          <w:szCs w:val="22"/>
+          <w:lang w:val="fr-FR"/>
+        </w:rPr>
+        <w:br/>
+      </w:r>
+      <w:r>
+        <w:rPr>
+          <w:rStyle w:val="Strong"/>
+          <w:rFonts w:ascii="Roboto" w:hAnsi="Roboto"/>
+          <w:sz w:val="22"/>
+          <w:szCs w:val="22"/>
+          <w:lang w:val="fr-FR"/>
+        </w:rPr>
+        <w:t xml:space="preserve">Wind </w:t>
+      </w:r>
+      <w:r>
+        <w:rPr>
+          <w:rFonts w:ascii="Roboto" w:hAnsi="Roboto"/>
+          <w:sz w:val="22"/>
+          <w:szCs w:val="22"/>
+          <w:lang w:val="fr-FR"/>
+        </w:rPr>
+        <w:t>: vent</w:t>
+      </w:r>
+      <w:r>
+        <w:rPr>
+          <w:rFonts w:ascii="Roboto" w:hAnsi="Roboto"/>
+          <w:sz w:val="22"/>
+          <w:szCs w:val="22"/>
+          <w:lang w:val="fr-FR"/>
+        </w:rPr>
+        <w:br/>
+      </w:r>
+      <w:r>
+        <w:rPr>
+          <w:rStyle w:val="Strong"/>
+          <w:rFonts w:ascii="Roboto" w:hAnsi="Roboto"/>
+          <w:sz w:val="22"/>
+          <w:szCs w:val="22"/>
+          <w:lang w:val="fr-FR"/>
+        </w:rPr>
+        <w:t xml:space="preserve">Wind scale </w:t>
+      </w:r>
+      <w:r>
+        <w:rPr>
+          <w:rFonts w:ascii="Roboto" w:hAnsi="Roboto"/>
+          <w:sz w:val="22"/>
+          <w:szCs w:val="22"/>
+          <w:lang w:val="fr-FR"/>
+        </w:rPr>
+        <w:t xml:space="preserve">: echelle de vent, ex. </w:t>
+      </w:r>
+      <w:hyperlink r:id="rId24" w:history="1">
+        <w:proofErr w:type="spellStart"/>
+        <w:r>
+          <w:rPr>
+            <w:rStyle w:val="Hyperlink"/>
+            <w:rFonts w:ascii="Roboto" w:hAnsi="Roboto"/>
+            <w:sz w:val="22"/>
+            <w:szCs w:val="22"/>
+            <w:lang w:val="fr-FR"/>
+          </w:rPr>
+          <w:t>echelle</w:t>
+        </w:r>
+        <w:proofErr w:type="spellEnd"/>
+        <w:r>
+          <w:rPr>
+            <w:rStyle w:val="Hyperlink"/>
+            <w:rFonts w:ascii="Roboto" w:hAnsi="Roboto"/>
+            <w:sz w:val="22"/>
+            <w:szCs w:val="22"/>
+            <w:lang w:val="fr-FR"/>
+          </w:rPr>
+          <w:t xml:space="preserve"> de beaufort</w:t>
+        </w:r>
+      </w:hyperlink>
+      <w:r>
+        <w:rPr>
+          <w:rFonts w:ascii="Roboto" w:hAnsi="Roboto"/>
+          <w:sz w:val="22"/>
+          <w:szCs w:val="22"/>
+          <w:lang w:val="fr-FR"/>
+        </w:rPr>
+        <w:br/>
+      </w:r>
+      <w:r>
+        <w:rPr>
+          <w:rStyle w:val="Strong"/>
+          <w:rFonts w:ascii="Roboto" w:hAnsi="Roboto"/>
+          <w:sz w:val="22"/>
+          <w:szCs w:val="22"/>
+          <w:lang w:val="fr-FR"/>
+        </w:rPr>
+        <w:t xml:space="preserve">Wind shear </w:t>
+      </w:r>
+      <w:r>
+        <w:rPr>
+          <w:rFonts w:ascii="Roboto" w:hAnsi="Roboto"/>
+          <w:sz w:val="22"/>
+          <w:szCs w:val="22"/>
+          <w:lang w:val="fr-FR"/>
+        </w:rPr>
+        <w:t>: inversion, cisaillement du vent</w:t>
+      </w:r>
+      <w:r>
+        <w:rPr>
+          <w:rFonts w:ascii="Roboto" w:hAnsi="Roboto"/>
+          <w:sz w:val="22"/>
+          <w:szCs w:val="22"/>
+          <w:lang w:val="fr-FR"/>
+        </w:rPr>
+        <w:br/>
+      </w:r>
+      <w:r>
+        <w:rPr>
+          <w:rStyle w:val="Strong"/>
+          <w:rFonts w:ascii="Roboto" w:hAnsi="Roboto"/>
+          <w:sz w:val="22"/>
+          <w:szCs w:val="22"/>
+          <w:lang w:val="fr-FR"/>
+        </w:rPr>
+        <w:t xml:space="preserve">Windvane </w:t>
+      </w:r>
+      <w:r>
+        <w:rPr>
+          <w:rFonts w:ascii="Roboto" w:hAnsi="Roboto"/>
+          <w:sz w:val="22"/>
+          <w:szCs w:val="22"/>
+          <w:lang w:val="fr-FR"/>
+        </w:rPr>
+        <w:t>: girouette</w:t>
+      </w:r>
+      <w:r>
+        <w:rPr>
+          <w:rFonts w:ascii="Roboto" w:hAnsi="Roboto"/>
+          <w:sz w:val="22"/>
+          <w:szCs w:val="22"/>
+          <w:lang w:val="fr-FR"/>
+        </w:rPr>
+        <w:br/>
+      </w:r>
+      <w:r>
+        <w:rPr>
+          <w:rStyle w:val="Strong"/>
+          <w:rFonts w:ascii="Roboto" w:hAnsi="Roboto"/>
+          <w:sz w:val="22"/>
+          <w:szCs w:val="22"/>
+          <w:lang w:val="fr-FR"/>
+        </w:rPr>
+        <w:t xml:space="preserve">Wind waves </w:t>
+      </w:r>
+      <w:r>
+        <w:rPr>
+          <w:rFonts w:ascii="Roboto" w:hAnsi="Roboto"/>
+          <w:sz w:val="22"/>
+          <w:szCs w:val="22"/>
+          <w:lang w:val="fr-FR"/>
+        </w:rPr>
+        <w:t>: mer du vent</w:t>
+      </w:r>
+    </w:p>
+    <w:p>
+      <w:pPr>
+        <w:rPr>
+          <w:rFonts w:ascii="Roboto" w:hAnsi="Roboto"/>
+          <w:lang w:val="fr-FR"/>
+        </w:rPr>
+        <w:sectPr>
+          <w:type w:val="continuous"/>
+          <w:pgSz w:w="11906" w:h="16838" w:code="9"/>
+          <w:pgMar w:top="360" w:right="360" w:bottom="270" w:left="450" w:header="720" w:footer="720" w:gutter="0"/>
+          <w:cols w:num="2" w:sep="1" w:space="720"/>
+          <w:docGrid w:linePitch="360"/>
+        </w:sectPr>
+      </w:pPr>
+      <w:bookmarkStart w:id="22" w:name="X"/>
+      <w:bookmarkEnd w:id="22"/>
+    </w:p>
+    <w:p>
+      <w:pPr>
+        <w:jc w:val="center"/>
+        <w:rPr>
+          <w:rFonts w:ascii="Roboto" w:hAnsi="Roboto"/>
+          <w:lang w:val="fr-FR"/>
+        </w:rPr>
+      </w:pPr>
+      <w:r>
+        <w:rPr>
+          <w:rFonts w:ascii="Roboto" w:hAnsi="Roboto"/>
+          <w:lang w:val="fr-FR"/>
+        </w:rPr>
+        <w:lastRenderedPageBreak/>
+        <w:drawing>
+          <wp:inline distT="0" distB="0" distL="0" distR="0" wp14:anchorId="5354EE2C" wp14:editId="5AAEF02B">
+            <wp:extent cx="6012578" cy="8362950"/>
+            <wp:effectExtent l="0" t="0" r="7620" b="0"/>
+            <wp:docPr id="22" name="Picture 22"/>
+            <wp:cNvGraphicFramePr>
+              <a:graphicFrameLocks xmlns:a="http://schemas.openxmlformats.org/drawingml/2006/main" noChangeAspect="1"/>
+            </wp:cNvGraphicFramePr>
+            <a:graphic xmlns:a="http://schemas.openxmlformats.org/drawingml/2006/main">
+              <a:graphicData uri="http://schemas.openxmlformats.org/drawingml/2006/picture">
+                <pic:pic xmlns:pic="http://schemas.openxmlformats.org/drawingml/2006/picture">
+                  <pic:nvPicPr>
+                    <pic:cNvPr id="1" name=""/>
+                    <pic:cNvPicPr/>
+                  </pic:nvPicPr>
+                  <pic:blipFill>
+                    <a:blip r:embed="rId25"/>
+                    <a:stretch>
+                      <a:fillRect/>
+                    </a:stretch>
+                  </pic:blipFill>
+                  <pic:spPr>
+                    <a:xfrm>
+                      <a:off x="0" y="0"/>
+                      <a:ext cx="6018465" cy="8371139"/>
+                    </a:xfrm>
+                    <a:prstGeom prst="rect">
+                      <a:avLst/>
+                    </a:prstGeom>
+                  </pic:spPr>
+                </pic:pic>
+              </a:graphicData>
+            </a:graphic>
+          </wp:inline>
+        </w:drawing>
+      </w:r>
+    </w:p>
+    <w:p>
+      <w:pPr>
+        <w:jc w:val="center"/>
+        <w:rPr>
+          <w:rFonts w:ascii="Roboto" w:hAnsi="Roboto"/>
+          <w:lang w:val="fr-FR"/>
+        </w:rPr>
+      </w:pPr>
+      <w:r>
+        <w:rPr>
+          <w:rFonts w:ascii="Roboto" w:hAnsi="Roboto"/>
+          <w:lang w:val="fr-FR"/>
+        </w:rPr>
+        <w:drawing>
+          <wp:inline distT="0" distB="0" distL="0" distR="0" wp14:anchorId="3AA949AD" wp14:editId="0B7C55BB">
+            <wp:extent cx="4143375" cy="1618936"/>
+            <wp:effectExtent l="0" t="0" r="0" b="635"/>
+            <wp:docPr id="23" name="Picture 23"/>
+            <wp:cNvGraphicFramePr>
+              <a:graphicFrameLocks xmlns:a="http://schemas.openxmlformats.org/drawingml/2006/main" noChangeAspect="1"/>
+            </wp:cNvGraphicFramePr>
+            <a:graphic xmlns:a="http://schemas.openxmlformats.org/drawingml/2006/main">
+              <a:graphicData uri="http://schemas.openxmlformats.org/drawingml/2006/picture">
+                <pic:pic xmlns:pic="http://schemas.openxmlformats.org/drawingml/2006/picture">
+                  <pic:nvPicPr>
+                    <pic:cNvPr id="1" name=""/>
+                    <pic:cNvPicPr/>
+                  </pic:nvPicPr>
+                  <pic:blipFill>
+                    <a:blip r:embed="rId26"/>
+                    <a:stretch>
+                      <a:fillRect/>
+                    </a:stretch>
+                  </pic:blipFill>
+                  <pic:spPr>
+                    <a:xfrm>
+                      <a:off x="0" y="0"/>
+                      <a:ext cx="4369579" cy="1707321"/>
+                    </a:xfrm>
+                    <a:prstGeom prst="rect">
+                      <a:avLst/>
+                    </a:prstGeom>
+                  </pic:spPr>
+                </pic:pic>
+              </a:graphicData>
+            </a:graphic>
+          </wp:inline>
+        </w:drawing>
+      </w:r>
+    </w:p>
+    <w:p>
+      <w:pPr>
+        <w:rPr>
+          <w:rFonts w:ascii="Roboto" w:hAnsi="Roboto"/>
+          <w:lang w:val="fr-FR"/>
+        </w:rPr>
+      </w:pPr>
+      <w:r>
+        <w:rPr>
+          <w:rFonts w:ascii="Roboto" w:hAnsi="Roboto"/>
+          <w:lang w:val="fr-FR"/>
+        </w:rPr>
+        <w:lastRenderedPageBreak/>
+        <w:drawing>
+          <wp:inline distT="0" distB="0" distL="0" distR="0" wp14:anchorId="2B658E67" wp14:editId="07BBD46E">
+            <wp:extent cx="1952625" cy="2138096"/>
+            <wp:effectExtent l="0" t="0" r="0" b="0"/>
+            <wp:docPr id="19" name="Picture 19"/>
+            <wp:cNvGraphicFramePr>
+              <a:graphicFrameLocks xmlns:a="http://schemas.openxmlformats.org/drawingml/2006/main" noChangeAspect="1"/>
+            </wp:cNvGraphicFramePr>
+            <a:graphic xmlns:a="http://schemas.openxmlformats.org/drawingml/2006/main">
+              <a:graphicData uri="http://schemas.openxmlformats.org/drawingml/2006/picture">
+                <pic:pic xmlns:pic="http://schemas.openxmlformats.org/drawingml/2006/picture">
+                  <pic:nvPicPr>
+                    <pic:cNvPr id="1" name=""/>
+                    <pic:cNvPicPr/>
+                  </pic:nvPicPr>
+                  <pic:blipFill>
+                    <a:blip r:embed="rId27"/>
+                    <a:stretch>
+                      <a:fillRect/>
+                    </a:stretch>
+                  </pic:blipFill>
+                  <pic:spPr>
+                    <a:xfrm>
+                      <a:off x="0" y="0"/>
+                      <a:ext cx="2022906" cy="2215053"/>
+                    </a:xfrm>
+                    <a:prstGeom prst="rect">
+                      <a:avLst/>
+                    </a:prstGeom>
+                  </pic:spPr>
+                </pic:pic>
+              </a:graphicData>
+            </a:graphic>
+          </wp:inline>
+        </w:drawing>
+      </w:r>
+      <w:r>
+        <w:rPr>
+          <w:rFonts w:ascii="Roboto" w:hAnsi="Roboto"/>
+          <w:lang w:val="fr-FR"/>
+        </w:rPr>
+        <w:drawing>
+          <wp:inline distT="0" distB="0" distL="0" distR="0" wp14:anchorId="5EC7C205" wp14:editId="6994BC55">
+            <wp:extent cx="2228850" cy="2166506"/>
+            <wp:effectExtent l="0" t="0" r="0" b="5715"/>
+            <wp:docPr id="20" name="Picture 20"/>
+            <wp:cNvGraphicFramePr>
+              <a:graphicFrameLocks xmlns:a="http://schemas.openxmlformats.org/drawingml/2006/main" noChangeAspect="1"/>
+            </wp:cNvGraphicFramePr>
+            <a:graphic xmlns:a="http://schemas.openxmlformats.org/drawingml/2006/main">
+              <a:graphicData uri="http://schemas.openxmlformats.org/drawingml/2006/picture">
+                <pic:pic xmlns:pic="http://schemas.openxmlformats.org/drawingml/2006/picture">
+                  <pic:nvPicPr>
+                    <pic:cNvPr id="1" name=""/>
+                    <pic:cNvPicPr/>
+                  </pic:nvPicPr>
+                  <pic:blipFill>
+                    <a:blip r:embed="rId28"/>
+                    <a:stretch>
+                      <a:fillRect/>
+                    </a:stretch>
+                  </pic:blipFill>
+                  <pic:spPr>
+                    <a:xfrm>
+                      <a:off x="0" y="0"/>
+                      <a:ext cx="2303112" cy="2238690"/>
+                    </a:xfrm>
+                    <a:prstGeom prst="rect">
+                      <a:avLst/>
+                    </a:prstGeom>
+                  </pic:spPr>
+                </pic:pic>
+              </a:graphicData>
+            </a:graphic>
+          </wp:inline>
+        </w:drawing>
+      </w:r>
+    </w:p>
+    <w:p>
+      <w:pPr>
+        <w:rPr>
+          <w:rFonts w:ascii="Roboto" w:hAnsi="Roboto"/>
+          <w:lang w:val="fr-FR"/>
+        </w:rPr>
+      </w:pPr>
+      <w:r>
+        <w:rPr>
+          <w:rFonts w:ascii="Roboto" w:hAnsi="Roboto"/>
+          <w:lang w:val="fr-FR"/>
+        </w:rPr>
+        <w:drawing>
+          <wp:inline distT="0" distB="0" distL="0" distR="0" wp14:anchorId="3CDB5D58" wp14:editId="30FC8BF1">
+            <wp:extent cx="5191125" cy="4133372"/>
+            <wp:effectExtent l="0" t="0" r="0" b="635"/>
+            <wp:docPr id="24" name="Picture 24"/>
+            <wp:cNvGraphicFramePr>
+              <a:graphicFrameLocks xmlns:a="http://schemas.openxmlformats.org/drawingml/2006/main" noChangeAspect="1"/>
+            </wp:cNvGraphicFramePr>
+            <a:graphic xmlns:a="http://schemas.openxmlformats.org/drawingml/2006/main">
+              <a:graphicData uri="http://schemas.openxmlformats.org/drawingml/2006/picture">
+                <pic:pic xmlns:pic="http://schemas.openxmlformats.org/drawingml/2006/picture">
+                  <pic:nvPicPr>
+                    <pic:cNvPr id="1" name=""/>
+                    <pic:cNvPicPr/>
+                  </pic:nvPicPr>
+                  <pic:blipFill>
+                    <a:blip r:embed="rId29"/>
+                    <a:stretch>
+                      <a:fillRect/>
+                    </a:stretch>
+                  </pic:blipFill>
+                  <pic:spPr>
+                    <a:xfrm>
+                      <a:off x="0" y="0"/>
+                      <a:ext cx="5199941" cy="4140391"/>
+                    </a:xfrm>
+                    <a:prstGeom prst="rect">
+                      <a:avLst/>
+                    </a:prstGeom>
+                  </pic:spPr>
+                </pic:pic>
+              </a:graphicData>
+            </a:graphic>
+          </wp:inline>
+        </w:drawing>
+      </w:r>
+    </w:p>
+    <w:p>
+      <w:pPr>
+        <w:rPr>
+          <w:rFonts w:ascii="Roboto" w:hAnsi="Roboto"/>
+          <w:lang w:val="fr-FR"/>
+        </w:rPr>
+      </w:pPr>
+    </w:p>
+    <w:p>
+      <w:pPr>
+        <w:rPr>
+          <w:rFonts w:ascii="Roboto" w:hAnsi="Roboto"/>
+          <w:lang w:val="fr-FR"/>
+        </w:rPr>
+      </w:pPr>
+      <w:r>
+        <w:rPr>
+          <w:rFonts w:ascii="Roboto" w:hAnsi="Roboto"/>
+          <w:lang w:val="fr-FR"/>
+        </w:rPr>
+        <w:t xml:space="preserve">Mettre memo </w:t>
+      </w:r>
+      <w:proofErr w:type="spellStart"/>
+      <w:r>
+        <w:rPr>
+          <w:rFonts w:ascii="Roboto" w:hAnsi="Roboto"/>
+          <w:lang w:val="fr-FR"/>
+        </w:rPr>
+        <w:t>meteo</w:t>
+      </w:r>
+      <w:proofErr w:type="spellEnd"/>
+      <w:r>
+        <w:rPr>
+          <w:rFonts w:ascii="Roboto" w:hAnsi="Roboto"/>
+          <w:lang w:val="fr-FR"/>
+        </w:rPr>
+        <w:t xml:space="preserve"> </w:t>
+      </w:r>
+    </w:p>
+    <w:p>
+      <w:pPr>
+        <w:rPr>
+          <w:rFonts w:ascii="Roboto" w:hAnsi="Roboto"/>
+          <w:lang w:val="fr-FR"/>
+        </w:rPr>
+      </w:pPr>
+      <w:r>
+        <w:rPr>
+          <w:rFonts w:ascii="Roboto" w:hAnsi="Roboto"/>
+          <w:lang w:val="fr-FR"/>
+        </w:rPr>
+        <w:tab/>
+        <w:t>Passage d’un front – effet vent/ pluie</w:t>
+      </w:r>
+    </w:p>
+    <w:p>
+      <w:pPr>
+        <w:ind w:firstLine="720"/>
+        <w:rPr>
+          <w:rFonts w:ascii="Roboto" w:hAnsi="Roboto"/>
+          <w:lang w:val="fr-FR"/>
+        </w:rPr>
+      </w:pPr>
+      <w:r>
+        <w:rPr>
+          <w:rFonts w:ascii="Roboto" w:hAnsi="Roboto"/>
+          <w:lang w:val="fr-FR"/>
+        </w:rPr>
+        <w:t>Eviter un orage</w:t>
+      </w:r>
+    </w:p>
+    <w:p>
+      <w:pPr>
+        <w:rPr>
+          <w:rFonts w:ascii="Roboto" w:hAnsi="Roboto"/>
+          <w:lang w:val="fr-FR"/>
+        </w:rPr>
+      </w:pPr>
+    </w:p>
+    <w:p>
+      <w:pPr>
+        <w:rPr>
+          <w:rFonts w:ascii="Roboto" w:hAnsi="Roboto"/>
+          <w:lang w:val="fr-FR"/>
+        </w:rPr>
+      </w:pPr>
+      <w:r>
+        <w:rPr>
+          <w:rFonts w:ascii="Roboto" w:hAnsi="Roboto"/>
+          <w:lang w:val="fr-FR"/>
+        </w:rPr>
+        <w:br w:type="page"/>
+      </w:r>
+    </w:p>
+    <w:p>
+      <w:pPr>
         <w:rPr>
           <w:rFonts w:ascii="Roboto" w:hAnsi="Roboto"/>
           <w:lang w:val="fr-FR"/>
@@ -11137,6 +17046,14 @@
         <w:lastRenderedPageBreak/>
         <w:br w:type="page"/>
       </w:r>
+    </w:p>
+    <w:p>
+      <w:pPr>
+        <w:rPr>
+          <w:rFonts w:ascii="Roboto" w:hAnsi="Roboto"/>
+          <w:lang w:val="fr-FR"/>
+        </w:rPr>
+      </w:pPr>
     </w:p>
     <w:p>
       <w:pPr>
@@ -11404,6 +17321,7 @@
       <w:r>
         <w:rPr>
           <w:rFonts w:ascii="Roboto" w:hAnsi="Roboto" w:cs="Times New Roman"/>
+          <w:noProof/>
           <w:color w:val="2E74B5" w:themeColor="accent5" w:themeShade="BF"/>
           <w:lang w:val="fr-FR"/>
         </w:rPr>
@@ -11432,7 +17350,7 @@
                     <pic:cNvPicPr/>
                   </pic:nvPicPr>
                   <pic:blipFill>
-                    <a:blip r:embed="rId24">
+                    <a:blip r:embed="rId30">
                       <a:extLst>
                         <a:ext uri="{28A0092B-C50C-407E-A947-70E740481C1C}">
                           <a14:useLocalDpi xmlns:a14="http://schemas.microsoft.com/office/drawing/2010/main" val="0"/>
@@ -11472,6 +17390,7 @@
       <w:r>
         <w:rPr>
           <w:rFonts w:ascii="Roboto" w:hAnsi="Roboto" w:cs="Times New Roman"/>
+          <w:noProof/>
           <w:color w:val="2E74B5" w:themeColor="accent5" w:themeShade="BF"/>
           <w:lang w:val="fr-FR"/>
         </w:rPr>
@@ -11499,7 +17418,7 @@
                     <pic:cNvPicPr/>
                   </pic:nvPicPr>
                   <pic:blipFill>
-                    <a:blip r:embed="rId25">
+                    <a:blip r:embed="rId31">
                       <a:extLst>
                         <a:ext uri="{28A0092B-C50C-407E-A947-70E740481C1C}">
                           <a14:useLocalDpi xmlns:a14="http://schemas.microsoft.com/office/drawing/2010/main" val="0"/>
@@ -11539,6 +17458,7 @@
       <w:r>
         <w:rPr>
           <w:rFonts w:ascii="Roboto" w:hAnsi="Roboto" w:cs="Times New Roman"/>
+          <w:noProof/>
           <w:color w:val="2E74B5" w:themeColor="accent5" w:themeShade="BF"/>
           <w:lang w:val="fr-FR"/>
         </w:rPr>
@@ -11558,7 +17478,7 @@
                     <pic:cNvPicPr/>
                   </pic:nvPicPr>
                   <pic:blipFill>
-                    <a:blip r:embed="rId26"/>
+                    <a:blip r:embed="rId32"/>
                     <a:stretch>
                       <a:fillRect/>
                     </a:stretch>
@@ -11876,7 +17796,7 @@
                     </pic:cNvPicPr>
                   </pic:nvPicPr>
                   <pic:blipFill>
-                    <a:blip r:embed="rId27">
+                    <a:blip r:embed="rId33">
                       <a:extLst>
                         <a:ext uri="{28A0092B-C50C-407E-A947-70E740481C1C}">
                           <a14:useLocalDpi xmlns:a14="http://schemas.microsoft.com/office/drawing/2010/main" val="0"/>
@@ -11929,7 +17849,7 @@
                     </pic:cNvPicPr>
                   </pic:nvPicPr>
                   <pic:blipFill>
-                    <a:blip r:embed="rId28" cstate="print">
+                    <a:blip r:embed="rId34" cstate="print">
                       <a:extLst>
                         <a:ext uri="{28A0092B-C50C-407E-A947-70E740481C1C}">
                           <a14:useLocalDpi xmlns:a14="http://schemas.microsoft.com/office/drawing/2010/main" val="0"/>
@@ -11990,6 +17910,7 @@
       <w:r>
         <w:rPr>
           <w:rFonts w:ascii="Roboto" w:hAnsi="Roboto" w:cs="Times New Roman"/>
+          <w:noProof/>
           <w:color w:val="2E74B5" w:themeColor="accent5" w:themeShade="BF"/>
           <w:lang w:val="fr-FR"/>
         </w:rPr>
@@ -12009,7 +17930,7 @@
                     <pic:cNvPicPr/>
                   </pic:nvPicPr>
                   <pic:blipFill>
-                    <a:blip r:embed="rId29"/>
+                    <a:blip r:embed="rId35"/>
                     <a:stretch>
                       <a:fillRect/>
                     </a:stretch>
@@ -12051,7 +17972,7 @@
                     </pic:cNvPicPr>
                   </pic:nvPicPr>
                   <pic:blipFill>
-                    <a:blip r:embed="rId30">
+                    <a:blip r:embed="rId36">
                       <a:extLst>
                         <a:ext uri="{28A0092B-C50C-407E-A947-70E740481C1C}">
                           <a14:useLocalDpi xmlns:a14="http://schemas.microsoft.com/office/drawing/2010/main" val="0"/>
@@ -13157,6 +19078,38 @@
       <w:shd w:val="clear" w:color="auto" w:fill="E1DFDD"/>
     </w:rPr>
   </w:style>
+  <w:style w:type="paragraph" w:styleId="NormalWeb">
+    <w:name w:val="Normal (Web)"/>
+    <w:basedOn w:val="Normal"/>
+    <w:uiPriority w:val="99"/>
+    <w:semiHidden/>
+    <w:unhideWhenUsed/>
+    <w:rsid w:val="006A2B8E"/>
+    <w:pPr>
+      <w:spacing w:before="100" w:beforeAutospacing="1" w:after="100" w:afterAutospacing="1" w:line="240" w:lineRule="auto"/>
+    </w:pPr>
+    <w:rPr>
+      <w:rFonts w:ascii="Times New Roman" w:eastAsia="Times New Roman" w:hAnsi="Times New Roman" w:cs="Times New Roman"/>
+      <w:sz w:val="24"/>
+      <w:szCs w:val="24"/>
+    </w:rPr>
+  </w:style>
+  <w:style w:type="character" w:customStyle="1" w:styleId="lettre">
+    <w:name w:val="lettre"/>
+    <w:basedOn w:val="DefaultParagraphFont"/>
+    <w:rsid w:val="006A2B8E"/>
+  </w:style>
+  <w:style w:type="character" w:styleId="Strong">
+    <w:name w:val="Strong"/>
+    <w:basedOn w:val="DefaultParagraphFont"/>
+    <w:uiPriority w:val="22"/>
+    <w:qFormat/>
+    <w:rsid w:val="006A2B8E"/>
+    <w:rPr>
+      <w:b/>
+      <w:bCs/>
+    </w:rPr>
+  </w:style>
 </w:styles>
 </file>
 
